--- a/2024-2025/Sicurezza/Esercitazioni/Esercitazione 2/REPORT CHALLENGE 2.docx
+++ b/2024-2025/Sicurezza/Esercitazioni/Esercitazione 2/REPORT CHALLENGE 2.docx
@@ -33,6 +33,7 @@
           <w:docPartUnique/>
         </w:docPartObj>
       </w:sdtPr>
+      <w:sdtEndPr/>
       <w:sdtContent>
         <w:p>
           <w:pPr>
@@ -478,10 +479,6 @@
         </w:p>
       </w:sdtContent>
     </w:sdt>
-    <w:p>
-      <w:bookmarkStart w:id="1" w:name="_GoBack"/>
-      <w:bookmarkEnd w:id="1"/>
-    </w:p>
     <w:p/>
     <w:p/>
     <w:p/>
@@ -500,155 +497,3925 @@
     <w:p/>
     <w:p/>
     <w:p/>
+    <w:p/>
     <w:p>
       <w:pPr>
         <w:pStyle w:val="Titolo2"/>
       </w:pPr>
-      <w:bookmarkStart w:id="2" w:name="_Toc181273282"/>
+      <w:bookmarkStart w:id="1" w:name="_Toc181273282"/>
       <w:r>
         <w:lastRenderedPageBreak/>
         <w:t>TASK 1</w:t>
       </w:r>
+      <w:bookmarkEnd w:id="1"/>
+    </w:p>
+    <w:p>
+      <w:r>
+        <w:t xml:space="preserve">Il bug è </w:t>
+      </w:r>
+      <w:r>
+        <w:t>stato</w:t>
+      </w:r>
+      <w:r>
+        <w:t xml:space="preserve"> trovato analizzando il </w:t>
+      </w:r>
+      <w:r>
+        <w:t xml:space="preserve">codice sorgente dato passo </w:t>
+      </w:r>
+      <w:proofErr w:type="spellStart"/>
+      <w:r>
+        <w:t>passo</w:t>
+      </w:r>
+      <w:proofErr w:type="spellEnd"/>
+      <w:r>
+        <w:t>, seguendo i  commenti e provando a eseguirlo manualmente. Il problema del codi</w:t>
+      </w:r>
+      <w:r>
+        <w:t>ce è</w:t>
+      </w:r>
+      <w:r>
+        <w:t xml:space="preserve"> quando </w:t>
+      </w:r>
+      <w:r>
+        <w:t xml:space="preserve"> viene inserito un carattere ‘c’ nel ‘buffer2’ attraverso il ciclo for. Il bug consiste nel fatto che la dimensione di buffer2 è pari a PWDLEN </w:t>
+      </w:r>
+      <w:r>
+        <w:t>=</w:t>
+      </w:r>
+      <w:r>
+        <w:t xml:space="preserve"> 16 senza però il carattere di terminazione ‘\0’. Facendo questo io posso copiare nel buffer2 uno o più caratteri rispetto alla sua dimensione massima. Inoltre la condizione del ciclo for è che appena trova </w:t>
+      </w:r>
+      <w:r>
+        <w:t>un</w:t>
+      </w:r>
+      <w:r>
+        <w:t xml:space="preserve"> EOF (quindi il carattere di terminazione ‘\0’) o un a capo (‘\n’) si interrompe. Concludendo possiamo </w:t>
+      </w:r>
+      <w:r>
+        <w:t>dire che io posso inserire quanti</w:t>
+      </w:r>
+      <w:r>
+        <w:t xml:space="preserve"> caratteri voglio in b</w:t>
+      </w:r>
+      <w:r>
+        <w:t>u</w:t>
+      </w:r>
+      <w:r>
+        <w:t xml:space="preserve">ffer2 anche superando la sua dimensione, facendo questo andrò a leggere i  dati presenti nello </w:t>
+      </w:r>
+      <w:proofErr w:type="spellStart"/>
+      <w:r>
+        <w:t>stack</w:t>
+      </w:r>
+      <w:proofErr w:type="spellEnd"/>
+      <w:r>
+        <w:t xml:space="preserve"> pari al numero di caratteri oltre la dimensione massima.</w:t>
+      </w:r>
+      <w:r>
+        <w:br w:type="textWrapping" w:clear="all"/>
+      </w:r>
+    </w:p>
+    <w:p>
+      <w:pPr>
+        <w:pStyle w:val="Titolo2"/>
+      </w:pPr>
+      <w:bookmarkStart w:id="2" w:name="_Toc181273283"/>
+      <w:r>
+        <w:t>TASK 2</w:t>
+      </w:r>
       <w:bookmarkEnd w:id="2"/>
     </w:p>
     <w:p>
       <w:r>
-        <w:t xml:space="preserve">Il bug è </w:t>
-      </w:r>
-      <w:r>
-        <w:t>stato</w:t>
-      </w:r>
-      <w:r>
-        <w:t xml:space="preserve"> trovato analizzando il </w:t>
-      </w:r>
-      <w:r>
-        <w:t xml:space="preserve">codice sorgente dato passo </w:t>
-      </w:r>
-      <w:proofErr w:type="spellStart"/>
-      <w:r>
-        <w:t>passo</w:t>
-      </w:r>
-      <w:proofErr w:type="spellEnd"/>
-      <w:r>
-        <w:t xml:space="preserve">, seguendo i  commenti e provando a eseguirlo manualmente. Il risultato è che il problema del codice è quando viene fatta la copia viene inserito un carattere ‘c’ nel ‘buffer2’ attraverso il ciclo for. Il bug consiste nel fatto che la dimensione di buffer2 è pari a PWDLEN che è di 16 senza però il carattere di terminazione ‘\0’. Facendo questo io posso copiare nel buffer2 uno o più caratteri rispetto alla sua dimensione massima. Inoltre la condizione del ciclo for è che appena trova in EOF (quindi il carattere di terminazione ‘\0’) o un a capo (‘\n’) si interrompe. Concludendo possiamo dire che io posso inserire quando caratteri voglio in biffer2 anche superando la sua dimensione, facendo questo andrò a leggere i  dati presenti nello </w:t>
+        <w:t xml:space="preserve">Per la soluzione di questa task ho utilizzato il sistema di ricompilare il codice dato con una copia dell’eseguibile, aggiungendo delle </w:t>
+      </w:r>
+      <w:proofErr w:type="spellStart"/>
+      <w:r>
+        <w:t>printf</w:t>
+      </w:r>
+      <w:proofErr w:type="spellEnd"/>
+      <w:r>
+        <w:t xml:space="preserve"> (stampe) degli indirizzi  di buffer1, buffer2 e la password salvata in un mio pwd.txt.</w:t>
+      </w:r>
+    </w:p>
+    <w:p>
+      <w:r>
+        <w:t>Facendo questo ho capito che se inserisco dati superiori a 16 caratteri il risultato è ‘</w:t>
+      </w:r>
+      <w:proofErr w:type="spellStart"/>
+      <w:r>
+        <w:t>invalid</w:t>
+      </w:r>
+      <w:proofErr w:type="spellEnd"/>
+      <w:r>
+        <w:t xml:space="preserve"> </w:t>
+      </w:r>
+      <w:proofErr w:type="spellStart"/>
+      <w:r>
+        <w:t>pointer</w:t>
+      </w:r>
+      <w:proofErr w:type="spellEnd"/>
+      <w:r>
+        <w:t xml:space="preserve">’ perché vado a sovrascrivere lo </w:t>
       </w:r>
       <w:proofErr w:type="spellStart"/>
       <w:r>
         <w:t>stack</w:t>
       </w:r>
-      <w:proofErr w:type="spellEnd"/>
-      <w:r>
-        <w:t xml:space="preserve"> pari al numero di caratteri oltre la dimensione massima.</w:t>
-      </w:r>
-      <w:r>
-        <w:br w:type="textWrapping" w:clear="all"/>
-      </w:r>
-    </w:p>
-    <w:p>
-      <w:pPr>
-        <w:pStyle w:val="Titolo2"/>
-      </w:pPr>
-      <w:bookmarkStart w:id="3" w:name="_Toc181273283"/>
-      <w:r>
-        <w:t>TASK 2</w:t>
-      </w:r>
+      <w:bookmarkStart w:id="3" w:name="_GoBack"/>
       <w:bookmarkEnd w:id="3"/>
-    </w:p>
-    <w:p>
-      <w:r>
-        <w:t xml:space="preserve">Per la soluzione di questa task ho utilizzato il sistema di ricompilare il codice dato con una copia dell’eseguibile, aggiungendo delle </w:t>
-      </w:r>
-      <w:proofErr w:type="spellStart"/>
-      <w:r>
+      <w:proofErr w:type="spellEnd"/>
+      <w:r>
+        <w:t>.</w:t>
+      </w:r>
+    </w:p>
+    <w:p>
+      <w:pPr>
+        <w:pStyle w:val="Titolo3"/>
+        <w:rPr>
+          <w:lang w:val="en-GB"/>
+        </w:rPr>
+      </w:pPr>
+      <w:bookmarkStart w:id="4" w:name="_Toc181273284"/>
+      <w:r>
+        <w:rPr>
+          <w:lang w:val="en-GB"/>
+        </w:rPr>
+        <w:t>CODICE DI DEBUG</w:t>
+      </w:r>
+      <w:bookmarkEnd w:id="4"/>
+    </w:p>
+    <w:p>
+      <w:pPr>
+        <w:shd w:val="clear" w:color="auto" w:fill="1E1E1E"/>
+        <w:spacing w:after="0" w:line="285" w:lineRule="atLeast"/>
+        <w:rPr>
+          <w:rFonts w:ascii="Consolas" w:eastAsia="Times New Roman" w:hAnsi="Consolas" w:cs="Times New Roman"/>
+          <w:color w:val="D4D4D4"/>
+          <w:sz w:val="21"/>
+          <w:szCs w:val="21"/>
+          <w:lang w:val="en-GB" w:eastAsia="it-IT"/>
+        </w:rPr>
+      </w:pPr>
+      <w:r>
+        <w:rPr>
+          <w:rFonts w:ascii="Consolas" w:eastAsia="Times New Roman" w:hAnsi="Consolas" w:cs="Times New Roman"/>
+          <w:color w:val="6A9955"/>
+          <w:sz w:val="21"/>
+          <w:szCs w:val="21"/>
+          <w:lang w:val="en-GB" w:eastAsia="it-IT"/>
+        </w:rPr>
+        <w:t>/*</w:t>
+      </w:r>
+    </w:p>
+    <w:p>
+      <w:pPr>
+        <w:shd w:val="clear" w:color="auto" w:fill="1E1E1E"/>
+        <w:spacing w:after="0" w:line="285" w:lineRule="atLeast"/>
+        <w:rPr>
+          <w:rFonts w:ascii="Consolas" w:eastAsia="Times New Roman" w:hAnsi="Consolas" w:cs="Times New Roman"/>
+          <w:color w:val="D4D4D4"/>
+          <w:sz w:val="21"/>
+          <w:szCs w:val="21"/>
+          <w:lang w:val="en-GB" w:eastAsia="it-IT"/>
+        </w:rPr>
+      </w:pPr>
+      <w:r>
+        <w:rPr>
+          <w:rFonts w:ascii="Consolas" w:eastAsia="Times New Roman" w:hAnsi="Consolas" w:cs="Times New Roman"/>
+          <w:color w:val="6A9955"/>
+          <w:sz w:val="21"/>
+          <w:szCs w:val="21"/>
+          <w:lang w:val="en-GB" w:eastAsia="it-IT"/>
+        </w:rPr>
+        <w:t> * Challenge: program exploitation</w:t>
+      </w:r>
+    </w:p>
+    <w:p>
+      <w:pPr>
+        <w:shd w:val="clear" w:color="auto" w:fill="1E1E1E"/>
+        <w:spacing w:after="0" w:line="285" w:lineRule="atLeast"/>
+        <w:rPr>
+          <w:rFonts w:ascii="Consolas" w:eastAsia="Times New Roman" w:hAnsi="Consolas" w:cs="Times New Roman"/>
+          <w:color w:val="D4D4D4"/>
+          <w:sz w:val="21"/>
+          <w:szCs w:val="21"/>
+          <w:lang w:eastAsia="it-IT"/>
+        </w:rPr>
+      </w:pPr>
+      <w:r>
+        <w:rPr>
+          <w:rFonts w:ascii="Consolas" w:eastAsia="Times New Roman" w:hAnsi="Consolas" w:cs="Times New Roman"/>
+          <w:color w:val="6A9955"/>
+          <w:sz w:val="21"/>
+          <w:szCs w:val="21"/>
+          <w:lang w:val="en-GB" w:eastAsia="it-IT"/>
+        </w:rPr>
+        <w:t> </w:t>
+      </w:r>
+      <w:r>
+        <w:rPr>
+          <w:rFonts w:ascii="Consolas" w:eastAsia="Times New Roman" w:hAnsi="Consolas" w:cs="Times New Roman"/>
+          <w:color w:val="6A9955"/>
+          <w:sz w:val="21"/>
+          <w:szCs w:val="21"/>
+          <w:lang w:eastAsia="it-IT"/>
+        </w:rPr>
+        <w:t>*</w:t>
+      </w:r>
+    </w:p>
+    <w:p>
+      <w:pPr>
+        <w:shd w:val="clear" w:color="auto" w:fill="1E1E1E"/>
+        <w:spacing w:after="0" w:line="285" w:lineRule="atLeast"/>
+        <w:rPr>
+          <w:rFonts w:ascii="Consolas" w:eastAsia="Times New Roman" w:hAnsi="Consolas" w:cs="Times New Roman"/>
+          <w:color w:val="D4D4D4"/>
+          <w:sz w:val="21"/>
+          <w:szCs w:val="21"/>
+          <w:lang w:eastAsia="it-IT"/>
+        </w:rPr>
+      </w:pPr>
+      <w:r>
+        <w:rPr>
+          <w:rFonts w:ascii="Consolas" w:eastAsia="Times New Roman" w:hAnsi="Consolas" w:cs="Times New Roman"/>
+          <w:color w:val="6A9955"/>
+          <w:sz w:val="21"/>
+          <w:szCs w:val="21"/>
+          <w:lang w:eastAsia="it-IT"/>
+        </w:rPr>
+        <w:t xml:space="preserve"> * Course "Sicurezza", </w:t>
+      </w:r>
+      <w:proofErr w:type="spellStart"/>
+      <w:r>
+        <w:rPr>
+          <w:rFonts w:ascii="Consolas" w:eastAsia="Times New Roman" w:hAnsi="Consolas" w:cs="Times New Roman"/>
+          <w:color w:val="6A9955"/>
+          <w:sz w:val="21"/>
+          <w:szCs w:val="21"/>
+          <w:lang w:eastAsia="it-IT"/>
+        </w:rPr>
+        <w:t>undergraduate</w:t>
+      </w:r>
+      <w:proofErr w:type="spellEnd"/>
+      <w:r>
+        <w:rPr>
+          <w:rFonts w:ascii="Consolas" w:eastAsia="Times New Roman" w:hAnsi="Consolas" w:cs="Times New Roman"/>
+          <w:color w:val="6A9955"/>
+          <w:sz w:val="21"/>
+          <w:szCs w:val="21"/>
+          <w:lang w:eastAsia="it-IT"/>
+        </w:rPr>
+        <w:t xml:space="preserve"> </w:t>
+      </w:r>
+      <w:proofErr w:type="spellStart"/>
+      <w:r>
+        <w:rPr>
+          <w:rFonts w:ascii="Consolas" w:eastAsia="Times New Roman" w:hAnsi="Consolas" w:cs="Times New Roman"/>
+          <w:color w:val="6A9955"/>
+          <w:sz w:val="21"/>
+          <w:szCs w:val="21"/>
+          <w:lang w:eastAsia="it-IT"/>
+        </w:rPr>
+        <w:t>degree</w:t>
+      </w:r>
+      <w:proofErr w:type="spellEnd"/>
+      <w:r>
+        <w:rPr>
+          <w:rFonts w:ascii="Consolas" w:eastAsia="Times New Roman" w:hAnsi="Consolas" w:cs="Times New Roman"/>
+          <w:color w:val="6A9955"/>
+          <w:sz w:val="21"/>
+          <w:szCs w:val="21"/>
+          <w:lang w:eastAsia="it-IT"/>
+        </w:rPr>
+        <w:t xml:space="preserve"> in Computer Science</w:t>
+      </w:r>
+    </w:p>
+    <w:p>
+      <w:pPr>
+        <w:shd w:val="clear" w:color="auto" w:fill="1E1E1E"/>
+        <w:spacing w:after="0" w:line="285" w:lineRule="atLeast"/>
+        <w:rPr>
+          <w:rFonts w:ascii="Consolas" w:eastAsia="Times New Roman" w:hAnsi="Consolas" w:cs="Times New Roman"/>
+          <w:color w:val="D4D4D4"/>
+          <w:sz w:val="21"/>
+          <w:szCs w:val="21"/>
+          <w:lang w:eastAsia="it-IT"/>
+        </w:rPr>
+      </w:pPr>
+      <w:r>
+        <w:rPr>
+          <w:rFonts w:ascii="Consolas" w:eastAsia="Times New Roman" w:hAnsi="Consolas" w:cs="Times New Roman"/>
+          <w:color w:val="6A9955"/>
+          <w:sz w:val="21"/>
+          <w:szCs w:val="21"/>
+          <w:lang w:eastAsia="it-IT"/>
+        </w:rPr>
+        <w:t> </w:t>
+      </w:r>
+      <w:r>
+        <w:rPr>
+          <w:rFonts w:ascii="Consolas" w:eastAsia="Times New Roman" w:hAnsi="Consolas" w:cs="Times New Roman"/>
+          <w:color w:val="6A9955"/>
+          <w:sz w:val="21"/>
+          <w:szCs w:val="21"/>
+          <w:lang w:eastAsia="it-IT"/>
+        </w:rPr>
+        <w:t xml:space="preserve">* Ca' </w:t>
+      </w:r>
+      <w:proofErr w:type="spellStart"/>
+      <w:r>
+        <w:rPr>
+          <w:rFonts w:ascii="Consolas" w:eastAsia="Times New Roman" w:hAnsi="Consolas" w:cs="Times New Roman"/>
+          <w:color w:val="6A9955"/>
+          <w:sz w:val="21"/>
+          <w:szCs w:val="21"/>
+          <w:lang w:eastAsia="it-IT"/>
+        </w:rPr>
+        <w:t>Foscari</w:t>
+      </w:r>
+      <w:proofErr w:type="spellEnd"/>
+      <w:r>
+        <w:rPr>
+          <w:rFonts w:ascii="Consolas" w:eastAsia="Times New Roman" w:hAnsi="Consolas" w:cs="Times New Roman"/>
+          <w:color w:val="6A9955"/>
+          <w:sz w:val="21"/>
+          <w:szCs w:val="21"/>
+          <w:lang w:eastAsia="it-IT"/>
+        </w:rPr>
+        <w:t xml:space="preserve"> </w:t>
+      </w:r>
+      <w:proofErr w:type="spellStart"/>
+      <w:r>
+        <w:rPr>
+          <w:rFonts w:ascii="Consolas" w:eastAsia="Times New Roman" w:hAnsi="Consolas" w:cs="Times New Roman"/>
+          <w:color w:val="6A9955"/>
+          <w:sz w:val="21"/>
+          <w:szCs w:val="21"/>
+          <w:lang w:eastAsia="it-IT"/>
+        </w:rPr>
+        <w:t>University</w:t>
+      </w:r>
+      <w:proofErr w:type="spellEnd"/>
+      <w:r>
+        <w:rPr>
+          <w:rFonts w:ascii="Consolas" w:eastAsia="Times New Roman" w:hAnsi="Consolas" w:cs="Times New Roman"/>
+          <w:color w:val="6A9955"/>
+          <w:sz w:val="21"/>
+          <w:szCs w:val="21"/>
+          <w:lang w:eastAsia="it-IT"/>
+        </w:rPr>
+        <w:t xml:space="preserve">, </w:t>
+      </w:r>
+      <w:proofErr w:type="spellStart"/>
+      <w:r>
+        <w:rPr>
+          <w:rFonts w:ascii="Consolas" w:eastAsia="Times New Roman" w:hAnsi="Consolas" w:cs="Times New Roman"/>
+          <w:color w:val="6A9955"/>
+          <w:sz w:val="21"/>
+          <w:szCs w:val="21"/>
+          <w:lang w:eastAsia="it-IT"/>
+        </w:rPr>
+        <w:t>Venice</w:t>
+      </w:r>
+      <w:proofErr w:type="spellEnd"/>
+    </w:p>
+    <w:p>
+      <w:pPr>
+        <w:shd w:val="clear" w:color="auto" w:fill="1E1E1E"/>
+        <w:spacing w:after="0" w:line="285" w:lineRule="atLeast"/>
+        <w:rPr>
+          <w:rFonts w:ascii="Consolas" w:eastAsia="Times New Roman" w:hAnsi="Consolas" w:cs="Times New Roman"/>
+          <w:color w:val="D4D4D4"/>
+          <w:sz w:val="21"/>
+          <w:szCs w:val="21"/>
+          <w:lang w:eastAsia="it-IT"/>
+        </w:rPr>
+      </w:pPr>
+      <w:r>
+        <w:rPr>
+          <w:rFonts w:ascii="Consolas" w:eastAsia="Times New Roman" w:hAnsi="Consolas" w:cs="Times New Roman"/>
+          <w:color w:val="6A9955"/>
+          <w:sz w:val="21"/>
+          <w:szCs w:val="21"/>
+          <w:lang w:eastAsia="it-IT"/>
+        </w:rPr>
+        <w:t> * https://secgroup.dais.unive.it/teaching/sicurezza/</w:t>
+      </w:r>
+    </w:p>
+    <w:p>
+      <w:pPr>
+        <w:shd w:val="clear" w:color="auto" w:fill="1E1E1E"/>
+        <w:spacing w:after="0" w:line="285" w:lineRule="atLeast"/>
+        <w:rPr>
+          <w:rFonts w:ascii="Consolas" w:eastAsia="Times New Roman" w:hAnsi="Consolas" w:cs="Times New Roman"/>
+          <w:color w:val="D4D4D4"/>
+          <w:sz w:val="21"/>
+          <w:szCs w:val="21"/>
+          <w:lang w:eastAsia="it-IT"/>
+        </w:rPr>
+      </w:pPr>
+      <w:r>
+        <w:rPr>
+          <w:rFonts w:ascii="Consolas" w:eastAsia="Times New Roman" w:hAnsi="Consolas" w:cs="Times New Roman"/>
+          <w:color w:val="6A9955"/>
+          <w:sz w:val="21"/>
+          <w:szCs w:val="21"/>
+          <w:lang w:eastAsia="it-IT"/>
+        </w:rPr>
+        <w:t> </w:t>
+      </w:r>
+      <w:r>
+        <w:rPr>
+          <w:rFonts w:ascii="Consolas" w:eastAsia="Times New Roman" w:hAnsi="Consolas" w:cs="Times New Roman"/>
+          <w:color w:val="6A9955"/>
+          <w:sz w:val="21"/>
+          <w:szCs w:val="21"/>
+          <w:lang w:eastAsia="it-IT"/>
+        </w:rPr>
+        <w:t>*</w:t>
+      </w:r>
+    </w:p>
+    <w:p>
+      <w:pPr>
+        <w:shd w:val="clear" w:color="auto" w:fill="1E1E1E"/>
+        <w:spacing w:after="0" w:line="285" w:lineRule="atLeast"/>
+        <w:rPr>
+          <w:rFonts w:ascii="Consolas" w:eastAsia="Times New Roman" w:hAnsi="Consolas" w:cs="Times New Roman"/>
+          <w:color w:val="D4D4D4"/>
+          <w:sz w:val="21"/>
+          <w:szCs w:val="21"/>
+          <w:lang w:eastAsia="it-IT"/>
+        </w:rPr>
+      </w:pPr>
+      <w:r>
+        <w:rPr>
+          <w:rFonts w:ascii="Consolas" w:eastAsia="Times New Roman" w:hAnsi="Consolas" w:cs="Times New Roman"/>
+          <w:color w:val="6A9955"/>
+          <w:sz w:val="21"/>
+          <w:szCs w:val="21"/>
+          <w:lang w:eastAsia="it-IT"/>
+        </w:rPr>
+        <w:t xml:space="preserve"> * Author: Riccardo </w:t>
+      </w:r>
+      <w:proofErr w:type="spellStart"/>
+      <w:r>
+        <w:rPr>
+          <w:rFonts w:ascii="Consolas" w:eastAsia="Times New Roman" w:hAnsi="Consolas" w:cs="Times New Roman"/>
+          <w:color w:val="6A9955"/>
+          <w:sz w:val="21"/>
+          <w:szCs w:val="21"/>
+          <w:lang w:eastAsia="it-IT"/>
+        </w:rPr>
+        <w:t>Focardi</w:t>
+      </w:r>
+      <w:proofErr w:type="spellEnd"/>
+    </w:p>
+    <w:p>
+      <w:pPr>
+        <w:shd w:val="clear" w:color="auto" w:fill="1E1E1E"/>
+        <w:spacing w:after="0" w:line="285" w:lineRule="atLeast"/>
+        <w:rPr>
+          <w:rFonts w:ascii="Consolas" w:eastAsia="Times New Roman" w:hAnsi="Consolas" w:cs="Times New Roman"/>
+          <w:color w:val="D4D4D4"/>
+          <w:sz w:val="21"/>
+          <w:szCs w:val="21"/>
+          <w:lang w:val="en-GB" w:eastAsia="it-IT"/>
+        </w:rPr>
+      </w:pPr>
+      <w:r>
+        <w:rPr>
+          <w:rFonts w:ascii="Consolas" w:eastAsia="Times New Roman" w:hAnsi="Consolas" w:cs="Times New Roman"/>
+          <w:color w:val="6A9955"/>
+          <w:sz w:val="21"/>
+          <w:szCs w:val="21"/>
+          <w:lang w:eastAsia="it-IT"/>
+        </w:rPr>
+        <w:t> </w:t>
+      </w:r>
+      <w:r>
+        <w:rPr>
+          <w:rFonts w:ascii="Consolas" w:eastAsia="Times New Roman" w:hAnsi="Consolas" w:cs="Times New Roman"/>
+          <w:color w:val="6A9955"/>
+          <w:sz w:val="21"/>
+          <w:szCs w:val="21"/>
+          <w:lang w:val="en-GB" w:eastAsia="it-IT"/>
+        </w:rPr>
+        <w:t>*</w:t>
+      </w:r>
+    </w:p>
+    <w:p>
+      <w:pPr>
+        <w:shd w:val="clear" w:color="auto" w:fill="1E1E1E"/>
+        <w:spacing w:after="0" w:line="285" w:lineRule="atLeast"/>
+        <w:rPr>
+          <w:rFonts w:ascii="Consolas" w:eastAsia="Times New Roman" w:hAnsi="Consolas" w:cs="Times New Roman"/>
+          <w:color w:val="D4D4D4"/>
+          <w:sz w:val="21"/>
+          <w:szCs w:val="21"/>
+          <w:lang w:val="en-GB" w:eastAsia="it-IT"/>
+        </w:rPr>
+      </w:pPr>
+      <w:r>
+        <w:rPr>
+          <w:rFonts w:ascii="Consolas" w:eastAsia="Times New Roman" w:hAnsi="Consolas" w:cs="Times New Roman"/>
+          <w:color w:val="6A9955"/>
+          <w:sz w:val="21"/>
+          <w:szCs w:val="21"/>
+          <w:lang w:val="en-GB" w:eastAsia="it-IT"/>
+        </w:rPr>
+        <w:t> * Task: discover the password</w:t>
+      </w:r>
+    </w:p>
+    <w:p>
+      <w:pPr>
+        <w:shd w:val="clear" w:color="auto" w:fill="1E1E1E"/>
+        <w:spacing w:after="0" w:line="285" w:lineRule="atLeast"/>
+        <w:rPr>
+          <w:rFonts w:ascii="Consolas" w:eastAsia="Times New Roman" w:hAnsi="Consolas" w:cs="Times New Roman"/>
+          <w:color w:val="D4D4D4"/>
+          <w:sz w:val="21"/>
+          <w:szCs w:val="21"/>
+          <w:lang w:val="en-GB" w:eastAsia="it-IT"/>
+        </w:rPr>
+      </w:pPr>
+      <w:r>
+        <w:rPr>
+          <w:rFonts w:ascii="Consolas" w:eastAsia="Times New Roman" w:hAnsi="Consolas" w:cs="Times New Roman"/>
+          <w:color w:val="6A9955"/>
+          <w:sz w:val="21"/>
+          <w:szCs w:val="21"/>
+          <w:lang w:val="en-GB" w:eastAsia="it-IT"/>
+        </w:rPr>
+        <w:t> *</w:t>
+      </w:r>
+    </w:p>
+    <w:p>
+      <w:pPr>
+        <w:shd w:val="clear" w:color="auto" w:fill="1E1E1E"/>
+        <w:spacing w:after="0" w:line="285" w:lineRule="atLeast"/>
+        <w:rPr>
+          <w:rFonts w:ascii="Consolas" w:eastAsia="Times New Roman" w:hAnsi="Consolas" w:cs="Times New Roman"/>
+          <w:color w:val="D4D4D4"/>
+          <w:sz w:val="21"/>
+          <w:szCs w:val="21"/>
+          <w:lang w:val="en-GB" w:eastAsia="it-IT"/>
+        </w:rPr>
+      </w:pPr>
+      <w:r>
+        <w:rPr>
+          <w:rFonts w:ascii="Consolas" w:eastAsia="Times New Roman" w:hAnsi="Consolas" w:cs="Times New Roman"/>
+          <w:color w:val="6A9955"/>
+          <w:sz w:val="21"/>
+          <w:szCs w:val="21"/>
+          <w:lang w:val="en-GB" w:eastAsia="it-IT"/>
+        </w:rPr>
+        <w:t> * compile with</w:t>
+      </w:r>
+    </w:p>
+    <w:p>
+      <w:pPr>
+        <w:shd w:val="clear" w:color="auto" w:fill="1E1E1E"/>
+        <w:spacing w:after="0" w:line="285" w:lineRule="atLeast"/>
+        <w:rPr>
+          <w:rFonts w:ascii="Consolas" w:eastAsia="Times New Roman" w:hAnsi="Consolas" w:cs="Times New Roman"/>
+          <w:color w:val="D4D4D4"/>
+          <w:sz w:val="21"/>
+          <w:szCs w:val="21"/>
+          <w:lang w:val="en-GB" w:eastAsia="it-IT"/>
+        </w:rPr>
+      </w:pPr>
+      <w:r>
+        <w:rPr>
+          <w:rFonts w:ascii="Consolas" w:eastAsia="Times New Roman" w:hAnsi="Consolas" w:cs="Times New Roman"/>
+          <w:color w:val="6A9955"/>
+          <w:sz w:val="21"/>
+          <w:szCs w:val="21"/>
+          <w:lang w:val="en-GB" w:eastAsia="it-IT"/>
+        </w:rPr>
+        <w:t xml:space="preserve"> * </w:t>
+      </w:r>
+      <w:proofErr w:type="spellStart"/>
+      <w:r>
+        <w:rPr>
+          <w:rFonts w:ascii="Consolas" w:eastAsia="Times New Roman" w:hAnsi="Consolas" w:cs="Times New Roman"/>
+          <w:color w:val="6A9955"/>
+          <w:sz w:val="21"/>
+          <w:szCs w:val="21"/>
+          <w:lang w:val="en-GB" w:eastAsia="it-IT"/>
+        </w:rPr>
+        <w:t>gcc</w:t>
+      </w:r>
+      <w:proofErr w:type="spellEnd"/>
+      <w:r>
+        <w:rPr>
+          <w:rFonts w:ascii="Consolas" w:eastAsia="Times New Roman" w:hAnsi="Consolas" w:cs="Times New Roman"/>
+          <w:color w:val="6A9955"/>
+          <w:sz w:val="21"/>
+          <w:szCs w:val="21"/>
+          <w:lang w:val="en-GB" w:eastAsia="it-IT"/>
+        </w:rPr>
+        <w:t xml:space="preserve"> </w:t>
+      </w:r>
+      <w:proofErr w:type="spellStart"/>
+      <w:r>
+        <w:rPr>
+          <w:rFonts w:ascii="Consolas" w:eastAsia="Times New Roman" w:hAnsi="Consolas" w:cs="Times New Roman"/>
+          <w:color w:val="6A9955"/>
+          <w:sz w:val="21"/>
+          <w:szCs w:val="21"/>
+          <w:lang w:val="en-GB" w:eastAsia="it-IT"/>
+        </w:rPr>
+        <w:t>pwdChallenge.c</w:t>
+      </w:r>
+      <w:proofErr w:type="spellEnd"/>
+      <w:r>
+        <w:rPr>
+          <w:rFonts w:ascii="Consolas" w:eastAsia="Times New Roman" w:hAnsi="Consolas" w:cs="Times New Roman"/>
+          <w:color w:val="6A9955"/>
+          <w:sz w:val="21"/>
+          <w:szCs w:val="21"/>
+          <w:lang w:val="en-GB" w:eastAsia="it-IT"/>
+        </w:rPr>
+        <w:t xml:space="preserve"> -o </w:t>
+      </w:r>
+      <w:proofErr w:type="spellStart"/>
+      <w:r>
+        <w:rPr>
+          <w:rFonts w:ascii="Consolas" w:eastAsia="Times New Roman" w:hAnsi="Consolas" w:cs="Times New Roman"/>
+          <w:color w:val="6A9955"/>
+          <w:sz w:val="21"/>
+          <w:szCs w:val="21"/>
+          <w:lang w:val="en-GB" w:eastAsia="it-IT"/>
+        </w:rPr>
+        <w:t>pwdChallenge</w:t>
+      </w:r>
+      <w:proofErr w:type="spellEnd"/>
+      <w:r>
+        <w:rPr>
+          <w:rFonts w:ascii="Consolas" w:eastAsia="Times New Roman" w:hAnsi="Consolas" w:cs="Times New Roman"/>
+          <w:color w:val="6A9955"/>
+          <w:sz w:val="21"/>
+          <w:szCs w:val="21"/>
+          <w:lang w:val="en-GB" w:eastAsia="it-IT"/>
+        </w:rPr>
+        <w:t xml:space="preserve"> </w:t>
+      </w:r>
+    </w:p>
+    <w:p>
+      <w:pPr>
+        <w:shd w:val="clear" w:color="auto" w:fill="1E1E1E"/>
+        <w:spacing w:after="0" w:line="285" w:lineRule="atLeast"/>
+        <w:rPr>
+          <w:rFonts w:ascii="Consolas" w:eastAsia="Times New Roman" w:hAnsi="Consolas" w:cs="Times New Roman"/>
+          <w:color w:val="D4D4D4"/>
+          <w:sz w:val="21"/>
+          <w:szCs w:val="21"/>
+          <w:lang w:val="en-GB" w:eastAsia="it-IT"/>
+        </w:rPr>
+      </w:pPr>
+      <w:r>
+        <w:rPr>
+          <w:rFonts w:ascii="Consolas" w:eastAsia="Times New Roman" w:hAnsi="Consolas" w:cs="Times New Roman"/>
+          <w:color w:val="6A9955"/>
+          <w:sz w:val="21"/>
+          <w:szCs w:val="21"/>
+          <w:lang w:val="en-GB" w:eastAsia="it-IT"/>
+        </w:rPr>
+        <w:t> *</w:t>
+      </w:r>
+    </w:p>
+    <w:p>
+      <w:pPr>
+        <w:shd w:val="clear" w:color="auto" w:fill="1E1E1E"/>
+        <w:spacing w:after="0" w:line="285" w:lineRule="atLeast"/>
+        <w:rPr>
+          <w:rFonts w:ascii="Consolas" w:eastAsia="Times New Roman" w:hAnsi="Consolas" w:cs="Times New Roman"/>
+          <w:color w:val="D4D4D4"/>
+          <w:sz w:val="21"/>
+          <w:szCs w:val="21"/>
+          <w:lang w:val="en-GB" w:eastAsia="it-IT"/>
+        </w:rPr>
+      </w:pPr>
+      <w:r>
+        <w:rPr>
+          <w:rFonts w:ascii="Consolas" w:eastAsia="Times New Roman" w:hAnsi="Consolas" w:cs="Times New Roman"/>
+          <w:color w:val="6A9955"/>
+          <w:sz w:val="21"/>
+          <w:szCs w:val="21"/>
+          <w:lang w:val="en-GB" w:eastAsia="it-IT"/>
+        </w:rPr>
+        <w:t> */</w:t>
+      </w:r>
+    </w:p>
+    <w:p>
+      <w:pPr>
+        <w:shd w:val="clear" w:color="auto" w:fill="1E1E1E"/>
+        <w:spacing w:after="0" w:line="285" w:lineRule="atLeast"/>
+        <w:rPr>
+          <w:rFonts w:ascii="Consolas" w:eastAsia="Times New Roman" w:hAnsi="Consolas" w:cs="Times New Roman"/>
+          <w:color w:val="D4D4D4"/>
+          <w:sz w:val="21"/>
+          <w:szCs w:val="21"/>
+          <w:lang w:val="en-GB" w:eastAsia="it-IT"/>
+        </w:rPr>
+      </w:pPr>
+      <w:r>
+        <w:rPr>
+          <w:rFonts w:ascii="Consolas" w:eastAsia="Times New Roman" w:hAnsi="Consolas" w:cs="Times New Roman"/>
+          <w:color w:val="C586C0"/>
+          <w:sz w:val="21"/>
+          <w:szCs w:val="21"/>
+          <w:lang w:val="en-GB" w:eastAsia="it-IT"/>
+        </w:rPr>
+        <w:t>#include</w:t>
+      </w:r>
+      <w:r>
+        <w:rPr>
+          <w:rFonts w:ascii="Consolas" w:eastAsia="Times New Roman" w:hAnsi="Consolas" w:cs="Times New Roman"/>
+          <w:color w:val="569CD6"/>
+          <w:sz w:val="21"/>
+          <w:szCs w:val="21"/>
+          <w:lang w:val="en-GB" w:eastAsia="it-IT"/>
+        </w:rPr>
+        <w:t xml:space="preserve"> </w:t>
+      </w:r>
+      <w:r>
+        <w:rPr>
+          <w:rFonts w:ascii="Consolas" w:eastAsia="Times New Roman" w:hAnsi="Consolas" w:cs="Times New Roman"/>
+          <w:color w:val="CE9178"/>
+          <w:sz w:val="21"/>
+          <w:szCs w:val="21"/>
+          <w:lang w:val="en-GB" w:eastAsia="it-IT"/>
+        </w:rPr>
+        <w:t>&lt;</w:t>
+      </w:r>
+      <w:proofErr w:type="spellStart"/>
+      <w:r>
+        <w:rPr>
+          <w:rFonts w:ascii="Consolas" w:eastAsia="Times New Roman" w:hAnsi="Consolas" w:cs="Times New Roman"/>
+          <w:color w:val="CE9178"/>
+          <w:sz w:val="21"/>
+          <w:szCs w:val="21"/>
+          <w:lang w:val="en-GB" w:eastAsia="it-IT"/>
+        </w:rPr>
+        <w:t>stdio.h</w:t>
+      </w:r>
+      <w:proofErr w:type="spellEnd"/>
+      <w:r>
+        <w:rPr>
+          <w:rFonts w:ascii="Consolas" w:eastAsia="Times New Roman" w:hAnsi="Consolas" w:cs="Times New Roman"/>
+          <w:color w:val="CE9178"/>
+          <w:sz w:val="21"/>
+          <w:szCs w:val="21"/>
+          <w:lang w:val="en-GB" w:eastAsia="it-IT"/>
+        </w:rPr>
+        <w:t>&gt;</w:t>
+      </w:r>
+    </w:p>
+    <w:p>
+      <w:pPr>
+        <w:shd w:val="clear" w:color="auto" w:fill="1E1E1E"/>
+        <w:spacing w:after="0" w:line="285" w:lineRule="atLeast"/>
+        <w:rPr>
+          <w:rFonts w:ascii="Consolas" w:eastAsia="Times New Roman" w:hAnsi="Consolas" w:cs="Times New Roman"/>
+          <w:color w:val="D4D4D4"/>
+          <w:sz w:val="21"/>
+          <w:szCs w:val="21"/>
+          <w:lang w:val="en-GB" w:eastAsia="it-IT"/>
+        </w:rPr>
+      </w:pPr>
+      <w:r>
+        <w:rPr>
+          <w:rFonts w:ascii="Consolas" w:eastAsia="Times New Roman" w:hAnsi="Consolas" w:cs="Times New Roman"/>
+          <w:color w:val="C586C0"/>
+          <w:sz w:val="21"/>
+          <w:szCs w:val="21"/>
+          <w:lang w:val="en-GB" w:eastAsia="it-IT"/>
+        </w:rPr>
+        <w:t>#include</w:t>
+      </w:r>
+      <w:r>
+        <w:rPr>
+          <w:rFonts w:ascii="Consolas" w:eastAsia="Times New Roman" w:hAnsi="Consolas" w:cs="Times New Roman"/>
+          <w:color w:val="569CD6"/>
+          <w:sz w:val="21"/>
+          <w:szCs w:val="21"/>
+          <w:lang w:val="en-GB" w:eastAsia="it-IT"/>
+        </w:rPr>
+        <w:t xml:space="preserve"> </w:t>
+      </w:r>
+      <w:r>
+        <w:rPr>
+          <w:rFonts w:ascii="Consolas" w:eastAsia="Times New Roman" w:hAnsi="Consolas" w:cs="Times New Roman"/>
+          <w:color w:val="CE9178"/>
+          <w:sz w:val="21"/>
+          <w:szCs w:val="21"/>
+          <w:lang w:val="en-GB" w:eastAsia="it-IT"/>
+        </w:rPr>
+        <w:t>&lt;</w:t>
+      </w:r>
+      <w:proofErr w:type="spellStart"/>
+      <w:r>
+        <w:rPr>
+          <w:rFonts w:ascii="Consolas" w:eastAsia="Times New Roman" w:hAnsi="Consolas" w:cs="Times New Roman"/>
+          <w:color w:val="CE9178"/>
+          <w:sz w:val="21"/>
+          <w:szCs w:val="21"/>
+          <w:lang w:val="en-GB" w:eastAsia="it-IT"/>
+        </w:rPr>
+        <w:t>string.h</w:t>
+      </w:r>
+      <w:proofErr w:type="spellEnd"/>
+      <w:r>
+        <w:rPr>
+          <w:rFonts w:ascii="Consolas" w:eastAsia="Times New Roman" w:hAnsi="Consolas" w:cs="Times New Roman"/>
+          <w:color w:val="CE9178"/>
+          <w:sz w:val="21"/>
+          <w:szCs w:val="21"/>
+          <w:lang w:val="en-GB" w:eastAsia="it-IT"/>
+        </w:rPr>
+        <w:t>&gt;</w:t>
+      </w:r>
+    </w:p>
+    <w:p>
+      <w:pPr>
+        <w:shd w:val="clear" w:color="auto" w:fill="1E1E1E"/>
+        <w:spacing w:after="0" w:line="285" w:lineRule="atLeast"/>
+        <w:rPr>
+          <w:rFonts w:ascii="Consolas" w:eastAsia="Times New Roman" w:hAnsi="Consolas" w:cs="Times New Roman"/>
+          <w:color w:val="D4D4D4"/>
+          <w:sz w:val="21"/>
+          <w:szCs w:val="21"/>
+          <w:lang w:val="en-GB" w:eastAsia="it-IT"/>
+        </w:rPr>
+      </w:pPr>
+      <w:r>
+        <w:rPr>
+          <w:rFonts w:ascii="Consolas" w:eastAsia="Times New Roman" w:hAnsi="Consolas" w:cs="Times New Roman"/>
+          <w:color w:val="C586C0"/>
+          <w:sz w:val="21"/>
+          <w:szCs w:val="21"/>
+          <w:lang w:val="en-GB" w:eastAsia="it-IT"/>
+        </w:rPr>
+        <w:t>#include</w:t>
+      </w:r>
+      <w:r>
+        <w:rPr>
+          <w:rFonts w:ascii="Consolas" w:eastAsia="Times New Roman" w:hAnsi="Consolas" w:cs="Times New Roman"/>
+          <w:color w:val="569CD6"/>
+          <w:sz w:val="21"/>
+          <w:szCs w:val="21"/>
+          <w:lang w:val="en-GB" w:eastAsia="it-IT"/>
+        </w:rPr>
+        <w:t xml:space="preserve"> </w:t>
+      </w:r>
+      <w:r>
+        <w:rPr>
+          <w:rFonts w:ascii="Consolas" w:eastAsia="Times New Roman" w:hAnsi="Consolas" w:cs="Times New Roman"/>
+          <w:color w:val="CE9178"/>
+          <w:sz w:val="21"/>
+          <w:szCs w:val="21"/>
+          <w:lang w:val="en-GB" w:eastAsia="it-IT"/>
+        </w:rPr>
+        <w:t>&lt;</w:t>
+      </w:r>
+      <w:proofErr w:type="spellStart"/>
+      <w:r>
+        <w:rPr>
+          <w:rFonts w:ascii="Consolas" w:eastAsia="Times New Roman" w:hAnsi="Consolas" w:cs="Times New Roman"/>
+          <w:color w:val="CE9178"/>
+          <w:sz w:val="21"/>
+          <w:szCs w:val="21"/>
+          <w:lang w:val="en-GB" w:eastAsia="it-IT"/>
+        </w:rPr>
+        <w:t>stdlib.h</w:t>
+      </w:r>
+      <w:proofErr w:type="spellEnd"/>
+      <w:r>
+        <w:rPr>
+          <w:rFonts w:ascii="Consolas" w:eastAsia="Times New Roman" w:hAnsi="Consolas" w:cs="Times New Roman"/>
+          <w:color w:val="CE9178"/>
+          <w:sz w:val="21"/>
+          <w:szCs w:val="21"/>
+          <w:lang w:val="en-GB" w:eastAsia="it-IT"/>
+        </w:rPr>
+        <w:t>&gt;</w:t>
+      </w:r>
+    </w:p>
+    <w:p>
+      <w:pPr>
+        <w:shd w:val="clear" w:color="auto" w:fill="1E1E1E"/>
+        <w:spacing w:after="0" w:line="285" w:lineRule="atLeast"/>
+        <w:rPr>
+          <w:rFonts w:ascii="Consolas" w:eastAsia="Times New Roman" w:hAnsi="Consolas" w:cs="Times New Roman"/>
+          <w:color w:val="D4D4D4"/>
+          <w:sz w:val="21"/>
+          <w:szCs w:val="21"/>
+          <w:lang w:val="en-GB" w:eastAsia="it-IT"/>
+        </w:rPr>
+      </w:pPr>
+      <w:r>
+        <w:rPr>
+          <w:rFonts w:ascii="Consolas" w:eastAsia="Times New Roman" w:hAnsi="Consolas" w:cs="Times New Roman"/>
+          <w:color w:val="C586C0"/>
+          <w:sz w:val="21"/>
+          <w:szCs w:val="21"/>
+          <w:lang w:val="en-GB" w:eastAsia="it-IT"/>
+        </w:rPr>
+        <w:t>#define</w:t>
+      </w:r>
+      <w:r>
+        <w:rPr>
+          <w:rFonts w:ascii="Consolas" w:eastAsia="Times New Roman" w:hAnsi="Consolas" w:cs="Times New Roman"/>
+          <w:color w:val="569CD6"/>
+          <w:sz w:val="21"/>
+          <w:szCs w:val="21"/>
+          <w:lang w:val="en-GB" w:eastAsia="it-IT"/>
+        </w:rPr>
+        <w:t xml:space="preserve"> PWDLEN </w:t>
+      </w:r>
+      <w:r>
+        <w:rPr>
+          <w:rFonts w:ascii="Consolas" w:eastAsia="Times New Roman" w:hAnsi="Consolas" w:cs="Times New Roman"/>
+          <w:color w:val="B5CEA8"/>
+          <w:sz w:val="21"/>
+          <w:szCs w:val="21"/>
+          <w:lang w:val="en-GB" w:eastAsia="it-IT"/>
+        </w:rPr>
+        <w:t>16</w:t>
+      </w:r>
+      <w:r>
+        <w:rPr>
+          <w:rFonts w:ascii="Consolas" w:eastAsia="Times New Roman" w:hAnsi="Consolas" w:cs="Times New Roman"/>
+          <w:color w:val="6A9955"/>
+          <w:sz w:val="21"/>
+          <w:szCs w:val="21"/>
+          <w:lang w:val="en-GB" w:eastAsia="it-IT"/>
+        </w:rPr>
+        <w:t xml:space="preserve"> // max PWD </w:t>
+      </w:r>
+      <w:proofErr w:type="spellStart"/>
+      <w:r>
+        <w:rPr>
+          <w:rFonts w:ascii="Consolas" w:eastAsia="Times New Roman" w:hAnsi="Consolas" w:cs="Times New Roman"/>
+          <w:color w:val="6A9955"/>
+          <w:sz w:val="21"/>
+          <w:szCs w:val="21"/>
+          <w:lang w:val="en-GB" w:eastAsia="it-IT"/>
+        </w:rPr>
+        <w:t>len</w:t>
+      </w:r>
+      <w:proofErr w:type="spellEnd"/>
+      <w:r>
+        <w:rPr>
+          <w:rFonts w:ascii="Consolas" w:eastAsia="Times New Roman" w:hAnsi="Consolas" w:cs="Times New Roman"/>
+          <w:color w:val="6A9955"/>
+          <w:sz w:val="21"/>
+          <w:szCs w:val="21"/>
+          <w:lang w:val="en-GB" w:eastAsia="it-IT"/>
+        </w:rPr>
+        <w:t xml:space="preserve"> without NULL terminator</w:t>
+      </w:r>
+    </w:p>
+    <w:p>
+      <w:pPr>
+        <w:shd w:val="clear" w:color="auto" w:fill="1E1E1E"/>
+        <w:spacing w:after="0" w:line="285" w:lineRule="atLeast"/>
+        <w:rPr>
+          <w:rFonts w:ascii="Consolas" w:eastAsia="Times New Roman" w:hAnsi="Consolas" w:cs="Times New Roman"/>
+          <w:color w:val="D4D4D4"/>
+          <w:sz w:val="21"/>
+          <w:szCs w:val="21"/>
+          <w:lang w:val="en-GB" w:eastAsia="it-IT"/>
+        </w:rPr>
+      </w:pPr>
+      <w:r>
+        <w:rPr>
+          <w:rFonts w:ascii="Consolas" w:eastAsia="Times New Roman" w:hAnsi="Consolas" w:cs="Times New Roman"/>
+          <w:color w:val="C586C0"/>
+          <w:sz w:val="21"/>
+          <w:szCs w:val="21"/>
+          <w:lang w:val="en-GB" w:eastAsia="it-IT"/>
+        </w:rPr>
+        <w:t>#define</w:t>
+      </w:r>
+      <w:r>
+        <w:rPr>
+          <w:rFonts w:ascii="Consolas" w:eastAsia="Times New Roman" w:hAnsi="Consolas" w:cs="Times New Roman"/>
+          <w:color w:val="569CD6"/>
+          <w:sz w:val="21"/>
+          <w:szCs w:val="21"/>
+          <w:lang w:val="en-GB" w:eastAsia="it-IT"/>
+        </w:rPr>
+        <w:t xml:space="preserve"> PWDFILE </w:t>
+      </w:r>
+      <w:r>
+        <w:rPr>
+          <w:rFonts w:ascii="Consolas" w:eastAsia="Times New Roman" w:hAnsi="Consolas" w:cs="Times New Roman"/>
+          <w:color w:val="CE9178"/>
+          <w:sz w:val="21"/>
+          <w:szCs w:val="21"/>
+          <w:lang w:val="en-GB" w:eastAsia="it-IT"/>
+        </w:rPr>
+        <w:t>"pwd.txt"</w:t>
+      </w:r>
+    </w:p>
+    <w:p>
+      <w:pPr>
+        <w:shd w:val="clear" w:color="auto" w:fill="1E1E1E"/>
+        <w:spacing w:after="0" w:line="285" w:lineRule="atLeast"/>
+        <w:rPr>
+          <w:rFonts w:ascii="Consolas" w:eastAsia="Times New Roman" w:hAnsi="Consolas" w:cs="Times New Roman"/>
+          <w:color w:val="D4D4D4"/>
+          <w:sz w:val="21"/>
+          <w:szCs w:val="21"/>
+          <w:lang w:val="en-GB" w:eastAsia="it-IT"/>
+        </w:rPr>
+      </w:pPr>
+      <w:r>
+        <w:rPr>
+          <w:rFonts w:ascii="Consolas" w:eastAsia="Times New Roman" w:hAnsi="Consolas" w:cs="Times New Roman"/>
+          <w:color w:val="569CD6"/>
+          <w:sz w:val="21"/>
+          <w:szCs w:val="21"/>
+          <w:lang w:val="en-GB" w:eastAsia="it-IT"/>
+        </w:rPr>
+        <w:t>char</w:t>
+      </w:r>
+      <w:r>
+        <w:rPr>
+          <w:rFonts w:ascii="Consolas" w:eastAsia="Times New Roman" w:hAnsi="Consolas" w:cs="Times New Roman"/>
+          <w:color w:val="D4D4D4"/>
+          <w:sz w:val="21"/>
+          <w:szCs w:val="21"/>
+          <w:lang w:val="en-GB" w:eastAsia="it-IT"/>
+        </w:rPr>
+        <w:t xml:space="preserve"> *</w:t>
+      </w:r>
+      <w:r>
+        <w:rPr>
+          <w:rFonts w:ascii="Consolas" w:eastAsia="Times New Roman" w:hAnsi="Consolas" w:cs="Times New Roman"/>
+          <w:color w:val="9CDCFE"/>
+          <w:sz w:val="21"/>
+          <w:szCs w:val="21"/>
+          <w:lang w:val="en-GB" w:eastAsia="it-IT"/>
+        </w:rPr>
+        <w:t>buffer1</w:t>
+      </w:r>
+      <w:r>
+        <w:rPr>
+          <w:rFonts w:ascii="Consolas" w:eastAsia="Times New Roman" w:hAnsi="Consolas" w:cs="Times New Roman"/>
+          <w:color w:val="D4D4D4"/>
+          <w:sz w:val="21"/>
+          <w:szCs w:val="21"/>
+          <w:lang w:val="en-GB" w:eastAsia="it-IT"/>
+        </w:rPr>
+        <w:t>;</w:t>
+      </w:r>
+      <w:r>
+        <w:rPr>
+          <w:rFonts w:ascii="Consolas" w:eastAsia="Times New Roman" w:hAnsi="Consolas" w:cs="Times New Roman"/>
+          <w:color w:val="6A9955"/>
+          <w:sz w:val="21"/>
+          <w:szCs w:val="21"/>
+          <w:lang w:val="en-GB" w:eastAsia="it-IT"/>
+        </w:rPr>
+        <w:t xml:space="preserve">        // buffer for stored password</w:t>
+      </w:r>
+    </w:p>
+    <w:p>
+      <w:pPr>
+        <w:shd w:val="clear" w:color="auto" w:fill="1E1E1E"/>
+        <w:spacing w:after="0" w:line="285" w:lineRule="atLeast"/>
+        <w:rPr>
+          <w:rFonts w:ascii="Consolas" w:eastAsia="Times New Roman" w:hAnsi="Consolas" w:cs="Times New Roman"/>
+          <w:color w:val="D4D4D4"/>
+          <w:sz w:val="21"/>
+          <w:szCs w:val="21"/>
+          <w:lang w:val="en-GB" w:eastAsia="it-IT"/>
+        </w:rPr>
+      </w:pPr>
+      <w:r>
+        <w:rPr>
+          <w:rFonts w:ascii="Consolas" w:eastAsia="Times New Roman" w:hAnsi="Consolas" w:cs="Times New Roman"/>
+          <w:color w:val="569CD6"/>
+          <w:sz w:val="21"/>
+          <w:szCs w:val="21"/>
+          <w:lang w:val="en-GB" w:eastAsia="it-IT"/>
+        </w:rPr>
+        <w:t>char</w:t>
+      </w:r>
+      <w:r>
+        <w:rPr>
+          <w:rFonts w:ascii="Consolas" w:eastAsia="Times New Roman" w:hAnsi="Consolas" w:cs="Times New Roman"/>
+          <w:color w:val="D4D4D4"/>
+          <w:sz w:val="21"/>
+          <w:szCs w:val="21"/>
+          <w:lang w:val="en-GB" w:eastAsia="it-IT"/>
+        </w:rPr>
+        <w:t xml:space="preserve"> </w:t>
+      </w:r>
+      <w:r>
+        <w:rPr>
+          <w:rFonts w:ascii="Consolas" w:eastAsia="Times New Roman" w:hAnsi="Consolas" w:cs="Times New Roman"/>
+          <w:color w:val="9CDCFE"/>
+          <w:sz w:val="21"/>
+          <w:szCs w:val="21"/>
+          <w:lang w:val="en-GB" w:eastAsia="it-IT"/>
+        </w:rPr>
+        <w:t>buffer2</w:t>
+      </w:r>
+      <w:r>
+        <w:rPr>
+          <w:rFonts w:ascii="Consolas" w:eastAsia="Times New Roman" w:hAnsi="Consolas" w:cs="Times New Roman"/>
+          <w:color w:val="D4D4D4"/>
+          <w:sz w:val="21"/>
+          <w:szCs w:val="21"/>
+          <w:lang w:val="en-GB" w:eastAsia="it-IT"/>
+        </w:rPr>
+        <w:t>[</w:t>
+      </w:r>
+      <w:r>
+        <w:rPr>
+          <w:rFonts w:ascii="Consolas" w:eastAsia="Times New Roman" w:hAnsi="Consolas" w:cs="Times New Roman"/>
+          <w:color w:val="569CD6"/>
+          <w:sz w:val="21"/>
+          <w:szCs w:val="21"/>
+          <w:lang w:val="en-GB" w:eastAsia="it-IT"/>
+        </w:rPr>
+        <w:t>PWDLEN</w:t>
+      </w:r>
+      <w:r>
+        <w:rPr>
+          <w:rFonts w:ascii="Consolas" w:eastAsia="Times New Roman" w:hAnsi="Consolas" w:cs="Times New Roman"/>
+          <w:color w:val="D4D4D4"/>
+          <w:sz w:val="21"/>
+          <w:szCs w:val="21"/>
+          <w:lang w:val="en-GB" w:eastAsia="it-IT"/>
+        </w:rPr>
+        <w:t>];</w:t>
+      </w:r>
+      <w:r>
+        <w:rPr>
+          <w:rFonts w:ascii="Consolas" w:eastAsia="Times New Roman" w:hAnsi="Consolas" w:cs="Times New Roman"/>
+          <w:color w:val="6A9955"/>
+          <w:sz w:val="21"/>
+          <w:szCs w:val="21"/>
+          <w:lang w:val="en-GB" w:eastAsia="it-IT"/>
+        </w:rPr>
+        <w:t xml:space="preserve"> // buffer of size PWDLEN for typed </w:t>
+      </w:r>
+      <w:proofErr w:type="spellStart"/>
+      <w:r>
+        <w:rPr>
+          <w:rFonts w:ascii="Consolas" w:eastAsia="Times New Roman" w:hAnsi="Consolas" w:cs="Times New Roman"/>
+          <w:color w:val="6A9955"/>
+          <w:sz w:val="21"/>
+          <w:szCs w:val="21"/>
+          <w:lang w:val="en-GB" w:eastAsia="it-IT"/>
+        </w:rPr>
+        <w:t>pwd</w:t>
+      </w:r>
+      <w:proofErr w:type="spellEnd"/>
+    </w:p>
+    <w:p>
+      <w:pPr>
+        <w:shd w:val="clear" w:color="auto" w:fill="1E1E1E"/>
+        <w:spacing w:after="0" w:line="285" w:lineRule="atLeast"/>
+        <w:rPr>
+          <w:rFonts w:ascii="Consolas" w:eastAsia="Times New Roman" w:hAnsi="Consolas" w:cs="Times New Roman"/>
+          <w:color w:val="D4D4D4"/>
+          <w:sz w:val="21"/>
+          <w:szCs w:val="21"/>
+          <w:lang w:val="en-GB" w:eastAsia="it-IT"/>
+        </w:rPr>
+      </w:pPr>
+      <w:r>
+        <w:rPr>
+          <w:rFonts w:ascii="Consolas" w:eastAsia="Times New Roman" w:hAnsi="Consolas" w:cs="Times New Roman"/>
+          <w:color w:val="6A9955"/>
+          <w:sz w:val="21"/>
+          <w:szCs w:val="21"/>
+          <w:lang w:val="en-GB" w:eastAsia="it-IT"/>
+        </w:rPr>
+        <w:t xml:space="preserve">/* </w:t>
+      </w:r>
+    </w:p>
+    <w:p>
+      <w:pPr>
+        <w:shd w:val="clear" w:color="auto" w:fill="1E1E1E"/>
+        <w:spacing w:after="0" w:line="285" w:lineRule="atLeast"/>
+        <w:rPr>
+          <w:rFonts w:ascii="Consolas" w:eastAsia="Times New Roman" w:hAnsi="Consolas" w:cs="Times New Roman"/>
+          <w:color w:val="D4D4D4"/>
+          <w:sz w:val="21"/>
+          <w:szCs w:val="21"/>
+          <w:lang w:val="en-GB" w:eastAsia="it-IT"/>
+        </w:rPr>
+      </w:pPr>
+      <w:r>
+        <w:rPr>
+          <w:rFonts w:ascii="Consolas" w:eastAsia="Times New Roman" w:hAnsi="Consolas" w:cs="Times New Roman"/>
+          <w:color w:val="6A9955"/>
+          <w:sz w:val="21"/>
+          <w:szCs w:val="21"/>
+          <w:lang w:val="en-GB" w:eastAsia="it-IT"/>
+        </w:rPr>
+        <w:t xml:space="preserve"> * exits with an error message </w:t>
+      </w:r>
+    </w:p>
+    <w:p>
+      <w:pPr>
+        <w:shd w:val="clear" w:color="auto" w:fill="1E1E1E"/>
+        <w:spacing w:after="0" w:line="285" w:lineRule="atLeast"/>
+        <w:rPr>
+          <w:rFonts w:ascii="Consolas" w:eastAsia="Times New Roman" w:hAnsi="Consolas" w:cs="Times New Roman"/>
+          <w:color w:val="D4D4D4"/>
+          <w:sz w:val="21"/>
+          <w:szCs w:val="21"/>
+          <w:lang w:val="en-GB" w:eastAsia="it-IT"/>
+        </w:rPr>
+      </w:pPr>
+      <w:r>
+        <w:rPr>
+          <w:rFonts w:ascii="Consolas" w:eastAsia="Times New Roman" w:hAnsi="Consolas" w:cs="Times New Roman"/>
+          <w:color w:val="6A9955"/>
+          <w:sz w:val="21"/>
+          <w:szCs w:val="21"/>
+          <w:lang w:val="en-GB" w:eastAsia="it-IT"/>
+        </w:rPr>
+        <w:t> */</w:t>
+      </w:r>
+    </w:p>
+    <w:p>
+      <w:pPr>
+        <w:shd w:val="clear" w:color="auto" w:fill="1E1E1E"/>
+        <w:spacing w:after="0" w:line="285" w:lineRule="atLeast"/>
+        <w:rPr>
+          <w:rFonts w:ascii="Consolas" w:eastAsia="Times New Roman" w:hAnsi="Consolas" w:cs="Times New Roman"/>
+          <w:color w:val="D4D4D4"/>
+          <w:sz w:val="21"/>
+          <w:szCs w:val="21"/>
+          <w:lang w:val="en-GB" w:eastAsia="it-IT"/>
+        </w:rPr>
+      </w:pPr>
+      <w:r>
+        <w:rPr>
+          <w:rFonts w:ascii="Consolas" w:eastAsia="Times New Roman" w:hAnsi="Consolas" w:cs="Times New Roman"/>
+          <w:color w:val="569CD6"/>
+          <w:sz w:val="21"/>
+          <w:szCs w:val="21"/>
+          <w:lang w:val="en-GB" w:eastAsia="it-IT"/>
+        </w:rPr>
+        <w:t>void</w:t>
+      </w:r>
+      <w:r>
+        <w:rPr>
+          <w:rFonts w:ascii="Consolas" w:eastAsia="Times New Roman" w:hAnsi="Consolas" w:cs="Times New Roman"/>
+          <w:color w:val="D4D4D4"/>
+          <w:sz w:val="21"/>
+          <w:szCs w:val="21"/>
+          <w:lang w:val="en-GB" w:eastAsia="it-IT"/>
+        </w:rPr>
+        <w:t xml:space="preserve"> </w:t>
+      </w:r>
+      <w:r>
+        <w:rPr>
+          <w:rFonts w:ascii="Consolas" w:eastAsia="Times New Roman" w:hAnsi="Consolas" w:cs="Times New Roman"/>
+          <w:color w:val="DCDCAA"/>
+          <w:sz w:val="21"/>
+          <w:szCs w:val="21"/>
+          <w:lang w:val="en-GB" w:eastAsia="it-IT"/>
+        </w:rPr>
+        <w:t>die</w:t>
+      </w:r>
+      <w:r>
+        <w:rPr>
+          <w:rFonts w:ascii="Consolas" w:eastAsia="Times New Roman" w:hAnsi="Consolas" w:cs="Times New Roman"/>
+          <w:color w:val="D4D4D4"/>
+          <w:sz w:val="21"/>
+          <w:szCs w:val="21"/>
+          <w:lang w:val="en-GB" w:eastAsia="it-IT"/>
+        </w:rPr>
+        <w:t>(</w:t>
+      </w:r>
+      <w:r>
+        <w:rPr>
+          <w:rFonts w:ascii="Consolas" w:eastAsia="Times New Roman" w:hAnsi="Consolas" w:cs="Times New Roman"/>
+          <w:color w:val="569CD6"/>
+          <w:sz w:val="21"/>
+          <w:szCs w:val="21"/>
+          <w:lang w:val="en-GB" w:eastAsia="it-IT"/>
+        </w:rPr>
+        <w:t>char</w:t>
+      </w:r>
+      <w:r>
+        <w:rPr>
+          <w:rFonts w:ascii="Consolas" w:eastAsia="Times New Roman" w:hAnsi="Consolas" w:cs="Times New Roman"/>
+          <w:color w:val="D4D4D4"/>
+          <w:sz w:val="21"/>
+          <w:szCs w:val="21"/>
+          <w:lang w:val="en-GB" w:eastAsia="it-IT"/>
+        </w:rPr>
+        <w:t xml:space="preserve"> *</w:t>
+      </w:r>
+      <w:r>
+        <w:rPr>
+          <w:rFonts w:ascii="Consolas" w:eastAsia="Times New Roman" w:hAnsi="Consolas" w:cs="Times New Roman"/>
+          <w:color w:val="9CDCFE"/>
+          <w:sz w:val="21"/>
+          <w:szCs w:val="21"/>
+          <w:lang w:val="en-GB" w:eastAsia="it-IT"/>
+        </w:rPr>
+        <w:t>s</w:t>
+      </w:r>
+      <w:r>
+        <w:rPr>
+          <w:rFonts w:ascii="Consolas" w:eastAsia="Times New Roman" w:hAnsi="Consolas" w:cs="Times New Roman"/>
+          <w:color w:val="D4D4D4"/>
+          <w:sz w:val="21"/>
+          <w:szCs w:val="21"/>
+          <w:lang w:val="en-GB" w:eastAsia="it-IT"/>
+        </w:rPr>
+        <w:t>) {</w:t>
+      </w:r>
+    </w:p>
+    <w:p>
+      <w:pPr>
+        <w:shd w:val="clear" w:color="auto" w:fill="1E1E1E"/>
+        <w:spacing w:after="0" w:line="285" w:lineRule="atLeast"/>
+        <w:rPr>
+          <w:rFonts w:ascii="Consolas" w:eastAsia="Times New Roman" w:hAnsi="Consolas" w:cs="Times New Roman"/>
+          <w:color w:val="D4D4D4"/>
+          <w:sz w:val="21"/>
+          <w:szCs w:val="21"/>
+          <w:lang w:val="en-GB" w:eastAsia="it-IT"/>
+        </w:rPr>
+      </w:pPr>
+      <w:r>
+        <w:rPr>
+          <w:rFonts w:ascii="Consolas" w:eastAsia="Times New Roman" w:hAnsi="Consolas" w:cs="Times New Roman"/>
+          <w:color w:val="D4D4D4"/>
+          <w:sz w:val="21"/>
+          <w:szCs w:val="21"/>
+          <w:lang w:val="en-GB" w:eastAsia="it-IT"/>
+        </w:rPr>
+        <w:t xml:space="preserve">    </w:t>
+      </w:r>
+      <w:proofErr w:type="spellStart"/>
+      <w:r>
+        <w:rPr>
+          <w:rFonts w:ascii="Consolas" w:eastAsia="Times New Roman" w:hAnsi="Consolas" w:cs="Times New Roman"/>
+          <w:color w:val="DCDCAA"/>
+          <w:sz w:val="21"/>
+          <w:szCs w:val="21"/>
+          <w:lang w:val="en-GB" w:eastAsia="it-IT"/>
+        </w:rPr>
         <w:t>printf</w:t>
       </w:r>
       <w:proofErr w:type="spellEnd"/>
       <w:r>
-        <w:t xml:space="preserve"> (stampe) degli indirizzi  di buffer1, buffer2 e la password salvata in un mio pwd.txt.</w:t>
-      </w:r>
-    </w:p>
-    <w:p>
-      <w:r>
-        <w:t>Facendo questo ho capito che se inserisco dati superiori a 16 caratteri il risultato è ‘</w:t>
-      </w:r>
-      <w:proofErr w:type="spellStart"/>
-      <w:r>
-        <w:t>invalid</w:t>
-      </w:r>
-      <w:proofErr w:type="spellEnd"/>
-      <w:r>
+        <w:rPr>
+          <w:rFonts w:ascii="Consolas" w:eastAsia="Times New Roman" w:hAnsi="Consolas" w:cs="Times New Roman"/>
+          <w:color w:val="D4D4D4"/>
+          <w:sz w:val="21"/>
+          <w:szCs w:val="21"/>
+          <w:lang w:val="en-GB" w:eastAsia="it-IT"/>
+        </w:rPr>
+        <w:t>(</w:t>
+      </w:r>
+      <w:r>
+        <w:rPr>
+          <w:rFonts w:ascii="Consolas" w:eastAsia="Times New Roman" w:hAnsi="Consolas" w:cs="Times New Roman"/>
+          <w:color w:val="CE9178"/>
+          <w:sz w:val="21"/>
+          <w:szCs w:val="21"/>
+          <w:lang w:val="en-GB" w:eastAsia="it-IT"/>
+        </w:rPr>
+        <w:t xml:space="preserve">"Error: </w:t>
+      </w:r>
+      <w:r>
+        <w:rPr>
+          <w:rFonts w:ascii="Consolas" w:eastAsia="Times New Roman" w:hAnsi="Consolas" w:cs="Times New Roman"/>
+          <w:color w:val="9CDCFE"/>
+          <w:sz w:val="21"/>
+          <w:szCs w:val="21"/>
+          <w:lang w:val="en-GB" w:eastAsia="it-IT"/>
+        </w:rPr>
+        <w:t>%s</w:t>
+      </w:r>
+      <w:r>
+        <w:rPr>
+          <w:rFonts w:ascii="Consolas" w:eastAsia="Times New Roman" w:hAnsi="Consolas" w:cs="Times New Roman"/>
+          <w:color w:val="D7BA7D"/>
+          <w:sz w:val="21"/>
+          <w:szCs w:val="21"/>
+          <w:lang w:val="en-GB" w:eastAsia="it-IT"/>
+        </w:rPr>
+        <w:t>\</w:t>
+      </w:r>
+      <w:proofErr w:type="spellStart"/>
+      <w:r>
+        <w:rPr>
+          <w:rFonts w:ascii="Consolas" w:eastAsia="Times New Roman" w:hAnsi="Consolas" w:cs="Times New Roman"/>
+          <w:color w:val="D7BA7D"/>
+          <w:sz w:val="21"/>
+          <w:szCs w:val="21"/>
+          <w:lang w:val="en-GB" w:eastAsia="it-IT"/>
+        </w:rPr>
+        <w:t>n</w:t>
+      </w:r>
+      <w:r>
+        <w:rPr>
+          <w:rFonts w:ascii="Consolas" w:eastAsia="Times New Roman" w:hAnsi="Consolas" w:cs="Times New Roman"/>
+          <w:color w:val="CE9178"/>
+          <w:sz w:val="21"/>
+          <w:szCs w:val="21"/>
+          <w:lang w:val="en-GB" w:eastAsia="it-IT"/>
+        </w:rPr>
+        <w:t>"</w:t>
+      </w:r>
+      <w:r>
+        <w:rPr>
+          <w:rFonts w:ascii="Consolas" w:eastAsia="Times New Roman" w:hAnsi="Consolas" w:cs="Times New Roman"/>
+          <w:color w:val="D4D4D4"/>
+          <w:sz w:val="21"/>
+          <w:szCs w:val="21"/>
+          <w:lang w:val="en-GB" w:eastAsia="it-IT"/>
+        </w:rPr>
+        <w:t>,</w:t>
+      </w:r>
+      <w:r>
+        <w:rPr>
+          <w:rFonts w:ascii="Consolas" w:eastAsia="Times New Roman" w:hAnsi="Consolas" w:cs="Times New Roman"/>
+          <w:color w:val="9CDCFE"/>
+          <w:sz w:val="21"/>
+          <w:szCs w:val="21"/>
+          <w:lang w:val="en-GB" w:eastAsia="it-IT"/>
+        </w:rPr>
+        <w:t>s</w:t>
+      </w:r>
+      <w:proofErr w:type="spellEnd"/>
+      <w:r>
+        <w:rPr>
+          <w:rFonts w:ascii="Consolas" w:eastAsia="Times New Roman" w:hAnsi="Consolas" w:cs="Times New Roman"/>
+          <w:color w:val="D4D4D4"/>
+          <w:sz w:val="21"/>
+          <w:szCs w:val="21"/>
+          <w:lang w:val="en-GB" w:eastAsia="it-IT"/>
+        </w:rPr>
+        <w:t xml:space="preserve">); </w:t>
+      </w:r>
+      <w:proofErr w:type="spellStart"/>
+      <w:r>
+        <w:rPr>
+          <w:rFonts w:ascii="Consolas" w:eastAsia="Times New Roman" w:hAnsi="Consolas" w:cs="Times New Roman"/>
+          <w:color w:val="DCDCAA"/>
+          <w:sz w:val="21"/>
+          <w:szCs w:val="21"/>
+          <w:lang w:val="en-GB" w:eastAsia="it-IT"/>
+        </w:rPr>
+        <w:t>fflush</w:t>
+      </w:r>
+      <w:proofErr w:type="spellEnd"/>
+      <w:r>
+        <w:rPr>
+          <w:rFonts w:ascii="Consolas" w:eastAsia="Times New Roman" w:hAnsi="Consolas" w:cs="Times New Roman"/>
+          <w:color w:val="D4D4D4"/>
+          <w:sz w:val="21"/>
+          <w:szCs w:val="21"/>
+          <w:lang w:val="en-GB" w:eastAsia="it-IT"/>
+        </w:rPr>
+        <w:t>(</w:t>
+      </w:r>
+      <w:proofErr w:type="spellStart"/>
+      <w:r>
+        <w:rPr>
+          <w:rFonts w:ascii="Consolas" w:eastAsia="Times New Roman" w:hAnsi="Consolas" w:cs="Times New Roman"/>
+          <w:color w:val="569CD6"/>
+          <w:sz w:val="21"/>
+          <w:szCs w:val="21"/>
+          <w:lang w:val="en-GB" w:eastAsia="it-IT"/>
+        </w:rPr>
+        <w:t>stdout</w:t>
+      </w:r>
+      <w:proofErr w:type="spellEnd"/>
+      <w:r>
+        <w:rPr>
+          <w:rFonts w:ascii="Consolas" w:eastAsia="Times New Roman" w:hAnsi="Consolas" w:cs="Times New Roman"/>
+          <w:color w:val="D4D4D4"/>
+          <w:sz w:val="21"/>
+          <w:szCs w:val="21"/>
+          <w:lang w:val="en-GB" w:eastAsia="it-IT"/>
+        </w:rPr>
+        <w:t>);</w:t>
+      </w:r>
+    </w:p>
+    <w:p>
+      <w:pPr>
+        <w:shd w:val="clear" w:color="auto" w:fill="1E1E1E"/>
+        <w:spacing w:after="0" w:line="285" w:lineRule="atLeast"/>
+        <w:rPr>
+          <w:rFonts w:ascii="Consolas" w:eastAsia="Times New Roman" w:hAnsi="Consolas" w:cs="Times New Roman"/>
+          <w:color w:val="D4D4D4"/>
+          <w:sz w:val="21"/>
+          <w:szCs w:val="21"/>
+          <w:lang w:val="en-GB" w:eastAsia="it-IT"/>
+        </w:rPr>
+      </w:pPr>
+      <w:r>
+        <w:rPr>
+          <w:rFonts w:ascii="Consolas" w:eastAsia="Times New Roman" w:hAnsi="Consolas" w:cs="Times New Roman"/>
+          <w:color w:val="D4D4D4"/>
+          <w:sz w:val="21"/>
+          <w:szCs w:val="21"/>
+          <w:lang w:val="en-GB" w:eastAsia="it-IT"/>
+        </w:rPr>
+        <w:t xml:space="preserve">    </w:t>
+      </w:r>
+      <w:r>
+        <w:rPr>
+          <w:rFonts w:ascii="Consolas" w:eastAsia="Times New Roman" w:hAnsi="Consolas" w:cs="Times New Roman"/>
+          <w:color w:val="DCDCAA"/>
+          <w:sz w:val="21"/>
+          <w:szCs w:val="21"/>
+          <w:lang w:val="en-GB" w:eastAsia="it-IT"/>
+        </w:rPr>
+        <w:t>free</w:t>
+      </w:r>
+      <w:r>
+        <w:rPr>
+          <w:rFonts w:ascii="Consolas" w:eastAsia="Times New Roman" w:hAnsi="Consolas" w:cs="Times New Roman"/>
+          <w:color w:val="D4D4D4"/>
+          <w:sz w:val="21"/>
+          <w:szCs w:val="21"/>
+          <w:lang w:val="en-GB" w:eastAsia="it-IT"/>
+        </w:rPr>
+        <w:t>(</w:t>
+      </w:r>
+      <w:r>
+        <w:rPr>
+          <w:rFonts w:ascii="Consolas" w:eastAsia="Times New Roman" w:hAnsi="Consolas" w:cs="Times New Roman"/>
+          <w:color w:val="9CDCFE"/>
+          <w:sz w:val="21"/>
+          <w:szCs w:val="21"/>
+          <w:lang w:val="en-GB" w:eastAsia="it-IT"/>
+        </w:rPr>
+        <w:t>buffer1</w:t>
+      </w:r>
+      <w:r>
+        <w:rPr>
+          <w:rFonts w:ascii="Consolas" w:eastAsia="Times New Roman" w:hAnsi="Consolas" w:cs="Times New Roman"/>
+          <w:color w:val="D4D4D4"/>
+          <w:sz w:val="21"/>
+          <w:szCs w:val="21"/>
+          <w:lang w:val="en-GB" w:eastAsia="it-IT"/>
+        </w:rPr>
+        <w:t>);</w:t>
+      </w:r>
+    </w:p>
+    <w:p>
+      <w:pPr>
+        <w:shd w:val="clear" w:color="auto" w:fill="1E1E1E"/>
+        <w:spacing w:after="0" w:line="285" w:lineRule="atLeast"/>
+        <w:rPr>
+          <w:rFonts w:ascii="Consolas" w:eastAsia="Times New Roman" w:hAnsi="Consolas" w:cs="Times New Roman"/>
+          <w:color w:val="D4D4D4"/>
+          <w:sz w:val="21"/>
+          <w:szCs w:val="21"/>
+          <w:lang w:val="en-GB" w:eastAsia="it-IT"/>
+        </w:rPr>
+      </w:pPr>
+      <w:r>
+        <w:rPr>
+          <w:rFonts w:ascii="Consolas" w:eastAsia="Times New Roman" w:hAnsi="Consolas" w:cs="Times New Roman"/>
+          <w:color w:val="D4D4D4"/>
+          <w:sz w:val="21"/>
+          <w:szCs w:val="21"/>
+          <w:lang w:val="en-GB" w:eastAsia="it-IT"/>
+        </w:rPr>
+        <w:t xml:space="preserve">    </w:t>
+      </w:r>
+      <w:r>
+        <w:rPr>
+          <w:rFonts w:ascii="Consolas" w:eastAsia="Times New Roman" w:hAnsi="Consolas" w:cs="Times New Roman"/>
+          <w:color w:val="DCDCAA"/>
+          <w:sz w:val="21"/>
+          <w:szCs w:val="21"/>
+          <w:lang w:val="en-GB" w:eastAsia="it-IT"/>
+        </w:rPr>
+        <w:t>exit</w:t>
+      </w:r>
+      <w:r>
+        <w:rPr>
+          <w:rFonts w:ascii="Consolas" w:eastAsia="Times New Roman" w:hAnsi="Consolas" w:cs="Times New Roman"/>
+          <w:color w:val="D4D4D4"/>
+          <w:sz w:val="21"/>
+          <w:szCs w:val="21"/>
+          <w:lang w:val="en-GB" w:eastAsia="it-IT"/>
+        </w:rPr>
+        <w:t>(</w:t>
+      </w:r>
+      <w:r>
+        <w:rPr>
+          <w:rFonts w:ascii="Consolas" w:eastAsia="Times New Roman" w:hAnsi="Consolas" w:cs="Times New Roman"/>
+          <w:color w:val="569CD6"/>
+          <w:sz w:val="21"/>
+          <w:szCs w:val="21"/>
+          <w:lang w:val="en-GB" w:eastAsia="it-IT"/>
+        </w:rPr>
+        <w:t>EXIT_FAILURE</w:t>
+      </w:r>
+      <w:r>
+        <w:rPr>
+          <w:rFonts w:ascii="Consolas" w:eastAsia="Times New Roman" w:hAnsi="Consolas" w:cs="Times New Roman"/>
+          <w:color w:val="D4D4D4"/>
+          <w:sz w:val="21"/>
+          <w:szCs w:val="21"/>
+          <w:lang w:val="en-GB" w:eastAsia="it-IT"/>
+        </w:rPr>
+        <w:t>);</w:t>
+      </w:r>
+    </w:p>
+    <w:p>
+      <w:pPr>
+        <w:shd w:val="clear" w:color="auto" w:fill="1E1E1E"/>
+        <w:spacing w:after="0" w:line="285" w:lineRule="atLeast"/>
+        <w:rPr>
+          <w:rFonts w:ascii="Consolas" w:eastAsia="Times New Roman" w:hAnsi="Consolas" w:cs="Times New Roman"/>
+          <w:color w:val="D4D4D4"/>
+          <w:sz w:val="21"/>
+          <w:szCs w:val="21"/>
+          <w:lang w:val="en-GB" w:eastAsia="it-IT"/>
+        </w:rPr>
+      </w:pPr>
+      <w:r>
+        <w:rPr>
+          <w:rFonts w:ascii="Consolas" w:eastAsia="Times New Roman" w:hAnsi="Consolas" w:cs="Times New Roman"/>
+          <w:color w:val="D4D4D4"/>
+          <w:sz w:val="21"/>
+          <w:szCs w:val="21"/>
+          <w:lang w:val="en-GB" w:eastAsia="it-IT"/>
+        </w:rPr>
+        <w:lastRenderedPageBreak/>
+        <w:t>}</w:t>
+      </w:r>
+    </w:p>
+    <w:p>
+      <w:pPr>
+        <w:shd w:val="clear" w:color="auto" w:fill="1E1E1E"/>
+        <w:spacing w:after="0" w:line="285" w:lineRule="atLeast"/>
+        <w:rPr>
+          <w:rFonts w:ascii="Consolas" w:eastAsia="Times New Roman" w:hAnsi="Consolas" w:cs="Times New Roman"/>
+          <w:color w:val="D4D4D4"/>
+          <w:sz w:val="21"/>
+          <w:szCs w:val="21"/>
+          <w:lang w:val="en-GB" w:eastAsia="it-IT"/>
+        </w:rPr>
+      </w:pPr>
+      <w:r>
+        <w:rPr>
+          <w:rFonts w:ascii="Consolas" w:eastAsia="Times New Roman" w:hAnsi="Consolas" w:cs="Times New Roman"/>
+          <w:color w:val="6A9955"/>
+          <w:sz w:val="21"/>
+          <w:szCs w:val="21"/>
+          <w:lang w:val="en-GB" w:eastAsia="it-IT"/>
+        </w:rPr>
+        <w:t>/*</w:t>
+      </w:r>
+    </w:p>
+    <w:p>
+      <w:pPr>
+        <w:shd w:val="clear" w:color="auto" w:fill="1E1E1E"/>
+        <w:spacing w:after="0" w:line="285" w:lineRule="atLeast"/>
+        <w:rPr>
+          <w:rFonts w:ascii="Consolas" w:eastAsia="Times New Roman" w:hAnsi="Consolas" w:cs="Times New Roman"/>
+          <w:color w:val="D4D4D4"/>
+          <w:sz w:val="21"/>
+          <w:szCs w:val="21"/>
+          <w:lang w:val="en-GB" w:eastAsia="it-IT"/>
+        </w:rPr>
+      </w:pPr>
+      <w:r>
+        <w:rPr>
+          <w:rFonts w:ascii="Consolas" w:eastAsia="Times New Roman" w:hAnsi="Consolas" w:cs="Times New Roman"/>
+          <w:color w:val="6A9955"/>
+          <w:sz w:val="21"/>
+          <w:szCs w:val="21"/>
+          <w:lang w:val="en-GB" w:eastAsia="it-IT"/>
+        </w:rPr>
+        <w:t> * Reads PWD from PWDFILE and stores it in buffer1</w:t>
+      </w:r>
+    </w:p>
+    <w:p>
+      <w:pPr>
+        <w:shd w:val="clear" w:color="auto" w:fill="1E1E1E"/>
+        <w:spacing w:after="0" w:line="285" w:lineRule="atLeast"/>
+        <w:rPr>
+          <w:rFonts w:ascii="Consolas" w:eastAsia="Times New Roman" w:hAnsi="Consolas" w:cs="Times New Roman"/>
+          <w:color w:val="D4D4D4"/>
+          <w:sz w:val="21"/>
+          <w:szCs w:val="21"/>
+          <w:lang w:val="en-GB" w:eastAsia="it-IT"/>
+        </w:rPr>
+      </w:pPr>
+      <w:r>
+        <w:rPr>
+          <w:rFonts w:ascii="Consolas" w:eastAsia="Times New Roman" w:hAnsi="Consolas" w:cs="Times New Roman"/>
+          <w:color w:val="6A9955"/>
+          <w:sz w:val="21"/>
+          <w:szCs w:val="21"/>
+          <w:lang w:val="en-GB" w:eastAsia="it-IT"/>
+        </w:rPr>
+        <w:t> */</w:t>
+      </w:r>
+    </w:p>
+    <w:p>
+      <w:pPr>
+        <w:shd w:val="clear" w:color="auto" w:fill="1E1E1E"/>
+        <w:spacing w:after="0" w:line="285" w:lineRule="atLeast"/>
+        <w:rPr>
+          <w:rFonts w:ascii="Consolas" w:eastAsia="Times New Roman" w:hAnsi="Consolas" w:cs="Times New Roman"/>
+          <w:color w:val="D4D4D4"/>
+          <w:sz w:val="21"/>
+          <w:szCs w:val="21"/>
+          <w:lang w:val="en-GB" w:eastAsia="it-IT"/>
+        </w:rPr>
+      </w:pPr>
+      <w:r>
+        <w:rPr>
+          <w:rFonts w:ascii="Consolas" w:eastAsia="Times New Roman" w:hAnsi="Consolas" w:cs="Times New Roman"/>
+          <w:color w:val="569CD6"/>
+          <w:sz w:val="21"/>
+          <w:szCs w:val="21"/>
+          <w:lang w:val="en-GB" w:eastAsia="it-IT"/>
+        </w:rPr>
+        <w:t>void</w:t>
+      </w:r>
+      <w:r>
+        <w:rPr>
+          <w:rFonts w:ascii="Consolas" w:eastAsia="Times New Roman" w:hAnsi="Consolas" w:cs="Times New Roman"/>
+          <w:color w:val="D4D4D4"/>
+          <w:sz w:val="21"/>
+          <w:szCs w:val="21"/>
+          <w:lang w:val="en-GB" w:eastAsia="it-IT"/>
+        </w:rPr>
+        <w:t xml:space="preserve"> *</w:t>
+      </w:r>
+      <w:proofErr w:type="spellStart"/>
+      <w:r>
+        <w:rPr>
+          <w:rFonts w:ascii="Consolas" w:eastAsia="Times New Roman" w:hAnsi="Consolas" w:cs="Times New Roman"/>
+          <w:color w:val="DCDCAA"/>
+          <w:sz w:val="21"/>
+          <w:szCs w:val="21"/>
+          <w:lang w:val="en-GB" w:eastAsia="it-IT"/>
+        </w:rPr>
+        <w:t>readPwd</w:t>
+      </w:r>
+      <w:proofErr w:type="spellEnd"/>
+      <w:r>
+        <w:rPr>
+          <w:rFonts w:ascii="Consolas" w:eastAsia="Times New Roman" w:hAnsi="Consolas" w:cs="Times New Roman"/>
+          <w:color w:val="D4D4D4"/>
+          <w:sz w:val="21"/>
+          <w:szCs w:val="21"/>
+          <w:lang w:val="en-GB" w:eastAsia="it-IT"/>
+        </w:rPr>
+        <w:t>() {</w:t>
+      </w:r>
+    </w:p>
+    <w:p>
+      <w:pPr>
+        <w:shd w:val="clear" w:color="auto" w:fill="1E1E1E"/>
+        <w:spacing w:after="0" w:line="285" w:lineRule="atLeast"/>
+        <w:rPr>
+          <w:rFonts w:ascii="Consolas" w:eastAsia="Times New Roman" w:hAnsi="Consolas" w:cs="Times New Roman"/>
+          <w:color w:val="D4D4D4"/>
+          <w:sz w:val="21"/>
+          <w:szCs w:val="21"/>
+          <w:lang w:val="en-GB" w:eastAsia="it-IT"/>
+        </w:rPr>
+      </w:pPr>
+      <w:r>
+        <w:rPr>
+          <w:rFonts w:ascii="Consolas" w:eastAsia="Times New Roman" w:hAnsi="Consolas" w:cs="Times New Roman"/>
+          <w:color w:val="D4D4D4"/>
+          <w:sz w:val="21"/>
+          <w:szCs w:val="21"/>
+          <w:lang w:val="en-GB" w:eastAsia="it-IT"/>
+        </w:rPr>
+        <w:t xml:space="preserve">    </w:t>
+      </w:r>
+      <w:r>
+        <w:rPr>
+          <w:rFonts w:ascii="Consolas" w:eastAsia="Times New Roman" w:hAnsi="Consolas" w:cs="Times New Roman"/>
+          <w:color w:val="4EC9B0"/>
+          <w:sz w:val="21"/>
+          <w:szCs w:val="21"/>
+          <w:lang w:val="en-GB" w:eastAsia="it-IT"/>
+        </w:rPr>
+        <w:t>FILE</w:t>
+      </w:r>
+      <w:r>
+        <w:rPr>
+          <w:rFonts w:ascii="Consolas" w:eastAsia="Times New Roman" w:hAnsi="Consolas" w:cs="Times New Roman"/>
+          <w:color w:val="D4D4D4"/>
+          <w:sz w:val="21"/>
+          <w:szCs w:val="21"/>
+          <w:lang w:val="en-GB" w:eastAsia="it-IT"/>
+        </w:rPr>
+        <w:t xml:space="preserve"> *</w:t>
+      </w:r>
+      <w:r>
+        <w:rPr>
+          <w:rFonts w:ascii="Consolas" w:eastAsia="Times New Roman" w:hAnsi="Consolas" w:cs="Times New Roman"/>
+          <w:color w:val="9CDCFE"/>
+          <w:sz w:val="21"/>
+          <w:szCs w:val="21"/>
+          <w:lang w:val="en-GB" w:eastAsia="it-IT"/>
+        </w:rPr>
+        <w:t>f</w:t>
+      </w:r>
+      <w:r>
+        <w:rPr>
+          <w:rFonts w:ascii="Consolas" w:eastAsia="Times New Roman" w:hAnsi="Consolas" w:cs="Times New Roman"/>
+          <w:color w:val="D4D4D4"/>
+          <w:sz w:val="21"/>
+          <w:szCs w:val="21"/>
+          <w:lang w:val="en-GB" w:eastAsia="it-IT"/>
+        </w:rPr>
+        <w:t>;</w:t>
+      </w:r>
+    </w:p>
+    <w:p>
+      <w:pPr>
+        <w:shd w:val="clear" w:color="auto" w:fill="1E1E1E"/>
+        <w:spacing w:after="0" w:line="285" w:lineRule="atLeast"/>
+        <w:rPr>
+          <w:rFonts w:ascii="Consolas" w:eastAsia="Times New Roman" w:hAnsi="Consolas" w:cs="Times New Roman"/>
+          <w:color w:val="D4D4D4"/>
+          <w:sz w:val="21"/>
+          <w:szCs w:val="21"/>
+          <w:lang w:val="en-GB" w:eastAsia="it-IT"/>
+        </w:rPr>
+      </w:pPr>
+      <w:r>
+        <w:rPr>
+          <w:rFonts w:ascii="Consolas" w:eastAsia="Times New Roman" w:hAnsi="Consolas" w:cs="Times New Roman"/>
+          <w:color w:val="D4D4D4"/>
+          <w:sz w:val="21"/>
+          <w:szCs w:val="21"/>
+          <w:lang w:val="en-GB" w:eastAsia="it-IT"/>
+        </w:rPr>
+        <w:t xml:space="preserve">    </w:t>
+      </w:r>
+      <w:r>
+        <w:rPr>
+          <w:rFonts w:ascii="Consolas" w:eastAsia="Times New Roman" w:hAnsi="Consolas" w:cs="Times New Roman"/>
+          <w:color w:val="569CD6"/>
+          <w:sz w:val="21"/>
+          <w:szCs w:val="21"/>
+          <w:lang w:val="en-GB" w:eastAsia="it-IT"/>
+        </w:rPr>
+        <w:t>char</w:t>
+      </w:r>
+      <w:r>
+        <w:rPr>
+          <w:rFonts w:ascii="Consolas" w:eastAsia="Times New Roman" w:hAnsi="Consolas" w:cs="Times New Roman"/>
+          <w:color w:val="D4D4D4"/>
+          <w:sz w:val="21"/>
+          <w:szCs w:val="21"/>
+          <w:lang w:val="en-GB" w:eastAsia="it-IT"/>
+        </w:rPr>
         <w:t xml:space="preserve"> </w:t>
       </w:r>
-      <w:proofErr w:type="spellStart"/>
-      <w:r>
-        <w:t>pointer</w:t>
-      </w:r>
-      <w:proofErr w:type="spellEnd"/>
-      <w:r>
-        <w:t xml:space="preserve">’ perché vado a sovrascrivere lo </w:t>
-      </w:r>
-      <w:proofErr w:type="spellStart"/>
-      <w:r>
+      <w:r>
+        <w:rPr>
+          <w:rFonts w:ascii="Consolas" w:eastAsia="Times New Roman" w:hAnsi="Consolas" w:cs="Times New Roman"/>
+          <w:color w:val="9CDCFE"/>
+          <w:sz w:val="21"/>
+          <w:szCs w:val="21"/>
+          <w:lang w:val="en-GB" w:eastAsia="it-IT"/>
+        </w:rPr>
+        <w:t>c</w:t>
+      </w:r>
+      <w:r>
+        <w:rPr>
+          <w:rFonts w:ascii="Consolas" w:eastAsia="Times New Roman" w:hAnsi="Consolas" w:cs="Times New Roman"/>
+          <w:color w:val="D4D4D4"/>
+          <w:sz w:val="21"/>
+          <w:szCs w:val="21"/>
+          <w:lang w:val="en-GB" w:eastAsia="it-IT"/>
+        </w:rPr>
+        <w:t>;</w:t>
+      </w:r>
+    </w:p>
+    <w:p>
+      <w:pPr>
+        <w:shd w:val="clear" w:color="auto" w:fill="1E1E1E"/>
+        <w:spacing w:after="0" w:line="285" w:lineRule="atLeast"/>
+        <w:rPr>
+          <w:rFonts w:ascii="Consolas" w:eastAsia="Times New Roman" w:hAnsi="Consolas" w:cs="Times New Roman"/>
+          <w:color w:val="D4D4D4"/>
+          <w:sz w:val="21"/>
+          <w:szCs w:val="21"/>
+          <w:lang w:val="en-GB" w:eastAsia="it-IT"/>
+        </w:rPr>
+      </w:pPr>
+      <w:r>
+        <w:rPr>
+          <w:rFonts w:ascii="Consolas" w:eastAsia="Times New Roman" w:hAnsi="Consolas" w:cs="Times New Roman"/>
+          <w:color w:val="D4D4D4"/>
+          <w:sz w:val="21"/>
+          <w:szCs w:val="21"/>
+          <w:lang w:val="en-GB" w:eastAsia="it-IT"/>
+        </w:rPr>
+        <w:t xml:space="preserve">    </w:t>
+      </w:r>
+      <w:proofErr w:type="spellStart"/>
+      <w:r>
+        <w:rPr>
+          <w:rFonts w:ascii="Consolas" w:eastAsia="Times New Roman" w:hAnsi="Consolas" w:cs="Times New Roman"/>
+          <w:color w:val="569CD6"/>
+          <w:sz w:val="21"/>
+          <w:szCs w:val="21"/>
+          <w:lang w:val="en-GB" w:eastAsia="it-IT"/>
+        </w:rPr>
+        <w:t>int</w:t>
+      </w:r>
+      <w:proofErr w:type="spellEnd"/>
+      <w:r>
+        <w:rPr>
+          <w:rFonts w:ascii="Consolas" w:eastAsia="Times New Roman" w:hAnsi="Consolas" w:cs="Times New Roman"/>
+          <w:color w:val="D4D4D4"/>
+          <w:sz w:val="21"/>
+          <w:szCs w:val="21"/>
+          <w:lang w:val="en-GB" w:eastAsia="it-IT"/>
+        </w:rPr>
+        <w:t xml:space="preserve"> </w:t>
+      </w:r>
+      <w:proofErr w:type="spellStart"/>
+      <w:r>
+        <w:rPr>
+          <w:rFonts w:ascii="Consolas" w:eastAsia="Times New Roman" w:hAnsi="Consolas" w:cs="Times New Roman"/>
+          <w:color w:val="9CDCFE"/>
+          <w:sz w:val="21"/>
+          <w:szCs w:val="21"/>
+          <w:lang w:val="en-GB" w:eastAsia="it-IT"/>
+        </w:rPr>
+        <w:t>i</w:t>
+      </w:r>
+      <w:proofErr w:type="spellEnd"/>
+      <w:r>
+        <w:rPr>
+          <w:rFonts w:ascii="Consolas" w:eastAsia="Times New Roman" w:hAnsi="Consolas" w:cs="Times New Roman"/>
+          <w:color w:val="D4D4D4"/>
+          <w:sz w:val="21"/>
+          <w:szCs w:val="21"/>
+          <w:lang w:val="en-GB" w:eastAsia="it-IT"/>
+        </w:rPr>
+        <w:t>;</w:t>
+      </w:r>
+    </w:p>
+    <w:p>
+      <w:pPr>
+        <w:shd w:val="clear" w:color="auto" w:fill="1E1E1E"/>
+        <w:spacing w:after="0" w:line="285" w:lineRule="atLeast"/>
+        <w:rPr>
+          <w:rFonts w:ascii="Consolas" w:eastAsia="Times New Roman" w:hAnsi="Consolas" w:cs="Times New Roman"/>
+          <w:color w:val="D4D4D4"/>
+          <w:sz w:val="21"/>
+          <w:szCs w:val="21"/>
+          <w:lang w:val="en-GB" w:eastAsia="it-IT"/>
+        </w:rPr>
+      </w:pPr>
+      <w:r>
+        <w:rPr>
+          <w:rFonts w:ascii="Consolas" w:eastAsia="Times New Roman" w:hAnsi="Consolas" w:cs="Times New Roman"/>
+          <w:color w:val="D4D4D4"/>
+          <w:sz w:val="21"/>
+          <w:szCs w:val="21"/>
+          <w:lang w:val="en-GB" w:eastAsia="it-IT"/>
+        </w:rPr>
+        <w:t xml:space="preserve">    </w:t>
+      </w:r>
+      <w:r>
+        <w:rPr>
+          <w:rFonts w:ascii="Consolas" w:eastAsia="Times New Roman" w:hAnsi="Consolas" w:cs="Times New Roman"/>
+          <w:color w:val="9CDCFE"/>
+          <w:sz w:val="21"/>
+          <w:szCs w:val="21"/>
+          <w:lang w:val="en-GB" w:eastAsia="it-IT"/>
+        </w:rPr>
+        <w:t>buffer1</w:t>
+      </w:r>
+      <w:r>
+        <w:rPr>
+          <w:rFonts w:ascii="Consolas" w:eastAsia="Times New Roman" w:hAnsi="Consolas" w:cs="Times New Roman"/>
+          <w:color w:val="D4D4D4"/>
+          <w:sz w:val="21"/>
+          <w:szCs w:val="21"/>
+          <w:lang w:val="en-GB" w:eastAsia="it-IT"/>
+        </w:rPr>
+        <w:t xml:space="preserve"> = </w:t>
+      </w:r>
+      <w:proofErr w:type="spellStart"/>
+      <w:r>
+        <w:rPr>
+          <w:rFonts w:ascii="Consolas" w:eastAsia="Times New Roman" w:hAnsi="Consolas" w:cs="Times New Roman"/>
+          <w:color w:val="DCDCAA"/>
+          <w:sz w:val="21"/>
+          <w:szCs w:val="21"/>
+          <w:lang w:val="en-GB" w:eastAsia="it-IT"/>
+        </w:rPr>
+        <w:t>malloc</w:t>
+      </w:r>
+      <w:proofErr w:type="spellEnd"/>
+      <w:r>
+        <w:rPr>
+          <w:rFonts w:ascii="Consolas" w:eastAsia="Times New Roman" w:hAnsi="Consolas" w:cs="Times New Roman"/>
+          <w:color w:val="D4D4D4"/>
+          <w:sz w:val="21"/>
+          <w:szCs w:val="21"/>
+          <w:lang w:val="en-GB" w:eastAsia="it-IT"/>
+        </w:rPr>
+        <w:t>(</w:t>
+      </w:r>
+      <w:r>
+        <w:rPr>
+          <w:rFonts w:ascii="Consolas" w:eastAsia="Times New Roman" w:hAnsi="Consolas" w:cs="Times New Roman"/>
+          <w:color w:val="569CD6"/>
+          <w:sz w:val="21"/>
+          <w:szCs w:val="21"/>
+          <w:lang w:val="en-GB" w:eastAsia="it-IT"/>
+        </w:rPr>
+        <w:t>PWDLEN</w:t>
+      </w:r>
+      <w:r>
+        <w:rPr>
+          <w:rFonts w:ascii="Consolas" w:eastAsia="Times New Roman" w:hAnsi="Consolas" w:cs="Times New Roman"/>
+          <w:color w:val="D4D4D4"/>
+          <w:sz w:val="21"/>
+          <w:szCs w:val="21"/>
+          <w:lang w:val="en-GB" w:eastAsia="it-IT"/>
+        </w:rPr>
+        <w:t>);</w:t>
+      </w:r>
+      <w:r>
+        <w:rPr>
+          <w:rFonts w:ascii="Consolas" w:eastAsia="Times New Roman" w:hAnsi="Consolas" w:cs="Times New Roman"/>
+          <w:color w:val="6A9955"/>
+          <w:sz w:val="21"/>
+          <w:szCs w:val="21"/>
+          <w:lang w:val="en-GB" w:eastAsia="it-IT"/>
+        </w:rPr>
+        <w:t xml:space="preserve"> // allocates PWDLEN chars</w:t>
+      </w:r>
+    </w:p>
+    <w:p>
+      <w:pPr>
+        <w:shd w:val="clear" w:color="auto" w:fill="1E1E1E"/>
+        <w:spacing w:after="0" w:line="285" w:lineRule="atLeast"/>
+        <w:rPr>
+          <w:rFonts w:ascii="Consolas" w:eastAsia="Times New Roman" w:hAnsi="Consolas" w:cs="Times New Roman"/>
+          <w:color w:val="D4D4D4"/>
+          <w:sz w:val="21"/>
+          <w:szCs w:val="21"/>
+          <w:lang w:val="en-GB" w:eastAsia="it-IT"/>
+        </w:rPr>
+      </w:pPr>
+      <w:r>
+        <w:rPr>
+          <w:rFonts w:ascii="Consolas" w:eastAsia="Times New Roman" w:hAnsi="Consolas" w:cs="Times New Roman"/>
+          <w:color w:val="D4D4D4"/>
+          <w:sz w:val="21"/>
+          <w:szCs w:val="21"/>
+          <w:lang w:val="en-GB" w:eastAsia="it-IT"/>
+        </w:rPr>
+        <w:t xml:space="preserve">    </w:t>
+      </w:r>
+      <w:r>
+        <w:rPr>
+          <w:rFonts w:ascii="Consolas" w:eastAsia="Times New Roman" w:hAnsi="Consolas" w:cs="Times New Roman"/>
+          <w:color w:val="9CDCFE"/>
+          <w:sz w:val="21"/>
+          <w:szCs w:val="21"/>
+          <w:lang w:val="en-GB" w:eastAsia="it-IT"/>
+        </w:rPr>
+        <w:t>f</w:t>
+      </w:r>
+      <w:r>
+        <w:rPr>
+          <w:rFonts w:ascii="Consolas" w:eastAsia="Times New Roman" w:hAnsi="Consolas" w:cs="Times New Roman"/>
+          <w:color w:val="D4D4D4"/>
+          <w:sz w:val="21"/>
+          <w:szCs w:val="21"/>
+          <w:lang w:val="en-GB" w:eastAsia="it-IT"/>
+        </w:rPr>
+        <w:t xml:space="preserve"> = </w:t>
+      </w:r>
+      <w:proofErr w:type="spellStart"/>
+      <w:r>
+        <w:rPr>
+          <w:rFonts w:ascii="Consolas" w:eastAsia="Times New Roman" w:hAnsi="Consolas" w:cs="Times New Roman"/>
+          <w:color w:val="DCDCAA"/>
+          <w:sz w:val="21"/>
+          <w:szCs w:val="21"/>
+          <w:lang w:val="en-GB" w:eastAsia="it-IT"/>
+        </w:rPr>
+        <w:t>fopen</w:t>
+      </w:r>
+      <w:proofErr w:type="spellEnd"/>
+      <w:r>
+        <w:rPr>
+          <w:rFonts w:ascii="Consolas" w:eastAsia="Times New Roman" w:hAnsi="Consolas" w:cs="Times New Roman"/>
+          <w:color w:val="D4D4D4"/>
+          <w:sz w:val="21"/>
+          <w:szCs w:val="21"/>
+          <w:lang w:val="en-GB" w:eastAsia="it-IT"/>
+        </w:rPr>
+        <w:t>(</w:t>
+      </w:r>
+      <w:r>
+        <w:rPr>
+          <w:rFonts w:ascii="Consolas" w:eastAsia="Times New Roman" w:hAnsi="Consolas" w:cs="Times New Roman"/>
+          <w:color w:val="569CD6"/>
+          <w:sz w:val="21"/>
+          <w:szCs w:val="21"/>
+          <w:lang w:val="en-GB" w:eastAsia="it-IT"/>
+        </w:rPr>
+        <w:t>PWDFILE</w:t>
+      </w:r>
+      <w:r>
+        <w:rPr>
+          <w:rFonts w:ascii="Consolas" w:eastAsia="Times New Roman" w:hAnsi="Consolas" w:cs="Times New Roman"/>
+          <w:color w:val="D4D4D4"/>
+          <w:sz w:val="21"/>
+          <w:szCs w:val="21"/>
+          <w:lang w:val="en-GB" w:eastAsia="it-IT"/>
+        </w:rPr>
+        <w:t xml:space="preserve">, </w:t>
+      </w:r>
+      <w:r>
+        <w:rPr>
+          <w:rFonts w:ascii="Consolas" w:eastAsia="Times New Roman" w:hAnsi="Consolas" w:cs="Times New Roman"/>
+          <w:color w:val="CE9178"/>
+          <w:sz w:val="21"/>
+          <w:szCs w:val="21"/>
+          <w:lang w:val="en-GB" w:eastAsia="it-IT"/>
+        </w:rPr>
+        <w:t>"r"</w:t>
+      </w:r>
+      <w:r>
+        <w:rPr>
+          <w:rFonts w:ascii="Consolas" w:eastAsia="Times New Roman" w:hAnsi="Consolas" w:cs="Times New Roman"/>
+          <w:color w:val="D4D4D4"/>
+          <w:sz w:val="21"/>
+          <w:szCs w:val="21"/>
+          <w:lang w:val="en-GB" w:eastAsia="it-IT"/>
+        </w:rPr>
+        <w:t>);</w:t>
+      </w:r>
+    </w:p>
+    <w:p>
+      <w:pPr>
+        <w:shd w:val="clear" w:color="auto" w:fill="1E1E1E"/>
+        <w:spacing w:after="0" w:line="285" w:lineRule="atLeast"/>
+        <w:rPr>
+          <w:rFonts w:ascii="Consolas" w:eastAsia="Times New Roman" w:hAnsi="Consolas" w:cs="Times New Roman"/>
+          <w:color w:val="D4D4D4"/>
+          <w:sz w:val="21"/>
+          <w:szCs w:val="21"/>
+          <w:lang w:val="en-GB" w:eastAsia="it-IT"/>
+        </w:rPr>
+      </w:pPr>
+      <w:r>
+        <w:rPr>
+          <w:rFonts w:ascii="Consolas" w:eastAsia="Times New Roman" w:hAnsi="Consolas" w:cs="Times New Roman"/>
+          <w:color w:val="D4D4D4"/>
+          <w:sz w:val="21"/>
+          <w:szCs w:val="21"/>
+          <w:lang w:val="en-GB" w:eastAsia="it-IT"/>
+        </w:rPr>
+        <w:t xml:space="preserve">    </w:t>
+      </w:r>
+      <w:r>
+        <w:rPr>
+          <w:rFonts w:ascii="Consolas" w:eastAsia="Times New Roman" w:hAnsi="Consolas" w:cs="Times New Roman"/>
+          <w:color w:val="C586C0"/>
+          <w:sz w:val="21"/>
+          <w:szCs w:val="21"/>
+          <w:lang w:val="en-GB" w:eastAsia="it-IT"/>
+        </w:rPr>
+        <w:t>if</w:t>
+      </w:r>
+      <w:r>
+        <w:rPr>
+          <w:rFonts w:ascii="Consolas" w:eastAsia="Times New Roman" w:hAnsi="Consolas" w:cs="Times New Roman"/>
+          <w:color w:val="D4D4D4"/>
+          <w:sz w:val="21"/>
+          <w:szCs w:val="21"/>
+          <w:lang w:val="en-GB" w:eastAsia="it-IT"/>
+        </w:rPr>
+        <w:t>(</w:t>
+      </w:r>
+      <w:r>
+        <w:rPr>
+          <w:rFonts w:ascii="Consolas" w:eastAsia="Times New Roman" w:hAnsi="Consolas" w:cs="Times New Roman"/>
+          <w:color w:val="9CDCFE"/>
+          <w:sz w:val="21"/>
+          <w:szCs w:val="21"/>
+          <w:lang w:val="en-GB" w:eastAsia="it-IT"/>
+        </w:rPr>
+        <w:t>f</w:t>
+      </w:r>
+      <w:r>
+        <w:rPr>
+          <w:rFonts w:ascii="Consolas" w:eastAsia="Times New Roman" w:hAnsi="Consolas" w:cs="Times New Roman"/>
+          <w:color w:val="D4D4D4"/>
+          <w:sz w:val="21"/>
+          <w:szCs w:val="21"/>
+          <w:lang w:val="en-GB" w:eastAsia="it-IT"/>
+        </w:rPr>
+        <w:t xml:space="preserve"> == </w:t>
+      </w:r>
+      <w:r>
+        <w:rPr>
+          <w:rFonts w:ascii="Consolas" w:eastAsia="Times New Roman" w:hAnsi="Consolas" w:cs="Times New Roman"/>
+          <w:color w:val="569CD6"/>
+          <w:sz w:val="21"/>
+          <w:szCs w:val="21"/>
+          <w:lang w:val="en-GB" w:eastAsia="it-IT"/>
+        </w:rPr>
+        <w:t>NULL</w:t>
+      </w:r>
+      <w:r>
+        <w:rPr>
+          <w:rFonts w:ascii="Consolas" w:eastAsia="Times New Roman" w:hAnsi="Consolas" w:cs="Times New Roman"/>
+          <w:color w:val="D4D4D4"/>
+          <w:sz w:val="21"/>
+          <w:szCs w:val="21"/>
+          <w:lang w:val="en-GB" w:eastAsia="it-IT"/>
+        </w:rPr>
+        <w:t>)</w:t>
+      </w:r>
+    </w:p>
+    <w:p>
+      <w:pPr>
+        <w:shd w:val="clear" w:color="auto" w:fill="1E1E1E"/>
+        <w:spacing w:after="0" w:line="285" w:lineRule="atLeast"/>
+        <w:rPr>
+          <w:rFonts w:ascii="Consolas" w:eastAsia="Times New Roman" w:hAnsi="Consolas" w:cs="Times New Roman"/>
+          <w:color w:val="D4D4D4"/>
+          <w:sz w:val="21"/>
+          <w:szCs w:val="21"/>
+          <w:lang w:val="en-GB" w:eastAsia="it-IT"/>
+        </w:rPr>
+      </w:pPr>
+      <w:r>
+        <w:rPr>
+          <w:rFonts w:ascii="Consolas" w:eastAsia="Times New Roman" w:hAnsi="Consolas" w:cs="Times New Roman"/>
+          <w:color w:val="D4D4D4"/>
+          <w:sz w:val="21"/>
+          <w:szCs w:val="21"/>
+          <w:lang w:val="en-GB" w:eastAsia="it-IT"/>
+        </w:rPr>
+        <w:t xml:space="preserve">        </w:t>
+      </w:r>
+      <w:r>
+        <w:rPr>
+          <w:rFonts w:ascii="Consolas" w:eastAsia="Times New Roman" w:hAnsi="Consolas" w:cs="Times New Roman"/>
+          <w:color w:val="DCDCAA"/>
+          <w:sz w:val="21"/>
+          <w:szCs w:val="21"/>
+          <w:lang w:val="en-GB" w:eastAsia="it-IT"/>
+        </w:rPr>
+        <w:t>die</w:t>
+      </w:r>
+      <w:r>
+        <w:rPr>
+          <w:rFonts w:ascii="Consolas" w:eastAsia="Times New Roman" w:hAnsi="Consolas" w:cs="Times New Roman"/>
+          <w:color w:val="D4D4D4"/>
+          <w:sz w:val="21"/>
+          <w:szCs w:val="21"/>
+          <w:lang w:val="en-GB" w:eastAsia="it-IT"/>
+        </w:rPr>
+        <w:t>(</w:t>
+      </w:r>
+      <w:r>
+        <w:rPr>
+          <w:rFonts w:ascii="Consolas" w:eastAsia="Times New Roman" w:hAnsi="Consolas" w:cs="Times New Roman"/>
+          <w:color w:val="CE9178"/>
+          <w:sz w:val="21"/>
+          <w:szCs w:val="21"/>
+          <w:lang w:val="en-GB" w:eastAsia="it-IT"/>
+        </w:rPr>
+        <w:t>"cannot open password file"</w:t>
+      </w:r>
+      <w:r>
+        <w:rPr>
+          <w:rFonts w:ascii="Consolas" w:eastAsia="Times New Roman" w:hAnsi="Consolas" w:cs="Times New Roman"/>
+          <w:color w:val="D4D4D4"/>
+          <w:sz w:val="21"/>
+          <w:szCs w:val="21"/>
+          <w:lang w:val="en-GB" w:eastAsia="it-IT"/>
+        </w:rPr>
+        <w:t>);</w:t>
+      </w:r>
+    </w:p>
+    <w:p>
+      <w:pPr>
+        <w:shd w:val="clear" w:color="auto" w:fill="1E1E1E"/>
+        <w:spacing w:after="0" w:line="285" w:lineRule="atLeast"/>
+        <w:rPr>
+          <w:rFonts w:ascii="Consolas" w:eastAsia="Times New Roman" w:hAnsi="Consolas" w:cs="Times New Roman"/>
+          <w:color w:val="D4D4D4"/>
+          <w:sz w:val="21"/>
+          <w:szCs w:val="21"/>
+          <w:lang w:val="en-GB" w:eastAsia="it-IT"/>
+        </w:rPr>
+      </w:pPr>
+      <w:r>
+        <w:rPr>
+          <w:rFonts w:ascii="Consolas" w:eastAsia="Times New Roman" w:hAnsi="Consolas" w:cs="Times New Roman"/>
+          <w:color w:val="D4D4D4"/>
+          <w:sz w:val="21"/>
+          <w:szCs w:val="21"/>
+          <w:lang w:val="en-GB" w:eastAsia="it-IT"/>
+        </w:rPr>
+        <w:t xml:space="preserve">    </w:t>
+      </w:r>
+      <w:r>
+        <w:rPr>
+          <w:rFonts w:ascii="Consolas" w:eastAsia="Times New Roman" w:hAnsi="Consolas" w:cs="Times New Roman"/>
+          <w:color w:val="C586C0"/>
+          <w:sz w:val="21"/>
+          <w:szCs w:val="21"/>
+          <w:lang w:val="en-GB" w:eastAsia="it-IT"/>
+        </w:rPr>
+        <w:t>for</w:t>
+      </w:r>
+      <w:r>
+        <w:rPr>
+          <w:rFonts w:ascii="Consolas" w:eastAsia="Times New Roman" w:hAnsi="Consolas" w:cs="Times New Roman"/>
+          <w:color w:val="D4D4D4"/>
+          <w:sz w:val="21"/>
+          <w:szCs w:val="21"/>
+          <w:lang w:val="en-GB" w:eastAsia="it-IT"/>
+        </w:rPr>
+        <w:t xml:space="preserve"> (</w:t>
+      </w:r>
+      <w:proofErr w:type="spellStart"/>
+      <w:r>
+        <w:rPr>
+          <w:rFonts w:ascii="Consolas" w:eastAsia="Times New Roman" w:hAnsi="Consolas" w:cs="Times New Roman"/>
+          <w:color w:val="9CDCFE"/>
+          <w:sz w:val="21"/>
+          <w:szCs w:val="21"/>
+          <w:lang w:val="en-GB" w:eastAsia="it-IT"/>
+        </w:rPr>
+        <w:t>i</w:t>
+      </w:r>
+      <w:proofErr w:type="spellEnd"/>
+      <w:r>
+        <w:rPr>
+          <w:rFonts w:ascii="Consolas" w:eastAsia="Times New Roman" w:hAnsi="Consolas" w:cs="Times New Roman"/>
+          <w:color w:val="D4D4D4"/>
+          <w:sz w:val="21"/>
+          <w:szCs w:val="21"/>
+          <w:lang w:val="en-GB" w:eastAsia="it-IT"/>
+        </w:rPr>
+        <w:t>=</w:t>
+      </w:r>
+      <w:r>
+        <w:rPr>
+          <w:rFonts w:ascii="Consolas" w:eastAsia="Times New Roman" w:hAnsi="Consolas" w:cs="Times New Roman"/>
+          <w:color w:val="B5CEA8"/>
+          <w:sz w:val="21"/>
+          <w:szCs w:val="21"/>
+          <w:lang w:val="en-GB" w:eastAsia="it-IT"/>
+        </w:rPr>
+        <w:t>0</w:t>
+      </w:r>
+      <w:r>
+        <w:rPr>
+          <w:rFonts w:ascii="Consolas" w:eastAsia="Times New Roman" w:hAnsi="Consolas" w:cs="Times New Roman"/>
+          <w:color w:val="D4D4D4"/>
+          <w:sz w:val="21"/>
+          <w:szCs w:val="21"/>
+          <w:lang w:val="en-GB" w:eastAsia="it-IT"/>
+        </w:rPr>
+        <w:t>;</w:t>
+      </w:r>
+      <w:r>
+        <w:rPr>
+          <w:rFonts w:ascii="Consolas" w:eastAsia="Times New Roman" w:hAnsi="Consolas" w:cs="Times New Roman"/>
+          <w:color w:val="9CDCFE"/>
+          <w:sz w:val="21"/>
+          <w:szCs w:val="21"/>
+          <w:lang w:val="en-GB" w:eastAsia="it-IT"/>
+        </w:rPr>
+        <w:t>i</w:t>
+      </w:r>
+      <w:r>
+        <w:rPr>
+          <w:rFonts w:ascii="Consolas" w:eastAsia="Times New Roman" w:hAnsi="Consolas" w:cs="Times New Roman"/>
+          <w:color w:val="D4D4D4"/>
+          <w:sz w:val="21"/>
+          <w:szCs w:val="21"/>
+          <w:lang w:val="en-GB" w:eastAsia="it-IT"/>
+        </w:rPr>
+        <w:t>&lt;</w:t>
+      </w:r>
+      <w:r>
+        <w:rPr>
+          <w:rFonts w:ascii="Consolas" w:eastAsia="Times New Roman" w:hAnsi="Consolas" w:cs="Times New Roman"/>
+          <w:color w:val="569CD6"/>
+          <w:sz w:val="21"/>
+          <w:szCs w:val="21"/>
+          <w:lang w:val="en-GB" w:eastAsia="it-IT"/>
+        </w:rPr>
+        <w:t>PWDLEN</w:t>
+      </w:r>
+      <w:r>
+        <w:rPr>
+          <w:rFonts w:ascii="Consolas" w:eastAsia="Times New Roman" w:hAnsi="Consolas" w:cs="Times New Roman"/>
+          <w:color w:val="D4D4D4"/>
+          <w:sz w:val="21"/>
+          <w:szCs w:val="21"/>
+          <w:lang w:val="en-GB" w:eastAsia="it-IT"/>
+        </w:rPr>
+        <w:t>-</w:t>
+      </w:r>
+      <w:r>
+        <w:rPr>
+          <w:rFonts w:ascii="Consolas" w:eastAsia="Times New Roman" w:hAnsi="Consolas" w:cs="Times New Roman"/>
+          <w:color w:val="B5CEA8"/>
+          <w:sz w:val="21"/>
+          <w:szCs w:val="21"/>
+          <w:lang w:val="en-GB" w:eastAsia="it-IT"/>
+        </w:rPr>
+        <w:t>1</w:t>
+      </w:r>
+      <w:r>
+        <w:rPr>
+          <w:rFonts w:ascii="Consolas" w:eastAsia="Times New Roman" w:hAnsi="Consolas" w:cs="Times New Roman"/>
+          <w:color w:val="D4D4D4"/>
+          <w:sz w:val="21"/>
+          <w:szCs w:val="21"/>
+          <w:lang w:val="en-GB" w:eastAsia="it-IT"/>
+        </w:rPr>
+        <w:t xml:space="preserve"> &amp;&amp; (</w:t>
+      </w:r>
+      <w:r>
+        <w:rPr>
+          <w:rFonts w:ascii="Consolas" w:eastAsia="Times New Roman" w:hAnsi="Consolas" w:cs="Times New Roman"/>
+          <w:color w:val="9CDCFE"/>
+          <w:sz w:val="21"/>
+          <w:szCs w:val="21"/>
+          <w:lang w:val="en-GB" w:eastAsia="it-IT"/>
+        </w:rPr>
+        <w:t>c</w:t>
+      </w:r>
+      <w:r>
+        <w:rPr>
+          <w:rFonts w:ascii="Consolas" w:eastAsia="Times New Roman" w:hAnsi="Consolas" w:cs="Times New Roman"/>
+          <w:color w:val="D4D4D4"/>
+          <w:sz w:val="21"/>
+          <w:szCs w:val="21"/>
+          <w:lang w:val="en-GB" w:eastAsia="it-IT"/>
+        </w:rPr>
+        <w:t xml:space="preserve"> = </w:t>
+      </w:r>
+      <w:proofErr w:type="spellStart"/>
+      <w:r>
+        <w:rPr>
+          <w:rFonts w:ascii="Consolas" w:eastAsia="Times New Roman" w:hAnsi="Consolas" w:cs="Times New Roman"/>
+          <w:color w:val="DCDCAA"/>
+          <w:sz w:val="21"/>
+          <w:szCs w:val="21"/>
+          <w:lang w:val="en-GB" w:eastAsia="it-IT"/>
+        </w:rPr>
+        <w:t>fgetc</w:t>
+      </w:r>
+      <w:proofErr w:type="spellEnd"/>
+      <w:r>
+        <w:rPr>
+          <w:rFonts w:ascii="Consolas" w:eastAsia="Times New Roman" w:hAnsi="Consolas" w:cs="Times New Roman"/>
+          <w:color w:val="D4D4D4"/>
+          <w:sz w:val="21"/>
+          <w:szCs w:val="21"/>
+          <w:lang w:val="en-GB" w:eastAsia="it-IT"/>
+        </w:rPr>
+        <w:t>(</w:t>
+      </w:r>
+      <w:r>
+        <w:rPr>
+          <w:rFonts w:ascii="Consolas" w:eastAsia="Times New Roman" w:hAnsi="Consolas" w:cs="Times New Roman"/>
+          <w:color w:val="9CDCFE"/>
+          <w:sz w:val="21"/>
+          <w:szCs w:val="21"/>
+          <w:lang w:val="en-GB" w:eastAsia="it-IT"/>
+        </w:rPr>
+        <w:t>f</w:t>
+      </w:r>
+      <w:r>
+        <w:rPr>
+          <w:rFonts w:ascii="Consolas" w:eastAsia="Times New Roman" w:hAnsi="Consolas" w:cs="Times New Roman"/>
+          <w:color w:val="D4D4D4"/>
+          <w:sz w:val="21"/>
+          <w:szCs w:val="21"/>
+          <w:lang w:val="en-GB" w:eastAsia="it-IT"/>
+        </w:rPr>
+        <w:t xml:space="preserve">)) != </w:t>
+      </w:r>
+      <w:proofErr w:type="spellStart"/>
+      <w:r>
+        <w:rPr>
+          <w:rFonts w:ascii="Consolas" w:eastAsia="Times New Roman" w:hAnsi="Consolas" w:cs="Times New Roman"/>
+          <w:color w:val="569CD6"/>
+          <w:sz w:val="21"/>
+          <w:szCs w:val="21"/>
+          <w:lang w:val="en-GB" w:eastAsia="it-IT"/>
+        </w:rPr>
+        <w:t>EOF</w:t>
+      </w:r>
+      <w:r>
+        <w:rPr>
+          <w:rFonts w:ascii="Consolas" w:eastAsia="Times New Roman" w:hAnsi="Consolas" w:cs="Times New Roman"/>
+          <w:color w:val="D4D4D4"/>
+          <w:sz w:val="21"/>
+          <w:szCs w:val="21"/>
+          <w:lang w:val="en-GB" w:eastAsia="it-IT"/>
+        </w:rPr>
+        <w:t>;</w:t>
+      </w:r>
+      <w:r>
+        <w:rPr>
+          <w:rFonts w:ascii="Consolas" w:eastAsia="Times New Roman" w:hAnsi="Consolas" w:cs="Times New Roman"/>
+          <w:color w:val="9CDCFE"/>
+          <w:sz w:val="21"/>
+          <w:szCs w:val="21"/>
+          <w:lang w:val="en-GB" w:eastAsia="it-IT"/>
+        </w:rPr>
+        <w:t>i</w:t>
+      </w:r>
+      <w:proofErr w:type="spellEnd"/>
+      <w:r>
+        <w:rPr>
+          <w:rFonts w:ascii="Consolas" w:eastAsia="Times New Roman" w:hAnsi="Consolas" w:cs="Times New Roman"/>
+          <w:color w:val="D4D4D4"/>
+          <w:sz w:val="21"/>
+          <w:szCs w:val="21"/>
+          <w:lang w:val="en-GB" w:eastAsia="it-IT"/>
+        </w:rPr>
+        <w:t>++) {</w:t>
+      </w:r>
+    </w:p>
+    <w:p>
+      <w:pPr>
+        <w:shd w:val="clear" w:color="auto" w:fill="1E1E1E"/>
+        <w:spacing w:after="0" w:line="285" w:lineRule="atLeast"/>
+        <w:rPr>
+          <w:rFonts w:ascii="Consolas" w:eastAsia="Times New Roman" w:hAnsi="Consolas" w:cs="Times New Roman"/>
+          <w:color w:val="D4D4D4"/>
+          <w:sz w:val="21"/>
+          <w:szCs w:val="21"/>
+          <w:lang w:val="en-GB" w:eastAsia="it-IT"/>
+        </w:rPr>
+      </w:pPr>
+      <w:r>
+        <w:rPr>
+          <w:rFonts w:ascii="Consolas" w:eastAsia="Times New Roman" w:hAnsi="Consolas" w:cs="Times New Roman"/>
+          <w:color w:val="D4D4D4"/>
+          <w:sz w:val="21"/>
+          <w:szCs w:val="21"/>
+          <w:lang w:val="en-GB" w:eastAsia="it-IT"/>
+        </w:rPr>
+        <w:t xml:space="preserve">        </w:t>
+      </w:r>
+      <w:r>
+        <w:rPr>
+          <w:rFonts w:ascii="Consolas" w:eastAsia="Times New Roman" w:hAnsi="Consolas" w:cs="Times New Roman"/>
+          <w:color w:val="9CDCFE"/>
+          <w:sz w:val="21"/>
+          <w:szCs w:val="21"/>
+          <w:lang w:val="en-GB" w:eastAsia="it-IT"/>
+        </w:rPr>
+        <w:t>buffer1</w:t>
+      </w:r>
+      <w:r>
+        <w:rPr>
+          <w:rFonts w:ascii="Consolas" w:eastAsia="Times New Roman" w:hAnsi="Consolas" w:cs="Times New Roman"/>
+          <w:color w:val="D4D4D4"/>
+          <w:sz w:val="21"/>
+          <w:szCs w:val="21"/>
+          <w:lang w:val="en-GB" w:eastAsia="it-IT"/>
+        </w:rPr>
+        <w:t>[</w:t>
+      </w:r>
+      <w:proofErr w:type="spellStart"/>
+      <w:r>
+        <w:rPr>
+          <w:rFonts w:ascii="Consolas" w:eastAsia="Times New Roman" w:hAnsi="Consolas" w:cs="Times New Roman"/>
+          <w:color w:val="9CDCFE"/>
+          <w:sz w:val="21"/>
+          <w:szCs w:val="21"/>
+          <w:lang w:val="en-GB" w:eastAsia="it-IT"/>
+        </w:rPr>
+        <w:t>i</w:t>
+      </w:r>
+      <w:proofErr w:type="spellEnd"/>
+      <w:r>
+        <w:rPr>
+          <w:rFonts w:ascii="Consolas" w:eastAsia="Times New Roman" w:hAnsi="Consolas" w:cs="Times New Roman"/>
+          <w:color w:val="D4D4D4"/>
+          <w:sz w:val="21"/>
+          <w:szCs w:val="21"/>
+          <w:lang w:val="en-GB" w:eastAsia="it-IT"/>
+        </w:rPr>
+        <w:t xml:space="preserve">] = </w:t>
+      </w:r>
+      <w:r>
+        <w:rPr>
+          <w:rFonts w:ascii="Consolas" w:eastAsia="Times New Roman" w:hAnsi="Consolas" w:cs="Times New Roman"/>
+          <w:color w:val="9CDCFE"/>
+          <w:sz w:val="21"/>
+          <w:szCs w:val="21"/>
+          <w:lang w:val="en-GB" w:eastAsia="it-IT"/>
+        </w:rPr>
+        <w:t>c</w:t>
+      </w:r>
+      <w:r>
+        <w:rPr>
+          <w:rFonts w:ascii="Consolas" w:eastAsia="Times New Roman" w:hAnsi="Consolas" w:cs="Times New Roman"/>
+          <w:color w:val="D4D4D4"/>
+          <w:sz w:val="21"/>
+          <w:szCs w:val="21"/>
+          <w:lang w:val="en-GB" w:eastAsia="it-IT"/>
+        </w:rPr>
+        <w:t>;</w:t>
+      </w:r>
+    </w:p>
+    <w:p>
+      <w:pPr>
+        <w:shd w:val="clear" w:color="auto" w:fill="1E1E1E"/>
+        <w:spacing w:after="0" w:line="285" w:lineRule="atLeast"/>
+        <w:rPr>
+          <w:rFonts w:ascii="Consolas" w:eastAsia="Times New Roman" w:hAnsi="Consolas" w:cs="Times New Roman"/>
+          <w:color w:val="D4D4D4"/>
+          <w:sz w:val="21"/>
+          <w:szCs w:val="21"/>
+          <w:lang w:val="en-GB" w:eastAsia="it-IT"/>
+        </w:rPr>
+      </w:pPr>
+      <w:r>
+        <w:rPr>
+          <w:rFonts w:ascii="Consolas" w:eastAsia="Times New Roman" w:hAnsi="Consolas" w:cs="Times New Roman"/>
+          <w:color w:val="D4D4D4"/>
+          <w:sz w:val="21"/>
+          <w:szCs w:val="21"/>
+          <w:lang w:val="en-GB" w:eastAsia="it-IT"/>
+        </w:rPr>
+        <w:t>    }</w:t>
+      </w:r>
+    </w:p>
+    <w:p>
+      <w:pPr>
+        <w:shd w:val="clear" w:color="auto" w:fill="1E1E1E"/>
+        <w:spacing w:after="0" w:line="285" w:lineRule="atLeast"/>
+        <w:rPr>
+          <w:rFonts w:ascii="Consolas" w:eastAsia="Times New Roman" w:hAnsi="Consolas" w:cs="Times New Roman"/>
+          <w:color w:val="D4D4D4"/>
+          <w:sz w:val="21"/>
+          <w:szCs w:val="21"/>
+          <w:lang w:val="en-GB" w:eastAsia="it-IT"/>
+        </w:rPr>
+      </w:pPr>
+      <w:r>
+        <w:rPr>
+          <w:rFonts w:ascii="Consolas" w:eastAsia="Times New Roman" w:hAnsi="Consolas" w:cs="Times New Roman"/>
+          <w:color w:val="D4D4D4"/>
+          <w:sz w:val="21"/>
+          <w:szCs w:val="21"/>
+          <w:lang w:val="en-GB" w:eastAsia="it-IT"/>
+        </w:rPr>
+        <w:t xml:space="preserve">    </w:t>
+      </w:r>
+      <w:r>
+        <w:rPr>
+          <w:rFonts w:ascii="Consolas" w:eastAsia="Times New Roman" w:hAnsi="Consolas" w:cs="Times New Roman"/>
+          <w:color w:val="9CDCFE"/>
+          <w:sz w:val="21"/>
+          <w:szCs w:val="21"/>
+          <w:lang w:val="en-GB" w:eastAsia="it-IT"/>
+        </w:rPr>
+        <w:t>buffer1</w:t>
+      </w:r>
+      <w:r>
+        <w:rPr>
+          <w:rFonts w:ascii="Consolas" w:eastAsia="Times New Roman" w:hAnsi="Consolas" w:cs="Times New Roman"/>
+          <w:color w:val="D4D4D4"/>
+          <w:sz w:val="21"/>
+          <w:szCs w:val="21"/>
+          <w:lang w:val="en-GB" w:eastAsia="it-IT"/>
+        </w:rPr>
+        <w:t>[</w:t>
+      </w:r>
+      <w:proofErr w:type="spellStart"/>
+      <w:r>
+        <w:rPr>
+          <w:rFonts w:ascii="Consolas" w:eastAsia="Times New Roman" w:hAnsi="Consolas" w:cs="Times New Roman"/>
+          <w:color w:val="9CDCFE"/>
+          <w:sz w:val="21"/>
+          <w:szCs w:val="21"/>
+          <w:lang w:val="en-GB" w:eastAsia="it-IT"/>
+        </w:rPr>
+        <w:t>i</w:t>
+      </w:r>
+      <w:proofErr w:type="spellEnd"/>
+      <w:r>
+        <w:rPr>
+          <w:rFonts w:ascii="Consolas" w:eastAsia="Times New Roman" w:hAnsi="Consolas" w:cs="Times New Roman"/>
+          <w:color w:val="D4D4D4"/>
+          <w:sz w:val="21"/>
+          <w:szCs w:val="21"/>
+          <w:lang w:val="en-GB" w:eastAsia="it-IT"/>
+        </w:rPr>
+        <w:t xml:space="preserve">] = </w:t>
+      </w:r>
+      <w:r>
+        <w:rPr>
+          <w:rFonts w:ascii="Consolas" w:eastAsia="Times New Roman" w:hAnsi="Consolas" w:cs="Times New Roman"/>
+          <w:color w:val="CE9178"/>
+          <w:sz w:val="21"/>
+          <w:szCs w:val="21"/>
+          <w:lang w:val="en-GB" w:eastAsia="it-IT"/>
+        </w:rPr>
+        <w:t>'</w:t>
+      </w:r>
+      <w:r>
+        <w:rPr>
+          <w:rFonts w:ascii="Consolas" w:eastAsia="Times New Roman" w:hAnsi="Consolas" w:cs="Times New Roman"/>
+          <w:color w:val="D7BA7D"/>
+          <w:sz w:val="21"/>
+          <w:szCs w:val="21"/>
+          <w:lang w:val="en-GB" w:eastAsia="it-IT"/>
+        </w:rPr>
+        <w:t>\0</w:t>
+      </w:r>
+      <w:r>
+        <w:rPr>
+          <w:rFonts w:ascii="Consolas" w:eastAsia="Times New Roman" w:hAnsi="Consolas" w:cs="Times New Roman"/>
+          <w:color w:val="CE9178"/>
+          <w:sz w:val="21"/>
+          <w:szCs w:val="21"/>
+          <w:lang w:val="en-GB" w:eastAsia="it-IT"/>
+        </w:rPr>
+        <w:t>'</w:t>
+      </w:r>
+      <w:r>
+        <w:rPr>
+          <w:rFonts w:ascii="Consolas" w:eastAsia="Times New Roman" w:hAnsi="Consolas" w:cs="Times New Roman"/>
+          <w:color w:val="D4D4D4"/>
+          <w:sz w:val="21"/>
+          <w:szCs w:val="21"/>
+          <w:lang w:val="en-GB" w:eastAsia="it-IT"/>
+        </w:rPr>
+        <w:t>;</w:t>
+      </w:r>
+      <w:r>
+        <w:rPr>
+          <w:rFonts w:ascii="Consolas" w:eastAsia="Times New Roman" w:hAnsi="Consolas" w:cs="Times New Roman"/>
+          <w:color w:val="6A9955"/>
+          <w:sz w:val="21"/>
+          <w:szCs w:val="21"/>
+          <w:lang w:val="en-GB" w:eastAsia="it-IT"/>
+        </w:rPr>
+        <w:t xml:space="preserve"> // null-terminates the buffer</w:t>
+      </w:r>
+    </w:p>
+    <w:p>
+      <w:pPr>
+        <w:shd w:val="clear" w:color="auto" w:fill="1E1E1E"/>
+        <w:spacing w:after="0" w:line="285" w:lineRule="atLeast"/>
+        <w:rPr>
+          <w:rFonts w:ascii="Consolas" w:eastAsia="Times New Roman" w:hAnsi="Consolas" w:cs="Times New Roman"/>
+          <w:color w:val="D4D4D4"/>
+          <w:sz w:val="21"/>
+          <w:szCs w:val="21"/>
+          <w:lang w:val="en-GB" w:eastAsia="it-IT"/>
+        </w:rPr>
+      </w:pPr>
+      <w:r>
+        <w:rPr>
+          <w:rFonts w:ascii="Consolas" w:eastAsia="Times New Roman" w:hAnsi="Consolas" w:cs="Times New Roman"/>
+          <w:color w:val="D4D4D4"/>
+          <w:sz w:val="21"/>
+          <w:szCs w:val="21"/>
+          <w:lang w:val="en-GB" w:eastAsia="it-IT"/>
+        </w:rPr>
+        <w:t xml:space="preserve">    </w:t>
+      </w:r>
+      <w:proofErr w:type="spellStart"/>
+      <w:r>
+        <w:rPr>
+          <w:rFonts w:ascii="Consolas" w:eastAsia="Times New Roman" w:hAnsi="Consolas" w:cs="Times New Roman"/>
+          <w:color w:val="DCDCAA"/>
+          <w:sz w:val="21"/>
+          <w:szCs w:val="21"/>
+          <w:lang w:val="en-GB" w:eastAsia="it-IT"/>
+        </w:rPr>
+        <w:t>fclose</w:t>
+      </w:r>
+      <w:proofErr w:type="spellEnd"/>
+      <w:r>
+        <w:rPr>
+          <w:rFonts w:ascii="Consolas" w:eastAsia="Times New Roman" w:hAnsi="Consolas" w:cs="Times New Roman"/>
+          <w:color w:val="D4D4D4"/>
+          <w:sz w:val="21"/>
+          <w:szCs w:val="21"/>
+          <w:lang w:val="en-GB" w:eastAsia="it-IT"/>
+        </w:rPr>
+        <w:t>(</w:t>
+      </w:r>
+      <w:r>
+        <w:rPr>
+          <w:rFonts w:ascii="Consolas" w:eastAsia="Times New Roman" w:hAnsi="Consolas" w:cs="Times New Roman"/>
+          <w:color w:val="9CDCFE"/>
+          <w:sz w:val="21"/>
+          <w:szCs w:val="21"/>
+          <w:lang w:val="en-GB" w:eastAsia="it-IT"/>
+        </w:rPr>
+        <w:t>f</w:t>
+      </w:r>
+      <w:r>
+        <w:rPr>
+          <w:rFonts w:ascii="Consolas" w:eastAsia="Times New Roman" w:hAnsi="Consolas" w:cs="Times New Roman"/>
+          <w:color w:val="D4D4D4"/>
+          <w:sz w:val="21"/>
+          <w:szCs w:val="21"/>
+          <w:lang w:val="en-GB" w:eastAsia="it-IT"/>
+        </w:rPr>
+        <w:t>);</w:t>
+      </w:r>
+    </w:p>
+    <w:p>
+      <w:pPr>
+        <w:shd w:val="clear" w:color="auto" w:fill="1E1E1E"/>
+        <w:spacing w:after="0" w:line="285" w:lineRule="atLeast"/>
+        <w:rPr>
+          <w:rFonts w:ascii="Consolas" w:eastAsia="Times New Roman" w:hAnsi="Consolas" w:cs="Times New Roman"/>
+          <w:color w:val="D4D4D4"/>
+          <w:sz w:val="21"/>
+          <w:szCs w:val="21"/>
+          <w:lang w:val="en-GB" w:eastAsia="it-IT"/>
+        </w:rPr>
+      </w:pPr>
+      <w:r>
+        <w:rPr>
+          <w:rFonts w:ascii="Consolas" w:eastAsia="Times New Roman" w:hAnsi="Consolas" w:cs="Times New Roman"/>
+          <w:color w:val="D4D4D4"/>
+          <w:sz w:val="21"/>
+          <w:szCs w:val="21"/>
+          <w:lang w:val="en-GB" w:eastAsia="it-IT"/>
+        </w:rPr>
+        <w:t>}</w:t>
+      </w:r>
+    </w:p>
+    <w:p>
+      <w:pPr>
+        <w:shd w:val="clear" w:color="auto" w:fill="1E1E1E"/>
+        <w:spacing w:after="0" w:line="285" w:lineRule="atLeast"/>
+        <w:rPr>
+          <w:rFonts w:ascii="Consolas" w:eastAsia="Times New Roman" w:hAnsi="Consolas" w:cs="Times New Roman"/>
+          <w:color w:val="D4D4D4"/>
+          <w:sz w:val="21"/>
+          <w:szCs w:val="21"/>
+          <w:lang w:val="en-GB" w:eastAsia="it-IT"/>
+        </w:rPr>
+      </w:pPr>
+      <w:r>
+        <w:rPr>
+          <w:rFonts w:ascii="Consolas" w:eastAsia="Times New Roman" w:hAnsi="Consolas" w:cs="Times New Roman"/>
+          <w:color w:val="6A9955"/>
+          <w:sz w:val="21"/>
+          <w:szCs w:val="21"/>
+          <w:lang w:val="en-GB" w:eastAsia="it-IT"/>
+        </w:rPr>
+        <w:t>/*</w:t>
+      </w:r>
+    </w:p>
+    <w:p>
+      <w:pPr>
+        <w:shd w:val="clear" w:color="auto" w:fill="1E1E1E"/>
+        <w:spacing w:after="0" w:line="285" w:lineRule="atLeast"/>
+        <w:rPr>
+          <w:rFonts w:ascii="Consolas" w:eastAsia="Times New Roman" w:hAnsi="Consolas" w:cs="Times New Roman"/>
+          <w:color w:val="D4D4D4"/>
+          <w:sz w:val="21"/>
+          <w:szCs w:val="21"/>
+          <w:lang w:val="en-GB" w:eastAsia="it-IT"/>
+        </w:rPr>
+      </w:pPr>
+      <w:r>
+        <w:rPr>
+          <w:rFonts w:ascii="Consolas" w:eastAsia="Times New Roman" w:hAnsi="Consolas" w:cs="Times New Roman"/>
+          <w:color w:val="6A9955"/>
+          <w:sz w:val="21"/>
+          <w:szCs w:val="21"/>
+          <w:lang w:val="en-GB" w:eastAsia="it-IT"/>
+        </w:rPr>
+        <w:t> * Reads password from terminal</w:t>
+      </w:r>
+    </w:p>
+    <w:p>
+      <w:pPr>
+        <w:shd w:val="clear" w:color="auto" w:fill="1E1E1E"/>
+        <w:spacing w:after="0" w:line="285" w:lineRule="atLeast"/>
+        <w:rPr>
+          <w:rFonts w:ascii="Consolas" w:eastAsia="Times New Roman" w:hAnsi="Consolas" w:cs="Times New Roman"/>
+          <w:color w:val="D4D4D4"/>
+          <w:sz w:val="21"/>
+          <w:szCs w:val="21"/>
+          <w:lang w:val="en-GB" w:eastAsia="it-IT"/>
+        </w:rPr>
+      </w:pPr>
+      <w:r>
+        <w:rPr>
+          <w:rFonts w:ascii="Consolas" w:eastAsia="Times New Roman" w:hAnsi="Consolas" w:cs="Times New Roman"/>
+          <w:color w:val="6A9955"/>
+          <w:sz w:val="21"/>
+          <w:szCs w:val="21"/>
+          <w:lang w:val="en-GB" w:eastAsia="it-IT"/>
+        </w:rPr>
+        <w:t xml:space="preserve"> * NOTE: we removed gets as it is risky! </w:t>
+      </w:r>
+    </w:p>
+    <w:p>
+      <w:pPr>
+        <w:shd w:val="clear" w:color="auto" w:fill="1E1E1E"/>
+        <w:spacing w:after="0" w:line="285" w:lineRule="atLeast"/>
+        <w:rPr>
+          <w:rFonts w:ascii="Consolas" w:eastAsia="Times New Roman" w:hAnsi="Consolas" w:cs="Times New Roman"/>
+          <w:color w:val="D4D4D4"/>
+          <w:sz w:val="21"/>
+          <w:szCs w:val="21"/>
+          <w:lang w:val="en-GB" w:eastAsia="it-IT"/>
+        </w:rPr>
+      </w:pPr>
+      <w:r>
+        <w:rPr>
+          <w:rFonts w:ascii="Consolas" w:eastAsia="Times New Roman" w:hAnsi="Consolas" w:cs="Times New Roman"/>
+          <w:color w:val="6A9955"/>
+          <w:sz w:val="21"/>
+          <w:szCs w:val="21"/>
+          <w:lang w:val="en-GB" w:eastAsia="it-IT"/>
+        </w:rPr>
+        <w:t xml:space="preserve"> * We use </w:t>
+      </w:r>
+      <w:proofErr w:type="spellStart"/>
+      <w:r>
+        <w:rPr>
+          <w:rFonts w:ascii="Consolas" w:eastAsia="Times New Roman" w:hAnsi="Consolas" w:cs="Times New Roman"/>
+          <w:color w:val="6A9955"/>
+          <w:sz w:val="21"/>
+          <w:szCs w:val="21"/>
+          <w:lang w:val="en-GB" w:eastAsia="it-IT"/>
+        </w:rPr>
+        <w:t>getchar</w:t>
+      </w:r>
+      <w:proofErr w:type="spellEnd"/>
+      <w:r>
+        <w:rPr>
+          <w:rFonts w:ascii="Consolas" w:eastAsia="Times New Roman" w:hAnsi="Consolas" w:cs="Times New Roman"/>
+          <w:color w:val="6A9955"/>
+          <w:sz w:val="21"/>
+          <w:szCs w:val="21"/>
+          <w:lang w:val="en-GB" w:eastAsia="it-IT"/>
+        </w:rPr>
+        <w:t xml:space="preserve"> and check the length instead!</w:t>
+      </w:r>
+    </w:p>
+    <w:p>
+      <w:pPr>
+        <w:shd w:val="clear" w:color="auto" w:fill="1E1E1E"/>
+        <w:spacing w:after="0" w:line="285" w:lineRule="atLeast"/>
+        <w:rPr>
+          <w:rFonts w:ascii="Consolas" w:eastAsia="Times New Roman" w:hAnsi="Consolas" w:cs="Times New Roman"/>
+          <w:color w:val="D4D4D4"/>
+          <w:sz w:val="21"/>
+          <w:szCs w:val="21"/>
+          <w:lang w:val="en-GB" w:eastAsia="it-IT"/>
+        </w:rPr>
+      </w:pPr>
+      <w:r>
+        <w:rPr>
+          <w:rFonts w:ascii="Consolas" w:eastAsia="Times New Roman" w:hAnsi="Consolas" w:cs="Times New Roman"/>
+          <w:color w:val="6A9955"/>
+          <w:sz w:val="21"/>
+          <w:szCs w:val="21"/>
+          <w:lang w:val="en-GB" w:eastAsia="it-IT"/>
+        </w:rPr>
+        <w:t> */</w:t>
+      </w:r>
+    </w:p>
+    <w:p>
+      <w:pPr>
+        <w:shd w:val="clear" w:color="auto" w:fill="1E1E1E"/>
+        <w:spacing w:after="0" w:line="285" w:lineRule="atLeast"/>
+        <w:rPr>
+          <w:rFonts w:ascii="Consolas" w:eastAsia="Times New Roman" w:hAnsi="Consolas" w:cs="Times New Roman"/>
+          <w:color w:val="D4D4D4"/>
+          <w:sz w:val="21"/>
+          <w:szCs w:val="21"/>
+          <w:lang w:val="en-GB" w:eastAsia="it-IT"/>
+        </w:rPr>
+      </w:pPr>
+      <w:r>
+        <w:rPr>
+          <w:rFonts w:ascii="Consolas" w:eastAsia="Times New Roman" w:hAnsi="Consolas" w:cs="Times New Roman"/>
+          <w:color w:val="569CD6"/>
+          <w:sz w:val="21"/>
+          <w:szCs w:val="21"/>
+          <w:lang w:val="en-GB" w:eastAsia="it-IT"/>
+        </w:rPr>
+        <w:t>void</w:t>
+      </w:r>
+      <w:r>
+        <w:rPr>
+          <w:rFonts w:ascii="Consolas" w:eastAsia="Times New Roman" w:hAnsi="Consolas" w:cs="Times New Roman"/>
+          <w:color w:val="D4D4D4"/>
+          <w:sz w:val="21"/>
+          <w:szCs w:val="21"/>
+          <w:lang w:val="en-GB" w:eastAsia="it-IT"/>
+        </w:rPr>
+        <w:t xml:space="preserve"> </w:t>
+      </w:r>
+      <w:proofErr w:type="spellStart"/>
+      <w:r>
+        <w:rPr>
+          <w:rFonts w:ascii="Consolas" w:eastAsia="Times New Roman" w:hAnsi="Consolas" w:cs="Times New Roman"/>
+          <w:color w:val="DCDCAA"/>
+          <w:sz w:val="21"/>
+          <w:szCs w:val="21"/>
+          <w:lang w:val="en-GB" w:eastAsia="it-IT"/>
+        </w:rPr>
+        <w:t>askPwd</w:t>
+      </w:r>
+      <w:proofErr w:type="spellEnd"/>
+      <w:r>
+        <w:rPr>
+          <w:rFonts w:ascii="Consolas" w:eastAsia="Times New Roman" w:hAnsi="Consolas" w:cs="Times New Roman"/>
+          <w:color w:val="D4D4D4"/>
+          <w:sz w:val="21"/>
+          <w:szCs w:val="21"/>
+          <w:lang w:val="en-GB" w:eastAsia="it-IT"/>
+        </w:rPr>
+        <w:t>() {</w:t>
+      </w:r>
+    </w:p>
+    <w:p>
+      <w:pPr>
+        <w:shd w:val="clear" w:color="auto" w:fill="1E1E1E"/>
+        <w:spacing w:after="0" w:line="285" w:lineRule="atLeast"/>
+        <w:rPr>
+          <w:rFonts w:ascii="Consolas" w:eastAsia="Times New Roman" w:hAnsi="Consolas" w:cs="Times New Roman"/>
+          <w:color w:val="D4D4D4"/>
+          <w:sz w:val="21"/>
+          <w:szCs w:val="21"/>
+          <w:lang w:val="en-GB" w:eastAsia="it-IT"/>
+        </w:rPr>
+      </w:pPr>
+      <w:r>
+        <w:rPr>
+          <w:rFonts w:ascii="Consolas" w:eastAsia="Times New Roman" w:hAnsi="Consolas" w:cs="Times New Roman"/>
+          <w:color w:val="D4D4D4"/>
+          <w:sz w:val="21"/>
+          <w:szCs w:val="21"/>
+          <w:lang w:val="en-GB" w:eastAsia="it-IT"/>
+        </w:rPr>
+        <w:t xml:space="preserve">    </w:t>
+      </w:r>
+      <w:r>
+        <w:rPr>
+          <w:rFonts w:ascii="Consolas" w:eastAsia="Times New Roman" w:hAnsi="Consolas" w:cs="Times New Roman"/>
+          <w:color w:val="569CD6"/>
+          <w:sz w:val="21"/>
+          <w:szCs w:val="21"/>
+          <w:lang w:val="en-GB" w:eastAsia="it-IT"/>
+        </w:rPr>
+        <w:t>char</w:t>
+      </w:r>
+      <w:r>
+        <w:rPr>
+          <w:rFonts w:ascii="Consolas" w:eastAsia="Times New Roman" w:hAnsi="Consolas" w:cs="Times New Roman"/>
+          <w:color w:val="D4D4D4"/>
+          <w:sz w:val="21"/>
+          <w:szCs w:val="21"/>
+          <w:lang w:val="en-GB" w:eastAsia="it-IT"/>
+        </w:rPr>
+        <w:t xml:space="preserve"> </w:t>
+      </w:r>
+      <w:r>
+        <w:rPr>
+          <w:rFonts w:ascii="Consolas" w:eastAsia="Times New Roman" w:hAnsi="Consolas" w:cs="Times New Roman"/>
+          <w:color w:val="9CDCFE"/>
+          <w:sz w:val="21"/>
+          <w:szCs w:val="21"/>
+          <w:lang w:val="en-GB" w:eastAsia="it-IT"/>
+        </w:rPr>
+        <w:t>c</w:t>
+      </w:r>
+      <w:r>
+        <w:rPr>
+          <w:rFonts w:ascii="Consolas" w:eastAsia="Times New Roman" w:hAnsi="Consolas" w:cs="Times New Roman"/>
+          <w:color w:val="D4D4D4"/>
+          <w:sz w:val="21"/>
+          <w:szCs w:val="21"/>
+          <w:lang w:val="en-GB" w:eastAsia="it-IT"/>
+        </w:rPr>
+        <w:t>;</w:t>
+      </w:r>
+    </w:p>
+    <w:p>
+      <w:pPr>
+        <w:shd w:val="clear" w:color="auto" w:fill="1E1E1E"/>
+        <w:spacing w:after="0" w:line="285" w:lineRule="atLeast"/>
+        <w:rPr>
+          <w:rFonts w:ascii="Consolas" w:eastAsia="Times New Roman" w:hAnsi="Consolas" w:cs="Times New Roman"/>
+          <w:color w:val="D4D4D4"/>
+          <w:sz w:val="21"/>
+          <w:szCs w:val="21"/>
+          <w:lang w:val="en-GB" w:eastAsia="it-IT"/>
+        </w:rPr>
+      </w:pPr>
+      <w:r>
+        <w:rPr>
+          <w:rFonts w:ascii="Consolas" w:eastAsia="Times New Roman" w:hAnsi="Consolas" w:cs="Times New Roman"/>
+          <w:color w:val="D4D4D4"/>
+          <w:sz w:val="21"/>
+          <w:szCs w:val="21"/>
+          <w:lang w:val="en-GB" w:eastAsia="it-IT"/>
+        </w:rPr>
+        <w:t xml:space="preserve">    </w:t>
+      </w:r>
+      <w:proofErr w:type="spellStart"/>
+      <w:r>
+        <w:rPr>
+          <w:rFonts w:ascii="Consolas" w:eastAsia="Times New Roman" w:hAnsi="Consolas" w:cs="Times New Roman"/>
+          <w:color w:val="569CD6"/>
+          <w:sz w:val="21"/>
+          <w:szCs w:val="21"/>
+          <w:lang w:val="en-GB" w:eastAsia="it-IT"/>
+        </w:rPr>
+        <w:t>int</w:t>
+      </w:r>
+      <w:proofErr w:type="spellEnd"/>
+      <w:r>
+        <w:rPr>
+          <w:rFonts w:ascii="Consolas" w:eastAsia="Times New Roman" w:hAnsi="Consolas" w:cs="Times New Roman"/>
+          <w:color w:val="D4D4D4"/>
+          <w:sz w:val="21"/>
+          <w:szCs w:val="21"/>
+          <w:lang w:val="en-GB" w:eastAsia="it-IT"/>
+        </w:rPr>
+        <w:t xml:space="preserve"> </w:t>
+      </w:r>
+      <w:proofErr w:type="spellStart"/>
+      <w:r>
+        <w:rPr>
+          <w:rFonts w:ascii="Consolas" w:eastAsia="Times New Roman" w:hAnsi="Consolas" w:cs="Times New Roman"/>
+          <w:color w:val="9CDCFE"/>
+          <w:sz w:val="21"/>
+          <w:szCs w:val="21"/>
+          <w:lang w:val="en-GB" w:eastAsia="it-IT"/>
+        </w:rPr>
+        <w:t>i</w:t>
+      </w:r>
+      <w:proofErr w:type="spellEnd"/>
+      <w:r>
+        <w:rPr>
+          <w:rFonts w:ascii="Consolas" w:eastAsia="Times New Roman" w:hAnsi="Consolas" w:cs="Times New Roman"/>
+          <w:color w:val="D4D4D4"/>
+          <w:sz w:val="21"/>
+          <w:szCs w:val="21"/>
+          <w:lang w:val="en-GB" w:eastAsia="it-IT"/>
+        </w:rPr>
+        <w:t>;</w:t>
+      </w:r>
+    </w:p>
+    <w:p>
+      <w:pPr>
+        <w:shd w:val="clear" w:color="auto" w:fill="1E1E1E"/>
+        <w:spacing w:after="0" w:line="285" w:lineRule="atLeast"/>
+        <w:rPr>
+          <w:rFonts w:ascii="Consolas" w:eastAsia="Times New Roman" w:hAnsi="Consolas" w:cs="Times New Roman"/>
+          <w:color w:val="D4D4D4"/>
+          <w:sz w:val="21"/>
+          <w:szCs w:val="21"/>
+          <w:lang w:val="en-GB" w:eastAsia="it-IT"/>
+        </w:rPr>
+      </w:pPr>
+      <w:r>
+        <w:rPr>
+          <w:rFonts w:ascii="Consolas" w:eastAsia="Times New Roman" w:hAnsi="Consolas" w:cs="Times New Roman"/>
+          <w:color w:val="D4D4D4"/>
+          <w:sz w:val="21"/>
+          <w:szCs w:val="21"/>
+          <w:lang w:val="en-GB" w:eastAsia="it-IT"/>
+        </w:rPr>
+        <w:t xml:space="preserve">    </w:t>
+      </w:r>
+      <w:proofErr w:type="spellStart"/>
+      <w:r>
+        <w:rPr>
+          <w:rFonts w:ascii="Consolas" w:eastAsia="Times New Roman" w:hAnsi="Consolas" w:cs="Times New Roman"/>
+          <w:color w:val="DCDCAA"/>
+          <w:sz w:val="21"/>
+          <w:szCs w:val="21"/>
+          <w:lang w:val="en-GB" w:eastAsia="it-IT"/>
+        </w:rPr>
+        <w:t>printf</w:t>
+      </w:r>
+      <w:proofErr w:type="spellEnd"/>
+      <w:r>
+        <w:rPr>
+          <w:rFonts w:ascii="Consolas" w:eastAsia="Times New Roman" w:hAnsi="Consolas" w:cs="Times New Roman"/>
+          <w:color w:val="D4D4D4"/>
+          <w:sz w:val="21"/>
+          <w:szCs w:val="21"/>
+          <w:lang w:val="en-GB" w:eastAsia="it-IT"/>
+        </w:rPr>
+        <w:t>(</w:t>
+      </w:r>
+      <w:r>
+        <w:rPr>
+          <w:rFonts w:ascii="Consolas" w:eastAsia="Times New Roman" w:hAnsi="Consolas" w:cs="Times New Roman"/>
+          <w:color w:val="CE9178"/>
+          <w:sz w:val="21"/>
+          <w:szCs w:val="21"/>
+          <w:lang w:val="en-GB" w:eastAsia="it-IT"/>
+        </w:rPr>
+        <w:t>"Insert password: "</w:t>
+      </w:r>
+      <w:r>
+        <w:rPr>
+          <w:rFonts w:ascii="Consolas" w:eastAsia="Times New Roman" w:hAnsi="Consolas" w:cs="Times New Roman"/>
+          <w:color w:val="D4D4D4"/>
+          <w:sz w:val="21"/>
+          <w:szCs w:val="21"/>
+          <w:lang w:val="en-GB" w:eastAsia="it-IT"/>
+        </w:rPr>
+        <w:t>);</w:t>
+      </w:r>
+    </w:p>
+    <w:p>
+      <w:pPr>
+        <w:shd w:val="clear" w:color="auto" w:fill="1E1E1E"/>
+        <w:spacing w:after="0" w:line="285" w:lineRule="atLeast"/>
+        <w:rPr>
+          <w:rFonts w:ascii="Consolas" w:eastAsia="Times New Roman" w:hAnsi="Consolas" w:cs="Times New Roman"/>
+          <w:color w:val="D4D4D4"/>
+          <w:sz w:val="21"/>
+          <w:szCs w:val="21"/>
+          <w:lang w:val="en-GB" w:eastAsia="it-IT"/>
+        </w:rPr>
+      </w:pPr>
+      <w:r>
+        <w:rPr>
+          <w:rFonts w:ascii="Consolas" w:eastAsia="Times New Roman" w:hAnsi="Consolas" w:cs="Times New Roman"/>
+          <w:color w:val="D4D4D4"/>
+          <w:sz w:val="21"/>
+          <w:szCs w:val="21"/>
+          <w:lang w:val="en-GB" w:eastAsia="it-IT"/>
+        </w:rPr>
+        <w:t xml:space="preserve">    </w:t>
+      </w:r>
+      <w:proofErr w:type="spellStart"/>
+      <w:r>
+        <w:rPr>
+          <w:rFonts w:ascii="Consolas" w:eastAsia="Times New Roman" w:hAnsi="Consolas" w:cs="Times New Roman"/>
+          <w:color w:val="DCDCAA"/>
+          <w:sz w:val="21"/>
+          <w:szCs w:val="21"/>
+          <w:lang w:val="en-GB" w:eastAsia="it-IT"/>
+        </w:rPr>
+        <w:t>fflush</w:t>
+      </w:r>
+      <w:proofErr w:type="spellEnd"/>
+      <w:r>
+        <w:rPr>
+          <w:rFonts w:ascii="Consolas" w:eastAsia="Times New Roman" w:hAnsi="Consolas" w:cs="Times New Roman"/>
+          <w:color w:val="D4D4D4"/>
+          <w:sz w:val="21"/>
+          <w:szCs w:val="21"/>
+          <w:lang w:val="en-GB" w:eastAsia="it-IT"/>
+        </w:rPr>
+        <w:t>(</w:t>
+      </w:r>
+      <w:proofErr w:type="spellStart"/>
+      <w:r>
+        <w:rPr>
+          <w:rFonts w:ascii="Consolas" w:eastAsia="Times New Roman" w:hAnsi="Consolas" w:cs="Times New Roman"/>
+          <w:color w:val="569CD6"/>
+          <w:sz w:val="21"/>
+          <w:szCs w:val="21"/>
+          <w:lang w:val="en-GB" w:eastAsia="it-IT"/>
+        </w:rPr>
+        <w:t>stdout</w:t>
+      </w:r>
+      <w:proofErr w:type="spellEnd"/>
+      <w:r>
+        <w:rPr>
+          <w:rFonts w:ascii="Consolas" w:eastAsia="Times New Roman" w:hAnsi="Consolas" w:cs="Times New Roman"/>
+          <w:color w:val="D4D4D4"/>
+          <w:sz w:val="21"/>
+          <w:szCs w:val="21"/>
+          <w:lang w:val="en-GB" w:eastAsia="it-IT"/>
+        </w:rPr>
+        <w:t>);</w:t>
+      </w:r>
+    </w:p>
+    <w:p>
+      <w:pPr>
+        <w:shd w:val="clear" w:color="auto" w:fill="1E1E1E"/>
+        <w:spacing w:after="0" w:line="285" w:lineRule="atLeast"/>
+        <w:rPr>
+          <w:rFonts w:ascii="Consolas" w:eastAsia="Times New Roman" w:hAnsi="Consolas" w:cs="Times New Roman"/>
+          <w:color w:val="D4D4D4"/>
+          <w:sz w:val="21"/>
+          <w:szCs w:val="21"/>
+          <w:lang w:val="en-GB" w:eastAsia="it-IT"/>
+        </w:rPr>
+      </w:pPr>
+      <w:r>
+        <w:rPr>
+          <w:rFonts w:ascii="Consolas" w:eastAsia="Times New Roman" w:hAnsi="Consolas" w:cs="Times New Roman"/>
+          <w:color w:val="D4D4D4"/>
+          <w:sz w:val="21"/>
+          <w:szCs w:val="21"/>
+          <w:lang w:val="en-GB" w:eastAsia="it-IT"/>
+        </w:rPr>
+        <w:t xml:space="preserve">    </w:t>
+      </w:r>
+      <w:r>
+        <w:rPr>
+          <w:rFonts w:ascii="Consolas" w:eastAsia="Times New Roman" w:hAnsi="Consolas" w:cs="Times New Roman"/>
+          <w:color w:val="6A9955"/>
+          <w:sz w:val="21"/>
+          <w:szCs w:val="21"/>
+          <w:lang w:val="en-GB" w:eastAsia="it-IT"/>
+        </w:rPr>
+        <w:t>// zeroes the buffer2</w:t>
+      </w:r>
+    </w:p>
+    <w:p>
+      <w:pPr>
+        <w:shd w:val="clear" w:color="auto" w:fill="1E1E1E"/>
+        <w:spacing w:after="0" w:line="285" w:lineRule="atLeast"/>
+        <w:rPr>
+          <w:rFonts w:ascii="Consolas" w:eastAsia="Times New Roman" w:hAnsi="Consolas" w:cs="Times New Roman"/>
+          <w:color w:val="D4D4D4"/>
+          <w:sz w:val="21"/>
+          <w:szCs w:val="21"/>
+          <w:lang w:val="en-GB" w:eastAsia="it-IT"/>
+        </w:rPr>
+      </w:pPr>
+      <w:r>
+        <w:rPr>
+          <w:rFonts w:ascii="Consolas" w:eastAsia="Times New Roman" w:hAnsi="Consolas" w:cs="Times New Roman"/>
+          <w:color w:val="D4D4D4"/>
+          <w:sz w:val="21"/>
+          <w:szCs w:val="21"/>
+          <w:lang w:val="en-GB" w:eastAsia="it-IT"/>
+        </w:rPr>
+        <w:t xml:space="preserve">    </w:t>
+      </w:r>
+      <w:proofErr w:type="spellStart"/>
+      <w:r>
+        <w:rPr>
+          <w:rFonts w:ascii="Consolas" w:eastAsia="Times New Roman" w:hAnsi="Consolas" w:cs="Times New Roman"/>
+          <w:color w:val="DCDCAA"/>
+          <w:sz w:val="21"/>
+          <w:szCs w:val="21"/>
+          <w:lang w:val="en-GB" w:eastAsia="it-IT"/>
+        </w:rPr>
+        <w:t>memset</w:t>
+      </w:r>
+      <w:proofErr w:type="spellEnd"/>
+      <w:r>
+        <w:rPr>
+          <w:rFonts w:ascii="Consolas" w:eastAsia="Times New Roman" w:hAnsi="Consolas" w:cs="Times New Roman"/>
+          <w:color w:val="D4D4D4"/>
+          <w:sz w:val="21"/>
+          <w:szCs w:val="21"/>
+          <w:lang w:val="en-GB" w:eastAsia="it-IT"/>
+        </w:rPr>
+        <w:t>(</w:t>
+      </w:r>
+      <w:r>
+        <w:rPr>
+          <w:rFonts w:ascii="Consolas" w:eastAsia="Times New Roman" w:hAnsi="Consolas" w:cs="Times New Roman"/>
+          <w:color w:val="9CDCFE"/>
+          <w:sz w:val="21"/>
+          <w:szCs w:val="21"/>
+          <w:lang w:val="en-GB" w:eastAsia="it-IT"/>
+        </w:rPr>
+        <w:t>buffer2</w:t>
+      </w:r>
+      <w:r>
+        <w:rPr>
+          <w:rFonts w:ascii="Consolas" w:eastAsia="Times New Roman" w:hAnsi="Consolas" w:cs="Times New Roman"/>
+          <w:color w:val="D4D4D4"/>
+          <w:sz w:val="21"/>
+          <w:szCs w:val="21"/>
+          <w:lang w:val="en-GB" w:eastAsia="it-IT"/>
+        </w:rPr>
+        <w:t>,</w:t>
+      </w:r>
+      <w:r>
+        <w:rPr>
+          <w:rFonts w:ascii="Consolas" w:eastAsia="Times New Roman" w:hAnsi="Consolas" w:cs="Times New Roman"/>
+          <w:color w:val="CE9178"/>
+          <w:sz w:val="21"/>
+          <w:szCs w:val="21"/>
+          <w:lang w:val="en-GB" w:eastAsia="it-IT"/>
+        </w:rPr>
+        <w:t>'</w:t>
+      </w:r>
+      <w:r>
+        <w:rPr>
+          <w:rFonts w:ascii="Consolas" w:eastAsia="Times New Roman" w:hAnsi="Consolas" w:cs="Times New Roman"/>
+          <w:color w:val="D7BA7D"/>
+          <w:sz w:val="21"/>
+          <w:szCs w:val="21"/>
+          <w:lang w:val="en-GB" w:eastAsia="it-IT"/>
+        </w:rPr>
+        <w:t>\0</w:t>
+      </w:r>
+      <w:r>
+        <w:rPr>
+          <w:rFonts w:ascii="Consolas" w:eastAsia="Times New Roman" w:hAnsi="Consolas" w:cs="Times New Roman"/>
+          <w:color w:val="CE9178"/>
+          <w:sz w:val="21"/>
+          <w:szCs w:val="21"/>
+          <w:lang w:val="en-GB" w:eastAsia="it-IT"/>
+        </w:rPr>
+        <w:t>'</w:t>
+      </w:r>
+      <w:r>
+        <w:rPr>
+          <w:rFonts w:ascii="Consolas" w:eastAsia="Times New Roman" w:hAnsi="Consolas" w:cs="Times New Roman"/>
+          <w:color w:val="D4D4D4"/>
+          <w:sz w:val="21"/>
+          <w:szCs w:val="21"/>
+          <w:lang w:val="en-GB" w:eastAsia="it-IT"/>
+        </w:rPr>
+        <w:t>,</w:t>
+      </w:r>
+      <w:r>
+        <w:rPr>
+          <w:rFonts w:ascii="Consolas" w:eastAsia="Times New Roman" w:hAnsi="Consolas" w:cs="Times New Roman"/>
+          <w:color w:val="569CD6"/>
+          <w:sz w:val="21"/>
+          <w:szCs w:val="21"/>
+          <w:lang w:val="en-GB" w:eastAsia="it-IT"/>
+        </w:rPr>
+        <w:t>PWDLEN</w:t>
+      </w:r>
+      <w:r>
+        <w:rPr>
+          <w:rFonts w:ascii="Consolas" w:eastAsia="Times New Roman" w:hAnsi="Consolas" w:cs="Times New Roman"/>
+          <w:color w:val="D4D4D4"/>
+          <w:sz w:val="21"/>
+          <w:szCs w:val="21"/>
+          <w:lang w:val="en-GB" w:eastAsia="it-IT"/>
+        </w:rPr>
+        <w:t>);</w:t>
+      </w:r>
+    </w:p>
+    <w:p>
+      <w:pPr>
+        <w:shd w:val="clear" w:color="auto" w:fill="1E1E1E"/>
+        <w:spacing w:after="0" w:line="285" w:lineRule="atLeast"/>
+        <w:rPr>
+          <w:rFonts w:ascii="Consolas" w:eastAsia="Times New Roman" w:hAnsi="Consolas" w:cs="Times New Roman"/>
+          <w:color w:val="D4D4D4"/>
+          <w:sz w:val="21"/>
+          <w:szCs w:val="21"/>
+          <w:lang w:val="en-GB" w:eastAsia="it-IT"/>
+        </w:rPr>
+      </w:pPr>
+      <w:r>
+        <w:rPr>
+          <w:rFonts w:ascii="Consolas" w:eastAsia="Times New Roman" w:hAnsi="Consolas" w:cs="Times New Roman"/>
+          <w:color w:val="D4D4D4"/>
+          <w:sz w:val="21"/>
+          <w:szCs w:val="21"/>
+          <w:lang w:val="en-GB" w:eastAsia="it-IT"/>
+        </w:rPr>
+        <w:t xml:space="preserve">    </w:t>
+      </w:r>
+      <w:r>
+        <w:rPr>
+          <w:rFonts w:ascii="Consolas" w:eastAsia="Times New Roman" w:hAnsi="Consolas" w:cs="Times New Roman"/>
+          <w:color w:val="6A9955"/>
+          <w:sz w:val="21"/>
+          <w:szCs w:val="21"/>
+          <w:lang w:val="en-GB" w:eastAsia="it-IT"/>
+        </w:rPr>
+        <w:t>// gets is risky we use a loop!!!</w:t>
+      </w:r>
+    </w:p>
+    <w:p>
+      <w:pPr>
+        <w:shd w:val="clear" w:color="auto" w:fill="1E1E1E"/>
+        <w:spacing w:after="0" w:line="285" w:lineRule="atLeast"/>
+        <w:rPr>
+          <w:rFonts w:ascii="Consolas" w:eastAsia="Times New Roman" w:hAnsi="Consolas" w:cs="Times New Roman"/>
+          <w:color w:val="D4D4D4"/>
+          <w:sz w:val="21"/>
+          <w:szCs w:val="21"/>
+          <w:lang w:val="en-GB" w:eastAsia="it-IT"/>
+        </w:rPr>
+      </w:pPr>
+      <w:r>
+        <w:rPr>
+          <w:rFonts w:ascii="Consolas" w:eastAsia="Times New Roman" w:hAnsi="Consolas" w:cs="Times New Roman"/>
+          <w:color w:val="D4D4D4"/>
+          <w:sz w:val="21"/>
+          <w:szCs w:val="21"/>
+          <w:lang w:val="en-GB" w:eastAsia="it-IT"/>
+        </w:rPr>
+        <w:t xml:space="preserve">    </w:t>
+      </w:r>
+      <w:r>
+        <w:rPr>
+          <w:rFonts w:ascii="Consolas" w:eastAsia="Times New Roman" w:hAnsi="Consolas" w:cs="Times New Roman"/>
+          <w:color w:val="6A9955"/>
+          <w:sz w:val="21"/>
+          <w:szCs w:val="21"/>
+          <w:lang w:val="en-GB" w:eastAsia="it-IT"/>
+        </w:rPr>
+        <w:t xml:space="preserve">// gets(buffer2); </w:t>
+      </w:r>
+    </w:p>
+    <w:p>
+      <w:pPr>
+        <w:shd w:val="clear" w:color="auto" w:fill="1E1E1E"/>
+        <w:spacing w:after="0" w:line="285" w:lineRule="atLeast"/>
+        <w:rPr>
+          <w:rFonts w:ascii="Consolas" w:eastAsia="Times New Roman" w:hAnsi="Consolas" w:cs="Times New Roman"/>
+          <w:color w:val="D4D4D4"/>
+          <w:sz w:val="21"/>
+          <w:szCs w:val="21"/>
+          <w:lang w:val="en-GB" w:eastAsia="it-IT"/>
+        </w:rPr>
+      </w:pPr>
+      <w:r>
+        <w:rPr>
+          <w:rFonts w:ascii="Consolas" w:eastAsia="Times New Roman" w:hAnsi="Consolas" w:cs="Times New Roman"/>
+          <w:color w:val="D4D4D4"/>
+          <w:sz w:val="21"/>
+          <w:szCs w:val="21"/>
+          <w:lang w:val="en-GB" w:eastAsia="it-IT"/>
+        </w:rPr>
+        <w:t xml:space="preserve">    </w:t>
+      </w:r>
+      <w:r>
+        <w:rPr>
+          <w:rFonts w:ascii="Consolas" w:eastAsia="Times New Roman" w:hAnsi="Consolas" w:cs="Times New Roman"/>
+          <w:color w:val="6A9955"/>
+          <w:sz w:val="21"/>
+          <w:szCs w:val="21"/>
+          <w:lang w:val="en-GB" w:eastAsia="it-IT"/>
+        </w:rPr>
+        <w:t>// Reads at most PWDLEN chars!</w:t>
+      </w:r>
+    </w:p>
+    <w:p>
+      <w:pPr>
+        <w:shd w:val="clear" w:color="auto" w:fill="1E1E1E"/>
+        <w:spacing w:after="0" w:line="285" w:lineRule="atLeast"/>
+        <w:rPr>
+          <w:rFonts w:ascii="Consolas" w:eastAsia="Times New Roman" w:hAnsi="Consolas" w:cs="Times New Roman"/>
+          <w:color w:val="D4D4D4"/>
+          <w:sz w:val="21"/>
+          <w:szCs w:val="21"/>
+          <w:lang w:eastAsia="it-IT"/>
+        </w:rPr>
+      </w:pPr>
+      <w:r>
+        <w:rPr>
+          <w:rFonts w:ascii="Consolas" w:eastAsia="Times New Roman" w:hAnsi="Consolas" w:cs="Times New Roman"/>
+          <w:color w:val="D4D4D4"/>
+          <w:sz w:val="21"/>
+          <w:szCs w:val="21"/>
+          <w:lang w:val="en-GB" w:eastAsia="it-IT"/>
+        </w:rPr>
+        <w:t xml:space="preserve">    </w:t>
+      </w:r>
+      <w:r>
+        <w:rPr>
+          <w:rFonts w:ascii="Consolas" w:eastAsia="Times New Roman" w:hAnsi="Consolas" w:cs="Times New Roman"/>
+          <w:color w:val="C586C0"/>
+          <w:sz w:val="21"/>
+          <w:szCs w:val="21"/>
+          <w:lang w:eastAsia="it-IT"/>
+        </w:rPr>
+        <w:t>for</w:t>
+      </w:r>
+      <w:r>
+        <w:rPr>
+          <w:rFonts w:ascii="Consolas" w:eastAsia="Times New Roman" w:hAnsi="Consolas" w:cs="Times New Roman"/>
+          <w:color w:val="D4D4D4"/>
+          <w:sz w:val="21"/>
+          <w:szCs w:val="21"/>
+          <w:lang w:eastAsia="it-IT"/>
+        </w:rPr>
+        <w:t xml:space="preserve"> (</w:t>
+      </w:r>
+      <w:r>
+        <w:rPr>
+          <w:rFonts w:ascii="Consolas" w:eastAsia="Times New Roman" w:hAnsi="Consolas" w:cs="Times New Roman"/>
+          <w:color w:val="9CDCFE"/>
+          <w:sz w:val="21"/>
+          <w:szCs w:val="21"/>
+          <w:lang w:eastAsia="it-IT"/>
+        </w:rPr>
+        <w:t>i</w:t>
+      </w:r>
+      <w:r>
+        <w:rPr>
+          <w:rFonts w:ascii="Consolas" w:eastAsia="Times New Roman" w:hAnsi="Consolas" w:cs="Times New Roman"/>
+          <w:color w:val="D4D4D4"/>
+          <w:sz w:val="21"/>
+          <w:szCs w:val="21"/>
+          <w:lang w:eastAsia="it-IT"/>
+        </w:rPr>
+        <w:t>=</w:t>
+      </w:r>
+      <w:r>
+        <w:rPr>
+          <w:rFonts w:ascii="Consolas" w:eastAsia="Times New Roman" w:hAnsi="Consolas" w:cs="Times New Roman"/>
+          <w:color w:val="B5CEA8"/>
+          <w:sz w:val="21"/>
+          <w:szCs w:val="21"/>
+          <w:lang w:eastAsia="it-IT"/>
+        </w:rPr>
+        <w:t>0</w:t>
+      </w:r>
+      <w:r>
+        <w:rPr>
+          <w:rFonts w:ascii="Consolas" w:eastAsia="Times New Roman" w:hAnsi="Consolas" w:cs="Times New Roman"/>
+          <w:color w:val="D4D4D4"/>
+          <w:sz w:val="21"/>
+          <w:szCs w:val="21"/>
+          <w:lang w:eastAsia="it-IT"/>
+        </w:rPr>
+        <w:t>;</w:t>
+      </w:r>
+      <w:r>
+        <w:rPr>
+          <w:rFonts w:ascii="Consolas" w:eastAsia="Times New Roman" w:hAnsi="Consolas" w:cs="Times New Roman"/>
+          <w:color w:val="9CDCFE"/>
+          <w:sz w:val="21"/>
+          <w:szCs w:val="21"/>
+          <w:lang w:eastAsia="it-IT"/>
+        </w:rPr>
+        <w:t>i</w:t>
+      </w:r>
+      <w:r>
+        <w:rPr>
+          <w:rFonts w:ascii="Consolas" w:eastAsia="Times New Roman" w:hAnsi="Consolas" w:cs="Times New Roman"/>
+          <w:color w:val="D4D4D4"/>
+          <w:sz w:val="21"/>
+          <w:szCs w:val="21"/>
+          <w:lang w:eastAsia="it-IT"/>
+        </w:rPr>
+        <w:t>&lt;=</w:t>
+      </w:r>
+      <w:r>
+        <w:rPr>
+          <w:rFonts w:ascii="Consolas" w:eastAsia="Times New Roman" w:hAnsi="Consolas" w:cs="Times New Roman"/>
+          <w:color w:val="569CD6"/>
+          <w:sz w:val="21"/>
+          <w:szCs w:val="21"/>
+          <w:lang w:eastAsia="it-IT"/>
+        </w:rPr>
+        <w:t>PWDLEN</w:t>
+      </w:r>
+      <w:r>
+        <w:rPr>
+          <w:rFonts w:ascii="Consolas" w:eastAsia="Times New Roman" w:hAnsi="Consolas" w:cs="Times New Roman"/>
+          <w:color w:val="D4D4D4"/>
+          <w:sz w:val="21"/>
+          <w:szCs w:val="21"/>
+          <w:lang w:eastAsia="it-IT"/>
+        </w:rPr>
+        <w:t xml:space="preserve"> &amp;&amp; (</w:t>
+      </w:r>
+      <w:r>
+        <w:rPr>
+          <w:rFonts w:ascii="Consolas" w:eastAsia="Times New Roman" w:hAnsi="Consolas" w:cs="Times New Roman"/>
+          <w:color w:val="9CDCFE"/>
+          <w:sz w:val="21"/>
+          <w:szCs w:val="21"/>
+          <w:lang w:eastAsia="it-IT"/>
+        </w:rPr>
+        <w:t>c</w:t>
+      </w:r>
+      <w:r>
+        <w:rPr>
+          <w:rFonts w:ascii="Consolas" w:eastAsia="Times New Roman" w:hAnsi="Consolas" w:cs="Times New Roman"/>
+          <w:color w:val="D4D4D4"/>
+          <w:sz w:val="21"/>
+          <w:szCs w:val="21"/>
+          <w:lang w:eastAsia="it-IT"/>
+        </w:rPr>
+        <w:t>=</w:t>
+      </w:r>
+      <w:proofErr w:type="spellStart"/>
+      <w:r>
+        <w:rPr>
+          <w:rFonts w:ascii="Consolas" w:eastAsia="Times New Roman" w:hAnsi="Consolas" w:cs="Times New Roman"/>
+          <w:color w:val="DCDCAA"/>
+          <w:sz w:val="21"/>
+          <w:szCs w:val="21"/>
+          <w:lang w:eastAsia="it-IT"/>
+        </w:rPr>
+        <w:t>getchar</w:t>
+      </w:r>
+      <w:proofErr w:type="spellEnd"/>
+      <w:r>
+        <w:rPr>
+          <w:rFonts w:ascii="Consolas" w:eastAsia="Times New Roman" w:hAnsi="Consolas" w:cs="Times New Roman"/>
+          <w:color w:val="D4D4D4"/>
+          <w:sz w:val="21"/>
+          <w:szCs w:val="21"/>
+          <w:lang w:eastAsia="it-IT"/>
+        </w:rPr>
+        <w:t>())!=</w:t>
+      </w:r>
+      <w:r>
+        <w:rPr>
+          <w:rFonts w:ascii="Consolas" w:eastAsia="Times New Roman" w:hAnsi="Consolas" w:cs="Times New Roman"/>
+          <w:color w:val="569CD6"/>
+          <w:sz w:val="21"/>
+          <w:szCs w:val="21"/>
+          <w:lang w:eastAsia="it-IT"/>
+        </w:rPr>
+        <w:t>EOF</w:t>
+      </w:r>
+      <w:r>
+        <w:rPr>
+          <w:rFonts w:ascii="Consolas" w:eastAsia="Times New Roman" w:hAnsi="Consolas" w:cs="Times New Roman"/>
+          <w:color w:val="D4D4D4"/>
+          <w:sz w:val="21"/>
+          <w:szCs w:val="21"/>
+          <w:lang w:eastAsia="it-IT"/>
+        </w:rPr>
+        <w:t xml:space="preserve"> &amp;&amp; </w:t>
+      </w:r>
+      <w:r>
+        <w:rPr>
+          <w:rFonts w:ascii="Consolas" w:eastAsia="Times New Roman" w:hAnsi="Consolas" w:cs="Times New Roman"/>
+          <w:color w:val="9CDCFE"/>
+          <w:sz w:val="21"/>
+          <w:szCs w:val="21"/>
+          <w:lang w:eastAsia="it-IT"/>
+        </w:rPr>
+        <w:t>c</w:t>
+      </w:r>
+      <w:r>
+        <w:rPr>
+          <w:rFonts w:ascii="Consolas" w:eastAsia="Times New Roman" w:hAnsi="Consolas" w:cs="Times New Roman"/>
+          <w:color w:val="D4D4D4"/>
+          <w:sz w:val="21"/>
+          <w:szCs w:val="21"/>
+          <w:lang w:eastAsia="it-IT"/>
+        </w:rPr>
+        <w:t>!=</w:t>
+      </w:r>
+      <w:r>
+        <w:rPr>
+          <w:rFonts w:ascii="Consolas" w:eastAsia="Times New Roman" w:hAnsi="Consolas" w:cs="Times New Roman"/>
+          <w:color w:val="CE9178"/>
+          <w:sz w:val="21"/>
+          <w:szCs w:val="21"/>
+          <w:lang w:eastAsia="it-IT"/>
+        </w:rPr>
+        <w:t>'</w:t>
+      </w:r>
+      <w:r>
+        <w:rPr>
+          <w:rFonts w:ascii="Consolas" w:eastAsia="Times New Roman" w:hAnsi="Consolas" w:cs="Times New Roman"/>
+          <w:color w:val="D7BA7D"/>
+          <w:sz w:val="21"/>
+          <w:szCs w:val="21"/>
+          <w:lang w:eastAsia="it-IT"/>
+        </w:rPr>
+        <w:t>\n</w:t>
+      </w:r>
+      <w:r>
+        <w:rPr>
+          <w:rFonts w:ascii="Consolas" w:eastAsia="Times New Roman" w:hAnsi="Consolas" w:cs="Times New Roman"/>
+          <w:color w:val="CE9178"/>
+          <w:sz w:val="21"/>
+          <w:szCs w:val="21"/>
+          <w:lang w:eastAsia="it-IT"/>
+        </w:rPr>
+        <w:t>'</w:t>
+      </w:r>
+      <w:r>
+        <w:rPr>
+          <w:rFonts w:ascii="Consolas" w:eastAsia="Times New Roman" w:hAnsi="Consolas" w:cs="Times New Roman"/>
+          <w:color w:val="D4D4D4"/>
+          <w:sz w:val="21"/>
+          <w:szCs w:val="21"/>
+          <w:lang w:eastAsia="it-IT"/>
+        </w:rPr>
+        <w:t xml:space="preserve">; </w:t>
+      </w:r>
+      <w:r>
+        <w:rPr>
+          <w:rFonts w:ascii="Consolas" w:eastAsia="Times New Roman" w:hAnsi="Consolas" w:cs="Times New Roman"/>
+          <w:color w:val="9CDCFE"/>
+          <w:sz w:val="21"/>
+          <w:szCs w:val="21"/>
+          <w:lang w:eastAsia="it-IT"/>
+        </w:rPr>
+        <w:t>i</w:t>
+      </w:r>
+      <w:r>
+        <w:rPr>
+          <w:rFonts w:ascii="Consolas" w:eastAsia="Times New Roman" w:hAnsi="Consolas" w:cs="Times New Roman"/>
+          <w:color w:val="D4D4D4"/>
+          <w:sz w:val="21"/>
+          <w:szCs w:val="21"/>
+          <w:lang w:eastAsia="it-IT"/>
+        </w:rPr>
+        <w:t>++) {</w:t>
+      </w:r>
+      <w:r>
+        <w:rPr>
+          <w:rFonts w:ascii="Consolas" w:eastAsia="Times New Roman" w:hAnsi="Consolas" w:cs="Times New Roman"/>
+          <w:color w:val="6A9955"/>
+          <w:sz w:val="21"/>
+          <w:szCs w:val="21"/>
+          <w:lang w:eastAsia="it-IT"/>
+        </w:rPr>
+        <w:t xml:space="preserve"> /*bug è dovuto al fatto che il buffer2 ha dimensione uguale alla lunghezza della password, inoltre la </w:t>
+      </w:r>
+    </w:p>
+    <w:p>
+      <w:pPr>
+        <w:shd w:val="clear" w:color="auto" w:fill="1E1E1E"/>
+        <w:spacing w:after="0" w:line="285" w:lineRule="atLeast"/>
+        <w:rPr>
+          <w:rFonts w:ascii="Consolas" w:eastAsia="Times New Roman" w:hAnsi="Consolas" w:cs="Times New Roman"/>
+          <w:color w:val="D4D4D4"/>
+          <w:sz w:val="21"/>
+          <w:szCs w:val="21"/>
+          <w:lang w:val="en-GB" w:eastAsia="it-IT"/>
+        </w:rPr>
+      </w:pPr>
+      <w:r>
+        <w:rPr>
+          <w:rFonts w:ascii="Consolas" w:eastAsia="Times New Roman" w:hAnsi="Consolas" w:cs="Times New Roman"/>
+          <w:color w:val="6A9955"/>
+          <w:sz w:val="21"/>
+          <w:szCs w:val="21"/>
+          <w:lang w:eastAsia="it-IT"/>
+        </w:rPr>
+        <w:t xml:space="preserve">    lunghezza della password non contiene il carattere di terminazione e quindi facendo il ciclo vado a sovrascrivere nello </w:t>
+      </w:r>
+      <w:proofErr w:type="spellStart"/>
+      <w:r>
+        <w:rPr>
+          <w:rFonts w:ascii="Consolas" w:eastAsia="Times New Roman" w:hAnsi="Consolas" w:cs="Times New Roman"/>
+          <w:color w:val="6A9955"/>
+          <w:sz w:val="21"/>
+          <w:szCs w:val="21"/>
+          <w:lang w:eastAsia="it-IT"/>
+        </w:rPr>
         <w:t>stack</w:t>
       </w:r>
       <w:proofErr w:type="spellEnd"/>
       <w:r>
-        <w:t xml:space="preserve"> e di conseguenza vado a sovrascrivere il suo indirizzo nello </w:t>
-      </w:r>
-      <w:proofErr w:type="spellStart"/>
-      <w:r>
-        <w:t>stack</w:t>
-      </w:r>
-      <w:proofErr w:type="spellEnd"/>
-      <w:r>
-        <w:t>.</w:t>
-      </w:r>
-    </w:p>
-    <w:p>
-      <w:pPr>
-        <w:pStyle w:val="Titolo3"/>
-      </w:pPr>
-      <w:bookmarkStart w:id="4" w:name="_Toc181273284"/>
-      <w:r>
-        <w:t>CODICE DI DEBUG</w:t>
-      </w:r>
-      <w:bookmarkEnd w:id="4"/>
-    </w:p>
-    <w:p>
-      <w:pPr>
-        <w:shd w:val="clear" w:color="auto" w:fill="1E1E1E"/>
-        <w:spacing w:after="0" w:line="285" w:lineRule="atLeast"/>
-        <w:rPr>
-          <w:rFonts w:ascii="Consolas" w:eastAsia="Times New Roman" w:hAnsi="Consolas" w:cs="Times New Roman"/>
-          <w:color w:val="D4D4D4"/>
-          <w:sz w:val="21"/>
-          <w:szCs w:val="21"/>
-          <w:lang w:val="en-GB" w:eastAsia="it-IT"/>
-        </w:rPr>
-      </w:pPr>
-      <w:r>
         <w:rPr>
           <w:rFonts w:ascii="Consolas" w:eastAsia="Times New Roman" w:hAnsi="Consolas" w:cs="Times New Roman"/>
           <w:color w:val="6A9955"/>
           <w:sz w:val="21"/>
           <w:szCs w:val="21"/>
-          <w:lang w:val="en-GB" w:eastAsia="it-IT"/>
-        </w:rPr>
-        <w:t>/*</w:t>
-      </w:r>
-    </w:p>
-    <w:p>
-      <w:pPr>
-        <w:shd w:val="clear" w:color="auto" w:fill="1E1E1E"/>
-        <w:spacing w:after="0" w:line="285" w:lineRule="atLeast"/>
-        <w:rPr>
-          <w:rFonts w:ascii="Consolas" w:eastAsia="Times New Roman" w:hAnsi="Consolas" w:cs="Times New Roman"/>
-          <w:color w:val="D4D4D4"/>
-          <w:sz w:val="21"/>
-          <w:szCs w:val="21"/>
-          <w:lang w:val="en-GB" w:eastAsia="it-IT"/>
-        </w:rPr>
-      </w:pPr>
+          <w:lang w:eastAsia="it-IT"/>
+        </w:rPr>
+        <w:t xml:space="preserve">. </w:t>
+      </w:r>
+      <w:proofErr w:type="spellStart"/>
       <w:r>
         <w:rPr>
           <w:rFonts w:ascii="Consolas" w:eastAsia="Times New Roman" w:hAnsi="Consolas" w:cs="Times New Roman"/>
@@ -657,21 +4424,9 @@
           <w:szCs w:val="21"/>
           <w:lang w:val="en-GB" w:eastAsia="it-IT"/>
         </w:rPr>
-        <w:t> * Challenge: program exploitation</w:t>
-      </w:r>
-    </w:p>
-    <w:p>
-      <w:pPr>
-        <w:shd w:val="clear" w:color="auto" w:fill="1E1E1E"/>
-        <w:spacing w:after="0" w:line="285" w:lineRule="atLeast"/>
-        <w:rPr>
-          <w:rFonts w:ascii="Consolas" w:eastAsia="Times New Roman" w:hAnsi="Consolas" w:cs="Times New Roman"/>
-          <w:color w:val="D4D4D4"/>
-          <w:sz w:val="21"/>
-          <w:szCs w:val="21"/>
-          <w:lang w:val="en-GB" w:eastAsia="it-IT"/>
-        </w:rPr>
-      </w:pPr>
+        <w:t>Inol</w:t>
+      </w:r>
+      <w:proofErr w:type="spellEnd"/>
       <w:r>
         <w:rPr>
           <w:rFonts w:ascii="Consolas" w:eastAsia="Times New Roman" w:hAnsi="Consolas" w:cs="Times New Roman"/>
@@ -680,21 +4435,335 @@
           <w:szCs w:val="21"/>
           <w:lang w:val="en-GB" w:eastAsia="it-IT"/>
         </w:rPr>
-        <w:t> *</w:t>
-      </w:r>
-    </w:p>
-    <w:p>
-      <w:pPr>
-        <w:shd w:val="clear" w:color="auto" w:fill="1E1E1E"/>
-        <w:spacing w:after="0" w:line="285" w:lineRule="atLeast"/>
-        <w:rPr>
-          <w:rFonts w:ascii="Consolas" w:eastAsia="Times New Roman" w:hAnsi="Consolas" w:cs="Times New Roman"/>
-          <w:color w:val="D4D4D4"/>
-          <w:sz w:val="21"/>
-          <w:szCs w:val="21"/>
-          <w:lang w:val="en-GB" w:eastAsia="it-IT"/>
-        </w:rPr>
-      </w:pPr>
+        <w:t>*/</w:t>
+      </w:r>
+    </w:p>
+    <w:p>
+      <w:pPr>
+        <w:shd w:val="clear" w:color="auto" w:fill="1E1E1E"/>
+        <w:spacing w:after="0" w:line="285" w:lineRule="atLeast"/>
+        <w:rPr>
+          <w:rFonts w:ascii="Consolas" w:eastAsia="Times New Roman" w:hAnsi="Consolas" w:cs="Times New Roman"/>
+          <w:color w:val="D4D4D4"/>
+          <w:sz w:val="21"/>
+          <w:szCs w:val="21"/>
+          <w:lang w:val="en-GB" w:eastAsia="it-IT"/>
+        </w:rPr>
+      </w:pPr>
+      <w:r>
+        <w:rPr>
+          <w:rFonts w:ascii="Consolas" w:eastAsia="Times New Roman" w:hAnsi="Consolas" w:cs="Times New Roman"/>
+          <w:color w:val="D4D4D4"/>
+          <w:sz w:val="21"/>
+          <w:szCs w:val="21"/>
+          <w:lang w:val="en-GB" w:eastAsia="it-IT"/>
+        </w:rPr>
+        <w:t xml:space="preserve">        </w:t>
+      </w:r>
+      <w:r>
+        <w:rPr>
+          <w:rFonts w:ascii="Consolas" w:eastAsia="Times New Roman" w:hAnsi="Consolas" w:cs="Times New Roman"/>
+          <w:color w:val="9CDCFE"/>
+          <w:sz w:val="21"/>
+          <w:szCs w:val="21"/>
+          <w:lang w:val="en-GB" w:eastAsia="it-IT"/>
+        </w:rPr>
+        <w:t>buffer2</w:t>
+      </w:r>
+      <w:r>
+        <w:rPr>
+          <w:rFonts w:ascii="Consolas" w:eastAsia="Times New Roman" w:hAnsi="Consolas" w:cs="Times New Roman"/>
+          <w:color w:val="D4D4D4"/>
+          <w:sz w:val="21"/>
+          <w:szCs w:val="21"/>
+          <w:lang w:val="en-GB" w:eastAsia="it-IT"/>
+        </w:rPr>
+        <w:t>[</w:t>
+      </w:r>
+      <w:proofErr w:type="spellStart"/>
+      <w:r>
+        <w:rPr>
+          <w:rFonts w:ascii="Consolas" w:eastAsia="Times New Roman" w:hAnsi="Consolas" w:cs="Times New Roman"/>
+          <w:color w:val="9CDCFE"/>
+          <w:sz w:val="21"/>
+          <w:szCs w:val="21"/>
+          <w:lang w:val="en-GB" w:eastAsia="it-IT"/>
+        </w:rPr>
+        <w:t>i</w:t>
+      </w:r>
+      <w:proofErr w:type="spellEnd"/>
+      <w:r>
+        <w:rPr>
+          <w:rFonts w:ascii="Consolas" w:eastAsia="Times New Roman" w:hAnsi="Consolas" w:cs="Times New Roman"/>
+          <w:color w:val="D4D4D4"/>
+          <w:sz w:val="21"/>
+          <w:szCs w:val="21"/>
+          <w:lang w:val="en-GB" w:eastAsia="it-IT"/>
+        </w:rPr>
+        <w:t>]=</w:t>
+      </w:r>
+      <w:r>
+        <w:rPr>
+          <w:rFonts w:ascii="Consolas" w:eastAsia="Times New Roman" w:hAnsi="Consolas" w:cs="Times New Roman"/>
+          <w:color w:val="9CDCFE"/>
+          <w:sz w:val="21"/>
+          <w:szCs w:val="21"/>
+          <w:lang w:val="en-GB" w:eastAsia="it-IT"/>
+        </w:rPr>
+        <w:t>c</w:t>
+      </w:r>
+      <w:r>
+        <w:rPr>
+          <w:rFonts w:ascii="Consolas" w:eastAsia="Times New Roman" w:hAnsi="Consolas" w:cs="Times New Roman"/>
+          <w:color w:val="D4D4D4"/>
+          <w:sz w:val="21"/>
+          <w:szCs w:val="21"/>
+          <w:lang w:val="en-GB" w:eastAsia="it-IT"/>
+        </w:rPr>
+        <w:t xml:space="preserve">; </w:t>
+      </w:r>
+    </w:p>
+    <w:p>
+      <w:pPr>
+        <w:shd w:val="clear" w:color="auto" w:fill="1E1E1E"/>
+        <w:spacing w:after="0" w:line="285" w:lineRule="atLeast"/>
+        <w:rPr>
+          <w:rFonts w:ascii="Consolas" w:eastAsia="Times New Roman" w:hAnsi="Consolas" w:cs="Times New Roman"/>
+          <w:color w:val="D4D4D4"/>
+          <w:sz w:val="21"/>
+          <w:szCs w:val="21"/>
+          <w:lang w:val="en-GB" w:eastAsia="it-IT"/>
+        </w:rPr>
+      </w:pPr>
+      <w:r>
+        <w:rPr>
+          <w:rFonts w:ascii="Consolas" w:eastAsia="Times New Roman" w:hAnsi="Consolas" w:cs="Times New Roman"/>
+          <w:color w:val="D4D4D4"/>
+          <w:sz w:val="21"/>
+          <w:szCs w:val="21"/>
+          <w:lang w:val="en-GB" w:eastAsia="it-IT"/>
+        </w:rPr>
+        <w:t>    }</w:t>
+      </w:r>
+    </w:p>
+    <w:p>
+      <w:pPr>
+        <w:shd w:val="clear" w:color="auto" w:fill="1E1E1E"/>
+        <w:spacing w:after="0" w:line="285" w:lineRule="atLeast"/>
+        <w:rPr>
+          <w:rFonts w:ascii="Consolas" w:eastAsia="Times New Roman" w:hAnsi="Consolas" w:cs="Times New Roman"/>
+          <w:color w:val="D4D4D4"/>
+          <w:sz w:val="21"/>
+          <w:szCs w:val="21"/>
+          <w:lang w:val="en-GB" w:eastAsia="it-IT"/>
+        </w:rPr>
+      </w:pPr>
+      <w:r>
+        <w:rPr>
+          <w:rFonts w:ascii="Consolas" w:eastAsia="Times New Roman" w:hAnsi="Consolas" w:cs="Times New Roman"/>
+          <w:color w:val="D4D4D4"/>
+          <w:sz w:val="21"/>
+          <w:szCs w:val="21"/>
+          <w:lang w:val="en-GB" w:eastAsia="it-IT"/>
+        </w:rPr>
+        <w:t>}</w:t>
+      </w:r>
+    </w:p>
+    <w:p>
+      <w:pPr>
+        <w:shd w:val="clear" w:color="auto" w:fill="1E1E1E"/>
+        <w:spacing w:after="0" w:line="285" w:lineRule="atLeast"/>
+        <w:rPr>
+          <w:rFonts w:ascii="Consolas" w:eastAsia="Times New Roman" w:hAnsi="Consolas" w:cs="Times New Roman"/>
+          <w:color w:val="D4D4D4"/>
+          <w:sz w:val="21"/>
+          <w:szCs w:val="21"/>
+          <w:lang w:val="en-GB" w:eastAsia="it-IT"/>
+        </w:rPr>
+      </w:pPr>
+      <w:proofErr w:type="spellStart"/>
+      <w:r>
+        <w:rPr>
+          <w:rFonts w:ascii="Consolas" w:eastAsia="Times New Roman" w:hAnsi="Consolas" w:cs="Times New Roman"/>
+          <w:color w:val="569CD6"/>
+          <w:sz w:val="21"/>
+          <w:szCs w:val="21"/>
+          <w:lang w:val="en-GB" w:eastAsia="it-IT"/>
+        </w:rPr>
+        <w:t>int</w:t>
+      </w:r>
+      <w:proofErr w:type="spellEnd"/>
+      <w:r>
+        <w:rPr>
+          <w:rFonts w:ascii="Consolas" w:eastAsia="Times New Roman" w:hAnsi="Consolas" w:cs="Times New Roman"/>
+          <w:color w:val="D4D4D4"/>
+          <w:sz w:val="21"/>
+          <w:szCs w:val="21"/>
+          <w:lang w:val="en-GB" w:eastAsia="it-IT"/>
+        </w:rPr>
+        <w:t xml:space="preserve"> </w:t>
+      </w:r>
+      <w:r>
+        <w:rPr>
+          <w:rFonts w:ascii="Consolas" w:eastAsia="Times New Roman" w:hAnsi="Consolas" w:cs="Times New Roman"/>
+          <w:color w:val="DCDCAA"/>
+          <w:sz w:val="21"/>
+          <w:szCs w:val="21"/>
+          <w:lang w:val="en-GB" w:eastAsia="it-IT"/>
+        </w:rPr>
+        <w:t>main</w:t>
+      </w:r>
+      <w:r>
+        <w:rPr>
+          <w:rFonts w:ascii="Consolas" w:eastAsia="Times New Roman" w:hAnsi="Consolas" w:cs="Times New Roman"/>
+          <w:color w:val="D4D4D4"/>
+          <w:sz w:val="21"/>
+          <w:szCs w:val="21"/>
+          <w:lang w:val="en-GB" w:eastAsia="it-IT"/>
+        </w:rPr>
+        <w:t>(</w:t>
+      </w:r>
+      <w:proofErr w:type="spellStart"/>
+      <w:r>
+        <w:rPr>
+          <w:rFonts w:ascii="Consolas" w:eastAsia="Times New Roman" w:hAnsi="Consolas" w:cs="Times New Roman"/>
+          <w:color w:val="569CD6"/>
+          <w:sz w:val="21"/>
+          <w:szCs w:val="21"/>
+          <w:lang w:val="en-GB" w:eastAsia="it-IT"/>
+        </w:rPr>
+        <w:t>int</w:t>
+      </w:r>
+      <w:proofErr w:type="spellEnd"/>
+      <w:r>
+        <w:rPr>
+          <w:rFonts w:ascii="Consolas" w:eastAsia="Times New Roman" w:hAnsi="Consolas" w:cs="Times New Roman"/>
+          <w:color w:val="D4D4D4"/>
+          <w:sz w:val="21"/>
+          <w:szCs w:val="21"/>
+          <w:lang w:val="en-GB" w:eastAsia="it-IT"/>
+        </w:rPr>
+        <w:t xml:space="preserve"> </w:t>
+      </w:r>
+      <w:proofErr w:type="spellStart"/>
+      <w:r>
+        <w:rPr>
+          <w:rFonts w:ascii="Consolas" w:eastAsia="Times New Roman" w:hAnsi="Consolas" w:cs="Times New Roman"/>
+          <w:color w:val="9CDCFE"/>
+          <w:sz w:val="21"/>
+          <w:szCs w:val="21"/>
+          <w:lang w:val="en-GB" w:eastAsia="it-IT"/>
+        </w:rPr>
+        <w:t>argc</w:t>
+      </w:r>
+      <w:proofErr w:type="spellEnd"/>
+      <w:r>
+        <w:rPr>
+          <w:rFonts w:ascii="Consolas" w:eastAsia="Times New Roman" w:hAnsi="Consolas" w:cs="Times New Roman"/>
+          <w:color w:val="D4D4D4"/>
+          <w:sz w:val="21"/>
+          <w:szCs w:val="21"/>
+          <w:lang w:val="en-GB" w:eastAsia="it-IT"/>
+        </w:rPr>
+        <w:t xml:space="preserve">, </w:t>
+      </w:r>
+      <w:r>
+        <w:rPr>
+          <w:rFonts w:ascii="Consolas" w:eastAsia="Times New Roman" w:hAnsi="Consolas" w:cs="Times New Roman"/>
+          <w:color w:val="569CD6"/>
+          <w:sz w:val="21"/>
+          <w:szCs w:val="21"/>
+          <w:lang w:val="en-GB" w:eastAsia="it-IT"/>
+        </w:rPr>
+        <w:t>char</w:t>
+      </w:r>
+      <w:r>
+        <w:rPr>
+          <w:rFonts w:ascii="Consolas" w:eastAsia="Times New Roman" w:hAnsi="Consolas" w:cs="Times New Roman"/>
+          <w:color w:val="D4D4D4"/>
+          <w:sz w:val="21"/>
+          <w:szCs w:val="21"/>
+          <w:lang w:val="en-GB" w:eastAsia="it-IT"/>
+        </w:rPr>
+        <w:t xml:space="preserve"> *</w:t>
+      </w:r>
+      <w:proofErr w:type="spellStart"/>
+      <w:r>
+        <w:rPr>
+          <w:rFonts w:ascii="Consolas" w:eastAsia="Times New Roman" w:hAnsi="Consolas" w:cs="Times New Roman"/>
+          <w:color w:val="9CDCFE"/>
+          <w:sz w:val="21"/>
+          <w:szCs w:val="21"/>
+          <w:lang w:val="en-GB" w:eastAsia="it-IT"/>
+        </w:rPr>
+        <w:t>argv</w:t>
+      </w:r>
+      <w:proofErr w:type="spellEnd"/>
+      <w:r>
+        <w:rPr>
+          <w:rFonts w:ascii="Consolas" w:eastAsia="Times New Roman" w:hAnsi="Consolas" w:cs="Times New Roman"/>
+          <w:color w:val="569CD6"/>
+          <w:sz w:val="21"/>
+          <w:szCs w:val="21"/>
+          <w:lang w:val="en-GB" w:eastAsia="it-IT"/>
+        </w:rPr>
+        <w:t>[]</w:t>
+      </w:r>
+      <w:r>
+        <w:rPr>
+          <w:rFonts w:ascii="Consolas" w:eastAsia="Times New Roman" w:hAnsi="Consolas" w:cs="Times New Roman"/>
+          <w:color w:val="D4D4D4"/>
+          <w:sz w:val="21"/>
+          <w:szCs w:val="21"/>
+          <w:lang w:val="en-GB" w:eastAsia="it-IT"/>
+        </w:rPr>
+        <w:t>) {</w:t>
+      </w:r>
+    </w:p>
+    <w:p>
+      <w:pPr>
+        <w:shd w:val="clear" w:color="auto" w:fill="1E1E1E"/>
+        <w:spacing w:after="0" w:line="285" w:lineRule="atLeast"/>
+        <w:rPr>
+          <w:rFonts w:ascii="Consolas" w:eastAsia="Times New Roman" w:hAnsi="Consolas" w:cs="Times New Roman"/>
+          <w:color w:val="D4D4D4"/>
+          <w:sz w:val="21"/>
+          <w:szCs w:val="21"/>
+          <w:lang w:val="en-GB" w:eastAsia="it-IT"/>
+        </w:rPr>
+      </w:pPr>
+      <w:r>
+        <w:rPr>
+          <w:rFonts w:ascii="Consolas" w:eastAsia="Times New Roman" w:hAnsi="Consolas" w:cs="Times New Roman"/>
+          <w:color w:val="D4D4D4"/>
+          <w:sz w:val="21"/>
+          <w:szCs w:val="21"/>
+          <w:lang w:val="en-GB" w:eastAsia="it-IT"/>
+        </w:rPr>
+        <w:t xml:space="preserve">    </w:t>
+      </w:r>
+      <w:proofErr w:type="spellStart"/>
+      <w:r>
+        <w:rPr>
+          <w:rFonts w:ascii="Consolas" w:eastAsia="Times New Roman" w:hAnsi="Consolas" w:cs="Times New Roman"/>
+          <w:color w:val="DCDCAA"/>
+          <w:sz w:val="21"/>
+          <w:szCs w:val="21"/>
+          <w:lang w:val="en-GB" w:eastAsia="it-IT"/>
+        </w:rPr>
+        <w:t>readPwd</w:t>
+      </w:r>
+      <w:proofErr w:type="spellEnd"/>
+      <w:r>
+        <w:rPr>
+          <w:rFonts w:ascii="Consolas" w:eastAsia="Times New Roman" w:hAnsi="Consolas" w:cs="Times New Roman"/>
+          <w:color w:val="D4D4D4"/>
+          <w:sz w:val="21"/>
+          <w:szCs w:val="21"/>
+          <w:lang w:val="en-GB" w:eastAsia="it-IT"/>
+        </w:rPr>
+        <w:t>();</w:t>
+      </w:r>
       <w:r>
         <w:rPr>
           <w:rFonts w:ascii="Consolas" w:eastAsia="Times New Roman" w:hAnsi="Consolas" w:cs="Times New Roman"/>
@@ -703,9 +4772,31 @@
           <w:szCs w:val="21"/>
           <w:lang w:val="en-GB" w:eastAsia="it-IT"/>
         </w:rPr>
-        <w:t> * Course "</w:t>
-      </w:r>
-      <w:proofErr w:type="spellStart"/>
+        <w:t xml:space="preserve"> // reads stored PWD in buffer1</w:t>
+      </w:r>
+    </w:p>
+    <w:p>
+      <w:pPr>
+        <w:shd w:val="clear" w:color="auto" w:fill="1E1E1E"/>
+        <w:spacing w:after="0" w:line="285" w:lineRule="atLeast"/>
+        <w:rPr>
+          <w:rFonts w:ascii="Consolas" w:eastAsia="Times New Roman" w:hAnsi="Consolas" w:cs="Times New Roman"/>
+          <w:color w:val="D4D4D4"/>
+          <w:sz w:val="21"/>
+          <w:szCs w:val="21"/>
+          <w:lang w:val="en-GB" w:eastAsia="it-IT"/>
+        </w:rPr>
+      </w:pPr>
+      <w:r>
+        <w:rPr>
+          <w:rFonts w:ascii="Consolas" w:eastAsia="Times New Roman" w:hAnsi="Consolas" w:cs="Times New Roman"/>
+          <w:color w:val="D4D4D4"/>
+          <w:sz w:val="21"/>
+          <w:szCs w:val="21"/>
+          <w:lang w:val="en-GB" w:eastAsia="it-IT"/>
+        </w:rPr>
+        <w:t xml:space="preserve">    </w:t>
+      </w:r>
       <w:r>
         <w:rPr>
           <w:rFonts w:ascii="Consolas" w:eastAsia="Times New Roman" w:hAnsi="Consolas" w:cs="Times New Roman"/>
@@ -714,9 +4805,31 @@
           <w:szCs w:val="21"/>
           <w:lang w:val="en-GB" w:eastAsia="it-IT"/>
         </w:rPr>
-        <w:t>Sicurezza</w:t>
-      </w:r>
-      <w:proofErr w:type="spellEnd"/>
+        <w:t>// Debug:</w:t>
+      </w:r>
+    </w:p>
+    <w:p>
+      <w:pPr>
+        <w:shd w:val="clear" w:color="auto" w:fill="1E1E1E"/>
+        <w:spacing w:after="0" w:line="285" w:lineRule="atLeast"/>
+        <w:rPr>
+          <w:rFonts w:ascii="Consolas" w:eastAsia="Times New Roman" w:hAnsi="Consolas" w:cs="Times New Roman"/>
+          <w:color w:val="D4D4D4"/>
+          <w:sz w:val="21"/>
+          <w:szCs w:val="21"/>
+          <w:lang w:val="en-GB" w:eastAsia="it-IT"/>
+        </w:rPr>
+      </w:pPr>
+      <w:r>
+        <w:rPr>
+          <w:rFonts w:ascii="Consolas" w:eastAsia="Times New Roman" w:hAnsi="Consolas" w:cs="Times New Roman"/>
+          <w:color w:val="D4D4D4"/>
+          <w:sz w:val="21"/>
+          <w:szCs w:val="21"/>
+          <w:lang w:val="en-GB" w:eastAsia="it-IT"/>
+        </w:rPr>
+        <w:t xml:space="preserve">        </w:t>
+      </w:r>
       <w:r>
         <w:rPr>
           <w:rFonts w:ascii="Consolas" w:eastAsia="Times New Roman" w:hAnsi="Consolas" w:cs="Times New Roman"/>
@@ -725,21 +4838,411 @@
           <w:szCs w:val="21"/>
           <w:lang w:val="en-GB" w:eastAsia="it-IT"/>
         </w:rPr>
-        <w:t>", undergraduate degree in Computer Science</w:t>
-      </w:r>
-    </w:p>
-    <w:p>
-      <w:pPr>
-        <w:shd w:val="clear" w:color="auto" w:fill="1E1E1E"/>
-        <w:spacing w:after="0" w:line="285" w:lineRule="atLeast"/>
-        <w:rPr>
-          <w:rFonts w:ascii="Consolas" w:eastAsia="Times New Roman" w:hAnsi="Consolas" w:cs="Times New Roman"/>
-          <w:color w:val="D4D4D4"/>
-          <w:sz w:val="21"/>
-          <w:szCs w:val="21"/>
-          <w:lang w:eastAsia="it-IT"/>
-        </w:rPr>
-      </w:pPr>
+        <w:t>// Debug: Print the addresses and content of buffers</w:t>
+      </w:r>
+    </w:p>
+    <w:p>
+      <w:pPr>
+        <w:shd w:val="clear" w:color="auto" w:fill="1E1E1E"/>
+        <w:spacing w:after="0" w:line="285" w:lineRule="atLeast"/>
+        <w:rPr>
+          <w:rFonts w:ascii="Consolas" w:eastAsia="Times New Roman" w:hAnsi="Consolas" w:cs="Times New Roman"/>
+          <w:color w:val="D4D4D4"/>
+          <w:sz w:val="21"/>
+          <w:szCs w:val="21"/>
+          <w:lang w:val="en-GB" w:eastAsia="it-IT"/>
+        </w:rPr>
+      </w:pPr>
+      <w:r>
+        <w:rPr>
+          <w:rFonts w:ascii="Consolas" w:eastAsia="Times New Roman" w:hAnsi="Consolas" w:cs="Times New Roman"/>
+          <w:color w:val="D4D4D4"/>
+          <w:sz w:val="21"/>
+          <w:szCs w:val="21"/>
+          <w:lang w:val="en-GB" w:eastAsia="it-IT"/>
+        </w:rPr>
+        <w:t xml:space="preserve">    </w:t>
+      </w:r>
+      <w:proofErr w:type="spellStart"/>
+      <w:r>
+        <w:rPr>
+          <w:rFonts w:ascii="Consolas" w:eastAsia="Times New Roman" w:hAnsi="Consolas" w:cs="Times New Roman"/>
+          <w:color w:val="DCDCAA"/>
+          <w:sz w:val="21"/>
+          <w:szCs w:val="21"/>
+          <w:lang w:val="en-GB" w:eastAsia="it-IT"/>
+        </w:rPr>
+        <w:t>printf</w:t>
+      </w:r>
+      <w:proofErr w:type="spellEnd"/>
+      <w:r>
+        <w:rPr>
+          <w:rFonts w:ascii="Consolas" w:eastAsia="Times New Roman" w:hAnsi="Consolas" w:cs="Times New Roman"/>
+          <w:color w:val="D4D4D4"/>
+          <w:sz w:val="21"/>
+          <w:szCs w:val="21"/>
+          <w:lang w:val="en-GB" w:eastAsia="it-IT"/>
+        </w:rPr>
+        <w:t>(</w:t>
+      </w:r>
+      <w:r>
+        <w:rPr>
+          <w:rFonts w:ascii="Consolas" w:eastAsia="Times New Roman" w:hAnsi="Consolas" w:cs="Times New Roman"/>
+          <w:color w:val="CE9178"/>
+          <w:sz w:val="21"/>
+          <w:szCs w:val="21"/>
+          <w:lang w:val="en-GB" w:eastAsia="it-IT"/>
+        </w:rPr>
+        <w:t xml:space="preserve">"Address of buffer1: </w:t>
+      </w:r>
+      <w:r>
+        <w:rPr>
+          <w:rFonts w:ascii="Consolas" w:eastAsia="Times New Roman" w:hAnsi="Consolas" w:cs="Times New Roman"/>
+          <w:color w:val="9CDCFE"/>
+          <w:sz w:val="21"/>
+          <w:szCs w:val="21"/>
+          <w:lang w:val="en-GB" w:eastAsia="it-IT"/>
+        </w:rPr>
+        <w:t>%p</w:t>
+      </w:r>
+      <w:r>
+        <w:rPr>
+          <w:rFonts w:ascii="Consolas" w:eastAsia="Times New Roman" w:hAnsi="Consolas" w:cs="Times New Roman"/>
+          <w:color w:val="D7BA7D"/>
+          <w:sz w:val="21"/>
+          <w:szCs w:val="21"/>
+          <w:lang w:val="en-GB" w:eastAsia="it-IT"/>
+        </w:rPr>
+        <w:t>\n</w:t>
+      </w:r>
+      <w:r>
+        <w:rPr>
+          <w:rFonts w:ascii="Consolas" w:eastAsia="Times New Roman" w:hAnsi="Consolas" w:cs="Times New Roman"/>
+          <w:color w:val="CE9178"/>
+          <w:sz w:val="21"/>
+          <w:szCs w:val="21"/>
+          <w:lang w:val="en-GB" w:eastAsia="it-IT"/>
+        </w:rPr>
+        <w:t>"</w:t>
+      </w:r>
+      <w:r>
+        <w:rPr>
+          <w:rFonts w:ascii="Consolas" w:eastAsia="Times New Roman" w:hAnsi="Consolas" w:cs="Times New Roman"/>
+          <w:color w:val="D4D4D4"/>
+          <w:sz w:val="21"/>
+          <w:szCs w:val="21"/>
+          <w:lang w:val="en-GB" w:eastAsia="it-IT"/>
+        </w:rPr>
+        <w:t xml:space="preserve">, </w:t>
+      </w:r>
+      <w:r>
+        <w:rPr>
+          <w:rFonts w:ascii="Consolas" w:eastAsia="Times New Roman" w:hAnsi="Consolas" w:cs="Times New Roman"/>
+          <w:color w:val="9CDCFE"/>
+          <w:sz w:val="21"/>
+          <w:szCs w:val="21"/>
+          <w:lang w:val="en-GB" w:eastAsia="it-IT"/>
+        </w:rPr>
+        <w:t>buffer1</w:t>
+      </w:r>
+      <w:r>
+        <w:rPr>
+          <w:rFonts w:ascii="Consolas" w:eastAsia="Times New Roman" w:hAnsi="Consolas" w:cs="Times New Roman"/>
+          <w:color w:val="D4D4D4"/>
+          <w:sz w:val="21"/>
+          <w:szCs w:val="21"/>
+          <w:lang w:val="en-GB" w:eastAsia="it-IT"/>
+        </w:rPr>
+        <w:t>);</w:t>
+      </w:r>
+    </w:p>
+    <w:p>
+      <w:pPr>
+        <w:shd w:val="clear" w:color="auto" w:fill="1E1E1E"/>
+        <w:spacing w:after="0" w:line="285" w:lineRule="atLeast"/>
+        <w:rPr>
+          <w:rFonts w:ascii="Consolas" w:eastAsia="Times New Roman" w:hAnsi="Consolas" w:cs="Times New Roman"/>
+          <w:color w:val="D4D4D4"/>
+          <w:sz w:val="21"/>
+          <w:szCs w:val="21"/>
+          <w:lang w:val="en-GB" w:eastAsia="it-IT"/>
+        </w:rPr>
+      </w:pPr>
+      <w:r>
+        <w:rPr>
+          <w:rFonts w:ascii="Consolas" w:eastAsia="Times New Roman" w:hAnsi="Consolas" w:cs="Times New Roman"/>
+          <w:color w:val="D4D4D4"/>
+          <w:sz w:val="21"/>
+          <w:szCs w:val="21"/>
+          <w:lang w:val="en-GB" w:eastAsia="it-IT"/>
+        </w:rPr>
+        <w:t xml:space="preserve">    </w:t>
+      </w:r>
+      <w:proofErr w:type="spellStart"/>
+      <w:r>
+        <w:rPr>
+          <w:rFonts w:ascii="Consolas" w:eastAsia="Times New Roman" w:hAnsi="Consolas" w:cs="Times New Roman"/>
+          <w:color w:val="DCDCAA"/>
+          <w:sz w:val="21"/>
+          <w:szCs w:val="21"/>
+          <w:lang w:val="en-GB" w:eastAsia="it-IT"/>
+        </w:rPr>
+        <w:t>printf</w:t>
+      </w:r>
+      <w:proofErr w:type="spellEnd"/>
+      <w:r>
+        <w:rPr>
+          <w:rFonts w:ascii="Consolas" w:eastAsia="Times New Roman" w:hAnsi="Consolas" w:cs="Times New Roman"/>
+          <w:color w:val="D4D4D4"/>
+          <w:sz w:val="21"/>
+          <w:szCs w:val="21"/>
+          <w:lang w:val="en-GB" w:eastAsia="it-IT"/>
+        </w:rPr>
+        <w:t>(</w:t>
+      </w:r>
+      <w:r>
+        <w:rPr>
+          <w:rFonts w:ascii="Consolas" w:eastAsia="Times New Roman" w:hAnsi="Consolas" w:cs="Times New Roman"/>
+          <w:color w:val="CE9178"/>
+          <w:sz w:val="21"/>
+          <w:szCs w:val="21"/>
+          <w:lang w:val="en-GB" w:eastAsia="it-IT"/>
+        </w:rPr>
+        <w:t xml:space="preserve">"Address of buffer2: </w:t>
+      </w:r>
+      <w:r>
+        <w:rPr>
+          <w:rFonts w:ascii="Consolas" w:eastAsia="Times New Roman" w:hAnsi="Consolas" w:cs="Times New Roman"/>
+          <w:color w:val="9CDCFE"/>
+          <w:sz w:val="21"/>
+          <w:szCs w:val="21"/>
+          <w:lang w:val="en-GB" w:eastAsia="it-IT"/>
+        </w:rPr>
+        <w:t>%p</w:t>
+      </w:r>
+      <w:r>
+        <w:rPr>
+          <w:rFonts w:ascii="Consolas" w:eastAsia="Times New Roman" w:hAnsi="Consolas" w:cs="Times New Roman"/>
+          <w:color w:val="D7BA7D"/>
+          <w:sz w:val="21"/>
+          <w:szCs w:val="21"/>
+          <w:lang w:val="en-GB" w:eastAsia="it-IT"/>
+        </w:rPr>
+        <w:t>\n</w:t>
+      </w:r>
+      <w:r>
+        <w:rPr>
+          <w:rFonts w:ascii="Consolas" w:eastAsia="Times New Roman" w:hAnsi="Consolas" w:cs="Times New Roman"/>
+          <w:color w:val="CE9178"/>
+          <w:sz w:val="21"/>
+          <w:szCs w:val="21"/>
+          <w:lang w:val="en-GB" w:eastAsia="it-IT"/>
+        </w:rPr>
+        <w:t>"</w:t>
+      </w:r>
+      <w:r>
+        <w:rPr>
+          <w:rFonts w:ascii="Consolas" w:eastAsia="Times New Roman" w:hAnsi="Consolas" w:cs="Times New Roman"/>
+          <w:color w:val="D4D4D4"/>
+          <w:sz w:val="21"/>
+          <w:szCs w:val="21"/>
+          <w:lang w:val="en-GB" w:eastAsia="it-IT"/>
+        </w:rPr>
+        <w:t xml:space="preserve">, </w:t>
+      </w:r>
+      <w:r>
+        <w:rPr>
+          <w:rFonts w:ascii="Consolas" w:eastAsia="Times New Roman" w:hAnsi="Consolas" w:cs="Times New Roman"/>
+          <w:color w:val="9CDCFE"/>
+          <w:sz w:val="21"/>
+          <w:szCs w:val="21"/>
+          <w:lang w:val="en-GB" w:eastAsia="it-IT"/>
+        </w:rPr>
+        <w:t>buffer2</w:t>
+      </w:r>
+      <w:r>
+        <w:rPr>
+          <w:rFonts w:ascii="Consolas" w:eastAsia="Times New Roman" w:hAnsi="Consolas" w:cs="Times New Roman"/>
+          <w:color w:val="D4D4D4"/>
+          <w:sz w:val="21"/>
+          <w:szCs w:val="21"/>
+          <w:lang w:val="en-GB" w:eastAsia="it-IT"/>
+        </w:rPr>
+        <w:t>);</w:t>
+      </w:r>
+    </w:p>
+    <w:p>
+      <w:pPr>
+        <w:shd w:val="clear" w:color="auto" w:fill="1E1E1E"/>
+        <w:spacing w:after="0" w:line="285" w:lineRule="atLeast"/>
+        <w:rPr>
+          <w:rFonts w:ascii="Consolas" w:eastAsia="Times New Roman" w:hAnsi="Consolas" w:cs="Times New Roman"/>
+          <w:color w:val="D4D4D4"/>
+          <w:sz w:val="21"/>
+          <w:szCs w:val="21"/>
+          <w:lang w:val="en-GB" w:eastAsia="it-IT"/>
+        </w:rPr>
+      </w:pPr>
+      <w:r>
+        <w:rPr>
+          <w:rFonts w:ascii="Consolas" w:eastAsia="Times New Roman" w:hAnsi="Consolas" w:cs="Times New Roman"/>
+          <w:color w:val="D4D4D4"/>
+          <w:sz w:val="21"/>
+          <w:szCs w:val="21"/>
+          <w:lang w:val="en-GB" w:eastAsia="it-IT"/>
+        </w:rPr>
+        <w:t xml:space="preserve">    </w:t>
+      </w:r>
+      <w:proofErr w:type="spellStart"/>
+      <w:r>
+        <w:rPr>
+          <w:rFonts w:ascii="Consolas" w:eastAsia="Times New Roman" w:hAnsi="Consolas" w:cs="Times New Roman"/>
+          <w:color w:val="DCDCAA"/>
+          <w:sz w:val="21"/>
+          <w:szCs w:val="21"/>
+          <w:lang w:val="en-GB" w:eastAsia="it-IT"/>
+        </w:rPr>
+        <w:t>printf</w:t>
+      </w:r>
+      <w:proofErr w:type="spellEnd"/>
+      <w:r>
+        <w:rPr>
+          <w:rFonts w:ascii="Consolas" w:eastAsia="Times New Roman" w:hAnsi="Consolas" w:cs="Times New Roman"/>
+          <w:color w:val="D4D4D4"/>
+          <w:sz w:val="21"/>
+          <w:szCs w:val="21"/>
+          <w:lang w:val="en-GB" w:eastAsia="it-IT"/>
+        </w:rPr>
+        <w:t>(</w:t>
+      </w:r>
+      <w:r>
+        <w:rPr>
+          <w:rFonts w:ascii="Consolas" w:eastAsia="Times New Roman" w:hAnsi="Consolas" w:cs="Times New Roman"/>
+          <w:color w:val="CE9178"/>
+          <w:sz w:val="21"/>
+          <w:szCs w:val="21"/>
+          <w:lang w:val="en-GB" w:eastAsia="it-IT"/>
+        </w:rPr>
+        <w:t xml:space="preserve">"Stored password: </w:t>
+      </w:r>
+      <w:r>
+        <w:rPr>
+          <w:rFonts w:ascii="Consolas" w:eastAsia="Times New Roman" w:hAnsi="Consolas" w:cs="Times New Roman"/>
+          <w:color w:val="9CDCFE"/>
+          <w:sz w:val="21"/>
+          <w:szCs w:val="21"/>
+          <w:lang w:val="en-GB" w:eastAsia="it-IT"/>
+        </w:rPr>
+        <w:t>%s</w:t>
+      </w:r>
+      <w:r>
+        <w:rPr>
+          <w:rFonts w:ascii="Consolas" w:eastAsia="Times New Roman" w:hAnsi="Consolas" w:cs="Times New Roman"/>
+          <w:color w:val="D7BA7D"/>
+          <w:sz w:val="21"/>
+          <w:szCs w:val="21"/>
+          <w:lang w:val="en-GB" w:eastAsia="it-IT"/>
+        </w:rPr>
+        <w:t>\n</w:t>
+      </w:r>
+      <w:r>
+        <w:rPr>
+          <w:rFonts w:ascii="Consolas" w:eastAsia="Times New Roman" w:hAnsi="Consolas" w:cs="Times New Roman"/>
+          <w:color w:val="CE9178"/>
+          <w:sz w:val="21"/>
+          <w:szCs w:val="21"/>
+          <w:lang w:val="en-GB" w:eastAsia="it-IT"/>
+        </w:rPr>
+        <w:t>"</w:t>
+      </w:r>
+      <w:r>
+        <w:rPr>
+          <w:rFonts w:ascii="Consolas" w:eastAsia="Times New Roman" w:hAnsi="Consolas" w:cs="Times New Roman"/>
+          <w:color w:val="D4D4D4"/>
+          <w:sz w:val="21"/>
+          <w:szCs w:val="21"/>
+          <w:lang w:val="en-GB" w:eastAsia="it-IT"/>
+        </w:rPr>
+        <w:t xml:space="preserve">, </w:t>
+      </w:r>
+      <w:r>
+        <w:rPr>
+          <w:rFonts w:ascii="Consolas" w:eastAsia="Times New Roman" w:hAnsi="Consolas" w:cs="Times New Roman"/>
+          <w:color w:val="9CDCFE"/>
+          <w:sz w:val="21"/>
+          <w:szCs w:val="21"/>
+          <w:lang w:val="en-GB" w:eastAsia="it-IT"/>
+        </w:rPr>
+        <w:t>buffer1</w:t>
+      </w:r>
+      <w:r>
+        <w:rPr>
+          <w:rFonts w:ascii="Consolas" w:eastAsia="Times New Roman" w:hAnsi="Consolas" w:cs="Times New Roman"/>
+          <w:color w:val="D4D4D4"/>
+          <w:sz w:val="21"/>
+          <w:szCs w:val="21"/>
+          <w:lang w:val="en-GB" w:eastAsia="it-IT"/>
+        </w:rPr>
+        <w:t>);</w:t>
+      </w:r>
+    </w:p>
+    <w:p>
+      <w:pPr>
+        <w:shd w:val="clear" w:color="auto" w:fill="1E1E1E"/>
+        <w:spacing w:after="0" w:line="285" w:lineRule="atLeast"/>
+        <w:rPr>
+          <w:rFonts w:ascii="Consolas" w:eastAsia="Times New Roman" w:hAnsi="Consolas" w:cs="Times New Roman"/>
+          <w:color w:val="D4D4D4"/>
+          <w:sz w:val="21"/>
+          <w:szCs w:val="21"/>
+          <w:lang w:val="en-GB" w:eastAsia="it-IT"/>
+        </w:rPr>
+      </w:pPr>
+    </w:p>
+    <w:p>
+      <w:pPr>
+        <w:shd w:val="clear" w:color="auto" w:fill="1E1E1E"/>
+        <w:spacing w:after="0" w:line="285" w:lineRule="atLeast"/>
+        <w:rPr>
+          <w:rFonts w:ascii="Consolas" w:eastAsia="Times New Roman" w:hAnsi="Consolas" w:cs="Times New Roman"/>
+          <w:color w:val="D4D4D4"/>
+          <w:sz w:val="21"/>
+          <w:szCs w:val="21"/>
+          <w:lang w:val="en-GB" w:eastAsia="it-IT"/>
+        </w:rPr>
+      </w:pPr>
+      <w:r>
+        <w:rPr>
+          <w:rFonts w:ascii="Consolas" w:eastAsia="Times New Roman" w:hAnsi="Consolas" w:cs="Times New Roman"/>
+          <w:color w:val="D4D4D4"/>
+          <w:sz w:val="21"/>
+          <w:szCs w:val="21"/>
+          <w:lang w:val="en-GB" w:eastAsia="it-IT"/>
+        </w:rPr>
+        <w:t xml:space="preserve">    </w:t>
+      </w:r>
+      <w:proofErr w:type="spellStart"/>
+      <w:r>
+        <w:rPr>
+          <w:rFonts w:ascii="Consolas" w:eastAsia="Times New Roman" w:hAnsi="Consolas" w:cs="Times New Roman"/>
+          <w:color w:val="DCDCAA"/>
+          <w:sz w:val="21"/>
+          <w:szCs w:val="21"/>
+          <w:lang w:val="en-GB" w:eastAsia="it-IT"/>
+        </w:rPr>
+        <w:t>askPwd</w:t>
+      </w:r>
+      <w:proofErr w:type="spellEnd"/>
+      <w:r>
+        <w:rPr>
+          <w:rFonts w:ascii="Consolas" w:eastAsia="Times New Roman" w:hAnsi="Consolas" w:cs="Times New Roman"/>
+          <w:color w:val="D4D4D4"/>
+          <w:sz w:val="21"/>
+          <w:szCs w:val="21"/>
+          <w:lang w:val="en-GB" w:eastAsia="it-IT"/>
+        </w:rPr>
+        <w:t>();</w:t>
+      </w:r>
       <w:r>
         <w:rPr>
           <w:rFonts w:ascii="Consolas" w:eastAsia="Times New Roman" w:hAnsi="Consolas" w:cs="Times New Roman"/>
@@ -748,1259 +5251,21 @@
           <w:szCs w:val="21"/>
           <w:lang w:val="en-GB" w:eastAsia="it-IT"/>
         </w:rPr>
-        <w:t> </w:t>
-      </w:r>
-      <w:r>
-        <w:rPr>
-          <w:rFonts w:ascii="Consolas" w:eastAsia="Times New Roman" w:hAnsi="Consolas" w:cs="Times New Roman"/>
-          <w:color w:val="6A9955"/>
-          <w:sz w:val="21"/>
-          <w:szCs w:val="21"/>
-          <w:lang w:eastAsia="it-IT"/>
-        </w:rPr>
-        <w:t xml:space="preserve">* Ca' </w:t>
-      </w:r>
-      <w:proofErr w:type="spellStart"/>
-      <w:r>
-        <w:rPr>
-          <w:rFonts w:ascii="Consolas" w:eastAsia="Times New Roman" w:hAnsi="Consolas" w:cs="Times New Roman"/>
-          <w:color w:val="6A9955"/>
-          <w:sz w:val="21"/>
-          <w:szCs w:val="21"/>
-          <w:lang w:eastAsia="it-IT"/>
-        </w:rPr>
-        <w:t>Foscari</w:t>
-      </w:r>
-      <w:proofErr w:type="spellEnd"/>
-      <w:r>
-        <w:rPr>
-          <w:rFonts w:ascii="Consolas" w:eastAsia="Times New Roman" w:hAnsi="Consolas" w:cs="Times New Roman"/>
-          <w:color w:val="6A9955"/>
-          <w:sz w:val="21"/>
-          <w:szCs w:val="21"/>
-          <w:lang w:eastAsia="it-IT"/>
-        </w:rPr>
-        <w:t xml:space="preserve"> </w:t>
-      </w:r>
-      <w:proofErr w:type="spellStart"/>
-      <w:r>
-        <w:rPr>
-          <w:rFonts w:ascii="Consolas" w:eastAsia="Times New Roman" w:hAnsi="Consolas" w:cs="Times New Roman"/>
-          <w:color w:val="6A9955"/>
-          <w:sz w:val="21"/>
-          <w:szCs w:val="21"/>
-          <w:lang w:eastAsia="it-IT"/>
-        </w:rPr>
-        <w:t>University</w:t>
-      </w:r>
-      <w:proofErr w:type="spellEnd"/>
-      <w:r>
-        <w:rPr>
-          <w:rFonts w:ascii="Consolas" w:eastAsia="Times New Roman" w:hAnsi="Consolas" w:cs="Times New Roman"/>
-          <w:color w:val="6A9955"/>
-          <w:sz w:val="21"/>
-          <w:szCs w:val="21"/>
-          <w:lang w:eastAsia="it-IT"/>
-        </w:rPr>
-        <w:t xml:space="preserve">, </w:t>
-      </w:r>
-      <w:proofErr w:type="spellStart"/>
-      <w:r>
-        <w:rPr>
-          <w:rFonts w:ascii="Consolas" w:eastAsia="Times New Roman" w:hAnsi="Consolas" w:cs="Times New Roman"/>
-          <w:color w:val="6A9955"/>
-          <w:sz w:val="21"/>
-          <w:szCs w:val="21"/>
-          <w:lang w:eastAsia="it-IT"/>
-        </w:rPr>
-        <w:t>Venice</w:t>
-      </w:r>
-      <w:proofErr w:type="spellEnd"/>
-    </w:p>
-    <w:p>
-      <w:pPr>
-        <w:shd w:val="clear" w:color="auto" w:fill="1E1E1E"/>
-        <w:spacing w:after="0" w:line="285" w:lineRule="atLeast"/>
-        <w:rPr>
-          <w:rFonts w:ascii="Consolas" w:eastAsia="Times New Roman" w:hAnsi="Consolas" w:cs="Times New Roman"/>
-          <w:color w:val="D4D4D4"/>
-          <w:sz w:val="21"/>
-          <w:szCs w:val="21"/>
-          <w:lang w:eastAsia="it-IT"/>
-        </w:rPr>
-      </w:pPr>
-      <w:r>
-        <w:rPr>
-          <w:rFonts w:ascii="Consolas" w:eastAsia="Times New Roman" w:hAnsi="Consolas" w:cs="Times New Roman"/>
-          <w:color w:val="6A9955"/>
-          <w:sz w:val="21"/>
-          <w:szCs w:val="21"/>
-          <w:lang w:eastAsia="it-IT"/>
-        </w:rPr>
-        <w:t> * https://secgroup.dais.unive.it/teaching/sicurezza/</w:t>
-      </w:r>
-    </w:p>
-    <w:p>
-      <w:pPr>
-        <w:shd w:val="clear" w:color="auto" w:fill="1E1E1E"/>
-        <w:spacing w:after="0" w:line="285" w:lineRule="atLeast"/>
-        <w:rPr>
-          <w:rFonts w:ascii="Consolas" w:eastAsia="Times New Roman" w:hAnsi="Consolas" w:cs="Times New Roman"/>
-          <w:color w:val="D4D4D4"/>
-          <w:sz w:val="21"/>
-          <w:szCs w:val="21"/>
-          <w:lang w:val="en-GB" w:eastAsia="it-IT"/>
-        </w:rPr>
-      </w:pPr>
-      <w:r>
-        <w:rPr>
-          <w:rFonts w:ascii="Consolas" w:eastAsia="Times New Roman" w:hAnsi="Consolas" w:cs="Times New Roman"/>
-          <w:color w:val="6A9955"/>
-          <w:sz w:val="21"/>
-          <w:szCs w:val="21"/>
-          <w:lang w:eastAsia="it-IT"/>
-        </w:rPr>
-        <w:t> </w:t>
-      </w:r>
-      <w:r>
-        <w:rPr>
-          <w:rFonts w:ascii="Consolas" w:eastAsia="Times New Roman" w:hAnsi="Consolas" w:cs="Times New Roman"/>
-          <w:color w:val="6A9955"/>
-          <w:sz w:val="21"/>
-          <w:szCs w:val="21"/>
-          <w:lang w:val="en-GB" w:eastAsia="it-IT"/>
-        </w:rPr>
-        <w:t>*</w:t>
-      </w:r>
-    </w:p>
-    <w:p>
-      <w:pPr>
-        <w:shd w:val="clear" w:color="auto" w:fill="1E1E1E"/>
-        <w:spacing w:after="0" w:line="285" w:lineRule="atLeast"/>
-        <w:rPr>
-          <w:rFonts w:ascii="Consolas" w:eastAsia="Times New Roman" w:hAnsi="Consolas" w:cs="Times New Roman"/>
-          <w:color w:val="D4D4D4"/>
-          <w:sz w:val="21"/>
-          <w:szCs w:val="21"/>
-          <w:lang w:val="en-GB" w:eastAsia="it-IT"/>
-        </w:rPr>
-      </w:pPr>
-      <w:r>
-        <w:rPr>
-          <w:rFonts w:ascii="Consolas" w:eastAsia="Times New Roman" w:hAnsi="Consolas" w:cs="Times New Roman"/>
-          <w:color w:val="6A9955"/>
-          <w:sz w:val="21"/>
-          <w:szCs w:val="21"/>
-          <w:lang w:val="en-GB" w:eastAsia="it-IT"/>
-        </w:rPr>
-        <w:t xml:space="preserve"> * Author: Riccardo </w:t>
-      </w:r>
-      <w:proofErr w:type="spellStart"/>
-      <w:r>
-        <w:rPr>
-          <w:rFonts w:ascii="Consolas" w:eastAsia="Times New Roman" w:hAnsi="Consolas" w:cs="Times New Roman"/>
-          <w:color w:val="6A9955"/>
-          <w:sz w:val="21"/>
-          <w:szCs w:val="21"/>
-          <w:lang w:val="en-GB" w:eastAsia="it-IT"/>
-        </w:rPr>
-        <w:t>Focardi</w:t>
-      </w:r>
-      <w:proofErr w:type="spellEnd"/>
-    </w:p>
-    <w:p>
-      <w:pPr>
-        <w:shd w:val="clear" w:color="auto" w:fill="1E1E1E"/>
-        <w:spacing w:after="0" w:line="285" w:lineRule="atLeast"/>
-        <w:rPr>
-          <w:rFonts w:ascii="Consolas" w:eastAsia="Times New Roman" w:hAnsi="Consolas" w:cs="Times New Roman"/>
-          <w:color w:val="D4D4D4"/>
-          <w:sz w:val="21"/>
-          <w:szCs w:val="21"/>
-          <w:lang w:val="en-GB" w:eastAsia="it-IT"/>
-        </w:rPr>
-      </w:pPr>
-      <w:r>
-        <w:rPr>
-          <w:rFonts w:ascii="Consolas" w:eastAsia="Times New Roman" w:hAnsi="Consolas" w:cs="Times New Roman"/>
-          <w:color w:val="6A9955"/>
-          <w:sz w:val="21"/>
-          <w:szCs w:val="21"/>
-          <w:lang w:val="en-GB" w:eastAsia="it-IT"/>
-        </w:rPr>
-        <w:t> *</w:t>
-      </w:r>
-    </w:p>
-    <w:p>
-      <w:pPr>
-        <w:shd w:val="clear" w:color="auto" w:fill="1E1E1E"/>
-        <w:spacing w:after="0" w:line="285" w:lineRule="atLeast"/>
-        <w:rPr>
-          <w:rFonts w:ascii="Consolas" w:eastAsia="Times New Roman" w:hAnsi="Consolas" w:cs="Times New Roman"/>
-          <w:color w:val="D4D4D4"/>
-          <w:sz w:val="21"/>
-          <w:szCs w:val="21"/>
-          <w:lang w:val="en-GB" w:eastAsia="it-IT"/>
-        </w:rPr>
-      </w:pPr>
-      <w:r>
-        <w:rPr>
-          <w:rFonts w:ascii="Consolas" w:eastAsia="Times New Roman" w:hAnsi="Consolas" w:cs="Times New Roman"/>
-          <w:color w:val="6A9955"/>
-          <w:sz w:val="21"/>
-          <w:szCs w:val="21"/>
-          <w:lang w:val="en-GB" w:eastAsia="it-IT"/>
-        </w:rPr>
-        <w:t> * Task: discover the password</w:t>
-      </w:r>
-    </w:p>
-    <w:p>
-      <w:pPr>
-        <w:shd w:val="clear" w:color="auto" w:fill="1E1E1E"/>
-        <w:spacing w:after="0" w:line="285" w:lineRule="atLeast"/>
-        <w:rPr>
-          <w:rFonts w:ascii="Consolas" w:eastAsia="Times New Roman" w:hAnsi="Consolas" w:cs="Times New Roman"/>
-          <w:color w:val="D4D4D4"/>
-          <w:sz w:val="21"/>
-          <w:szCs w:val="21"/>
-          <w:lang w:val="en-GB" w:eastAsia="it-IT"/>
-        </w:rPr>
-      </w:pPr>
-      <w:r>
-        <w:rPr>
-          <w:rFonts w:ascii="Consolas" w:eastAsia="Times New Roman" w:hAnsi="Consolas" w:cs="Times New Roman"/>
-          <w:color w:val="6A9955"/>
-          <w:sz w:val="21"/>
-          <w:szCs w:val="21"/>
-          <w:lang w:val="en-GB" w:eastAsia="it-IT"/>
-        </w:rPr>
-        <w:t> *</w:t>
-      </w:r>
-    </w:p>
-    <w:p>
-      <w:pPr>
-        <w:shd w:val="clear" w:color="auto" w:fill="1E1E1E"/>
-        <w:spacing w:after="0" w:line="285" w:lineRule="atLeast"/>
-        <w:rPr>
-          <w:rFonts w:ascii="Consolas" w:eastAsia="Times New Roman" w:hAnsi="Consolas" w:cs="Times New Roman"/>
-          <w:color w:val="D4D4D4"/>
-          <w:sz w:val="21"/>
-          <w:szCs w:val="21"/>
-          <w:lang w:val="en-GB" w:eastAsia="it-IT"/>
-        </w:rPr>
-      </w:pPr>
-      <w:r>
-        <w:rPr>
-          <w:rFonts w:ascii="Consolas" w:eastAsia="Times New Roman" w:hAnsi="Consolas" w:cs="Times New Roman"/>
-          <w:color w:val="6A9955"/>
-          <w:sz w:val="21"/>
-          <w:szCs w:val="21"/>
-          <w:lang w:val="en-GB" w:eastAsia="it-IT"/>
-        </w:rPr>
-        <w:t> * compile with</w:t>
-      </w:r>
-    </w:p>
-    <w:p>
-      <w:pPr>
-        <w:shd w:val="clear" w:color="auto" w:fill="1E1E1E"/>
-        <w:spacing w:after="0" w:line="285" w:lineRule="atLeast"/>
-        <w:rPr>
-          <w:rFonts w:ascii="Consolas" w:eastAsia="Times New Roman" w:hAnsi="Consolas" w:cs="Times New Roman"/>
-          <w:color w:val="D4D4D4"/>
-          <w:sz w:val="21"/>
-          <w:szCs w:val="21"/>
-          <w:lang w:val="en-GB" w:eastAsia="it-IT"/>
-        </w:rPr>
-      </w:pPr>
-      <w:r>
-        <w:rPr>
-          <w:rFonts w:ascii="Consolas" w:eastAsia="Times New Roman" w:hAnsi="Consolas" w:cs="Times New Roman"/>
-          <w:color w:val="6A9955"/>
-          <w:sz w:val="21"/>
-          <w:szCs w:val="21"/>
-          <w:lang w:val="en-GB" w:eastAsia="it-IT"/>
-        </w:rPr>
-        <w:t xml:space="preserve"> * </w:t>
-      </w:r>
-      <w:proofErr w:type="spellStart"/>
-      <w:r>
-        <w:rPr>
-          <w:rFonts w:ascii="Consolas" w:eastAsia="Times New Roman" w:hAnsi="Consolas" w:cs="Times New Roman"/>
-          <w:color w:val="6A9955"/>
-          <w:sz w:val="21"/>
-          <w:szCs w:val="21"/>
-          <w:lang w:val="en-GB" w:eastAsia="it-IT"/>
-        </w:rPr>
-        <w:t>gcc</w:t>
-      </w:r>
-      <w:proofErr w:type="spellEnd"/>
-      <w:r>
-        <w:rPr>
-          <w:rFonts w:ascii="Consolas" w:eastAsia="Times New Roman" w:hAnsi="Consolas" w:cs="Times New Roman"/>
-          <w:color w:val="6A9955"/>
-          <w:sz w:val="21"/>
-          <w:szCs w:val="21"/>
-          <w:lang w:val="en-GB" w:eastAsia="it-IT"/>
-        </w:rPr>
-        <w:t xml:space="preserve"> </w:t>
-      </w:r>
-      <w:proofErr w:type="spellStart"/>
-      <w:r>
-        <w:rPr>
-          <w:rFonts w:ascii="Consolas" w:eastAsia="Times New Roman" w:hAnsi="Consolas" w:cs="Times New Roman"/>
-          <w:color w:val="6A9955"/>
-          <w:sz w:val="21"/>
-          <w:szCs w:val="21"/>
-          <w:lang w:val="en-GB" w:eastAsia="it-IT"/>
-        </w:rPr>
-        <w:t>pwdChallenge.c</w:t>
-      </w:r>
-      <w:proofErr w:type="spellEnd"/>
-      <w:r>
-        <w:rPr>
-          <w:rFonts w:ascii="Consolas" w:eastAsia="Times New Roman" w:hAnsi="Consolas" w:cs="Times New Roman"/>
-          <w:color w:val="6A9955"/>
-          <w:sz w:val="21"/>
-          <w:szCs w:val="21"/>
-          <w:lang w:val="en-GB" w:eastAsia="it-IT"/>
-        </w:rPr>
-        <w:t xml:space="preserve"> -o </w:t>
-      </w:r>
-      <w:proofErr w:type="spellStart"/>
-      <w:r>
-        <w:rPr>
-          <w:rFonts w:ascii="Consolas" w:eastAsia="Times New Roman" w:hAnsi="Consolas" w:cs="Times New Roman"/>
-          <w:color w:val="6A9955"/>
-          <w:sz w:val="21"/>
-          <w:szCs w:val="21"/>
-          <w:lang w:val="en-GB" w:eastAsia="it-IT"/>
-        </w:rPr>
-        <w:t>pwdChallenge</w:t>
-      </w:r>
-      <w:proofErr w:type="spellEnd"/>
-      <w:r>
-        <w:rPr>
-          <w:rFonts w:ascii="Consolas" w:eastAsia="Times New Roman" w:hAnsi="Consolas" w:cs="Times New Roman"/>
-          <w:color w:val="6A9955"/>
-          <w:sz w:val="21"/>
-          <w:szCs w:val="21"/>
-          <w:lang w:val="en-GB" w:eastAsia="it-IT"/>
-        </w:rPr>
-        <w:t xml:space="preserve"> </w:t>
-      </w:r>
-    </w:p>
-    <w:p>
-      <w:pPr>
-        <w:shd w:val="clear" w:color="auto" w:fill="1E1E1E"/>
-        <w:spacing w:after="0" w:line="285" w:lineRule="atLeast"/>
-        <w:rPr>
-          <w:rFonts w:ascii="Consolas" w:eastAsia="Times New Roman" w:hAnsi="Consolas" w:cs="Times New Roman"/>
-          <w:color w:val="D4D4D4"/>
-          <w:sz w:val="21"/>
-          <w:szCs w:val="21"/>
-          <w:lang w:val="en-GB" w:eastAsia="it-IT"/>
-        </w:rPr>
-      </w:pPr>
-      <w:r>
-        <w:rPr>
-          <w:rFonts w:ascii="Consolas" w:eastAsia="Times New Roman" w:hAnsi="Consolas" w:cs="Times New Roman"/>
-          <w:color w:val="6A9955"/>
-          <w:sz w:val="21"/>
-          <w:szCs w:val="21"/>
-          <w:lang w:val="en-GB" w:eastAsia="it-IT"/>
-        </w:rPr>
-        <w:t> *</w:t>
-      </w:r>
-    </w:p>
-    <w:p>
-      <w:pPr>
-        <w:shd w:val="clear" w:color="auto" w:fill="1E1E1E"/>
-        <w:spacing w:after="0" w:line="285" w:lineRule="atLeast"/>
-        <w:rPr>
-          <w:rFonts w:ascii="Consolas" w:eastAsia="Times New Roman" w:hAnsi="Consolas" w:cs="Times New Roman"/>
-          <w:color w:val="D4D4D4"/>
-          <w:sz w:val="21"/>
-          <w:szCs w:val="21"/>
-          <w:lang w:val="en-GB" w:eastAsia="it-IT"/>
-        </w:rPr>
-      </w:pPr>
-      <w:r>
-        <w:rPr>
-          <w:rFonts w:ascii="Consolas" w:eastAsia="Times New Roman" w:hAnsi="Consolas" w:cs="Times New Roman"/>
-          <w:color w:val="6A9955"/>
-          <w:sz w:val="21"/>
-          <w:szCs w:val="21"/>
-          <w:lang w:val="en-GB" w:eastAsia="it-IT"/>
-        </w:rPr>
-        <w:t> */</w:t>
-      </w:r>
-    </w:p>
-    <w:p>
-      <w:pPr>
-        <w:shd w:val="clear" w:color="auto" w:fill="1E1E1E"/>
-        <w:spacing w:after="0" w:line="285" w:lineRule="atLeast"/>
-        <w:rPr>
-          <w:rFonts w:ascii="Consolas" w:eastAsia="Times New Roman" w:hAnsi="Consolas" w:cs="Times New Roman"/>
-          <w:color w:val="D4D4D4"/>
-          <w:sz w:val="21"/>
-          <w:szCs w:val="21"/>
-          <w:lang w:val="en-GB" w:eastAsia="it-IT"/>
-        </w:rPr>
-      </w:pPr>
-      <w:r>
-        <w:rPr>
-          <w:rFonts w:ascii="Consolas" w:eastAsia="Times New Roman" w:hAnsi="Consolas" w:cs="Times New Roman"/>
-          <w:color w:val="C586C0"/>
-          <w:sz w:val="21"/>
-          <w:szCs w:val="21"/>
-          <w:lang w:val="en-GB" w:eastAsia="it-IT"/>
-        </w:rPr>
-        <w:t>#include</w:t>
-      </w:r>
-      <w:r>
-        <w:rPr>
-          <w:rFonts w:ascii="Consolas" w:eastAsia="Times New Roman" w:hAnsi="Consolas" w:cs="Times New Roman"/>
-          <w:color w:val="569CD6"/>
-          <w:sz w:val="21"/>
-          <w:szCs w:val="21"/>
-          <w:lang w:val="en-GB" w:eastAsia="it-IT"/>
-        </w:rPr>
-        <w:t xml:space="preserve"> </w:t>
-      </w:r>
-      <w:r>
-        <w:rPr>
-          <w:rFonts w:ascii="Consolas" w:eastAsia="Times New Roman" w:hAnsi="Consolas" w:cs="Times New Roman"/>
-          <w:color w:val="CE9178"/>
-          <w:sz w:val="21"/>
-          <w:szCs w:val="21"/>
-          <w:lang w:val="en-GB" w:eastAsia="it-IT"/>
-        </w:rPr>
-        <w:t>&lt;</w:t>
-      </w:r>
-      <w:proofErr w:type="spellStart"/>
-      <w:r>
-        <w:rPr>
-          <w:rFonts w:ascii="Consolas" w:eastAsia="Times New Roman" w:hAnsi="Consolas" w:cs="Times New Roman"/>
-          <w:color w:val="CE9178"/>
-          <w:sz w:val="21"/>
-          <w:szCs w:val="21"/>
-          <w:lang w:val="en-GB" w:eastAsia="it-IT"/>
-        </w:rPr>
-        <w:t>stdio.h</w:t>
-      </w:r>
-      <w:proofErr w:type="spellEnd"/>
-      <w:r>
-        <w:rPr>
-          <w:rFonts w:ascii="Consolas" w:eastAsia="Times New Roman" w:hAnsi="Consolas" w:cs="Times New Roman"/>
-          <w:color w:val="CE9178"/>
-          <w:sz w:val="21"/>
-          <w:szCs w:val="21"/>
-          <w:lang w:val="en-GB" w:eastAsia="it-IT"/>
-        </w:rPr>
-        <w:t>&gt;</w:t>
-      </w:r>
-    </w:p>
-    <w:p>
-      <w:pPr>
-        <w:shd w:val="clear" w:color="auto" w:fill="1E1E1E"/>
-        <w:spacing w:after="0" w:line="285" w:lineRule="atLeast"/>
-        <w:rPr>
-          <w:rFonts w:ascii="Consolas" w:eastAsia="Times New Roman" w:hAnsi="Consolas" w:cs="Times New Roman"/>
-          <w:color w:val="D4D4D4"/>
-          <w:sz w:val="21"/>
-          <w:szCs w:val="21"/>
-          <w:lang w:val="en-GB" w:eastAsia="it-IT"/>
-        </w:rPr>
-      </w:pPr>
-      <w:r>
-        <w:rPr>
-          <w:rFonts w:ascii="Consolas" w:eastAsia="Times New Roman" w:hAnsi="Consolas" w:cs="Times New Roman"/>
-          <w:color w:val="C586C0"/>
-          <w:sz w:val="21"/>
-          <w:szCs w:val="21"/>
-          <w:lang w:val="en-GB" w:eastAsia="it-IT"/>
-        </w:rPr>
-        <w:t>#include</w:t>
-      </w:r>
-      <w:r>
-        <w:rPr>
-          <w:rFonts w:ascii="Consolas" w:eastAsia="Times New Roman" w:hAnsi="Consolas" w:cs="Times New Roman"/>
-          <w:color w:val="569CD6"/>
-          <w:sz w:val="21"/>
-          <w:szCs w:val="21"/>
-          <w:lang w:val="en-GB" w:eastAsia="it-IT"/>
-        </w:rPr>
-        <w:t xml:space="preserve"> </w:t>
-      </w:r>
-      <w:r>
-        <w:rPr>
-          <w:rFonts w:ascii="Consolas" w:eastAsia="Times New Roman" w:hAnsi="Consolas" w:cs="Times New Roman"/>
-          <w:color w:val="CE9178"/>
-          <w:sz w:val="21"/>
-          <w:szCs w:val="21"/>
-          <w:lang w:val="en-GB" w:eastAsia="it-IT"/>
-        </w:rPr>
-        <w:t>&lt;</w:t>
-      </w:r>
-      <w:proofErr w:type="spellStart"/>
-      <w:r>
-        <w:rPr>
-          <w:rFonts w:ascii="Consolas" w:eastAsia="Times New Roman" w:hAnsi="Consolas" w:cs="Times New Roman"/>
-          <w:color w:val="CE9178"/>
-          <w:sz w:val="21"/>
-          <w:szCs w:val="21"/>
-          <w:lang w:val="en-GB" w:eastAsia="it-IT"/>
-        </w:rPr>
-        <w:t>string.h</w:t>
-      </w:r>
-      <w:proofErr w:type="spellEnd"/>
-      <w:r>
-        <w:rPr>
-          <w:rFonts w:ascii="Consolas" w:eastAsia="Times New Roman" w:hAnsi="Consolas" w:cs="Times New Roman"/>
-          <w:color w:val="CE9178"/>
-          <w:sz w:val="21"/>
-          <w:szCs w:val="21"/>
-          <w:lang w:val="en-GB" w:eastAsia="it-IT"/>
-        </w:rPr>
-        <w:t>&gt;</w:t>
-      </w:r>
-    </w:p>
-    <w:p>
-      <w:pPr>
-        <w:shd w:val="clear" w:color="auto" w:fill="1E1E1E"/>
-        <w:spacing w:after="0" w:line="285" w:lineRule="atLeast"/>
-        <w:rPr>
-          <w:rFonts w:ascii="Consolas" w:eastAsia="Times New Roman" w:hAnsi="Consolas" w:cs="Times New Roman"/>
-          <w:color w:val="D4D4D4"/>
-          <w:sz w:val="21"/>
-          <w:szCs w:val="21"/>
-          <w:lang w:val="en-GB" w:eastAsia="it-IT"/>
-        </w:rPr>
-      </w:pPr>
-      <w:r>
-        <w:rPr>
-          <w:rFonts w:ascii="Consolas" w:eastAsia="Times New Roman" w:hAnsi="Consolas" w:cs="Times New Roman"/>
-          <w:color w:val="C586C0"/>
-          <w:sz w:val="21"/>
-          <w:szCs w:val="21"/>
-          <w:lang w:val="en-GB" w:eastAsia="it-IT"/>
-        </w:rPr>
-        <w:t>#include</w:t>
-      </w:r>
-      <w:r>
-        <w:rPr>
-          <w:rFonts w:ascii="Consolas" w:eastAsia="Times New Roman" w:hAnsi="Consolas" w:cs="Times New Roman"/>
-          <w:color w:val="569CD6"/>
-          <w:sz w:val="21"/>
-          <w:szCs w:val="21"/>
-          <w:lang w:val="en-GB" w:eastAsia="it-IT"/>
-        </w:rPr>
-        <w:t xml:space="preserve"> </w:t>
-      </w:r>
-      <w:r>
-        <w:rPr>
-          <w:rFonts w:ascii="Consolas" w:eastAsia="Times New Roman" w:hAnsi="Consolas" w:cs="Times New Roman"/>
-          <w:color w:val="CE9178"/>
-          <w:sz w:val="21"/>
-          <w:szCs w:val="21"/>
-          <w:lang w:val="en-GB" w:eastAsia="it-IT"/>
-        </w:rPr>
-        <w:t>&lt;</w:t>
-      </w:r>
-      <w:proofErr w:type="spellStart"/>
-      <w:r>
-        <w:rPr>
-          <w:rFonts w:ascii="Consolas" w:eastAsia="Times New Roman" w:hAnsi="Consolas" w:cs="Times New Roman"/>
-          <w:color w:val="CE9178"/>
-          <w:sz w:val="21"/>
-          <w:szCs w:val="21"/>
-          <w:lang w:val="en-GB" w:eastAsia="it-IT"/>
-        </w:rPr>
-        <w:t>stdlib.h</w:t>
-      </w:r>
-      <w:proofErr w:type="spellEnd"/>
-      <w:r>
-        <w:rPr>
-          <w:rFonts w:ascii="Consolas" w:eastAsia="Times New Roman" w:hAnsi="Consolas" w:cs="Times New Roman"/>
-          <w:color w:val="CE9178"/>
-          <w:sz w:val="21"/>
-          <w:szCs w:val="21"/>
-          <w:lang w:val="en-GB" w:eastAsia="it-IT"/>
-        </w:rPr>
-        <w:t>&gt;</w:t>
-      </w:r>
-    </w:p>
-    <w:p>
-      <w:pPr>
-        <w:shd w:val="clear" w:color="auto" w:fill="1E1E1E"/>
-        <w:spacing w:after="0" w:line="285" w:lineRule="atLeast"/>
-        <w:rPr>
-          <w:rFonts w:ascii="Consolas" w:eastAsia="Times New Roman" w:hAnsi="Consolas" w:cs="Times New Roman"/>
-          <w:color w:val="D4D4D4"/>
-          <w:sz w:val="21"/>
-          <w:szCs w:val="21"/>
-          <w:lang w:val="en-GB" w:eastAsia="it-IT"/>
-        </w:rPr>
-      </w:pPr>
-      <w:r>
-        <w:rPr>
-          <w:rFonts w:ascii="Consolas" w:eastAsia="Times New Roman" w:hAnsi="Consolas" w:cs="Times New Roman"/>
-          <w:color w:val="C586C0"/>
-          <w:sz w:val="21"/>
-          <w:szCs w:val="21"/>
-          <w:lang w:val="en-GB" w:eastAsia="it-IT"/>
-        </w:rPr>
-        <w:t>#define</w:t>
-      </w:r>
-      <w:r>
-        <w:rPr>
-          <w:rFonts w:ascii="Consolas" w:eastAsia="Times New Roman" w:hAnsi="Consolas" w:cs="Times New Roman"/>
-          <w:color w:val="569CD6"/>
-          <w:sz w:val="21"/>
-          <w:szCs w:val="21"/>
-          <w:lang w:val="en-GB" w:eastAsia="it-IT"/>
-        </w:rPr>
-        <w:t xml:space="preserve"> PWDLEN </w:t>
-      </w:r>
-      <w:r>
-        <w:rPr>
-          <w:rFonts w:ascii="Consolas" w:eastAsia="Times New Roman" w:hAnsi="Consolas" w:cs="Times New Roman"/>
-          <w:color w:val="B5CEA8"/>
-          <w:sz w:val="21"/>
-          <w:szCs w:val="21"/>
-          <w:lang w:val="en-GB" w:eastAsia="it-IT"/>
-        </w:rPr>
-        <w:t>16</w:t>
-      </w:r>
-      <w:r>
-        <w:rPr>
-          <w:rFonts w:ascii="Consolas" w:eastAsia="Times New Roman" w:hAnsi="Consolas" w:cs="Times New Roman"/>
-          <w:color w:val="6A9955"/>
-          <w:sz w:val="21"/>
-          <w:szCs w:val="21"/>
-          <w:lang w:val="en-GB" w:eastAsia="it-IT"/>
-        </w:rPr>
-        <w:t xml:space="preserve"> // max PWD </w:t>
-      </w:r>
-      <w:proofErr w:type="spellStart"/>
-      <w:r>
-        <w:rPr>
-          <w:rFonts w:ascii="Consolas" w:eastAsia="Times New Roman" w:hAnsi="Consolas" w:cs="Times New Roman"/>
-          <w:color w:val="6A9955"/>
-          <w:sz w:val="21"/>
-          <w:szCs w:val="21"/>
-          <w:lang w:val="en-GB" w:eastAsia="it-IT"/>
-        </w:rPr>
-        <w:t>len</w:t>
-      </w:r>
-      <w:proofErr w:type="spellEnd"/>
-      <w:r>
-        <w:rPr>
-          <w:rFonts w:ascii="Consolas" w:eastAsia="Times New Roman" w:hAnsi="Consolas" w:cs="Times New Roman"/>
-          <w:color w:val="6A9955"/>
-          <w:sz w:val="21"/>
-          <w:szCs w:val="21"/>
-          <w:lang w:val="en-GB" w:eastAsia="it-IT"/>
-        </w:rPr>
-        <w:t xml:space="preserve"> without NULL terminator</w:t>
-      </w:r>
-    </w:p>
-    <w:p>
-      <w:pPr>
-        <w:shd w:val="clear" w:color="auto" w:fill="1E1E1E"/>
-        <w:spacing w:after="0" w:line="285" w:lineRule="atLeast"/>
-        <w:rPr>
-          <w:rFonts w:ascii="Consolas" w:eastAsia="Times New Roman" w:hAnsi="Consolas" w:cs="Times New Roman"/>
-          <w:color w:val="D4D4D4"/>
-          <w:sz w:val="21"/>
-          <w:szCs w:val="21"/>
-          <w:lang w:val="en-GB" w:eastAsia="it-IT"/>
-        </w:rPr>
-      </w:pPr>
-      <w:r>
-        <w:rPr>
-          <w:rFonts w:ascii="Consolas" w:eastAsia="Times New Roman" w:hAnsi="Consolas" w:cs="Times New Roman"/>
-          <w:color w:val="C586C0"/>
-          <w:sz w:val="21"/>
-          <w:szCs w:val="21"/>
-          <w:lang w:val="en-GB" w:eastAsia="it-IT"/>
-        </w:rPr>
-        <w:t>#define</w:t>
-      </w:r>
-      <w:r>
-        <w:rPr>
-          <w:rFonts w:ascii="Consolas" w:eastAsia="Times New Roman" w:hAnsi="Consolas" w:cs="Times New Roman"/>
-          <w:color w:val="569CD6"/>
-          <w:sz w:val="21"/>
-          <w:szCs w:val="21"/>
-          <w:lang w:val="en-GB" w:eastAsia="it-IT"/>
-        </w:rPr>
-        <w:t xml:space="preserve"> PWDFILE </w:t>
-      </w:r>
-      <w:r>
-        <w:rPr>
-          <w:rFonts w:ascii="Consolas" w:eastAsia="Times New Roman" w:hAnsi="Consolas" w:cs="Times New Roman"/>
-          <w:color w:val="CE9178"/>
-          <w:sz w:val="21"/>
-          <w:szCs w:val="21"/>
-          <w:lang w:val="en-GB" w:eastAsia="it-IT"/>
-        </w:rPr>
-        <w:t>"pwd.txt"</w:t>
-      </w:r>
-    </w:p>
-    <w:p>
-      <w:pPr>
-        <w:shd w:val="clear" w:color="auto" w:fill="1E1E1E"/>
-        <w:spacing w:after="0" w:line="285" w:lineRule="atLeast"/>
-        <w:rPr>
-          <w:rFonts w:ascii="Consolas" w:eastAsia="Times New Roman" w:hAnsi="Consolas" w:cs="Times New Roman"/>
-          <w:color w:val="D4D4D4"/>
-          <w:sz w:val="21"/>
-          <w:szCs w:val="21"/>
-          <w:lang w:val="en-GB" w:eastAsia="it-IT"/>
-        </w:rPr>
-      </w:pPr>
-      <w:r>
-        <w:rPr>
-          <w:rFonts w:ascii="Consolas" w:eastAsia="Times New Roman" w:hAnsi="Consolas" w:cs="Times New Roman"/>
-          <w:color w:val="569CD6"/>
-          <w:sz w:val="21"/>
-          <w:szCs w:val="21"/>
-          <w:lang w:val="en-GB" w:eastAsia="it-IT"/>
-        </w:rPr>
-        <w:t>char</w:t>
-      </w:r>
-      <w:r>
-        <w:rPr>
-          <w:rFonts w:ascii="Consolas" w:eastAsia="Times New Roman" w:hAnsi="Consolas" w:cs="Times New Roman"/>
-          <w:color w:val="D4D4D4"/>
-          <w:sz w:val="21"/>
-          <w:szCs w:val="21"/>
-          <w:lang w:val="en-GB" w:eastAsia="it-IT"/>
-        </w:rPr>
-        <w:t xml:space="preserve"> *</w:t>
-      </w:r>
-      <w:r>
-        <w:rPr>
-          <w:rFonts w:ascii="Consolas" w:eastAsia="Times New Roman" w:hAnsi="Consolas" w:cs="Times New Roman"/>
-          <w:color w:val="9CDCFE"/>
-          <w:sz w:val="21"/>
-          <w:szCs w:val="21"/>
-          <w:lang w:val="en-GB" w:eastAsia="it-IT"/>
-        </w:rPr>
-        <w:t>buffer1</w:t>
-      </w:r>
-      <w:r>
-        <w:rPr>
-          <w:rFonts w:ascii="Consolas" w:eastAsia="Times New Roman" w:hAnsi="Consolas" w:cs="Times New Roman"/>
-          <w:color w:val="D4D4D4"/>
-          <w:sz w:val="21"/>
-          <w:szCs w:val="21"/>
-          <w:lang w:val="en-GB" w:eastAsia="it-IT"/>
-        </w:rPr>
-        <w:t>;</w:t>
-      </w:r>
-      <w:r>
-        <w:rPr>
-          <w:rFonts w:ascii="Consolas" w:eastAsia="Times New Roman" w:hAnsi="Consolas" w:cs="Times New Roman"/>
-          <w:color w:val="6A9955"/>
-          <w:sz w:val="21"/>
-          <w:szCs w:val="21"/>
-          <w:lang w:val="en-GB" w:eastAsia="it-IT"/>
-        </w:rPr>
-        <w:t xml:space="preserve">        // buffer for stored password</w:t>
-      </w:r>
-    </w:p>
-    <w:p>
-      <w:pPr>
-        <w:shd w:val="clear" w:color="auto" w:fill="1E1E1E"/>
-        <w:spacing w:after="0" w:line="285" w:lineRule="atLeast"/>
-        <w:rPr>
-          <w:rFonts w:ascii="Consolas" w:eastAsia="Times New Roman" w:hAnsi="Consolas" w:cs="Times New Roman"/>
-          <w:color w:val="D4D4D4"/>
-          <w:sz w:val="21"/>
-          <w:szCs w:val="21"/>
-          <w:lang w:val="en-GB" w:eastAsia="it-IT"/>
-        </w:rPr>
-      </w:pPr>
-      <w:r>
-        <w:rPr>
-          <w:rFonts w:ascii="Consolas" w:eastAsia="Times New Roman" w:hAnsi="Consolas" w:cs="Times New Roman"/>
-          <w:color w:val="569CD6"/>
-          <w:sz w:val="21"/>
-          <w:szCs w:val="21"/>
-          <w:lang w:val="en-GB" w:eastAsia="it-IT"/>
-        </w:rPr>
-        <w:t>char</w:t>
-      </w:r>
-      <w:r>
-        <w:rPr>
-          <w:rFonts w:ascii="Consolas" w:eastAsia="Times New Roman" w:hAnsi="Consolas" w:cs="Times New Roman"/>
-          <w:color w:val="D4D4D4"/>
-          <w:sz w:val="21"/>
-          <w:szCs w:val="21"/>
-          <w:lang w:val="en-GB" w:eastAsia="it-IT"/>
-        </w:rPr>
-        <w:t xml:space="preserve"> </w:t>
-      </w:r>
-      <w:r>
-        <w:rPr>
-          <w:rFonts w:ascii="Consolas" w:eastAsia="Times New Roman" w:hAnsi="Consolas" w:cs="Times New Roman"/>
-          <w:color w:val="9CDCFE"/>
-          <w:sz w:val="21"/>
-          <w:szCs w:val="21"/>
-          <w:lang w:val="en-GB" w:eastAsia="it-IT"/>
-        </w:rPr>
-        <w:t>buffer2</w:t>
-      </w:r>
-      <w:r>
-        <w:rPr>
-          <w:rFonts w:ascii="Consolas" w:eastAsia="Times New Roman" w:hAnsi="Consolas" w:cs="Times New Roman"/>
-          <w:color w:val="D4D4D4"/>
-          <w:sz w:val="21"/>
-          <w:szCs w:val="21"/>
-          <w:lang w:val="en-GB" w:eastAsia="it-IT"/>
-        </w:rPr>
-        <w:t>[</w:t>
-      </w:r>
-      <w:r>
-        <w:rPr>
-          <w:rFonts w:ascii="Consolas" w:eastAsia="Times New Roman" w:hAnsi="Consolas" w:cs="Times New Roman"/>
-          <w:color w:val="569CD6"/>
-          <w:sz w:val="21"/>
-          <w:szCs w:val="21"/>
-          <w:lang w:val="en-GB" w:eastAsia="it-IT"/>
-        </w:rPr>
-        <w:t>PWDLEN</w:t>
-      </w:r>
-      <w:r>
-        <w:rPr>
-          <w:rFonts w:ascii="Consolas" w:eastAsia="Times New Roman" w:hAnsi="Consolas" w:cs="Times New Roman"/>
-          <w:color w:val="D4D4D4"/>
-          <w:sz w:val="21"/>
-          <w:szCs w:val="21"/>
-          <w:lang w:val="en-GB" w:eastAsia="it-IT"/>
-        </w:rPr>
-        <w:t>];</w:t>
-      </w:r>
-      <w:r>
-        <w:rPr>
-          <w:rFonts w:ascii="Consolas" w:eastAsia="Times New Roman" w:hAnsi="Consolas" w:cs="Times New Roman"/>
-          <w:color w:val="6A9955"/>
-          <w:sz w:val="21"/>
-          <w:szCs w:val="21"/>
-          <w:lang w:val="en-GB" w:eastAsia="it-IT"/>
-        </w:rPr>
-        <w:t xml:space="preserve"> // buffer of size PWDLEN for typed </w:t>
-      </w:r>
-      <w:proofErr w:type="spellStart"/>
-      <w:r>
-        <w:rPr>
-          <w:rFonts w:ascii="Consolas" w:eastAsia="Times New Roman" w:hAnsi="Consolas" w:cs="Times New Roman"/>
-          <w:color w:val="6A9955"/>
-          <w:sz w:val="21"/>
-          <w:szCs w:val="21"/>
-          <w:lang w:val="en-GB" w:eastAsia="it-IT"/>
-        </w:rPr>
-        <w:t>pwd</w:t>
-      </w:r>
-      <w:proofErr w:type="spellEnd"/>
-    </w:p>
-    <w:p>
-      <w:pPr>
-        <w:shd w:val="clear" w:color="auto" w:fill="1E1E1E"/>
-        <w:spacing w:after="0" w:line="285" w:lineRule="atLeast"/>
-        <w:rPr>
-          <w:rFonts w:ascii="Consolas" w:eastAsia="Times New Roman" w:hAnsi="Consolas" w:cs="Times New Roman"/>
-          <w:color w:val="D4D4D4"/>
-          <w:sz w:val="21"/>
-          <w:szCs w:val="21"/>
-          <w:lang w:val="en-GB" w:eastAsia="it-IT"/>
-        </w:rPr>
-      </w:pPr>
-      <w:r>
-        <w:rPr>
-          <w:rFonts w:ascii="Consolas" w:eastAsia="Times New Roman" w:hAnsi="Consolas" w:cs="Times New Roman"/>
-          <w:color w:val="6A9955"/>
-          <w:sz w:val="21"/>
-          <w:szCs w:val="21"/>
-          <w:lang w:val="en-GB" w:eastAsia="it-IT"/>
-        </w:rPr>
-        <w:t xml:space="preserve">/* </w:t>
-      </w:r>
-    </w:p>
-    <w:p>
-      <w:pPr>
-        <w:shd w:val="clear" w:color="auto" w:fill="1E1E1E"/>
-        <w:spacing w:after="0" w:line="285" w:lineRule="atLeast"/>
-        <w:rPr>
-          <w:rFonts w:ascii="Consolas" w:eastAsia="Times New Roman" w:hAnsi="Consolas" w:cs="Times New Roman"/>
-          <w:color w:val="D4D4D4"/>
-          <w:sz w:val="21"/>
-          <w:szCs w:val="21"/>
-          <w:lang w:val="en-GB" w:eastAsia="it-IT"/>
-        </w:rPr>
-      </w:pPr>
-      <w:r>
-        <w:rPr>
-          <w:rFonts w:ascii="Consolas" w:eastAsia="Times New Roman" w:hAnsi="Consolas" w:cs="Times New Roman"/>
-          <w:color w:val="6A9955"/>
-          <w:sz w:val="21"/>
-          <w:szCs w:val="21"/>
-          <w:lang w:val="en-GB" w:eastAsia="it-IT"/>
-        </w:rPr>
-        <w:t xml:space="preserve"> * exits with an error message </w:t>
-      </w:r>
-    </w:p>
-    <w:p>
-      <w:pPr>
-        <w:shd w:val="clear" w:color="auto" w:fill="1E1E1E"/>
-        <w:spacing w:after="0" w:line="285" w:lineRule="atLeast"/>
-        <w:rPr>
-          <w:rFonts w:ascii="Consolas" w:eastAsia="Times New Roman" w:hAnsi="Consolas" w:cs="Times New Roman"/>
-          <w:color w:val="D4D4D4"/>
-          <w:sz w:val="21"/>
-          <w:szCs w:val="21"/>
-          <w:lang w:val="en-GB" w:eastAsia="it-IT"/>
-        </w:rPr>
-      </w:pPr>
-      <w:r>
-        <w:rPr>
-          <w:rFonts w:ascii="Consolas" w:eastAsia="Times New Roman" w:hAnsi="Consolas" w:cs="Times New Roman"/>
-          <w:color w:val="6A9955"/>
-          <w:sz w:val="21"/>
-          <w:szCs w:val="21"/>
-          <w:lang w:val="en-GB" w:eastAsia="it-IT"/>
-        </w:rPr>
-        <w:t> */</w:t>
-      </w:r>
-    </w:p>
-    <w:p>
-      <w:pPr>
-        <w:shd w:val="clear" w:color="auto" w:fill="1E1E1E"/>
-        <w:spacing w:after="0" w:line="285" w:lineRule="atLeast"/>
-        <w:rPr>
-          <w:rFonts w:ascii="Consolas" w:eastAsia="Times New Roman" w:hAnsi="Consolas" w:cs="Times New Roman"/>
-          <w:color w:val="D4D4D4"/>
-          <w:sz w:val="21"/>
-          <w:szCs w:val="21"/>
-          <w:lang w:val="en-GB" w:eastAsia="it-IT"/>
-        </w:rPr>
-      </w:pPr>
-      <w:r>
-        <w:rPr>
-          <w:rFonts w:ascii="Consolas" w:eastAsia="Times New Roman" w:hAnsi="Consolas" w:cs="Times New Roman"/>
-          <w:color w:val="569CD6"/>
-          <w:sz w:val="21"/>
-          <w:szCs w:val="21"/>
-          <w:lang w:val="en-GB" w:eastAsia="it-IT"/>
-        </w:rPr>
-        <w:t>void</w:t>
-      </w:r>
-      <w:r>
-        <w:rPr>
-          <w:rFonts w:ascii="Consolas" w:eastAsia="Times New Roman" w:hAnsi="Consolas" w:cs="Times New Roman"/>
-          <w:color w:val="D4D4D4"/>
-          <w:sz w:val="21"/>
-          <w:szCs w:val="21"/>
-          <w:lang w:val="en-GB" w:eastAsia="it-IT"/>
-        </w:rPr>
-        <w:t xml:space="preserve"> </w:t>
-      </w:r>
-      <w:r>
-        <w:rPr>
-          <w:rFonts w:ascii="Consolas" w:eastAsia="Times New Roman" w:hAnsi="Consolas" w:cs="Times New Roman"/>
-          <w:color w:val="DCDCAA"/>
-          <w:sz w:val="21"/>
-          <w:szCs w:val="21"/>
-          <w:lang w:val="en-GB" w:eastAsia="it-IT"/>
-        </w:rPr>
-        <w:t>die</w:t>
-      </w:r>
-      <w:r>
-        <w:rPr>
-          <w:rFonts w:ascii="Consolas" w:eastAsia="Times New Roman" w:hAnsi="Consolas" w:cs="Times New Roman"/>
-          <w:color w:val="D4D4D4"/>
-          <w:sz w:val="21"/>
-          <w:szCs w:val="21"/>
-          <w:lang w:val="en-GB" w:eastAsia="it-IT"/>
-        </w:rPr>
-        <w:t>(</w:t>
-      </w:r>
-      <w:r>
-        <w:rPr>
-          <w:rFonts w:ascii="Consolas" w:eastAsia="Times New Roman" w:hAnsi="Consolas" w:cs="Times New Roman"/>
-          <w:color w:val="569CD6"/>
-          <w:sz w:val="21"/>
-          <w:szCs w:val="21"/>
-          <w:lang w:val="en-GB" w:eastAsia="it-IT"/>
-        </w:rPr>
-        <w:t>char</w:t>
-      </w:r>
-      <w:r>
-        <w:rPr>
-          <w:rFonts w:ascii="Consolas" w:eastAsia="Times New Roman" w:hAnsi="Consolas" w:cs="Times New Roman"/>
-          <w:color w:val="D4D4D4"/>
-          <w:sz w:val="21"/>
-          <w:szCs w:val="21"/>
-          <w:lang w:val="en-GB" w:eastAsia="it-IT"/>
-        </w:rPr>
-        <w:t xml:space="preserve"> *</w:t>
-      </w:r>
-      <w:r>
-        <w:rPr>
-          <w:rFonts w:ascii="Consolas" w:eastAsia="Times New Roman" w:hAnsi="Consolas" w:cs="Times New Roman"/>
-          <w:color w:val="9CDCFE"/>
-          <w:sz w:val="21"/>
-          <w:szCs w:val="21"/>
-          <w:lang w:val="en-GB" w:eastAsia="it-IT"/>
-        </w:rPr>
-        <w:t>s</w:t>
-      </w:r>
-      <w:r>
-        <w:rPr>
-          <w:rFonts w:ascii="Consolas" w:eastAsia="Times New Roman" w:hAnsi="Consolas" w:cs="Times New Roman"/>
-          <w:color w:val="D4D4D4"/>
-          <w:sz w:val="21"/>
-          <w:szCs w:val="21"/>
-          <w:lang w:val="en-GB" w:eastAsia="it-IT"/>
-        </w:rPr>
-        <w:t>) {</w:t>
-      </w:r>
-    </w:p>
-    <w:p>
-      <w:pPr>
-        <w:shd w:val="clear" w:color="auto" w:fill="1E1E1E"/>
-        <w:spacing w:after="0" w:line="285" w:lineRule="atLeast"/>
-        <w:rPr>
-          <w:rFonts w:ascii="Consolas" w:eastAsia="Times New Roman" w:hAnsi="Consolas" w:cs="Times New Roman"/>
-          <w:color w:val="D4D4D4"/>
-          <w:sz w:val="21"/>
-          <w:szCs w:val="21"/>
-          <w:lang w:val="en-GB" w:eastAsia="it-IT"/>
-        </w:rPr>
-      </w:pPr>
-      <w:r>
-        <w:rPr>
-          <w:rFonts w:ascii="Consolas" w:eastAsia="Times New Roman" w:hAnsi="Consolas" w:cs="Times New Roman"/>
-          <w:color w:val="D4D4D4"/>
-          <w:sz w:val="21"/>
-          <w:szCs w:val="21"/>
-          <w:lang w:val="en-GB" w:eastAsia="it-IT"/>
-        </w:rPr>
-        <w:t xml:space="preserve">    </w:t>
-      </w:r>
-      <w:proofErr w:type="spellStart"/>
-      <w:r>
-        <w:rPr>
-          <w:rFonts w:ascii="Consolas" w:eastAsia="Times New Roman" w:hAnsi="Consolas" w:cs="Times New Roman"/>
-          <w:color w:val="DCDCAA"/>
-          <w:sz w:val="21"/>
-          <w:szCs w:val="21"/>
-          <w:lang w:val="en-GB" w:eastAsia="it-IT"/>
-        </w:rPr>
-        <w:t>printf</w:t>
-      </w:r>
-      <w:proofErr w:type="spellEnd"/>
-      <w:r>
-        <w:rPr>
-          <w:rFonts w:ascii="Consolas" w:eastAsia="Times New Roman" w:hAnsi="Consolas" w:cs="Times New Roman"/>
-          <w:color w:val="D4D4D4"/>
-          <w:sz w:val="21"/>
-          <w:szCs w:val="21"/>
-          <w:lang w:val="en-GB" w:eastAsia="it-IT"/>
-        </w:rPr>
-        <w:t>(</w:t>
-      </w:r>
-      <w:r>
-        <w:rPr>
-          <w:rFonts w:ascii="Consolas" w:eastAsia="Times New Roman" w:hAnsi="Consolas" w:cs="Times New Roman"/>
-          <w:color w:val="CE9178"/>
-          <w:sz w:val="21"/>
-          <w:szCs w:val="21"/>
-          <w:lang w:val="en-GB" w:eastAsia="it-IT"/>
-        </w:rPr>
-        <w:t xml:space="preserve">"Error: </w:t>
-      </w:r>
-      <w:r>
-        <w:rPr>
-          <w:rFonts w:ascii="Consolas" w:eastAsia="Times New Roman" w:hAnsi="Consolas" w:cs="Times New Roman"/>
-          <w:color w:val="9CDCFE"/>
-          <w:sz w:val="21"/>
-          <w:szCs w:val="21"/>
-          <w:lang w:val="en-GB" w:eastAsia="it-IT"/>
-        </w:rPr>
-        <w:t>%s</w:t>
-      </w:r>
-      <w:r>
-        <w:rPr>
-          <w:rFonts w:ascii="Consolas" w:eastAsia="Times New Roman" w:hAnsi="Consolas" w:cs="Times New Roman"/>
-          <w:color w:val="D7BA7D"/>
-          <w:sz w:val="21"/>
-          <w:szCs w:val="21"/>
-          <w:lang w:val="en-GB" w:eastAsia="it-IT"/>
-        </w:rPr>
-        <w:t>\</w:t>
-      </w:r>
-      <w:proofErr w:type="spellStart"/>
-      <w:r>
-        <w:rPr>
-          <w:rFonts w:ascii="Consolas" w:eastAsia="Times New Roman" w:hAnsi="Consolas" w:cs="Times New Roman"/>
-          <w:color w:val="D7BA7D"/>
-          <w:sz w:val="21"/>
-          <w:szCs w:val="21"/>
-          <w:lang w:val="en-GB" w:eastAsia="it-IT"/>
-        </w:rPr>
-        <w:t>n</w:t>
-      </w:r>
-      <w:r>
-        <w:rPr>
-          <w:rFonts w:ascii="Consolas" w:eastAsia="Times New Roman" w:hAnsi="Consolas" w:cs="Times New Roman"/>
-          <w:color w:val="CE9178"/>
-          <w:sz w:val="21"/>
-          <w:szCs w:val="21"/>
-          <w:lang w:val="en-GB" w:eastAsia="it-IT"/>
-        </w:rPr>
-        <w:t>"</w:t>
-      </w:r>
-      <w:r>
-        <w:rPr>
-          <w:rFonts w:ascii="Consolas" w:eastAsia="Times New Roman" w:hAnsi="Consolas" w:cs="Times New Roman"/>
-          <w:color w:val="D4D4D4"/>
-          <w:sz w:val="21"/>
-          <w:szCs w:val="21"/>
-          <w:lang w:val="en-GB" w:eastAsia="it-IT"/>
-        </w:rPr>
-        <w:t>,</w:t>
-      </w:r>
-      <w:r>
-        <w:rPr>
-          <w:rFonts w:ascii="Consolas" w:eastAsia="Times New Roman" w:hAnsi="Consolas" w:cs="Times New Roman"/>
-          <w:color w:val="9CDCFE"/>
-          <w:sz w:val="21"/>
-          <w:szCs w:val="21"/>
-          <w:lang w:val="en-GB" w:eastAsia="it-IT"/>
-        </w:rPr>
-        <w:t>s</w:t>
-      </w:r>
-      <w:proofErr w:type="spellEnd"/>
-      <w:r>
-        <w:rPr>
-          <w:rFonts w:ascii="Consolas" w:eastAsia="Times New Roman" w:hAnsi="Consolas" w:cs="Times New Roman"/>
-          <w:color w:val="D4D4D4"/>
-          <w:sz w:val="21"/>
-          <w:szCs w:val="21"/>
-          <w:lang w:val="en-GB" w:eastAsia="it-IT"/>
-        </w:rPr>
-        <w:t xml:space="preserve">); </w:t>
-      </w:r>
-      <w:proofErr w:type="spellStart"/>
-      <w:r>
-        <w:rPr>
-          <w:rFonts w:ascii="Consolas" w:eastAsia="Times New Roman" w:hAnsi="Consolas" w:cs="Times New Roman"/>
-          <w:color w:val="DCDCAA"/>
-          <w:sz w:val="21"/>
-          <w:szCs w:val="21"/>
-          <w:lang w:val="en-GB" w:eastAsia="it-IT"/>
-        </w:rPr>
-        <w:t>fflush</w:t>
-      </w:r>
-      <w:proofErr w:type="spellEnd"/>
-      <w:r>
-        <w:rPr>
-          <w:rFonts w:ascii="Consolas" w:eastAsia="Times New Roman" w:hAnsi="Consolas" w:cs="Times New Roman"/>
-          <w:color w:val="D4D4D4"/>
-          <w:sz w:val="21"/>
-          <w:szCs w:val="21"/>
-          <w:lang w:val="en-GB" w:eastAsia="it-IT"/>
-        </w:rPr>
-        <w:t>(</w:t>
-      </w:r>
-      <w:proofErr w:type="spellStart"/>
-      <w:r>
-        <w:rPr>
-          <w:rFonts w:ascii="Consolas" w:eastAsia="Times New Roman" w:hAnsi="Consolas" w:cs="Times New Roman"/>
-          <w:color w:val="569CD6"/>
-          <w:sz w:val="21"/>
-          <w:szCs w:val="21"/>
-          <w:lang w:val="en-GB" w:eastAsia="it-IT"/>
-        </w:rPr>
-        <w:t>stdout</w:t>
-      </w:r>
-      <w:proofErr w:type="spellEnd"/>
-      <w:r>
-        <w:rPr>
-          <w:rFonts w:ascii="Consolas" w:eastAsia="Times New Roman" w:hAnsi="Consolas" w:cs="Times New Roman"/>
-          <w:color w:val="D4D4D4"/>
-          <w:sz w:val="21"/>
-          <w:szCs w:val="21"/>
-          <w:lang w:val="en-GB" w:eastAsia="it-IT"/>
-        </w:rPr>
-        <w:t>);</w:t>
-      </w:r>
-    </w:p>
-    <w:p>
-      <w:pPr>
-        <w:shd w:val="clear" w:color="auto" w:fill="1E1E1E"/>
-        <w:spacing w:after="0" w:line="285" w:lineRule="atLeast"/>
-        <w:rPr>
-          <w:rFonts w:ascii="Consolas" w:eastAsia="Times New Roman" w:hAnsi="Consolas" w:cs="Times New Roman"/>
-          <w:color w:val="D4D4D4"/>
-          <w:sz w:val="21"/>
-          <w:szCs w:val="21"/>
-          <w:lang w:val="en-GB" w:eastAsia="it-IT"/>
-        </w:rPr>
-      </w:pPr>
-      <w:r>
-        <w:rPr>
-          <w:rFonts w:ascii="Consolas" w:eastAsia="Times New Roman" w:hAnsi="Consolas" w:cs="Times New Roman"/>
-          <w:color w:val="D4D4D4"/>
-          <w:sz w:val="21"/>
-          <w:szCs w:val="21"/>
-          <w:lang w:val="en-GB" w:eastAsia="it-IT"/>
-        </w:rPr>
-        <w:t xml:space="preserve">    </w:t>
-      </w:r>
-      <w:r>
-        <w:rPr>
-          <w:rFonts w:ascii="Consolas" w:eastAsia="Times New Roman" w:hAnsi="Consolas" w:cs="Times New Roman"/>
-          <w:color w:val="DCDCAA"/>
-          <w:sz w:val="21"/>
-          <w:szCs w:val="21"/>
-          <w:lang w:val="en-GB" w:eastAsia="it-IT"/>
-        </w:rPr>
-        <w:t>free</w:t>
-      </w:r>
-      <w:r>
-        <w:rPr>
-          <w:rFonts w:ascii="Consolas" w:eastAsia="Times New Roman" w:hAnsi="Consolas" w:cs="Times New Roman"/>
-          <w:color w:val="D4D4D4"/>
-          <w:sz w:val="21"/>
-          <w:szCs w:val="21"/>
-          <w:lang w:val="en-GB" w:eastAsia="it-IT"/>
-        </w:rPr>
-        <w:t>(</w:t>
-      </w:r>
-      <w:r>
-        <w:rPr>
-          <w:rFonts w:ascii="Consolas" w:eastAsia="Times New Roman" w:hAnsi="Consolas" w:cs="Times New Roman"/>
-          <w:color w:val="9CDCFE"/>
-          <w:sz w:val="21"/>
-          <w:szCs w:val="21"/>
-          <w:lang w:val="en-GB" w:eastAsia="it-IT"/>
-        </w:rPr>
-        <w:t>buffer1</w:t>
-      </w:r>
-      <w:r>
-        <w:rPr>
-          <w:rFonts w:ascii="Consolas" w:eastAsia="Times New Roman" w:hAnsi="Consolas" w:cs="Times New Roman"/>
-          <w:color w:val="D4D4D4"/>
-          <w:sz w:val="21"/>
-          <w:szCs w:val="21"/>
-          <w:lang w:val="en-GB" w:eastAsia="it-IT"/>
-        </w:rPr>
-        <w:t>);</w:t>
-      </w:r>
+        <w:t xml:space="preserve"> // reads user PWD in buffer2</w:t>
+      </w:r>
+    </w:p>
+    <w:p>
+      <w:pPr>
+        <w:shd w:val="clear" w:color="auto" w:fill="1E1E1E"/>
+        <w:spacing w:after="0" w:line="285" w:lineRule="atLeast"/>
+        <w:rPr>
+          <w:rFonts w:ascii="Consolas" w:eastAsia="Times New Roman" w:hAnsi="Consolas" w:cs="Times New Roman"/>
+          <w:color w:val="D4D4D4"/>
+          <w:sz w:val="21"/>
+          <w:szCs w:val="21"/>
+          <w:lang w:val="en-GB" w:eastAsia="it-IT"/>
+        </w:rPr>
+      </w:pPr>
     </w:p>
     <w:p>
       <w:pPr>
@@ -2023,3219 +5288,6 @@
           <w:lang w:val="en-GB" w:eastAsia="it-IT"/>
         </w:rPr>
         <w:lastRenderedPageBreak/>
-        <w:t xml:space="preserve">    </w:t>
-      </w:r>
-      <w:r>
-        <w:rPr>
-          <w:rFonts w:ascii="Consolas" w:eastAsia="Times New Roman" w:hAnsi="Consolas" w:cs="Times New Roman"/>
-          <w:color w:val="DCDCAA"/>
-          <w:sz w:val="21"/>
-          <w:szCs w:val="21"/>
-          <w:lang w:val="en-GB" w:eastAsia="it-IT"/>
-        </w:rPr>
-        <w:t>exit</w:t>
-      </w:r>
-      <w:r>
-        <w:rPr>
-          <w:rFonts w:ascii="Consolas" w:eastAsia="Times New Roman" w:hAnsi="Consolas" w:cs="Times New Roman"/>
-          <w:color w:val="D4D4D4"/>
-          <w:sz w:val="21"/>
-          <w:szCs w:val="21"/>
-          <w:lang w:val="en-GB" w:eastAsia="it-IT"/>
-        </w:rPr>
-        <w:t>(</w:t>
-      </w:r>
-      <w:r>
-        <w:rPr>
-          <w:rFonts w:ascii="Consolas" w:eastAsia="Times New Roman" w:hAnsi="Consolas" w:cs="Times New Roman"/>
-          <w:color w:val="569CD6"/>
-          <w:sz w:val="21"/>
-          <w:szCs w:val="21"/>
-          <w:lang w:val="en-GB" w:eastAsia="it-IT"/>
-        </w:rPr>
-        <w:t>EXIT_FAILURE</w:t>
-      </w:r>
-      <w:r>
-        <w:rPr>
-          <w:rFonts w:ascii="Consolas" w:eastAsia="Times New Roman" w:hAnsi="Consolas" w:cs="Times New Roman"/>
-          <w:color w:val="D4D4D4"/>
-          <w:sz w:val="21"/>
-          <w:szCs w:val="21"/>
-          <w:lang w:val="en-GB" w:eastAsia="it-IT"/>
-        </w:rPr>
-        <w:t>);</w:t>
-      </w:r>
-    </w:p>
-    <w:p>
-      <w:pPr>
-        <w:shd w:val="clear" w:color="auto" w:fill="1E1E1E"/>
-        <w:spacing w:after="0" w:line="285" w:lineRule="atLeast"/>
-        <w:rPr>
-          <w:rFonts w:ascii="Consolas" w:eastAsia="Times New Roman" w:hAnsi="Consolas" w:cs="Times New Roman"/>
-          <w:color w:val="D4D4D4"/>
-          <w:sz w:val="21"/>
-          <w:szCs w:val="21"/>
-          <w:lang w:val="en-GB" w:eastAsia="it-IT"/>
-        </w:rPr>
-      </w:pPr>
-      <w:r>
-        <w:rPr>
-          <w:rFonts w:ascii="Consolas" w:eastAsia="Times New Roman" w:hAnsi="Consolas" w:cs="Times New Roman"/>
-          <w:color w:val="D4D4D4"/>
-          <w:sz w:val="21"/>
-          <w:szCs w:val="21"/>
-          <w:lang w:val="en-GB" w:eastAsia="it-IT"/>
-        </w:rPr>
-        <w:t>}</w:t>
-      </w:r>
-    </w:p>
-    <w:p>
-      <w:pPr>
-        <w:shd w:val="clear" w:color="auto" w:fill="1E1E1E"/>
-        <w:spacing w:after="0" w:line="285" w:lineRule="atLeast"/>
-        <w:rPr>
-          <w:rFonts w:ascii="Consolas" w:eastAsia="Times New Roman" w:hAnsi="Consolas" w:cs="Times New Roman"/>
-          <w:color w:val="D4D4D4"/>
-          <w:sz w:val="21"/>
-          <w:szCs w:val="21"/>
-          <w:lang w:val="en-GB" w:eastAsia="it-IT"/>
-        </w:rPr>
-      </w:pPr>
-      <w:r>
-        <w:rPr>
-          <w:rFonts w:ascii="Consolas" w:eastAsia="Times New Roman" w:hAnsi="Consolas" w:cs="Times New Roman"/>
-          <w:color w:val="6A9955"/>
-          <w:sz w:val="21"/>
-          <w:szCs w:val="21"/>
-          <w:lang w:val="en-GB" w:eastAsia="it-IT"/>
-        </w:rPr>
-        <w:t>/*</w:t>
-      </w:r>
-    </w:p>
-    <w:p>
-      <w:pPr>
-        <w:shd w:val="clear" w:color="auto" w:fill="1E1E1E"/>
-        <w:spacing w:after="0" w:line="285" w:lineRule="atLeast"/>
-        <w:rPr>
-          <w:rFonts w:ascii="Consolas" w:eastAsia="Times New Roman" w:hAnsi="Consolas" w:cs="Times New Roman"/>
-          <w:color w:val="D4D4D4"/>
-          <w:sz w:val="21"/>
-          <w:szCs w:val="21"/>
-          <w:lang w:val="en-GB" w:eastAsia="it-IT"/>
-        </w:rPr>
-      </w:pPr>
-      <w:r>
-        <w:rPr>
-          <w:rFonts w:ascii="Consolas" w:eastAsia="Times New Roman" w:hAnsi="Consolas" w:cs="Times New Roman"/>
-          <w:color w:val="6A9955"/>
-          <w:sz w:val="21"/>
-          <w:szCs w:val="21"/>
-          <w:lang w:val="en-GB" w:eastAsia="it-IT"/>
-        </w:rPr>
-        <w:t> * Reads PWD from PWDFILE and stores it in buffer1</w:t>
-      </w:r>
-    </w:p>
-    <w:p>
-      <w:pPr>
-        <w:shd w:val="clear" w:color="auto" w:fill="1E1E1E"/>
-        <w:spacing w:after="0" w:line="285" w:lineRule="atLeast"/>
-        <w:rPr>
-          <w:rFonts w:ascii="Consolas" w:eastAsia="Times New Roman" w:hAnsi="Consolas" w:cs="Times New Roman"/>
-          <w:color w:val="D4D4D4"/>
-          <w:sz w:val="21"/>
-          <w:szCs w:val="21"/>
-          <w:lang w:val="en-GB" w:eastAsia="it-IT"/>
-        </w:rPr>
-      </w:pPr>
-      <w:r>
-        <w:rPr>
-          <w:rFonts w:ascii="Consolas" w:eastAsia="Times New Roman" w:hAnsi="Consolas" w:cs="Times New Roman"/>
-          <w:color w:val="6A9955"/>
-          <w:sz w:val="21"/>
-          <w:szCs w:val="21"/>
-          <w:lang w:val="en-GB" w:eastAsia="it-IT"/>
-        </w:rPr>
-        <w:t> */</w:t>
-      </w:r>
-    </w:p>
-    <w:p>
-      <w:pPr>
-        <w:shd w:val="clear" w:color="auto" w:fill="1E1E1E"/>
-        <w:spacing w:after="0" w:line="285" w:lineRule="atLeast"/>
-        <w:rPr>
-          <w:rFonts w:ascii="Consolas" w:eastAsia="Times New Roman" w:hAnsi="Consolas" w:cs="Times New Roman"/>
-          <w:color w:val="D4D4D4"/>
-          <w:sz w:val="21"/>
-          <w:szCs w:val="21"/>
-          <w:lang w:val="en-GB" w:eastAsia="it-IT"/>
-        </w:rPr>
-      </w:pPr>
-      <w:r>
-        <w:rPr>
-          <w:rFonts w:ascii="Consolas" w:eastAsia="Times New Roman" w:hAnsi="Consolas" w:cs="Times New Roman"/>
-          <w:color w:val="569CD6"/>
-          <w:sz w:val="21"/>
-          <w:szCs w:val="21"/>
-          <w:lang w:val="en-GB" w:eastAsia="it-IT"/>
-        </w:rPr>
-        <w:t>void</w:t>
-      </w:r>
-      <w:r>
-        <w:rPr>
-          <w:rFonts w:ascii="Consolas" w:eastAsia="Times New Roman" w:hAnsi="Consolas" w:cs="Times New Roman"/>
-          <w:color w:val="D4D4D4"/>
-          <w:sz w:val="21"/>
-          <w:szCs w:val="21"/>
-          <w:lang w:val="en-GB" w:eastAsia="it-IT"/>
-        </w:rPr>
-        <w:t xml:space="preserve"> *</w:t>
-      </w:r>
-      <w:proofErr w:type="spellStart"/>
-      <w:r>
-        <w:rPr>
-          <w:rFonts w:ascii="Consolas" w:eastAsia="Times New Roman" w:hAnsi="Consolas" w:cs="Times New Roman"/>
-          <w:color w:val="DCDCAA"/>
-          <w:sz w:val="21"/>
-          <w:szCs w:val="21"/>
-          <w:lang w:val="en-GB" w:eastAsia="it-IT"/>
-        </w:rPr>
-        <w:t>readPwd</w:t>
-      </w:r>
-      <w:proofErr w:type="spellEnd"/>
-      <w:r>
-        <w:rPr>
-          <w:rFonts w:ascii="Consolas" w:eastAsia="Times New Roman" w:hAnsi="Consolas" w:cs="Times New Roman"/>
-          <w:color w:val="D4D4D4"/>
-          <w:sz w:val="21"/>
-          <w:szCs w:val="21"/>
-          <w:lang w:val="en-GB" w:eastAsia="it-IT"/>
-        </w:rPr>
-        <w:t>() {</w:t>
-      </w:r>
-    </w:p>
-    <w:p>
-      <w:pPr>
-        <w:shd w:val="clear" w:color="auto" w:fill="1E1E1E"/>
-        <w:spacing w:after="0" w:line="285" w:lineRule="atLeast"/>
-        <w:rPr>
-          <w:rFonts w:ascii="Consolas" w:eastAsia="Times New Roman" w:hAnsi="Consolas" w:cs="Times New Roman"/>
-          <w:color w:val="D4D4D4"/>
-          <w:sz w:val="21"/>
-          <w:szCs w:val="21"/>
-          <w:lang w:val="en-GB" w:eastAsia="it-IT"/>
-        </w:rPr>
-      </w:pPr>
-      <w:r>
-        <w:rPr>
-          <w:rFonts w:ascii="Consolas" w:eastAsia="Times New Roman" w:hAnsi="Consolas" w:cs="Times New Roman"/>
-          <w:color w:val="D4D4D4"/>
-          <w:sz w:val="21"/>
-          <w:szCs w:val="21"/>
-          <w:lang w:val="en-GB" w:eastAsia="it-IT"/>
-        </w:rPr>
-        <w:t xml:space="preserve">    </w:t>
-      </w:r>
-      <w:r>
-        <w:rPr>
-          <w:rFonts w:ascii="Consolas" w:eastAsia="Times New Roman" w:hAnsi="Consolas" w:cs="Times New Roman"/>
-          <w:color w:val="4EC9B0"/>
-          <w:sz w:val="21"/>
-          <w:szCs w:val="21"/>
-          <w:lang w:val="en-GB" w:eastAsia="it-IT"/>
-        </w:rPr>
-        <w:t>FILE</w:t>
-      </w:r>
-      <w:r>
-        <w:rPr>
-          <w:rFonts w:ascii="Consolas" w:eastAsia="Times New Roman" w:hAnsi="Consolas" w:cs="Times New Roman"/>
-          <w:color w:val="D4D4D4"/>
-          <w:sz w:val="21"/>
-          <w:szCs w:val="21"/>
-          <w:lang w:val="en-GB" w:eastAsia="it-IT"/>
-        </w:rPr>
-        <w:t xml:space="preserve"> *</w:t>
-      </w:r>
-      <w:r>
-        <w:rPr>
-          <w:rFonts w:ascii="Consolas" w:eastAsia="Times New Roman" w:hAnsi="Consolas" w:cs="Times New Roman"/>
-          <w:color w:val="9CDCFE"/>
-          <w:sz w:val="21"/>
-          <w:szCs w:val="21"/>
-          <w:lang w:val="en-GB" w:eastAsia="it-IT"/>
-        </w:rPr>
-        <w:t>f</w:t>
-      </w:r>
-      <w:r>
-        <w:rPr>
-          <w:rFonts w:ascii="Consolas" w:eastAsia="Times New Roman" w:hAnsi="Consolas" w:cs="Times New Roman"/>
-          <w:color w:val="D4D4D4"/>
-          <w:sz w:val="21"/>
-          <w:szCs w:val="21"/>
-          <w:lang w:val="en-GB" w:eastAsia="it-IT"/>
-        </w:rPr>
-        <w:t>;</w:t>
-      </w:r>
-    </w:p>
-    <w:p>
-      <w:pPr>
-        <w:shd w:val="clear" w:color="auto" w:fill="1E1E1E"/>
-        <w:spacing w:after="0" w:line="285" w:lineRule="atLeast"/>
-        <w:rPr>
-          <w:rFonts w:ascii="Consolas" w:eastAsia="Times New Roman" w:hAnsi="Consolas" w:cs="Times New Roman"/>
-          <w:color w:val="D4D4D4"/>
-          <w:sz w:val="21"/>
-          <w:szCs w:val="21"/>
-          <w:lang w:val="en-GB" w:eastAsia="it-IT"/>
-        </w:rPr>
-      </w:pPr>
-      <w:r>
-        <w:rPr>
-          <w:rFonts w:ascii="Consolas" w:eastAsia="Times New Roman" w:hAnsi="Consolas" w:cs="Times New Roman"/>
-          <w:color w:val="D4D4D4"/>
-          <w:sz w:val="21"/>
-          <w:szCs w:val="21"/>
-          <w:lang w:val="en-GB" w:eastAsia="it-IT"/>
-        </w:rPr>
-        <w:t xml:space="preserve">    </w:t>
-      </w:r>
-      <w:r>
-        <w:rPr>
-          <w:rFonts w:ascii="Consolas" w:eastAsia="Times New Roman" w:hAnsi="Consolas" w:cs="Times New Roman"/>
-          <w:color w:val="569CD6"/>
-          <w:sz w:val="21"/>
-          <w:szCs w:val="21"/>
-          <w:lang w:val="en-GB" w:eastAsia="it-IT"/>
-        </w:rPr>
-        <w:t>char</w:t>
-      </w:r>
-      <w:r>
-        <w:rPr>
-          <w:rFonts w:ascii="Consolas" w:eastAsia="Times New Roman" w:hAnsi="Consolas" w:cs="Times New Roman"/>
-          <w:color w:val="D4D4D4"/>
-          <w:sz w:val="21"/>
-          <w:szCs w:val="21"/>
-          <w:lang w:val="en-GB" w:eastAsia="it-IT"/>
-        </w:rPr>
-        <w:t xml:space="preserve"> </w:t>
-      </w:r>
-      <w:r>
-        <w:rPr>
-          <w:rFonts w:ascii="Consolas" w:eastAsia="Times New Roman" w:hAnsi="Consolas" w:cs="Times New Roman"/>
-          <w:color w:val="9CDCFE"/>
-          <w:sz w:val="21"/>
-          <w:szCs w:val="21"/>
-          <w:lang w:val="en-GB" w:eastAsia="it-IT"/>
-        </w:rPr>
-        <w:t>c</w:t>
-      </w:r>
-      <w:r>
-        <w:rPr>
-          <w:rFonts w:ascii="Consolas" w:eastAsia="Times New Roman" w:hAnsi="Consolas" w:cs="Times New Roman"/>
-          <w:color w:val="D4D4D4"/>
-          <w:sz w:val="21"/>
-          <w:szCs w:val="21"/>
-          <w:lang w:val="en-GB" w:eastAsia="it-IT"/>
-        </w:rPr>
-        <w:t>;</w:t>
-      </w:r>
-    </w:p>
-    <w:p>
-      <w:pPr>
-        <w:shd w:val="clear" w:color="auto" w:fill="1E1E1E"/>
-        <w:spacing w:after="0" w:line="285" w:lineRule="atLeast"/>
-        <w:rPr>
-          <w:rFonts w:ascii="Consolas" w:eastAsia="Times New Roman" w:hAnsi="Consolas" w:cs="Times New Roman"/>
-          <w:color w:val="D4D4D4"/>
-          <w:sz w:val="21"/>
-          <w:szCs w:val="21"/>
-          <w:lang w:val="en-GB" w:eastAsia="it-IT"/>
-        </w:rPr>
-      </w:pPr>
-      <w:r>
-        <w:rPr>
-          <w:rFonts w:ascii="Consolas" w:eastAsia="Times New Roman" w:hAnsi="Consolas" w:cs="Times New Roman"/>
-          <w:color w:val="D4D4D4"/>
-          <w:sz w:val="21"/>
-          <w:szCs w:val="21"/>
-          <w:lang w:val="en-GB" w:eastAsia="it-IT"/>
-        </w:rPr>
-        <w:t xml:space="preserve">    </w:t>
-      </w:r>
-      <w:proofErr w:type="spellStart"/>
-      <w:r>
-        <w:rPr>
-          <w:rFonts w:ascii="Consolas" w:eastAsia="Times New Roman" w:hAnsi="Consolas" w:cs="Times New Roman"/>
-          <w:color w:val="569CD6"/>
-          <w:sz w:val="21"/>
-          <w:szCs w:val="21"/>
-          <w:lang w:val="en-GB" w:eastAsia="it-IT"/>
-        </w:rPr>
-        <w:t>int</w:t>
-      </w:r>
-      <w:proofErr w:type="spellEnd"/>
-      <w:r>
-        <w:rPr>
-          <w:rFonts w:ascii="Consolas" w:eastAsia="Times New Roman" w:hAnsi="Consolas" w:cs="Times New Roman"/>
-          <w:color w:val="D4D4D4"/>
-          <w:sz w:val="21"/>
-          <w:szCs w:val="21"/>
-          <w:lang w:val="en-GB" w:eastAsia="it-IT"/>
-        </w:rPr>
-        <w:t xml:space="preserve"> </w:t>
-      </w:r>
-      <w:proofErr w:type="spellStart"/>
-      <w:r>
-        <w:rPr>
-          <w:rFonts w:ascii="Consolas" w:eastAsia="Times New Roman" w:hAnsi="Consolas" w:cs="Times New Roman"/>
-          <w:color w:val="9CDCFE"/>
-          <w:sz w:val="21"/>
-          <w:szCs w:val="21"/>
-          <w:lang w:val="en-GB" w:eastAsia="it-IT"/>
-        </w:rPr>
-        <w:t>i</w:t>
-      </w:r>
-      <w:proofErr w:type="spellEnd"/>
-      <w:r>
-        <w:rPr>
-          <w:rFonts w:ascii="Consolas" w:eastAsia="Times New Roman" w:hAnsi="Consolas" w:cs="Times New Roman"/>
-          <w:color w:val="D4D4D4"/>
-          <w:sz w:val="21"/>
-          <w:szCs w:val="21"/>
-          <w:lang w:val="en-GB" w:eastAsia="it-IT"/>
-        </w:rPr>
-        <w:t>;</w:t>
-      </w:r>
-    </w:p>
-    <w:p>
-      <w:pPr>
-        <w:shd w:val="clear" w:color="auto" w:fill="1E1E1E"/>
-        <w:spacing w:after="0" w:line="285" w:lineRule="atLeast"/>
-        <w:rPr>
-          <w:rFonts w:ascii="Consolas" w:eastAsia="Times New Roman" w:hAnsi="Consolas" w:cs="Times New Roman"/>
-          <w:color w:val="D4D4D4"/>
-          <w:sz w:val="21"/>
-          <w:szCs w:val="21"/>
-          <w:lang w:val="en-GB" w:eastAsia="it-IT"/>
-        </w:rPr>
-      </w:pPr>
-      <w:r>
-        <w:rPr>
-          <w:rFonts w:ascii="Consolas" w:eastAsia="Times New Roman" w:hAnsi="Consolas" w:cs="Times New Roman"/>
-          <w:color w:val="D4D4D4"/>
-          <w:sz w:val="21"/>
-          <w:szCs w:val="21"/>
-          <w:lang w:val="en-GB" w:eastAsia="it-IT"/>
-        </w:rPr>
-        <w:t xml:space="preserve">    </w:t>
-      </w:r>
-      <w:r>
-        <w:rPr>
-          <w:rFonts w:ascii="Consolas" w:eastAsia="Times New Roman" w:hAnsi="Consolas" w:cs="Times New Roman"/>
-          <w:color w:val="9CDCFE"/>
-          <w:sz w:val="21"/>
-          <w:szCs w:val="21"/>
-          <w:lang w:val="en-GB" w:eastAsia="it-IT"/>
-        </w:rPr>
-        <w:t>buffer1</w:t>
-      </w:r>
-      <w:r>
-        <w:rPr>
-          <w:rFonts w:ascii="Consolas" w:eastAsia="Times New Roman" w:hAnsi="Consolas" w:cs="Times New Roman"/>
-          <w:color w:val="D4D4D4"/>
-          <w:sz w:val="21"/>
-          <w:szCs w:val="21"/>
-          <w:lang w:val="en-GB" w:eastAsia="it-IT"/>
-        </w:rPr>
-        <w:t xml:space="preserve"> = </w:t>
-      </w:r>
-      <w:proofErr w:type="spellStart"/>
-      <w:r>
-        <w:rPr>
-          <w:rFonts w:ascii="Consolas" w:eastAsia="Times New Roman" w:hAnsi="Consolas" w:cs="Times New Roman"/>
-          <w:color w:val="DCDCAA"/>
-          <w:sz w:val="21"/>
-          <w:szCs w:val="21"/>
-          <w:lang w:val="en-GB" w:eastAsia="it-IT"/>
-        </w:rPr>
-        <w:t>malloc</w:t>
-      </w:r>
-      <w:proofErr w:type="spellEnd"/>
-      <w:r>
-        <w:rPr>
-          <w:rFonts w:ascii="Consolas" w:eastAsia="Times New Roman" w:hAnsi="Consolas" w:cs="Times New Roman"/>
-          <w:color w:val="D4D4D4"/>
-          <w:sz w:val="21"/>
-          <w:szCs w:val="21"/>
-          <w:lang w:val="en-GB" w:eastAsia="it-IT"/>
-        </w:rPr>
-        <w:t>(</w:t>
-      </w:r>
-      <w:r>
-        <w:rPr>
-          <w:rFonts w:ascii="Consolas" w:eastAsia="Times New Roman" w:hAnsi="Consolas" w:cs="Times New Roman"/>
-          <w:color w:val="569CD6"/>
-          <w:sz w:val="21"/>
-          <w:szCs w:val="21"/>
-          <w:lang w:val="en-GB" w:eastAsia="it-IT"/>
-        </w:rPr>
-        <w:t>PWDLEN</w:t>
-      </w:r>
-      <w:r>
-        <w:rPr>
-          <w:rFonts w:ascii="Consolas" w:eastAsia="Times New Roman" w:hAnsi="Consolas" w:cs="Times New Roman"/>
-          <w:color w:val="D4D4D4"/>
-          <w:sz w:val="21"/>
-          <w:szCs w:val="21"/>
-          <w:lang w:val="en-GB" w:eastAsia="it-IT"/>
-        </w:rPr>
-        <w:t>);</w:t>
-      </w:r>
-      <w:r>
-        <w:rPr>
-          <w:rFonts w:ascii="Consolas" w:eastAsia="Times New Roman" w:hAnsi="Consolas" w:cs="Times New Roman"/>
-          <w:color w:val="6A9955"/>
-          <w:sz w:val="21"/>
-          <w:szCs w:val="21"/>
-          <w:lang w:val="en-GB" w:eastAsia="it-IT"/>
-        </w:rPr>
-        <w:t xml:space="preserve"> // allocates PWDLEN chars</w:t>
-      </w:r>
-    </w:p>
-    <w:p>
-      <w:pPr>
-        <w:shd w:val="clear" w:color="auto" w:fill="1E1E1E"/>
-        <w:spacing w:after="0" w:line="285" w:lineRule="atLeast"/>
-        <w:rPr>
-          <w:rFonts w:ascii="Consolas" w:eastAsia="Times New Roman" w:hAnsi="Consolas" w:cs="Times New Roman"/>
-          <w:color w:val="D4D4D4"/>
-          <w:sz w:val="21"/>
-          <w:szCs w:val="21"/>
-          <w:lang w:val="en-GB" w:eastAsia="it-IT"/>
-        </w:rPr>
-      </w:pPr>
-      <w:r>
-        <w:rPr>
-          <w:rFonts w:ascii="Consolas" w:eastAsia="Times New Roman" w:hAnsi="Consolas" w:cs="Times New Roman"/>
-          <w:color w:val="D4D4D4"/>
-          <w:sz w:val="21"/>
-          <w:szCs w:val="21"/>
-          <w:lang w:val="en-GB" w:eastAsia="it-IT"/>
-        </w:rPr>
-        <w:t xml:space="preserve">    </w:t>
-      </w:r>
-      <w:r>
-        <w:rPr>
-          <w:rFonts w:ascii="Consolas" w:eastAsia="Times New Roman" w:hAnsi="Consolas" w:cs="Times New Roman"/>
-          <w:color w:val="9CDCFE"/>
-          <w:sz w:val="21"/>
-          <w:szCs w:val="21"/>
-          <w:lang w:val="en-GB" w:eastAsia="it-IT"/>
-        </w:rPr>
-        <w:t>f</w:t>
-      </w:r>
-      <w:r>
-        <w:rPr>
-          <w:rFonts w:ascii="Consolas" w:eastAsia="Times New Roman" w:hAnsi="Consolas" w:cs="Times New Roman"/>
-          <w:color w:val="D4D4D4"/>
-          <w:sz w:val="21"/>
-          <w:szCs w:val="21"/>
-          <w:lang w:val="en-GB" w:eastAsia="it-IT"/>
-        </w:rPr>
-        <w:t xml:space="preserve"> = </w:t>
-      </w:r>
-      <w:proofErr w:type="spellStart"/>
-      <w:r>
-        <w:rPr>
-          <w:rFonts w:ascii="Consolas" w:eastAsia="Times New Roman" w:hAnsi="Consolas" w:cs="Times New Roman"/>
-          <w:color w:val="DCDCAA"/>
-          <w:sz w:val="21"/>
-          <w:szCs w:val="21"/>
-          <w:lang w:val="en-GB" w:eastAsia="it-IT"/>
-        </w:rPr>
-        <w:t>fopen</w:t>
-      </w:r>
-      <w:proofErr w:type="spellEnd"/>
-      <w:r>
-        <w:rPr>
-          <w:rFonts w:ascii="Consolas" w:eastAsia="Times New Roman" w:hAnsi="Consolas" w:cs="Times New Roman"/>
-          <w:color w:val="D4D4D4"/>
-          <w:sz w:val="21"/>
-          <w:szCs w:val="21"/>
-          <w:lang w:val="en-GB" w:eastAsia="it-IT"/>
-        </w:rPr>
-        <w:t>(</w:t>
-      </w:r>
-      <w:r>
-        <w:rPr>
-          <w:rFonts w:ascii="Consolas" w:eastAsia="Times New Roman" w:hAnsi="Consolas" w:cs="Times New Roman"/>
-          <w:color w:val="569CD6"/>
-          <w:sz w:val="21"/>
-          <w:szCs w:val="21"/>
-          <w:lang w:val="en-GB" w:eastAsia="it-IT"/>
-        </w:rPr>
-        <w:t>PWDFILE</w:t>
-      </w:r>
-      <w:r>
-        <w:rPr>
-          <w:rFonts w:ascii="Consolas" w:eastAsia="Times New Roman" w:hAnsi="Consolas" w:cs="Times New Roman"/>
-          <w:color w:val="D4D4D4"/>
-          <w:sz w:val="21"/>
-          <w:szCs w:val="21"/>
-          <w:lang w:val="en-GB" w:eastAsia="it-IT"/>
-        </w:rPr>
-        <w:t xml:space="preserve">, </w:t>
-      </w:r>
-      <w:r>
-        <w:rPr>
-          <w:rFonts w:ascii="Consolas" w:eastAsia="Times New Roman" w:hAnsi="Consolas" w:cs="Times New Roman"/>
-          <w:color w:val="CE9178"/>
-          <w:sz w:val="21"/>
-          <w:szCs w:val="21"/>
-          <w:lang w:val="en-GB" w:eastAsia="it-IT"/>
-        </w:rPr>
-        <w:t>"r"</w:t>
-      </w:r>
-      <w:r>
-        <w:rPr>
-          <w:rFonts w:ascii="Consolas" w:eastAsia="Times New Roman" w:hAnsi="Consolas" w:cs="Times New Roman"/>
-          <w:color w:val="D4D4D4"/>
-          <w:sz w:val="21"/>
-          <w:szCs w:val="21"/>
-          <w:lang w:val="en-GB" w:eastAsia="it-IT"/>
-        </w:rPr>
-        <w:t>);</w:t>
-      </w:r>
-    </w:p>
-    <w:p>
-      <w:pPr>
-        <w:shd w:val="clear" w:color="auto" w:fill="1E1E1E"/>
-        <w:spacing w:after="0" w:line="285" w:lineRule="atLeast"/>
-        <w:rPr>
-          <w:rFonts w:ascii="Consolas" w:eastAsia="Times New Roman" w:hAnsi="Consolas" w:cs="Times New Roman"/>
-          <w:color w:val="D4D4D4"/>
-          <w:sz w:val="21"/>
-          <w:szCs w:val="21"/>
-          <w:lang w:val="en-GB" w:eastAsia="it-IT"/>
-        </w:rPr>
-      </w:pPr>
-      <w:r>
-        <w:rPr>
-          <w:rFonts w:ascii="Consolas" w:eastAsia="Times New Roman" w:hAnsi="Consolas" w:cs="Times New Roman"/>
-          <w:color w:val="D4D4D4"/>
-          <w:sz w:val="21"/>
-          <w:szCs w:val="21"/>
-          <w:lang w:val="en-GB" w:eastAsia="it-IT"/>
-        </w:rPr>
-        <w:t xml:space="preserve">    </w:t>
-      </w:r>
-      <w:r>
-        <w:rPr>
-          <w:rFonts w:ascii="Consolas" w:eastAsia="Times New Roman" w:hAnsi="Consolas" w:cs="Times New Roman"/>
-          <w:color w:val="C586C0"/>
-          <w:sz w:val="21"/>
-          <w:szCs w:val="21"/>
-          <w:lang w:val="en-GB" w:eastAsia="it-IT"/>
-        </w:rPr>
-        <w:t>if</w:t>
-      </w:r>
-      <w:r>
-        <w:rPr>
-          <w:rFonts w:ascii="Consolas" w:eastAsia="Times New Roman" w:hAnsi="Consolas" w:cs="Times New Roman"/>
-          <w:color w:val="D4D4D4"/>
-          <w:sz w:val="21"/>
-          <w:szCs w:val="21"/>
-          <w:lang w:val="en-GB" w:eastAsia="it-IT"/>
-        </w:rPr>
-        <w:t>(</w:t>
-      </w:r>
-      <w:r>
-        <w:rPr>
-          <w:rFonts w:ascii="Consolas" w:eastAsia="Times New Roman" w:hAnsi="Consolas" w:cs="Times New Roman"/>
-          <w:color w:val="9CDCFE"/>
-          <w:sz w:val="21"/>
-          <w:szCs w:val="21"/>
-          <w:lang w:val="en-GB" w:eastAsia="it-IT"/>
-        </w:rPr>
-        <w:t>f</w:t>
-      </w:r>
-      <w:r>
-        <w:rPr>
-          <w:rFonts w:ascii="Consolas" w:eastAsia="Times New Roman" w:hAnsi="Consolas" w:cs="Times New Roman"/>
-          <w:color w:val="D4D4D4"/>
-          <w:sz w:val="21"/>
-          <w:szCs w:val="21"/>
-          <w:lang w:val="en-GB" w:eastAsia="it-IT"/>
-        </w:rPr>
-        <w:t xml:space="preserve"> == </w:t>
-      </w:r>
-      <w:r>
-        <w:rPr>
-          <w:rFonts w:ascii="Consolas" w:eastAsia="Times New Roman" w:hAnsi="Consolas" w:cs="Times New Roman"/>
-          <w:color w:val="569CD6"/>
-          <w:sz w:val="21"/>
-          <w:szCs w:val="21"/>
-          <w:lang w:val="en-GB" w:eastAsia="it-IT"/>
-        </w:rPr>
-        <w:t>NULL</w:t>
-      </w:r>
-      <w:r>
-        <w:rPr>
-          <w:rFonts w:ascii="Consolas" w:eastAsia="Times New Roman" w:hAnsi="Consolas" w:cs="Times New Roman"/>
-          <w:color w:val="D4D4D4"/>
-          <w:sz w:val="21"/>
-          <w:szCs w:val="21"/>
-          <w:lang w:val="en-GB" w:eastAsia="it-IT"/>
-        </w:rPr>
-        <w:t>)</w:t>
-      </w:r>
-    </w:p>
-    <w:p>
-      <w:pPr>
-        <w:shd w:val="clear" w:color="auto" w:fill="1E1E1E"/>
-        <w:spacing w:after="0" w:line="285" w:lineRule="atLeast"/>
-        <w:rPr>
-          <w:rFonts w:ascii="Consolas" w:eastAsia="Times New Roman" w:hAnsi="Consolas" w:cs="Times New Roman"/>
-          <w:color w:val="D4D4D4"/>
-          <w:sz w:val="21"/>
-          <w:szCs w:val="21"/>
-          <w:lang w:val="en-GB" w:eastAsia="it-IT"/>
-        </w:rPr>
-      </w:pPr>
-      <w:r>
-        <w:rPr>
-          <w:rFonts w:ascii="Consolas" w:eastAsia="Times New Roman" w:hAnsi="Consolas" w:cs="Times New Roman"/>
-          <w:color w:val="D4D4D4"/>
-          <w:sz w:val="21"/>
-          <w:szCs w:val="21"/>
-          <w:lang w:val="en-GB" w:eastAsia="it-IT"/>
-        </w:rPr>
-        <w:t xml:space="preserve">        </w:t>
-      </w:r>
-      <w:r>
-        <w:rPr>
-          <w:rFonts w:ascii="Consolas" w:eastAsia="Times New Roman" w:hAnsi="Consolas" w:cs="Times New Roman"/>
-          <w:color w:val="DCDCAA"/>
-          <w:sz w:val="21"/>
-          <w:szCs w:val="21"/>
-          <w:lang w:val="en-GB" w:eastAsia="it-IT"/>
-        </w:rPr>
-        <w:t>die</w:t>
-      </w:r>
-      <w:r>
-        <w:rPr>
-          <w:rFonts w:ascii="Consolas" w:eastAsia="Times New Roman" w:hAnsi="Consolas" w:cs="Times New Roman"/>
-          <w:color w:val="D4D4D4"/>
-          <w:sz w:val="21"/>
-          <w:szCs w:val="21"/>
-          <w:lang w:val="en-GB" w:eastAsia="it-IT"/>
-        </w:rPr>
-        <w:t>(</w:t>
-      </w:r>
-      <w:r>
-        <w:rPr>
-          <w:rFonts w:ascii="Consolas" w:eastAsia="Times New Roman" w:hAnsi="Consolas" w:cs="Times New Roman"/>
-          <w:color w:val="CE9178"/>
-          <w:sz w:val="21"/>
-          <w:szCs w:val="21"/>
-          <w:lang w:val="en-GB" w:eastAsia="it-IT"/>
-        </w:rPr>
-        <w:t>"cannot open password file"</w:t>
-      </w:r>
-      <w:r>
-        <w:rPr>
-          <w:rFonts w:ascii="Consolas" w:eastAsia="Times New Roman" w:hAnsi="Consolas" w:cs="Times New Roman"/>
-          <w:color w:val="D4D4D4"/>
-          <w:sz w:val="21"/>
-          <w:szCs w:val="21"/>
-          <w:lang w:val="en-GB" w:eastAsia="it-IT"/>
-        </w:rPr>
-        <w:t>);</w:t>
-      </w:r>
-    </w:p>
-    <w:p>
-      <w:pPr>
-        <w:shd w:val="clear" w:color="auto" w:fill="1E1E1E"/>
-        <w:spacing w:after="0" w:line="285" w:lineRule="atLeast"/>
-        <w:rPr>
-          <w:rFonts w:ascii="Consolas" w:eastAsia="Times New Roman" w:hAnsi="Consolas" w:cs="Times New Roman"/>
-          <w:color w:val="D4D4D4"/>
-          <w:sz w:val="21"/>
-          <w:szCs w:val="21"/>
-          <w:lang w:val="en-GB" w:eastAsia="it-IT"/>
-        </w:rPr>
-      </w:pPr>
-      <w:r>
-        <w:rPr>
-          <w:rFonts w:ascii="Consolas" w:eastAsia="Times New Roman" w:hAnsi="Consolas" w:cs="Times New Roman"/>
-          <w:color w:val="D4D4D4"/>
-          <w:sz w:val="21"/>
-          <w:szCs w:val="21"/>
-          <w:lang w:val="en-GB" w:eastAsia="it-IT"/>
-        </w:rPr>
-        <w:t xml:space="preserve">    </w:t>
-      </w:r>
-      <w:r>
-        <w:rPr>
-          <w:rFonts w:ascii="Consolas" w:eastAsia="Times New Roman" w:hAnsi="Consolas" w:cs="Times New Roman"/>
-          <w:color w:val="C586C0"/>
-          <w:sz w:val="21"/>
-          <w:szCs w:val="21"/>
-          <w:lang w:val="en-GB" w:eastAsia="it-IT"/>
-        </w:rPr>
-        <w:t>for</w:t>
-      </w:r>
-      <w:r>
-        <w:rPr>
-          <w:rFonts w:ascii="Consolas" w:eastAsia="Times New Roman" w:hAnsi="Consolas" w:cs="Times New Roman"/>
-          <w:color w:val="D4D4D4"/>
-          <w:sz w:val="21"/>
-          <w:szCs w:val="21"/>
-          <w:lang w:val="en-GB" w:eastAsia="it-IT"/>
-        </w:rPr>
-        <w:t xml:space="preserve"> (</w:t>
-      </w:r>
-      <w:proofErr w:type="spellStart"/>
-      <w:r>
-        <w:rPr>
-          <w:rFonts w:ascii="Consolas" w:eastAsia="Times New Roman" w:hAnsi="Consolas" w:cs="Times New Roman"/>
-          <w:color w:val="9CDCFE"/>
-          <w:sz w:val="21"/>
-          <w:szCs w:val="21"/>
-          <w:lang w:val="en-GB" w:eastAsia="it-IT"/>
-        </w:rPr>
-        <w:t>i</w:t>
-      </w:r>
-      <w:proofErr w:type="spellEnd"/>
-      <w:r>
-        <w:rPr>
-          <w:rFonts w:ascii="Consolas" w:eastAsia="Times New Roman" w:hAnsi="Consolas" w:cs="Times New Roman"/>
-          <w:color w:val="D4D4D4"/>
-          <w:sz w:val="21"/>
-          <w:szCs w:val="21"/>
-          <w:lang w:val="en-GB" w:eastAsia="it-IT"/>
-        </w:rPr>
-        <w:t>=</w:t>
-      </w:r>
-      <w:r>
-        <w:rPr>
-          <w:rFonts w:ascii="Consolas" w:eastAsia="Times New Roman" w:hAnsi="Consolas" w:cs="Times New Roman"/>
-          <w:color w:val="B5CEA8"/>
-          <w:sz w:val="21"/>
-          <w:szCs w:val="21"/>
-          <w:lang w:val="en-GB" w:eastAsia="it-IT"/>
-        </w:rPr>
-        <w:t>0</w:t>
-      </w:r>
-      <w:r>
-        <w:rPr>
-          <w:rFonts w:ascii="Consolas" w:eastAsia="Times New Roman" w:hAnsi="Consolas" w:cs="Times New Roman"/>
-          <w:color w:val="D4D4D4"/>
-          <w:sz w:val="21"/>
-          <w:szCs w:val="21"/>
-          <w:lang w:val="en-GB" w:eastAsia="it-IT"/>
-        </w:rPr>
-        <w:t>;</w:t>
-      </w:r>
-      <w:r>
-        <w:rPr>
-          <w:rFonts w:ascii="Consolas" w:eastAsia="Times New Roman" w:hAnsi="Consolas" w:cs="Times New Roman"/>
-          <w:color w:val="9CDCFE"/>
-          <w:sz w:val="21"/>
-          <w:szCs w:val="21"/>
-          <w:lang w:val="en-GB" w:eastAsia="it-IT"/>
-        </w:rPr>
-        <w:t>i</w:t>
-      </w:r>
-      <w:r>
-        <w:rPr>
-          <w:rFonts w:ascii="Consolas" w:eastAsia="Times New Roman" w:hAnsi="Consolas" w:cs="Times New Roman"/>
-          <w:color w:val="D4D4D4"/>
-          <w:sz w:val="21"/>
-          <w:szCs w:val="21"/>
-          <w:lang w:val="en-GB" w:eastAsia="it-IT"/>
-        </w:rPr>
-        <w:t>&lt;</w:t>
-      </w:r>
-      <w:r>
-        <w:rPr>
-          <w:rFonts w:ascii="Consolas" w:eastAsia="Times New Roman" w:hAnsi="Consolas" w:cs="Times New Roman"/>
-          <w:color w:val="569CD6"/>
-          <w:sz w:val="21"/>
-          <w:szCs w:val="21"/>
-          <w:lang w:val="en-GB" w:eastAsia="it-IT"/>
-        </w:rPr>
-        <w:t>PWDLEN</w:t>
-      </w:r>
-      <w:r>
-        <w:rPr>
-          <w:rFonts w:ascii="Consolas" w:eastAsia="Times New Roman" w:hAnsi="Consolas" w:cs="Times New Roman"/>
-          <w:color w:val="D4D4D4"/>
-          <w:sz w:val="21"/>
-          <w:szCs w:val="21"/>
-          <w:lang w:val="en-GB" w:eastAsia="it-IT"/>
-        </w:rPr>
-        <w:t>-</w:t>
-      </w:r>
-      <w:r>
-        <w:rPr>
-          <w:rFonts w:ascii="Consolas" w:eastAsia="Times New Roman" w:hAnsi="Consolas" w:cs="Times New Roman"/>
-          <w:color w:val="B5CEA8"/>
-          <w:sz w:val="21"/>
-          <w:szCs w:val="21"/>
-          <w:lang w:val="en-GB" w:eastAsia="it-IT"/>
-        </w:rPr>
-        <w:t>1</w:t>
-      </w:r>
-      <w:r>
-        <w:rPr>
-          <w:rFonts w:ascii="Consolas" w:eastAsia="Times New Roman" w:hAnsi="Consolas" w:cs="Times New Roman"/>
-          <w:color w:val="D4D4D4"/>
-          <w:sz w:val="21"/>
-          <w:szCs w:val="21"/>
-          <w:lang w:val="en-GB" w:eastAsia="it-IT"/>
-        </w:rPr>
-        <w:t xml:space="preserve"> &amp;&amp; (</w:t>
-      </w:r>
-      <w:r>
-        <w:rPr>
-          <w:rFonts w:ascii="Consolas" w:eastAsia="Times New Roman" w:hAnsi="Consolas" w:cs="Times New Roman"/>
-          <w:color w:val="9CDCFE"/>
-          <w:sz w:val="21"/>
-          <w:szCs w:val="21"/>
-          <w:lang w:val="en-GB" w:eastAsia="it-IT"/>
-        </w:rPr>
-        <w:t>c</w:t>
-      </w:r>
-      <w:r>
-        <w:rPr>
-          <w:rFonts w:ascii="Consolas" w:eastAsia="Times New Roman" w:hAnsi="Consolas" w:cs="Times New Roman"/>
-          <w:color w:val="D4D4D4"/>
-          <w:sz w:val="21"/>
-          <w:szCs w:val="21"/>
-          <w:lang w:val="en-GB" w:eastAsia="it-IT"/>
-        </w:rPr>
-        <w:t xml:space="preserve"> = </w:t>
-      </w:r>
-      <w:proofErr w:type="spellStart"/>
-      <w:r>
-        <w:rPr>
-          <w:rFonts w:ascii="Consolas" w:eastAsia="Times New Roman" w:hAnsi="Consolas" w:cs="Times New Roman"/>
-          <w:color w:val="DCDCAA"/>
-          <w:sz w:val="21"/>
-          <w:szCs w:val="21"/>
-          <w:lang w:val="en-GB" w:eastAsia="it-IT"/>
-        </w:rPr>
-        <w:t>fgetc</w:t>
-      </w:r>
-      <w:proofErr w:type="spellEnd"/>
-      <w:r>
-        <w:rPr>
-          <w:rFonts w:ascii="Consolas" w:eastAsia="Times New Roman" w:hAnsi="Consolas" w:cs="Times New Roman"/>
-          <w:color w:val="D4D4D4"/>
-          <w:sz w:val="21"/>
-          <w:szCs w:val="21"/>
-          <w:lang w:val="en-GB" w:eastAsia="it-IT"/>
-        </w:rPr>
-        <w:t>(</w:t>
-      </w:r>
-      <w:r>
-        <w:rPr>
-          <w:rFonts w:ascii="Consolas" w:eastAsia="Times New Roman" w:hAnsi="Consolas" w:cs="Times New Roman"/>
-          <w:color w:val="9CDCFE"/>
-          <w:sz w:val="21"/>
-          <w:szCs w:val="21"/>
-          <w:lang w:val="en-GB" w:eastAsia="it-IT"/>
-        </w:rPr>
-        <w:t>f</w:t>
-      </w:r>
-      <w:r>
-        <w:rPr>
-          <w:rFonts w:ascii="Consolas" w:eastAsia="Times New Roman" w:hAnsi="Consolas" w:cs="Times New Roman"/>
-          <w:color w:val="D4D4D4"/>
-          <w:sz w:val="21"/>
-          <w:szCs w:val="21"/>
-          <w:lang w:val="en-GB" w:eastAsia="it-IT"/>
-        </w:rPr>
-        <w:t xml:space="preserve">)) != </w:t>
-      </w:r>
-      <w:proofErr w:type="spellStart"/>
-      <w:r>
-        <w:rPr>
-          <w:rFonts w:ascii="Consolas" w:eastAsia="Times New Roman" w:hAnsi="Consolas" w:cs="Times New Roman"/>
-          <w:color w:val="569CD6"/>
-          <w:sz w:val="21"/>
-          <w:szCs w:val="21"/>
-          <w:lang w:val="en-GB" w:eastAsia="it-IT"/>
-        </w:rPr>
-        <w:t>EOF</w:t>
-      </w:r>
-      <w:r>
-        <w:rPr>
-          <w:rFonts w:ascii="Consolas" w:eastAsia="Times New Roman" w:hAnsi="Consolas" w:cs="Times New Roman"/>
-          <w:color w:val="D4D4D4"/>
-          <w:sz w:val="21"/>
-          <w:szCs w:val="21"/>
-          <w:lang w:val="en-GB" w:eastAsia="it-IT"/>
-        </w:rPr>
-        <w:t>;</w:t>
-      </w:r>
-      <w:r>
-        <w:rPr>
-          <w:rFonts w:ascii="Consolas" w:eastAsia="Times New Roman" w:hAnsi="Consolas" w:cs="Times New Roman"/>
-          <w:color w:val="9CDCFE"/>
-          <w:sz w:val="21"/>
-          <w:szCs w:val="21"/>
-          <w:lang w:val="en-GB" w:eastAsia="it-IT"/>
-        </w:rPr>
-        <w:t>i</w:t>
-      </w:r>
-      <w:proofErr w:type="spellEnd"/>
-      <w:r>
-        <w:rPr>
-          <w:rFonts w:ascii="Consolas" w:eastAsia="Times New Roman" w:hAnsi="Consolas" w:cs="Times New Roman"/>
-          <w:color w:val="D4D4D4"/>
-          <w:sz w:val="21"/>
-          <w:szCs w:val="21"/>
-          <w:lang w:val="en-GB" w:eastAsia="it-IT"/>
-        </w:rPr>
-        <w:t>++) {</w:t>
-      </w:r>
-    </w:p>
-    <w:p>
-      <w:pPr>
-        <w:shd w:val="clear" w:color="auto" w:fill="1E1E1E"/>
-        <w:spacing w:after="0" w:line="285" w:lineRule="atLeast"/>
-        <w:rPr>
-          <w:rFonts w:ascii="Consolas" w:eastAsia="Times New Roman" w:hAnsi="Consolas" w:cs="Times New Roman"/>
-          <w:color w:val="D4D4D4"/>
-          <w:sz w:val="21"/>
-          <w:szCs w:val="21"/>
-          <w:lang w:val="en-GB" w:eastAsia="it-IT"/>
-        </w:rPr>
-      </w:pPr>
-      <w:r>
-        <w:rPr>
-          <w:rFonts w:ascii="Consolas" w:eastAsia="Times New Roman" w:hAnsi="Consolas" w:cs="Times New Roman"/>
-          <w:color w:val="D4D4D4"/>
-          <w:sz w:val="21"/>
-          <w:szCs w:val="21"/>
-          <w:lang w:val="en-GB" w:eastAsia="it-IT"/>
-        </w:rPr>
-        <w:t xml:space="preserve">        </w:t>
-      </w:r>
-      <w:r>
-        <w:rPr>
-          <w:rFonts w:ascii="Consolas" w:eastAsia="Times New Roman" w:hAnsi="Consolas" w:cs="Times New Roman"/>
-          <w:color w:val="9CDCFE"/>
-          <w:sz w:val="21"/>
-          <w:szCs w:val="21"/>
-          <w:lang w:val="en-GB" w:eastAsia="it-IT"/>
-        </w:rPr>
-        <w:t>buffer1</w:t>
-      </w:r>
-      <w:r>
-        <w:rPr>
-          <w:rFonts w:ascii="Consolas" w:eastAsia="Times New Roman" w:hAnsi="Consolas" w:cs="Times New Roman"/>
-          <w:color w:val="D4D4D4"/>
-          <w:sz w:val="21"/>
-          <w:szCs w:val="21"/>
-          <w:lang w:val="en-GB" w:eastAsia="it-IT"/>
-        </w:rPr>
-        <w:t>[</w:t>
-      </w:r>
-      <w:proofErr w:type="spellStart"/>
-      <w:r>
-        <w:rPr>
-          <w:rFonts w:ascii="Consolas" w:eastAsia="Times New Roman" w:hAnsi="Consolas" w:cs="Times New Roman"/>
-          <w:color w:val="9CDCFE"/>
-          <w:sz w:val="21"/>
-          <w:szCs w:val="21"/>
-          <w:lang w:val="en-GB" w:eastAsia="it-IT"/>
-        </w:rPr>
-        <w:t>i</w:t>
-      </w:r>
-      <w:proofErr w:type="spellEnd"/>
-      <w:r>
-        <w:rPr>
-          <w:rFonts w:ascii="Consolas" w:eastAsia="Times New Roman" w:hAnsi="Consolas" w:cs="Times New Roman"/>
-          <w:color w:val="D4D4D4"/>
-          <w:sz w:val="21"/>
-          <w:szCs w:val="21"/>
-          <w:lang w:val="en-GB" w:eastAsia="it-IT"/>
-        </w:rPr>
-        <w:t xml:space="preserve">] = </w:t>
-      </w:r>
-      <w:r>
-        <w:rPr>
-          <w:rFonts w:ascii="Consolas" w:eastAsia="Times New Roman" w:hAnsi="Consolas" w:cs="Times New Roman"/>
-          <w:color w:val="9CDCFE"/>
-          <w:sz w:val="21"/>
-          <w:szCs w:val="21"/>
-          <w:lang w:val="en-GB" w:eastAsia="it-IT"/>
-        </w:rPr>
-        <w:t>c</w:t>
-      </w:r>
-      <w:r>
-        <w:rPr>
-          <w:rFonts w:ascii="Consolas" w:eastAsia="Times New Roman" w:hAnsi="Consolas" w:cs="Times New Roman"/>
-          <w:color w:val="D4D4D4"/>
-          <w:sz w:val="21"/>
-          <w:szCs w:val="21"/>
-          <w:lang w:val="en-GB" w:eastAsia="it-IT"/>
-        </w:rPr>
-        <w:t>;</w:t>
-      </w:r>
-    </w:p>
-    <w:p>
-      <w:pPr>
-        <w:shd w:val="clear" w:color="auto" w:fill="1E1E1E"/>
-        <w:spacing w:after="0" w:line="285" w:lineRule="atLeast"/>
-        <w:rPr>
-          <w:rFonts w:ascii="Consolas" w:eastAsia="Times New Roman" w:hAnsi="Consolas" w:cs="Times New Roman"/>
-          <w:color w:val="D4D4D4"/>
-          <w:sz w:val="21"/>
-          <w:szCs w:val="21"/>
-          <w:lang w:val="en-GB" w:eastAsia="it-IT"/>
-        </w:rPr>
-      </w:pPr>
-      <w:r>
-        <w:rPr>
-          <w:rFonts w:ascii="Consolas" w:eastAsia="Times New Roman" w:hAnsi="Consolas" w:cs="Times New Roman"/>
-          <w:color w:val="D4D4D4"/>
-          <w:sz w:val="21"/>
-          <w:szCs w:val="21"/>
-          <w:lang w:val="en-GB" w:eastAsia="it-IT"/>
-        </w:rPr>
-        <w:t>    }</w:t>
-      </w:r>
-    </w:p>
-    <w:p>
-      <w:pPr>
-        <w:shd w:val="clear" w:color="auto" w:fill="1E1E1E"/>
-        <w:spacing w:after="0" w:line="285" w:lineRule="atLeast"/>
-        <w:rPr>
-          <w:rFonts w:ascii="Consolas" w:eastAsia="Times New Roman" w:hAnsi="Consolas" w:cs="Times New Roman"/>
-          <w:color w:val="D4D4D4"/>
-          <w:sz w:val="21"/>
-          <w:szCs w:val="21"/>
-          <w:lang w:val="en-GB" w:eastAsia="it-IT"/>
-        </w:rPr>
-      </w:pPr>
-      <w:r>
-        <w:rPr>
-          <w:rFonts w:ascii="Consolas" w:eastAsia="Times New Roman" w:hAnsi="Consolas" w:cs="Times New Roman"/>
-          <w:color w:val="D4D4D4"/>
-          <w:sz w:val="21"/>
-          <w:szCs w:val="21"/>
-          <w:lang w:val="en-GB" w:eastAsia="it-IT"/>
-        </w:rPr>
-        <w:t xml:space="preserve">    </w:t>
-      </w:r>
-      <w:r>
-        <w:rPr>
-          <w:rFonts w:ascii="Consolas" w:eastAsia="Times New Roman" w:hAnsi="Consolas" w:cs="Times New Roman"/>
-          <w:color w:val="9CDCFE"/>
-          <w:sz w:val="21"/>
-          <w:szCs w:val="21"/>
-          <w:lang w:val="en-GB" w:eastAsia="it-IT"/>
-        </w:rPr>
-        <w:t>buffer1</w:t>
-      </w:r>
-      <w:r>
-        <w:rPr>
-          <w:rFonts w:ascii="Consolas" w:eastAsia="Times New Roman" w:hAnsi="Consolas" w:cs="Times New Roman"/>
-          <w:color w:val="D4D4D4"/>
-          <w:sz w:val="21"/>
-          <w:szCs w:val="21"/>
-          <w:lang w:val="en-GB" w:eastAsia="it-IT"/>
-        </w:rPr>
-        <w:t>[</w:t>
-      </w:r>
-      <w:proofErr w:type="spellStart"/>
-      <w:r>
-        <w:rPr>
-          <w:rFonts w:ascii="Consolas" w:eastAsia="Times New Roman" w:hAnsi="Consolas" w:cs="Times New Roman"/>
-          <w:color w:val="9CDCFE"/>
-          <w:sz w:val="21"/>
-          <w:szCs w:val="21"/>
-          <w:lang w:val="en-GB" w:eastAsia="it-IT"/>
-        </w:rPr>
-        <w:t>i</w:t>
-      </w:r>
-      <w:proofErr w:type="spellEnd"/>
-      <w:r>
-        <w:rPr>
-          <w:rFonts w:ascii="Consolas" w:eastAsia="Times New Roman" w:hAnsi="Consolas" w:cs="Times New Roman"/>
-          <w:color w:val="D4D4D4"/>
-          <w:sz w:val="21"/>
-          <w:szCs w:val="21"/>
-          <w:lang w:val="en-GB" w:eastAsia="it-IT"/>
-        </w:rPr>
-        <w:t xml:space="preserve">] = </w:t>
-      </w:r>
-      <w:r>
-        <w:rPr>
-          <w:rFonts w:ascii="Consolas" w:eastAsia="Times New Roman" w:hAnsi="Consolas" w:cs="Times New Roman"/>
-          <w:color w:val="CE9178"/>
-          <w:sz w:val="21"/>
-          <w:szCs w:val="21"/>
-          <w:lang w:val="en-GB" w:eastAsia="it-IT"/>
-        </w:rPr>
-        <w:t>'</w:t>
-      </w:r>
-      <w:r>
-        <w:rPr>
-          <w:rFonts w:ascii="Consolas" w:eastAsia="Times New Roman" w:hAnsi="Consolas" w:cs="Times New Roman"/>
-          <w:color w:val="D7BA7D"/>
-          <w:sz w:val="21"/>
-          <w:szCs w:val="21"/>
-          <w:lang w:val="en-GB" w:eastAsia="it-IT"/>
-        </w:rPr>
-        <w:t>\0</w:t>
-      </w:r>
-      <w:r>
-        <w:rPr>
-          <w:rFonts w:ascii="Consolas" w:eastAsia="Times New Roman" w:hAnsi="Consolas" w:cs="Times New Roman"/>
-          <w:color w:val="CE9178"/>
-          <w:sz w:val="21"/>
-          <w:szCs w:val="21"/>
-          <w:lang w:val="en-GB" w:eastAsia="it-IT"/>
-        </w:rPr>
-        <w:t>'</w:t>
-      </w:r>
-      <w:r>
-        <w:rPr>
-          <w:rFonts w:ascii="Consolas" w:eastAsia="Times New Roman" w:hAnsi="Consolas" w:cs="Times New Roman"/>
-          <w:color w:val="D4D4D4"/>
-          <w:sz w:val="21"/>
-          <w:szCs w:val="21"/>
-          <w:lang w:val="en-GB" w:eastAsia="it-IT"/>
-        </w:rPr>
-        <w:t>;</w:t>
-      </w:r>
-      <w:r>
-        <w:rPr>
-          <w:rFonts w:ascii="Consolas" w:eastAsia="Times New Roman" w:hAnsi="Consolas" w:cs="Times New Roman"/>
-          <w:color w:val="6A9955"/>
-          <w:sz w:val="21"/>
-          <w:szCs w:val="21"/>
-          <w:lang w:val="en-GB" w:eastAsia="it-IT"/>
-        </w:rPr>
-        <w:t xml:space="preserve"> // null-terminates the buffer</w:t>
-      </w:r>
-    </w:p>
-    <w:p>
-      <w:pPr>
-        <w:shd w:val="clear" w:color="auto" w:fill="1E1E1E"/>
-        <w:spacing w:after="0" w:line="285" w:lineRule="atLeast"/>
-        <w:rPr>
-          <w:rFonts w:ascii="Consolas" w:eastAsia="Times New Roman" w:hAnsi="Consolas" w:cs="Times New Roman"/>
-          <w:color w:val="D4D4D4"/>
-          <w:sz w:val="21"/>
-          <w:szCs w:val="21"/>
-          <w:lang w:val="en-GB" w:eastAsia="it-IT"/>
-        </w:rPr>
-      </w:pPr>
-      <w:r>
-        <w:rPr>
-          <w:rFonts w:ascii="Consolas" w:eastAsia="Times New Roman" w:hAnsi="Consolas" w:cs="Times New Roman"/>
-          <w:color w:val="D4D4D4"/>
-          <w:sz w:val="21"/>
-          <w:szCs w:val="21"/>
-          <w:lang w:val="en-GB" w:eastAsia="it-IT"/>
-        </w:rPr>
-        <w:t xml:space="preserve">    </w:t>
-      </w:r>
-      <w:proofErr w:type="spellStart"/>
-      <w:r>
-        <w:rPr>
-          <w:rFonts w:ascii="Consolas" w:eastAsia="Times New Roman" w:hAnsi="Consolas" w:cs="Times New Roman"/>
-          <w:color w:val="DCDCAA"/>
-          <w:sz w:val="21"/>
-          <w:szCs w:val="21"/>
-          <w:lang w:val="en-GB" w:eastAsia="it-IT"/>
-        </w:rPr>
-        <w:t>fclose</w:t>
-      </w:r>
-      <w:proofErr w:type="spellEnd"/>
-      <w:r>
-        <w:rPr>
-          <w:rFonts w:ascii="Consolas" w:eastAsia="Times New Roman" w:hAnsi="Consolas" w:cs="Times New Roman"/>
-          <w:color w:val="D4D4D4"/>
-          <w:sz w:val="21"/>
-          <w:szCs w:val="21"/>
-          <w:lang w:val="en-GB" w:eastAsia="it-IT"/>
-        </w:rPr>
-        <w:t>(</w:t>
-      </w:r>
-      <w:r>
-        <w:rPr>
-          <w:rFonts w:ascii="Consolas" w:eastAsia="Times New Roman" w:hAnsi="Consolas" w:cs="Times New Roman"/>
-          <w:color w:val="9CDCFE"/>
-          <w:sz w:val="21"/>
-          <w:szCs w:val="21"/>
-          <w:lang w:val="en-GB" w:eastAsia="it-IT"/>
-        </w:rPr>
-        <w:t>f</w:t>
-      </w:r>
-      <w:r>
-        <w:rPr>
-          <w:rFonts w:ascii="Consolas" w:eastAsia="Times New Roman" w:hAnsi="Consolas" w:cs="Times New Roman"/>
-          <w:color w:val="D4D4D4"/>
-          <w:sz w:val="21"/>
-          <w:szCs w:val="21"/>
-          <w:lang w:val="en-GB" w:eastAsia="it-IT"/>
-        </w:rPr>
-        <w:t>);</w:t>
-      </w:r>
-    </w:p>
-    <w:p>
-      <w:pPr>
-        <w:shd w:val="clear" w:color="auto" w:fill="1E1E1E"/>
-        <w:spacing w:after="0" w:line="285" w:lineRule="atLeast"/>
-        <w:rPr>
-          <w:rFonts w:ascii="Consolas" w:eastAsia="Times New Roman" w:hAnsi="Consolas" w:cs="Times New Roman"/>
-          <w:color w:val="D4D4D4"/>
-          <w:sz w:val="21"/>
-          <w:szCs w:val="21"/>
-          <w:lang w:val="en-GB" w:eastAsia="it-IT"/>
-        </w:rPr>
-      </w:pPr>
-      <w:r>
-        <w:rPr>
-          <w:rFonts w:ascii="Consolas" w:eastAsia="Times New Roman" w:hAnsi="Consolas" w:cs="Times New Roman"/>
-          <w:color w:val="D4D4D4"/>
-          <w:sz w:val="21"/>
-          <w:szCs w:val="21"/>
-          <w:lang w:val="en-GB" w:eastAsia="it-IT"/>
-        </w:rPr>
-        <w:t>}</w:t>
-      </w:r>
-    </w:p>
-    <w:p>
-      <w:pPr>
-        <w:shd w:val="clear" w:color="auto" w:fill="1E1E1E"/>
-        <w:spacing w:after="0" w:line="285" w:lineRule="atLeast"/>
-        <w:rPr>
-          <w:rFonts w:ascii="Consolas" w:eastAsia="Times New Roman" w:hAnsi="Consolas" w:cs="Times New Roman"/>
-          <w:color w:val="D4D4D4"/>
-          <w:sz w:val="21"/>
-          <w:szCs w:val="21"/>
-          <w:lang w:val="en-GB" w:eastAsia="it-IT"/>
-        </w:rPr>
-      </w:pPr>
-      <w:r>
-        <w:rPr>
-          <w:rFonts w:ascii="Consolas" w:eastAsia="Times New Roman" w:hAnsi="Consolas" w:cs="Times New Roman"/>
-          <w:color w:val="6A9955"/>
-          <w:sz w:val="21"/>
-          <w:szCs w:val="21"/>
-          <w:lang w:val="en-GB" w:eastAsia="it-IT"/>
-        </w:rPr>
-        <w:t>/*</w:t>
-      </w:r>
-    </w:p>
-    <w:p>
-      <w:pPr>
-        <w:shd w:val="clear" w:color="auto" w:fill="1E1E1E"/>
-        <w:spacing w:after="0" w:line="285" w:lineRule="atLeast"/>
-        <w:rPr>
-          <w:rFonts w:ascii="Consolas" w:eastAsia="Times New Roman" w:hAnsi="Consolas" w:cs="Times New Roman"/>
-          <w:color w:val="D4D4D4"/>
-          <w:sz w:val="21"/>
-          <w:szCs w:val="21"/>
-          <w:lang w:val="en-GB" w:eastAsia="it-IT"/>
-        </w:rPr>
-      </w:pPr>
-      <w:r>
-        <w:rPr>
-          <w:rFonts w:ascii="Consolas" w:eastAsia="Times New Roman" w:hAnsi="Consolas" w:cs="Times New Roman"/>
-          <w:color w:val="6A9955"/>
-          <w:sz w:val="21"/>
-          <w:szCs w:val="21"/>
-          <w:lang w:val="en-GB" w:eastAsia="it-IT"/>
-        </w:rPr>
-        <w:t> * Reads password from terminal</w:t>
-      </w:r>
-    </w:p>
-    <w:p>
-      <w:pPr>
-        <w:shd w:val="clear" w:color="auto" w:fill="1E1E1E"/>
-        <w:spacing w:after="0" w:line="285" w:lineRule="atLeast"/>
-        <w:rPr>
-          <w:rFonts w:ascii="Consolas" w:eastAsia="Times New Roman" w:hAnsi="Consolas" w:cs="Times New Roman"/>
-          <w:color w:val="D4D4D4"/>
-          <w:sz w:val="21"/>
-          <w:szCs w:val="21"/>
-          <w:lang w:val="en-GB" w:eastAsia="it-IT"/>
-        </w:rPr>
-      </w:pPr>
-      <w:r>
-        <w:rPr>
-          <w:rFonts w:ascii="Consolas" w:eastAsia="Times New Roman" w:hAnsi="Consolas" w:cs="Times New Roman"/>
-          <w:color w:val="6A9955"/>
-          <w:sz w:val="21"/>
-          <w:szCs w:val="21"/>
-          <w:lang w:val="en-GB" w:eastAsia="it-IT"/>
-        </w:rPr>
-        <w:t xml:space="preserve"> * NOTE: we removed gets as it is risky! </w:t>
-      </w:r>
-    </w:p>
-    <w:p>
-      <w:pPr>
-        <w:shd w:val="clear" w:color="auto" w:fill="1E1E1E"/>
-        <w:spacing w:after="0" w:line="285" w:lineRule="atLeast"/>
-        <w:rPr>
-          <w:rFonts w:ascii="Consolas" w:eastAsia="Times New Roman" w:hAnsi="Consolas" w:cs="Times New Roman"/>
-          <w:color w:val="D4D4D4"/>
-          <w:sz w:val="21"/>
-          <w:szCs w:val="21"/>
-          <w:lang w:val="en-GB" w:eastAsia="it-IT"/>
-        </w:rPr>
-      </w:pPr>
-      <w:r>
-        <w:rPr>
-          <w:rFonts w:ascii="Consolas" w:eastAsia="Times New Roman" w:hAnsi="Consolas" w:cs="Times New Roman"/>
-          <w:color w:val="6A9955"/>
-          <w:sz w:val="21"/>
-          <w:szCs w:val="21"/>
-          <w:lang w:val="en-GB" w:eastAsia="it-IT"/>
-        </w:rPr>
-        <w:t xml:space="preserve"> * We use </w:t>
-      </w:r>
-      <w:proofErr w:type="spellStart"/>
-      <w:r>
-        <w:rPr>
-          <w:rFonts w:ascii="Consolas" w:eastAsia="Times New Roman" w:hAnsi="Consolas" w:cs="Times New Roman"/>
-          <w:color w:val="6A9955"/>
-          <w:sz w:val="21"/>
-          <w:szCs w:val="21"/>
-          <w:lang w:val="en-GB" w:eastAsia="it-IT"/>
-        </w:rPr>
-        <w:t>getchar</w:t>
-      </w:r>
-      <w:proofErr w:type="spellEnd"/>
-      <w:r>
-        <w:rPr>
-          <w:rFonts w:ascii="Consolas" w:eastAsia="Times New Roman" w:hAnsi="Consolas" w:cs="Times New Roman"/>
-          <w:color w:val="6A9955"/>
-          <w:sz w:val="21"/>
-          <w:szCs w:val="21"/>
-          <w:lang w:val="en-GB" w:eastAsia="it-IT"/>
-        </w:rPr>
-        <w:t xml:space="preserve"> and check the length instead!</w:t>
-      </w:r>
-    </w:p>
-    <w:p>
-      <w:pPr>
-        <w:shd w:val="clear" w:color="auto" w:fill="1E1E1E"/>
-        <w:spacing w:after="0" w:line="285" w:lineRule="atLeast"/>
-        <w:rPr>
-          <w:rFonts w:ascii="Consolas" w:eastAsia="Times New Roman" w:hAnsi="Consolas" w:cs="Times New Roman"/>
-          <w:color w:val="D4D4D4"/>
-          <w:sz w:val="21"/>
-          <w:szCs w:val="21"/>
-          <w:lang w:val="en-GB" w:eastAsia="it-IT"/>
-        </w:rPr>
-      </w:pPr>
-      <w:r>
-        <w:rPr>
-          <w:rFonts w:ascii="Consolas" w:eastAsia="Times New Roman" w:hAnsi="Consolas" w:cs="Times New Roman"/>
-          <w:color w:val="6A9955"/>
-          <w:sz w:val="21"/>
-          <w:szCs w:val="21"/>
-          <w:lang w:val="en-GB" w:eastAsia="it-IT"/>
-        </w:rPr>
-        <w:t> */</w:t>
-      </w:r>
-    </w:p>
-    <w:p>
-      <w:pPr>
-        <w:shd w:val="clear" w:color="auto" w:fill="1E1E1E"/>
-        <w:spacing w:after="0" w:line="285" w:lineRule="atLeast"/>
-        <w:rPr>
-          <w:rFonts w:ascii="Consolas" w:eastAsia="Times New Roman" w:hAnsi="Consolas" w:cs="Times New Roman"/>
-          <w:color w:val="D4D4D4"/>
-          <w:sz w:val="21"/>
-          <w:szCs w:val="21"/>
-          <w:lang w:val="en-GB" w:eastAsia="it-IT"/>
-        </w:rPr>
-      </w:pPr>
-      <w:r>
-        <w:rPr>
-          <w:rFonts w:ascii="Consolas" w:eastAsia="Times New Roman" w:hAnsi="Consolas" w:cs="Times New Roman"/>
-          <w:color w:val="569CD6"/>
-          <w:sz w:val="21"/>
-          <w:szCs w:val="21"/>
-          <w:lang w:val="en-GB" w:eastAsia="it-IT"/>
-        </w:rPr>
-        <w:t>void</w:t>
-      </w:r>
-      <w:r>
-        <w:rPr>
-          <w:rFonts w:ascii="Consolas" w:eastAsia="Times New Roman" w:hAnsi="Consolas" w:cs="Times New Roman"/>
-          <w:color w:val="D4D4D4"/>
-          <w:sz w:val="21"/>
-          <w:szCs w:val="21"/>
-          <w:lang w:val="en-GB" w:eastAsia="it-IT"/>
-        </w:rPr>
-        <w:t xml:space="preserve"> </w:t>
-      </w:r>
-      <w:proofErr w:type="spellStart"/>
-      <w:r>
-        <w:rPr>
-          <w:rFonts w:ascii="Consolas" w:eastAsia="Times New Roman" w:hAnsi="Consolas" w:cs="Times New Roman"/>
-          <w:color w:val="DCDCAA"/>
-          <w:sz w:val="21"/>
-          <w:szCs w:val="21"/>
-          <w:lang w:val="en-GB" w:eastAsia="it-IT"/>
-        </w:rPr>
-        <w:t>askPwd</w:t>
-      </w:r>
-      <w:proofErr w:type="spellEnd"/>
-      <w:r>
-        <w:rPr>
-          <w:rFonts w:ascii="Consolas" w:eastAsia="Times New Roman" w:hAnsi="Consolas" w:cs="Times New Roman"/>
-          <w:color w:val="D4D4D4"/>
-          <w:sz w:val="21"/>
-          <w:szCs w:val="21"/>
-          <w:lang w:val="en-GB" w:eastAsia="it-IT"/>
-        </w:rPr>
-        <w:t>() {</w:t>
-      </w:r>
-    </w:p>
-    <w:p>
-      <w:pPr>
-        <w:shd w:val="clear" w:color="auto" w:fill="1E1E1E"/>
-        <w:spacing w:after="0" w:line="285" w:lineRule="atLeast"/>
-        <w:rPr>
-          <w:rFonts w:ascii="Consolas" w:eastAsia="Times New Roman" w:hAnsi="Consolas" w:cs="Times New Roman"/>
-          <w:color w:val="D4D4D4"/>
-          <w:sz w:val="21"/>
-          <w:szCs w:val="21"/>
-          <w:lang w:val="en-GB" w:eastAsia="it-IT"/>
-        </w:rPr>
-      </w:pPr>
-      <w:r>
-        <w:rPr>
-          <w:rFonts w:ascii="Consolas" w:eastAsia="Times New Roman" w:hAnsi="Consolas" w:cs="Times New Roman"/>
-          <w:color w:val="D4D4D4"/>
-          <w:sz w:val="21"/>
-          <w:szCs w:val="21"/>
-          <w:lang w:val="en-GB" w:eastAsia="it-IT"/>
-        </w:rPr>
-        <w:t xml:space="preserve">    </w:t>
-      </w:r>
-      <w:r>
-        <w:rPr>
-          <w:rFonts w:ascii="Consolas" w:eastAsia="Times New Roman" w:hAnsi="Consolas" w:cs="Times New Roman"/>
-          <w:color w:val="569CD6"/>
-          <w:sz w:val="21"/>
-          <w:szCs w:val="21"/>
-          <w:lang w:val="en-GB" w:eastAsia="it-IT"/>
-        </w:rPr>
-        <w:t>char</w:t>
-      </w:r>
-      <w:r>
-        <w:rPr>
-          <w:rFonts w:ascii="Consolas" w:eastAsia="Times New Roman" w:hAnsi="Consolas" w:cs="Times New Roman"/>
-          <w:color w:val="D4D4D4"/>
-          <w:sz w:val="21"/>
-          <w:szCs w:val="21"/>
-          <w:lang w:val="en-GB" w:eastAsia="it-IT"/>
-        </w:rPr>
-        <w:t xml:space="preserve"> </w:t>
-      </w:r>
-      <w:r>
-        <w:rPr>
-          <w:rFonts w:ascii="Consolas" w:eastAsia="Times New Roman" w:hAnsi="Consolas" w:cs="Times New Roman"/>
-          <w:color w:val="9CDCFE"/>
-          <w:sz w:val="21"/>
-          <w:szCs w:val="21"/>
-          <w:lang w:val="en-GB" w:eastAsia="it-IT"/>
-        </w:rPr>
-        <w:t>c</w:t>
-      </w:r>
-      <w:r>
-        <w:rPr>
-          <w:rFonts w:ascii="Consolas" w:eastAsia="Times New Roman" w:hAnsi="Consolas" w:cs="Times New Roman"/>
-          <w:color w:val="D4D4D4"/>
-          <w:sz w:val="21"/>
-          <w:szCs w:val="21"/>
-          <w:lang w:val="en-GB" w:eastAsia="it-IT"/>
-        </w:rPr>
-        <w:t>;</w:t>
-      </w:r>
-    </w:p>
-    <w:p>
-      <w:pPr>
-        <w:shd w:val="clear" w:color="auto" w:fill="1E1E1E"/>
-        <w:spacing w:after="0" w:line="285" w:lineRule="atLeast"/>
-        <w:rPr>
-          <w:rFonts w:ascii="Consolas" w:eastAsia="Times New Roman" w:hAnsi="Consolas" w:cs="Times New Roman"/>
-          <w:color w:val="D4D4D4"/>
-          <w:sz w:val="21"/>
-          <w:szCs w:val="21"/>
-          <w:lang w:val="en-GB" w:eastAsia="it-IT"/>
-        </w:rPr>
-      </w:pPr>
-      <w:r>
-        <w:rPr>
-          <w:rFonts w:ascii="Consolas" w:eastAsia="Times New Roman" w:hAnsi="Consolas" w:cs="Times New Roman"/>
-          <w:color w:val="D4D4D4"/>
-          <w:sz w:val="21"/>
-          <w:szCs w:val="21"/>
-          <w:lang w:val="en-GB" w:eastAsia="it-IT"/>
-        </w:rPr>
-        <w:t xml:space="preserve">    </w:t>
-      </w:r>
-      <w:proofErr w:type="spellStart"/>
-      <w:r>
-        <w:rPr>
-          <w:rFonts w:ascii="Consolas" w:eastAsia="Times New Roman" w:hAnsi="Consolas" w:cs="Times New Roman"/>
-          <w:color w:val="569CD6"/>
-          <w:sz w:val="21"/>
-          <w:szCs w:val="21"/>
-          <w:lang w:val="en-GB" w:eastAsia="it-IT"/>
-        </w:rPr>
-        <w:t>int</w:t>
-      </w:r>
-      <w:proofErr w:type="spellEnd"/>
-      <w:r>
-        <w:rPr>
-          <w:rFonts w:ascii="Consolas" w:eastAsia="Times New Roman" w:hAnsi="Consolas" w:cs="Times New Roman"/>
-          <w:color w:val="D4D4D4"/>
-          <w:sz w:val="21"/>
-          <w:szCs w:val="21"/>
-          <w:lang w:val="en-GB" w:eastAsia="it-IT"/>
-        </w:rPr>
-        <w:t xml:space="preserve"> </w:t>
-      </w:r>
-      <w:proofErr w:type="spellStart"/>
-      <w:r>
-        <w:rPr>
-          <w:rFonts w:ascii="Consolas" w:eastAsia="Times New Roman" w:hAnsi="Consolas" w:cs="Times New Roman"/>
-          <w:color w:val="9CDCFE"/>
-          <w:sz w:val="21"/>
-          <w:szCs w:val="21"/>
-          <w:lang w:val="en-GB" w:eastAsia="it-IT"/>
-        </w:rPr>
-        <w:t>i</w:t>
-      </w:r>
-      <w:proofErr w:type="spellEnd"/>
-      <w:r>
-        <w:rPr>
-          <w:rFonts w:ascii="Consolas" w:eastAsia="Times New Roman" w:hAnsi="Consolas" w:cs="Times New Roman"/>
-          <w:color w:val="D4D4D4"/>
-          <w:sz w:val="21"/>
-          <w:szCs w:val="21"/>
-          <w:lang w:val="en-GB" w:eastAsia="it-IT"/>
-        </w:rPr>
-        <w:t>;</w:t>
-      </w:r>
-    </w:p>
-    <w:p>
-      <w:pPr>
-        <w:shd w:val="clear" w:color="auto" w:fill="1E1E1E"/>
-        <w:spacing w:after="0" w:line="285" w:lineRule="atLeast"/>
-        <w:rPr>
-          <w:rFonts w:ascii="Consolas" w:eastAsia="Times New Roman" w:hAnsi="Consolas" w:cs="Times New Roman"/>
-          <w:color w:val="D4D4D4"/>
-          <w:sz w:val="21"/>
-          <w:szCs w:val="21"/>
-          <w:lang w:eastAsia="it-IT"/>
-        </w:rPr>
-      </w:pPr>
-      <w:r>
-        <w:rPr>
-          <w:rFonts w:ascii="Consolas" w:eastAsia="Times New Roman" w:hAnsi="Consolas" w:cs="Times New Roman"/>
-          <w:color w:val="D4D4D4"/>
-          <w:sz w:val="21"/>
-          <w:szCs w:val="21"/>
-          <w:lang w:val="en-GB" w:eastAsia="it-IT"/>
-        </w:rPr>
-        <w:t xml:space="preserve">    </w:t>
-      </w:r>
-      <w:proofErr w:type="spellStart"/>
-      <w:r>
-        <w:rPr>
-          <w:rFonts w:ascii="Consolas" w:eastAsia="Times New Roman" w:hAnsi="Consolas" w:cs="Times New Roman"/>
-          <w:color w:val="DCDCAA"/>
-          <w:sz w:val="21"/>
-          <w:szCs w:val="21"/>
-          <w:lang w:eastAsia="it-IT"/>
-        </w:rPr>
-        <w:t>printf</w:t>
-      </w:r>
-      <w:proofErr w:type="spellEnd"/>
-      <w:r>
-        <w:rPr>
-          <w:rFonts w:ascii="Consolas" w:eastAsia="Times New Roman" w:hAnsi="Consolas" w:cs="Times New Roman"/>
-          <w:color w:val="D4D4D4"/>
-          <w:sz w:val="21"/>
-          <w:szCs w:val="21"/>
-          <w:lang w:eastAsia="it-IT"/>
-        </w:rPr>
-        <w:t>(</w:t>
-      </w:r>
-      <w:r>
-        <w:rPr>
-          <w:rFonts w:ascii="Consolas" w:eastAsia="Times New Roman" w:hAnsi="Consolas" w:cs="Times New Roman"/>
-          <w:color w:val="CE9178"/>
-          <w:sz w:val="21"/>
-          <w:szCs w:val="21"/>
-          <w:lang w:eastAsia="it-IT"/>
-        </w:rPr>
-        <w:t>"</w:t>
-      </w:r>
-      <w:proofErr w:type="spellStart"/>
-      <w:r>
-        <w:rPr>
-          <w:rFonts w:ascii="Consolas" w:eastAsia="Times New Roman" w:hAnsi="Consolas" w:cs="Times New Roman"/>
-          <w:color w:val="CE9178"/>
-          <w:sz w:val="21"/>
-          <w:szCs w:val="21"/>
-          <w:lang w:eastAsia="it-IT"/>
-        </w:rPr>
-        <w:t>Insert</w:t>
-      </w:r>
-      <w:proofErr w:type="spellEnd"/>
-      <w:r>
-        <w:rPr>
-          <w:rFonts w:ascii="Consolas" w:eastAsia="Times New Roman" w:hAnsi="Consolas" w:cs="Times New Roman"/>
-          <w:color w:val="CE9178"/>
-          <w:sz w:val="21"/>
-          <w:szCs w:val="21"/>
-          <w:lang w:eastAsia="it-IT"/>
-        </w:rPr>
-        <w:t xml:space="preserve"> password: "</w:t>
-      </w:r>
-      <w:r>
-        <w:rPr>
-          <w:rFonts w:ascii="Consolas" w:eastAsia="Times New Roman" w:hAnsi="Consolas" w:cs="Times New Roman"/>
-          <w:color w:val="D4D4D4"/>
-          <w:sz w:val="21"/>
-          <w:szCs w:val="21"/>
-          <w:lang w:eastAsia="it-IT"/>
-        </w:rPr>
-        <w:t>);</w:t>
-      </w:r>
-    </w:p>
-    <w:p>
-      <w:pPr>
-        <w:shd w:val="clear" w:color="auto" w:fill="1E1E1E"/>
-        <w:spacing w:after="0" w:line="285" w:lineRule="atLeast"/>
-        <w:rPr>
-          <w:rFonts w:ascii="Consolas" w:eastAsia="Times New Roman" w:hAnsi="Consolas" w:cs="Times New Roman"/>
-          <w:color w:val="D4D4D4"/>
-          <w:sz w:val="21"/>
-          <w:szCs w:val="21"/>
-          <w:lang w:val="en-GB" w:eastAsia="it-IT"/>
-        </w:rPr>
-      </w:pPr>
-      <w:r>
-        <w:rPr>
-          <w:rFonts w:ascii="Consolas" w:eastAsia="Times New Roman" w:hAnsi="Consolas" w:cs="Times New Roman"/>
-          <w:color w:val="D4D4D4"/>
-          <w:sz w:val="21"/>
-          <w:szCs w:val="21"/>
-          <w:lang w:val="en-GB" w:eastAsia="it-IT"/>
-        </w:rPr>
-        <w:t xml:space="preserve">    </w:t>
-      </w:r>
-      <w:proofErr w:type="spellStart"/>
-      <w:r>
-        <w:rPr>
-          <w:rFonts w:ascii="Consolas" w:eastAsia="Times New Roman" w:hAnsi="Consolas" w:cs="Times New Roman"/>
-          <w:color w:val="DCDCAA"/>
-          <w:sz w:val="21"/>
-          <w:szCs w:val="21"/>
-          <w:lang w:val="en-GB" w:eastAsia="it-IT"/>
-        </w:rPr>
-        <w:t>fflush</w:t>
-      </w:r>
-      <w:proofErr w:type="spellEnd"/>
-      <w:r>
-        <w:rPr>
-          <w:rFonts w:ascii="Consolas" w:eastAsia="Times New Roman" w:hAnsi="Consolas" w:cs="Times New Roman"/>
-          <w:color w:val="D4D4D4"/>
-          <w:sz w:val="21"/>
-          <w:szCs w:val="21"/>
-          <w:lang w:val="en-GB" w:eastAsia="it-IT"/>
-        </w:rPr>
-        <w:t>(</w:t>
-      </w:r>
-      <w:proofErr w:type="spellStart"/>
-      <w:r>
-        <w:rPr>
-          <w:rFonts w:ascii="Consolas" w:eastAsia="Times New Roman" w:hAnsi="Consolas" w:cs="Times New Roman"/>
-          <w:color w:val="569CD6"/>
-          <w:sz w:val="21"/>
-          <w:szCs w:val="21"/>
-          <w:lang w:val="en-GB" w:eastAsia="it-IT"/>
-        </w:rPr>
-        <w:t>stdout</w:t>
-      </w:r>
-      <w:proofErr w:type="spellEnd"/>
-      <w:r>
-        <w:rPr>
-          <w:rFonts w:ascii="Consolas" w:eastAsia="Times New Roman" w:hAnsi="Consolas" w:cs="Times New Roman"/>
-          <w:color w:val="D4D4D4"/>
-          <w:sz w:val="21"/>
-          <w:szCs w:val="21"/>
-          <w:lang w:val="en-GB" w:eastAsia="it-IT"/>
-        </w:rPr>
-        <w:t>);</w:t>
-      </w:r>
-    </w:p>
-    <w:p>
-      <w:pPr>
-        <w:shd w:val="clear" w:color="auto" w:fill="1E1E1E"/>
-        <w:spacing w:after="0" w:line="285" w:lineRule="atLeast"/>
-        <w:rPr>
-          <w:rFonts w:ascii="Consolas" w:eastAsia="Times New Roman" w:hAnsi="Consolas" w:cs="Times New Roman"/>
-          <w:color w:val="D4D4D4"/>
-          <w:sz w:val="21"/>
-          <w:szCs w:val="21"/>
-          <w:lang w:val="en-GB" w:eastAsia="it-IT"/>
-        </w:rPr>
-      </w:pPr>
-      <w:r>
-        <w:rPr>
-          <w:rFonts w:ascii="Consolas" w:eastAsia="Times New Roman" w:hAnsi="Consolas" w:cs="Times New Roman"/>
-          <w:color w:val="D4D4D4"/>
-          <w:sz w:val="21"/>
-          <w:szCs w:val="21"/>
-          <w:lang w:val="en-GB" w:eastAsia="it-IT"/>
-        </w:rPr>
-        <w:t xml:space="preserve">    </w:t>
-      </w:r>
-      <w:r>
-        <w:rPr>
-          <w:rFonts w:ascii="Consolas" w:eastAsia="Times New Roman" w:hAnsi="Consolas" w:cs="Times New Roman"/>
-          <w:color w:val="6A9955"/>
-          <w:sz w:val="21"/>
-          <w:szCs w:val="21"/>
-          <w:lang w:val="en-GB" w:eastAsia="it-IT"/>
-        </w:rPr>
-        <w:t>// zeroes the buffer2</w:t>
-      </w:r>
-    </w:p>
-    <w:p>
-      <w:pPr>
-        <w:shd w:val="clear" w:color="auto" w:fill="1E1E1E"/>
-        <w:spacing w:after="0" w:line="285" w:lineRule="atLeast"/>
-        <w:rPr>
-          <w:rFonts w:ascii="Consolas" w:eastAsia="Times New Roman" w:hAnsi="Consolas" w:cs="Times New Roman"/>
-          <w:color w:val="D4D4D4"/>
-          <w:sz w:val="21"/>
-          <w:szCs w:val="21"/>
-          <w:lang w:val="en-GB" w:eastAsia="it-IT"/>
-        </w:rPr>
-      </w:pPr>
-      <w:r>
-        <w:rPr>
-          <w:rFonts w:ascii="Consolas" w:eastAsia="Times New Roman" w:hAnsi="Consolas" w:cs="Times New Roman"/>
-          <w:color w:val="D4D4D4"/>
-          <w:sz w:val="21"/>
-          <w:szCs w:val="21"/>
-          <w:lang w:val="en-GB" w:eastAsia="it-IT"/>
-        </w:rPr>
-        <w:t xml:space="preserve">    </w:t>
-      </w:r>
-      <w:proofErr w:type="spellStart"/>
-      <w:r>
-        <w:rPr>
-          <w:rFonts w:ascii="Consolas" w:eastAsia="Times New Roman" w:hAnsi="Consolas" w:cs="Times New Roman"/>
-          <w:color w:val="DCDCAA"/>
-          <w:sz w:val="21"/>
-          <w:szCs w:val="21"/>
-          <w:lang w:val="en-GB" w:eastAsia="it-IT"/>
-        </w:rPr>
-        <w:t>memset</w:t>
-      </w:r>
-      <w:proofErr w:type="spellEnd"/>
-      <w:r>
-        <w:rPr>
-          <w:rFonts w:ascii="Consolas" w:eastAsia="Times New Roman" w:hAnsi="Consolas" w:cs="Times New Roman"/>
-          <w:color w:val="D4D4D4"/>
-          <w:sz w:val="21"/>
-          <w:szCs w:val="21"/>
-          <w:lang w:val="en-GB" w:eastAsia="it-IT"/>
-        </w:rPr>
-        <w:t>(</w:t>
-      </w:r>
-      <w:r>
-        <w:rPr>
-          <w:rFonts w:ascii="Consolas" w:eastAsia="Times New Roman" w:hAnsi="Consolas" w:cs="Times New Roman"/>
-          <w:color w:val="9CDCFE"/>
-          <w:sz w:val="21"/>
-          <w:szCs w:val="21"/>
-          <w:lang w:val="en-GB" w:eastAsia="it-IT"/>
-        </w:rPr>
-        <w:t>buffer2</w:t>
-      </w:r>
-      <w:r>
-        <w:rPr>
-          <w:rFonts w:ascii="Consolas" w:eastAsia="Times New Roman" w:hAnsi="Consolas" w:cs="Times New Roman"/>
-          <w:color w:val="D4D4D4"/>
-          <w:sz w:val="21"/>
-          <w:szCs w:val="21"/>
-          <w:lang w:val="en-GB" w:eastAsia="it-IT"/>
-        </w:rPr>
-        <w:t>,</w:t>
-      </w:r>
-      <w:r>
-        <w:rPr>
-          <w:rFonts w:ascii="Consolas" w:eastAsia="Times New Roman" w:hAnsi="Consolas" w:cs="Times New Roman"/>
-          <w:color w:val="CE9178"/>
-          <w:sz w:val="21"/>
-          <w:szCs w:val="21"/>
-          <w:lang w:val="en-GB" w:eastAsia="it-IT"/>
-        </w:rPr>
-        <w:t>'</w:t>
-      </w:r>
-      <w:r>
-        <w:rPr>
-          <w:rFonts w:ascii="Consolas" w:eastAsia="Times New Roman" w:hAnsi="Consolas" w:cs="Times New Roman"/>
-          <w:color w:val="D7BA7D"/>
-          <w:sz w:val="21"/>
-          <w:szCs w:val="21"/>
-          <w:lang w:val="en-GB" w:eastAsia="it-IT"/>
-        </w:rPr>
-        <w:t>\0</w:t>
-      </w:r>
-      <w:r>
-        <w:rPr>
-          <w:rFonts w:ascii="Consolas" w:eastAsia="Times New Roman" w:hAnsi="Consolas" w:cs="Times New Roman"/>
-          <w:color w:val="CE9178"/>
-          <w:sz w:val="21"/>
-          <w:szCs w:val="21"/>
-          <w:lang w:val="en-GB" w:eastAsia="it-IT"/>
-        </w:rPr>
-        <w:t>'</w:t>
-      </w:r>
-      <w:r>
-        <w:rPr>
-          <w:rFonts w:ascii="Consolas" w:eastAsia="Times New Roman" w:hAnsi="Consolas" w:cs="Times New Roman"/>
-          <w:color w:val="D4D4D4"/>
-          <w:sz w:val="21"/>
-          <w:szCs w:val="21"/>
-          <w:lang w:val="en-GB" w:eastAsia="it-IT"/>
-        </w:rPr>
-        <w:t>,</w:t>
-      </w:r>
-      <w:r>
-        <w:rPr>
-          <w:rFonts w:ascii="Consolas" w:eastAsia="Times New Roman" w:hAnsi="Consolas" w:cs="Times New Roman"/>
-          <w:color w:val="569CD6"/>
-          <w:sz w:val="21"/>
-          <w:szCs w:val="21"/>
-          <w:lang w:val="en-GB" w:eastAsia="it-IT"/>
-        </w:rPr>
-        <w:t>PWDLEN</w:t>
-      </w:r>
-      <w:r>
-        <w:rPr>
-          <w:rFonts w:ascii="Consolas" w:eastAsia="Times New Roman" w:hAnsi="Consolas" w:cs="Times New Roman"/>
-          <w:color w:val="D4D4D4"/>
-          <w:sz w:val="21"/>
-          <w:szCs w:val="21"/>
-          <w:lang w:val="en-GB" w:eastAsia="it-IT"/>
-        </w:rPr>
-        <w:t>);</w:t>
-      </w:r>
-    </w:p>
-    <w:p>
-      <w:pPr>
-        <w:shd w:val="clear" w:color="auto" w:fill="1E1E1E"/>
-        <w:spacing w:after="0" w:line="285" w:lineRule="atLeast"/>
-        <w:rPr>
-          <w:rFonts w:ascii="Consolas" w:eastAsia="Times New Roman" w:hAnsi="Consolas" w:cs="Times New Roman"/>
-          <w:color w:val="D4D4D4"/>
-          <w:sz w:val="21"/>
-          <w:szCs w:val="21"/>
-          <w:lang w:val="en-GB" w:eastAsia="it-IT"/>
-        </w:rPr>
-      </w:pPr>
-      <w:r>
-        <w:rPr>
-          <w:rFonts w:ascii="Consolas" w:eastAsia="Times New Roman" w:hAnsi="Consolas" w:cs="Times New Roman"/>
-          <w:color w:val="D4D4D4"/>
-          <w:sz w:val="21"/>
-          <w:szCs w:val="21"/>
-          <w:lang w:val="en-GB" w:eastAsia="it-IT"/>
-        </w:rPr>
-        <w:t xml:space="preserve">    </w:t>
-      </w:r>
-      <w:r>
-        <w:rPr>
-          <w:rFonts w:ascii="Consolas" w:eastAsia="Times New Roman" w:hAnsi="Consolas" w:cs="Times New Roman"/>
-          <w:color w:val="6A9955"/>
-          <w:sz w:val="21"/>
-          <w:szCs w:val="21"/>
-          <w:lang w:val="en-GB" w:eastAsia="it-IT"/>
-        </w:rPr>
-        <w:t>// gets is risky we use a loop!!!</w:t>
-      </w:r>
-    </w:p>
-    <w:p>
-      <w:pPr>
-        <w:shd w:val="clear" w:color="auto" w:fill="1E1E1E"/>
-        <w:spacing w:after="0" w:line="285" w:lineRule="atLeast"/>
-        <w:rPr>
-          <w:rFonts w:ascii="Consolas" w:eastAsia="Times New Roman" w:hAnsi="Consolas" w:cs="Times New Roman"/>
-          <w:color w:val="D4D4D4"/>
-          <w:sz w:val="21"/>
-          <w:szCs w:val="21"/>
-          <w:lang w:val="en-GB" w:eastAsia="it-IT"/>
-        </w:rPr>
-      </w:pPr>
-      <w:r>
-        <w:rPr>
-          <w:rFonts w:ascii="Consolas" w:eastAsia="Times New Roman" w:hAnsi="Consolas" w:cs="Times New Roman"/>
-          <w:color w:val="D4D4D4"/>
-          <w:sz w:val="21"/>
-          <w:szCs w:val="21"/>
-          <w:lang w:val="en-GB" w:eastAsia="it-IT"/>
-        </w:rPr>
-        <w:t xml:space="preserve">    </w:t>
-      </w:r>
-      <w:r>
-        <w:rPr>
-          <w:rFonts w:ascii="Consolas" w:eastAsia="Times New Roman" w:hAnsi="Consolas" w:cs="Times New Roman"/>
-          <w:color w:val="6A9955"/>
-          <w:sz w:val="21"/>
-          <w:szCs w:val="21"/>
-          <w:lang w:val="en-GB" w:eastAsia="it-IT"/>
-        </w:rPr>
-        <w:t xml:space="preserve">// gets(buffer2); </w:t>
-      </w:r>
-    </w:p>
-    <w:p>
-      <w:pPr>
-        <w:shd w:val="clear" w:color="auto" w:fill="1E1E1E"/>
-        <w:spacing w:after="0" w:line="285" w:lineRule="atLeast"/>
-        <w:rPr>
-          <w:rFonts w:ascii="Consolas" w:eastAsia="Times New Roman" w:hAnsi="Consolas" w:cs="Times New Roman"/>
-          <w:color w:val="D4D4D4"/>
-          <w:sz w:val="21"/>
-          <w:szCs w:val="21"/>
-          <w:lang w:val="en-GB" w:eastAsia="it-IT"/>
-        </w:rPr>
-      </w:pPr>
-      <w:r>
-        <w:rPr>
-          <w:rFonts w:ascii="Consolas" w:eastAsia="Times New Roman" w:hAnsi="Consolas" w:cs="Times New Roman"/>
-          <w:color w:val="D4D4D4"/>
-          <w:sz w:val="21"/>
-          <w:szCs w:val="21"/>
-          <w:lang w:val="en-GB" w:eastAsia="it-IT"/>
-        </w:rPr>
-        <w:t xml:space="preserve">    </w:t>
-      </w:r>
-      <w:r>
-        <w:rPr>
-          <w:rFonts w:ascii="Consolas" w:eastAsia="Times New Roman" w:hAnsi="Consolas" w:cs="Times New Roman"/>
-          <w:color w:val="6A9955"/>
-          <w:sz w:val="21"/>
-          <w:szCs w:val="21"/>
-          <w:lang w:val="en-GB" w:eastAsia="it-IT"/>
-        </w:rPr>
-        <w:t>// Reads at most PWDLEN chars!</w:t>
-      </w:r>
-    </w:p>
-    <w:p>
-      <w:pPr>
-        <w:shd w:val="clear" w:color="auto" w:fill="1E1E1E"/>
-        <w:spacing w:after="0" w:line="285" w:lineRule="atLeast"/>
-        <w:rPr>
-          <w:rFonts w:ascii="Consolas" w:eastAsia="Times New Roman" w:hAnsi="Consolas" w:cs="Times New Roman"/>
-          <w:color w:val="D4D4D4"/>
-          <w:sz w:val="21"/>
-          <w:szCs w:val="21"/>
-          <w:lang w:eastAsia="it-IT"/>
-        </w:rPr>
-      </w:pPr>
-      <w:r>
-        <w:rPr>
-          <w:rFonts w:ascii="Consolas" w:eastAsia="Times New Roman" w:hAnsi="Consolas" w:cs="Times New Roman"/>
-          <w:color w:val="D4D4D4"/>
-          <w:sz w:val="21"/>
-          <w:szCs w:val="21"/>
-          <w:lang w:val="en-GB" w:eastAsia="it-IT"/>
-        </w:rPr>
-        <w:t xml:space="preserve">    </w:t>
-      </w:r>
-      <w:r>
-        <w:rPr>
-          <w:rFonts w:ascii="Consolas" w:eastAsia="Times New Roman" w:hAnsi="Consolas" w:cs="Times New Roman"/>
-          <w:color w:val="C586C0"/>
-          <w:sz w:val="21"/>
-          <w:szCs w:val="21"/>
-          <w:lang w:eastAsia="it-IT"/>
-        </w:rPr>
-        <w:t>for</w:t>
-      </w:r>
-      <w:r>
-        <w:rPr>
-          <w:rFonts w:ascii="Consolas" w:eastAsia="Times New Roman" w:hAnsi="Consolas" w:cs="Times New Roman"/>
-          <w:color w:val="D4D4D4"/>
-          <w:sz w:val="21"/>
-          <w:szCs w:val="21"/>
-          <w:lang w:eastAsia="it-IT"/>
-        </w:rPr>
-        <w:t xml:space="preserve"> (</w:t>
-      </w:r>
-      <w:r>
-        <w:rPr>
-          <w:rFonts w:ascii="Consolas" w:eastAsia="Times New Roman" w:hAnsi="Consolas" w:cs="Times New Roman"/>
-          <w:color w:val="9CDCFE"/>
-          <w:sz w:val="21"/>
-          <w:szCs w:val="21"/>
-          <w:lang w:eastAsia="it-IT"/>
-        </w:rPr>
-        <w:t>i</w:t>
-      </w:r>
-      <w:r>
-        <w:rPr>
-          <w:rFonts w:ascii="Consolas" w:eastAsia="Times New Roman" w:hAnsi="Consolas" w:cs="Times New Roman"/>
-          <w:color w:val="D4D4D4"/>
-          <w:sz w:val="21"/>
-          <w:szCs w:val="21"/>
-          <w:lang w:eastAsia="it-IT"/>
-        </w:rPr>
-        <w:t>=</w:t>
-      </w:r>
-      <w:r>
-        <w:rPr>
-          <w:rFonts w:ascii="Consolas" w:eastAsia="Times New Roman" w:hAnsi="Consolas" w:cs="Times New Roman"/>
-          <w:color w:val="B5CEA8"/>
-          <w:sz w:val="21"/>
-          <w:szCs w:val="21"/>
-          <w:lang w:eastAsia="it-IT"/>
-        </w:rPr>
-        <w:t>0</w:t>
-      </w:r>
-      <w:r>
-        <w:rPr>
-          <w:rFonts w:ascii="Consolas" w:eastAsia="Times New Roman" w:hAnsi="Consolas" w:cs="Times New Roman"/>
-          <w:color w:val="D4D4D4"/>
-          <w:sz w:val="21"/>
-          <w:szCs w:val="21"/>
-          <w:lang w:eastAsia="it-IT"/>
-        </w:rPr>
-        <w:t>;</w:t>
-      </w:r>
-      <w:r>
-        <w:rPr>
-          <w:rFonts w:ascii="Consolas" w:eastAsia="Times New Roman" w:hAnsi="Consolas" w:cs="Times New Roman"/>
-          <w:color w:val="9CDCFE"/>
-          <w:sz w:val="21"/>
-          <w:szCs w:val="21"/>
-          <w:lang w:eastAsia="it-IT"/>
-        </w:rPr>
-        <w:t>i</w:t>
-      </w:r>
-      <w:r>
-        <w:rPr>
-          <w:rFonts w:ascii="Consolas" w:eastAsia="Times New Roman" w:hAnsi="Consolas" w:cs="Times New Roman"/>
-          <w:color w:val="D4D4D4"/>
-          <w:sz w:val="21"/>
-          <w:szCs w:val="21"/>
-          <w:lang w:eastAsia="it-IT"/>
-        </w:rPr>
-        <w:t>&lt;=</w:t>
-      </w:r>
-      <w:r>
-        <w:rPr>
-          <w:rFonts w:ascii="Consolas" w:eastAsia="Times New Roman" w:hAnsi="Consolas" w:cs="Times New Roman"/>
-          <w:color w:val="569CD6"/>
-          <w:sz w:val="21"/>
-          <w:szCs w:val="21"/>
-          <w:lang w:eastAsia="it-IT"/>
-        </w:rPr>
-        <w:t>PWDLEN</w:t>
-      </w:r>
-      <w:r>
-        <w:rPr>
-          <w:rFonts w:ascii="Consolas" w:eastAsia="Times New Roman" w:hAnsi="Consolas" w:cs="Times New Roman"/>
-          <w:color w:val="D4D4D4"/>
-          <w:sz w:val="21"/>
-          <w:szCs w:val="21"/>
-          <w:lang w:eastAsia="it-IT"/>
-        </w:rPr>
-        <w:t xml:space="preserve"> &amp;&amp; (</w:t>
-      </w:r>
-      <w:r>
-        <w:rPr>
-          <w:rFonts w:ascii="Consolas" w:eastAsia="Times New Roman" w:hAnsi="Consolas" w:cs="Times New Roman"/>
-          <w:color w:val="9CDCFE"/>
-          <w:sz w:val="21"/>
-          <w:szCs w:val="21"/>
-          <w:lang w:eastAsia="it-IT"/>
-        </w:rPr>
-        <w:t>c</w:t>
-      </w:r>
-      <w:r>
-        <w:rPr>
-          <w:rFonts w:ascii="Consolas" w:eastAsia="Times New Roman" w:hAnsi="Consolas" w:cs="Times New Roman"/>
-          <w:color w:val="D4D4D4"/>
-          <w:sz w:val="21"/>
-          <w:szCs w:val="21"/>
-          <w:lang w:eastAsia="it-IT"/>
-        </w:rPr>
-        <w:t>=</w:t>
-      </w:r>
-      <w:proofErr w:type="spellStart"/>
-      <w:r>
-        <w:rPr>
-          <w:rFonts w:ascii="Consolas" w:eastAsia="Times New Roman" w:hAnsi="Consolas" w:cs="Times New Roman"/>
-          <w:color w:val="DCDCAA"/>
-          <w:sz w:val="21"/>
-          <w:szCs w:val="21"/>
-          <w:lang w:eastAsia="it-IT"/>
-        </w:rPr>
-        <w:t>getchar</w:t>
-      </w:r>
-      <w:proofErr w:type="spellEnd"/>
-      <w:r>
-        <w:rPr>
-          <w:rFonts w:ascii="Consolas" w:eastAsia="Times New Roman" w:hAnsi="Consolas" w:cs="Times New Roman"/>
-          <w:color w:val="D4D4D4"/>
-          <w:sz w:val="21"/>
-          <w:szCs w:val="21"/>
-          <w:lang w:eastAsia="it-IT"/>
-        </w:rPr>
-        <w:t>())!=</w:t>
-      </w:r>
-      <w:r>
-        <w:rPr>
-          <w:rFonts w:ascii="Consolas" w:eastAsia="Times New Roman" w:hAnsi="Consolas" w:cs="Times New Roman"/>
-          <w:color w:val="569CD6"/>
-          <w:sz w:val="21"/>
-          <w:szCs w:val="21"/>
-          <w:lang w:eastAsia="it-IT"/>
-        </w:rPr>
-        <w:t>EOF</w:t>
-      </w:r>
-      <w:r>
-        <w:rPr>
-          <w:rFonts w:ascii="Consolas" w:eastAsia="Times New Roman" w:hAnsi="Consolas" w:cs="Times New Roman"/>
-          <w:color w:val="D4D4D4"/>
-          <w:sz w:val="21"/>
-          <w:szCs w:val="21"/>
-          <w:lang w:eastAsia="it-IT"/>
-        </w:rPr>
-        <w:t xml:space="preserve"> &amp;&amp; </w:t>
-      </w:r>
-      <w:r>
-        <w:rPr>
-          <w:rFonts w:ascii="Consolas" w:eastAsia="Times New Roman" w:hAnsi="Consolas" w:cs="Times New Roman"/>
-          <w:color w:val="9CDCFE"/>
-          <w:sz w:val="21"/>
-          <w:szCs w:val="21"/>
-          <w:lang w:eastAsia="it-IT"/>
-        </w:rPr>
-        <w:t>c</w:t>
-      </w:r>
-      <w:r>
-        <w:rPr>
-          <w:rFonts w:ascii="Consolas" w:eastAsia="Times New Roman" w:hAnsi="Consolas" w:cs="Times New Roman"/>
-          <w:color w:val="D4D4D4"/>
-          <w:sz w:val="21"/>
-          <w:szCs w:val="21"/>
-          <w:lang w:eastAsia="it-IT"/>
-        </w:rPr>
-        <w:t>!=</w:t>
-      </w:r>
-      <w:r>
-        <w:rPr>
-          <w:rFonts w:ascii="Consolas" w:eastAsia="Times New Roman" w:hAnsi="Consolas" w:cs="Times New Roman"/>
-          <w:color w:val="CE9178"/>
-          <w:sz w:val="21"/>
-          <w:szCs w:val="21"/>
-          <w:lang w:eastAsia="it-IT"/>
-        </w:rPr>
-        <w:t>'</w:t>
-      </w:r>
-      <w:r>
-        <w:rPr>
-          <w:rFonts w:ascii="Consolas" w:eastAsia="Times New Roman" w:hAnsi="Consolas" w:cs="Times New Roman"/>
-          <w:color w:val="D7BA7D"/>
-          <w:sz w:val="21"/>
-          <w:szCs w:val="21"/>
-          <w:lang w:eastAsia="it-IT"/>
-        </w:rPr>
-        <w:t>\n</w:t>
-      </w:r>
-      <w:r>
-        <w:rPr>
-          <w:rFonts w:ascii="Consolas" w:eastAsia="Times New Roman" w:hAnsi="Consolas" w:cs="Times New Roman"/>
-          <w:color w:val="CE9178"/>
-          <w:sz w:val="21"/>
-          <w:szCs w:val="21"/>
-          <w:lang w:eastAsia="it-IT"/>
-        </w:rPr>
-        <w:t>'</w:t>
-      </w:r>
-      <w:r>
-        <w:rPr>
-          <w:rFonts w:ascii="Consolas" w:eastAsia="Times New Roman" w:hAnsi="Consolas" w:cs="Times New Roman"/>
-          <w:color w:val="D4D4D4"/>
-          <w:sz w:val="21"/>
-          <w:szCs w:val="21"/>
-          <w:lang w:eastAsia="it-IT"/>
-        </w:rPr>
-        <w:t xml:space="preserve">; </w:t>
-      </w:r>
-      <w:r>
-        <w:rPr>
-          <w:rFonts w:ascii="Consolas" w:eastAsia="Times New Roman" w:hAnsi="Consolas" w:cs="Times New Roman"/>
-          <w:color w:val="9CDCFE"/>
-          <w:sz w:val="21"/>
-          <w:szCs w:val="21"/>
-          <w:lang w:eastAsia="it-IT"/>
-        </w:rPr>
-        <w:t>i</w:t>
-      </w:r>
-      <w:r>
-        <w:rPr>
-          <w:rFonts w:ascii="Consolas" w:eastAsia="Times New Roman" w:hAnsi="Consolas" w:cs="Times New Roman"/>
-          <w:color w:val="D4D4D4"/>
-          <w:sz w:val="21"/>
-          <w:szCs w:val="21"/>
-          <w:lang w:eastAsia="it-IT"/>
-        </w:rPr>
-        <w:t>++) {</w:t>
-      </w:r>
-      <w:r>
-        <w:rPr>
-          <w:rFonts w:ascii="Consolas" w:eastAsia="Times New Roman" w:hAnsi="Consolas" w:cs="Times New Roman"/>
-          <w:color w:val="6A9955"/>
-          <w:sz w:val="21"/>
-          <w:szCs w:val="21"/>
-          <w:lang w:eastAsia="it-IT"/>
-        </w:rPr>
-        <w:t xml:space="preserve"> /*bug è dovuto al fatto che il buffer2 ha dimensione uguale alla lunghezza della password, inoltre la </w:t>
-      </w:r>
-    </w:p>
-    <w:p>
-      <w:pPr>
-        <w:shd w:val="clear" w:color="auto" w:fill="1E1E1E"/>
-        <w:spacing w:after="0" w:line="285" w:lineRule="atLeast"/>
-        <w:rPr>
-          <w:rFonts w:ascii="Consolas" w:eastAsia="Times New Roman" w:hAnsi="Consolas" w:cs="Times New Roman"/>
-          <w:color w:val="D4D4D4"/>
-          <w:sz w:val="21"/>
-          <w:szCs w:val="21"/>
-          <w:lang w:val="en-GB" w:eastAsia="it-IT"/>
-        </w:rPr>
-      </w:pPr>
-      <w:r>
-        <w:rPr>
-          <w:rFonts w:ascii="Consolas" w:eastAsia="Times New Roman" w:hAnsi="Consolas" w:cs="Times New Roman"/>
-          <w:color w:val="6A9955"/>
-          <w:sz w:val="21"/>
-          <w:szCs w:val="21"/>
-          <w:lang w:eastAsia="it-IT"/>
-        </w:rPr>
-        <w:t xml:space="preserve">    lunghezza della password non contiene il carattere di terminazione e quindi facendo il ciclo vado a sovrascrivere nello </w:t>
-      </w:r>
-      <w:proofErr w:type="spellStart"/>
-      <w:r>
-        <w:rPr>
-          <w:rFonts w:ascii="Consolas" w:eastAsia="Times New Roman" w:hAnsi="Consolas" w:cs="Times New Roman"/>
-          <w:color w:val="6A9955"/>
-          <w:sz w:val="21"/>
-          <w:szCs w:val="21"/>
-          <w:lang w:eastAsia="it-IT"/>
-        </w:rPr>
-        <w:t>stack</w:t>
-      </w:r>
-      <w:proofErr w:type="spellEnd"/>
-      <w:r>
-        <w:rPr>
-          <w:rFonts w:ascii="Consolas" w:eastAsia="Times New Roman" w:hAnsi="Consolas" w:cs="Times New Roman"/>
-          <w:color w:val="6A9955"/>
-          <w:sz w:val="21"/>
-          <w:szCs w:val="21"/>
-          <w:lang w:eastAsia="it-IT"/>
-        </w:rPr>
-        <w:t xml:space="preserve">. </w:t>
-      </w:r>
-      <w:proofErr w:type="spellStart"/>
-      <w:r>
-        <w:rPr>
-          <w:rFonts w:ascii="Consolas" w:eastAsia="Times New Roman" w:hAnsi="Consolas" w:cs="Times New Roman"/>
-          <w:color w:val="6A9955"/>
-          <w:sz w:val="21"/>
-          <w:szCs w:val="21"/>
-          <w:lang w:val="en-GB" w:eastAsia="it-IT"/>
-        </w:rPr>
-        <w:t>Inol</w:t>
-      </w:r>
-      <w:proofErr w:type="spellEnd"/>
-      <w:r>
-        <w:rPr>
-          <w:rFonts w:ascii="Consolas" w:eastAsia="Times New Roman" w:hAnsi="Consolas" w:cs="Times New Roman"/>
-          <w:color w:val="6A9955"/>
-          <w:sz w:val="21"/>
-          <w:szCs w:val="21"/>
-          <w:lang w:val="en-GB" w:eastAsia="it-IT"/>
-        </w:rPr>
-        <w:t>*/</w:t>
-      </w:r>
-    </w:p>
-    <w:p>
-      <w:pPr>
-        <w:shd w:val="clear" w:color="auto" w:fill="1E1E1E"/>
-        <w:spacing w:after="0" w:line="285" w:lineRule="atLeast"/>
-        <w:rPr>
-          <w:rFonts w:ascii="Consolas" w:eastAsia="Times New Roman" w:hAnsi="Consolas" w:cs="Times New Roman"/>
-          <w:color w:val="D4D4D4"/>
-          <w:sz w:val="21"/>
-          <w:szCs w:val="21"/>
-          <w:lang w:val="en-GB" w:eastAsia="it-IT"/>
-        </w:rPr>
-      </w:pPr>
-      <w:r>
-        <w:rPr>
-          <w:rFonts w:ascii="Consolas" w:eastAsia="Times New Roman" w:hAnsi="Consolas" w:cs="Times New Roman"/>
-          <w:color w:val="D4D4D4"/>
-          <w:sz w:val="21"/>
-          <w:szCs w:val="21"/>
-          <w:lang w:val="en-GB" w:eastAsia="it-IT"/>
-        </w:rPr>
-        <w:t xml:space="preserve">        </w:t>
-      </w:r>
-      <w:r>
-        <w:rPr>
-          <w:rFonts w:ascii="Consolas" w:eastAsia="Times New Roman" w:hAnsi="Consolas" w:cs="Times New Roman"/>
-          <w:color w:val="9CDCFE"/>
-          <w:sz w:val="21"/>
-          <w:szCs w:val="21"/>
-          <w:lang w:val="en-GB" w:eastAsia="it-IT"/>
-        </w:rPr>
-        <w:t>buffer2</w:t>
-      </w:r>
-      <w:r>
-        <w:rPr>
-          <w:rFonts w:ascii="Consolas" w:eastAsia="Times New Roman" w:hAnsi="Consolas" w:cs="Times New Roman"/>
-          <w:color w:val="D4D4D4"/>
-          <w:sz w:val="21"/>
-          <w:szCs w:val="21"/>
-          <w:lang w:val="en-GB" w:eastAsia="it-IT"/>
-        </w:rPr>
-        <w:t>[</w:t>
-      </w:r>
-      <w:proofErr w:type="spellStart"/>
-      <w:r>
-        <w:rPr>
-          <w:rFonts w:ascii="Consolas" w:eastAsia="Times New Roman" w:hAnsi="Consolas" w:cs="Times New Roman"/>
-          <w:color w:val="9CDCFE"/>
-          <w:sz w:val="21"/>
-          <w:szCs w:val="21"/>
-          <w:lang w:val="en-GB" w:eastAsia="it-IT"/>
-        </w:rPr>
-        <w:t>i</w:t>
-      </w:r>
-      <w:proofErr w:type="spellEnd"/>
-      <w:r>
-        <w:rPr>
-          <w:rFonts w:ascii="Consolas" w:eastAsia="Times New Roman" w:hAnsi="Consolas" w:cs="Times New Roman"/>
-          <w:color w:val="D4D4D4"/>
-          <w:sz w:val="21"/>
-          <w:szCs w:val="21"/>
-          <w:lang w:val="en-GB" w:eastAsia="it-IT"/>
-        </w:rPr>
-        <w:t>]=</w:t>
-      </w:r>
-      <w:r>
-        <w:rPr>
-          <w:rFonts w:ascii="Consolas" w:eastAsia="Times New Roman" w:hAnsi="Consolas" w:cs="Times New Roman"/>
-          <w:color w:val="9CDCFE"/>
-          <w:sz w:val="21"/>
-          <w:szCs w:val="21"/>
-          <w:lang w:val="en-GB" w:eastAsia="it-IT"/>
-        </w:rPr>
-        <w:t>c</w:t>
-      </w:r>
-      <w:r>
-        <w:rPr>
-          <w:rFonts w:ascii="Consolas" w:eastAsia="Times New Roman" w:hAnsi="Consolas" w:cs="Times New Roman"/>
-          <w:color w:val="D4D4D4"/>
-          <w:sz w:val="21"/>
-          <w:szCs w:val="21"/>
-          <w:lang w:val="en-GB" w:eastAsia="it-IT"/>
-        </w:rPr>
-        <w:t xml:space="preserve">; </w:t>
-      </w:r>
-    </w:p>
-    <w:p>
-      <w:pPr>
-        <w:shd w:val="clear" w:color="auto" w:fill="1E1E1E"/>
-        <w:spacing w:after="0" w:line="285" w:lineRule="atLeast"/>
-        <w:rPr>
-          <w:rFonts w:ascii="Consolas" w:eastAsia="Times New Roman" w:hAnsi="Consolas" w:cs="Times New Roman"/>
-          <w:color w:val="D4D4D4"/>
-          <w:sz w:val="21"/>
-          <w:szCs w:val="21"/>
-          <w:lang w:val="en-GB" w:eastAsia="it-IT"/>
-        </w:rPr>
-      </w:pPr>
-      <w:r>
-        <w:rPr>
-          <w:rFonts w:ascii="Consolas" w:eastAsia="Times New Roman" w:hAnsi="Consolas" w:cs="Times New Roman"/>
-          <w:color w:val="D4D4D4"/>
-          <w:sz w:val="21"/>
-          <w:szCs w:val="21"/>
-          <w:lang w:val="en-GB" w:eastAsia="it-IT"/>
-        </w:rPr>
-        <w:t>    }</w:t>
-      </w:r>
-    </w:p>
-    <w:p>
-      <w:pPr>
-        <w:shd w:val="clear" w:color="auto" w:fill="1E1E1E"/>
-        <w:spacing w:after="0" w:line="285" w:lineRule="atLeast"/>
-        <w:rPr>
-          <w:rFonts w:ascii="Consolas" w:eastAsia="Times New Roman" w:hAnsi="Consolas" w:cs="Times New Roman"/>
-          <w:color w:val="D4D4D4"/>
-          <w:sz w:val="21"/>
-          <w:szCs w:val="21"/>
-          <w:lang w:val="en-GB" w:eastAsia="it-IT"/>
-        </w:rPr>
-      </w:pPr>
-      <w:r>
-        <w:rPr>
-          <w:rFonts w:ascii="Consolas" w:eastAsia="Times New Roman" w:hAnsi="Consolas" w:cs="Times New Roman"/>
-          <w:color w:val="D4D4D4"/>
-          <w:sz w:val="21"/>
-          <w:szCs w:val="21"/>
-          <w:lang w:val="en-GB" w:eastAsia="it-IT"/>
-        </w:rPr>
-        <w:t>}</w:t>
-      </w:r>
-    </w:p>
-    <w:p>
-      <w:pPr>
-        <w:shd w:val="clear" w:color="auto" w:fill="1E1E1E"/>
-        <w:spacing w:after="0" w:line="285" w:lineRule="atLeast"/>
-        <w:rPr>
-          <w:rFonts w:ascii="Consolas" w:eastAsia="Times New Roman" w:hAnsi="Consolas" w:cs="Times New Roman"/>
-          <w:color w:val="D4D4D4"/>
-          <w:sz w:val="21"/>
-          <w:szCs w:val="21"/>
-          <w:lang w:val="en-GB" w:eastAsia="it-IT"/>
-        </w:rPr>
-      </w:pPr>
-      <w:proofErr w:type="spellStart"/>
-      <w:r>
-        <w:rPr>
-          <w:rFonts w:ascii="Consolas" w:eastAsia="Times New Roman" w:hAnsi="Consolas" w:cs="Times New Roman"/>
-          <w:color w:val="569CD6"/>
-          <w:sz w:val="21"/>
-          <w:szCs w:val="21"/>
-          <w:lang w:val="en-GB" w:eastAsia="it-IT"/>
-        </w:rPr>
-        <w:t>int</w:t>
-      </w:r>
-      <w:proofErr w:type="spellEnd"/>
-      <w:r>
-        <w:rPr>
-          <w:rFonts w:ascii="Consolas" w:eastAsia="Times New Roman" w:hAnsi="Consolas" w:cs="Times New Roman"/>
-          <w:color w:val="D4D4D4"/>
-          <w:sz w:val="21"/>
-          <w:szCs w:val="21"/>
-          <w:lang w:val="en-GB" w:eastAsia="it-IT"/>
-        </w:rPr>
-        <w:t xml:space="preserve"> </w:t>
-      </w:r>
-      <w:r>
-        <w:rPr>
-          <w:rFonts w:ascii="Consolas" w:eastAsia="Times New Roman" w:hAnsi="Consolas" w:cs="Times New Roman"/>
-          <w:color w:val="DCDCAA"/>
-          <w:sz w:val="21"/>
-          <w:szCs w:val="21"/>
-          <w:lang w:val="en-GB" w:eastAsia="it-IT"/>
-        </w:rPr>
-        <w:t>main</w:t>
-      </w:r>
-      <w:r>
-        <w:rPr>
-          <w:rFonts w:ascii="Consolas" w:eastAsia="Times New Roman" w:hAnsi="Consolas" w:cs="Times New Roman"/>
-          <w:color w:val="D4D4D4"/>
-          <w:sz w:val="21"/>
-          <w:szCs w:val="21"/>
-          <w:lang w:val="en-GB" w:eastAsia="it-IT"/>
-        </w:rPr>
-        <w:t>(</w:t>
-      </w:r>
-      <w:proofErr w:type="spellStart"/>
-      <w:r>
-        <w:rPr>
-          <w:rFonts w:ascii="Consolas" w:eastAsia="Times New Roman" w:hAnsi="Consolas" w:cs="Times New Roman"/>
-          <w:color w:val="569CD6"/>
-          <w:sz w:val="21"/>
-          <w:szCs w:val="21"/>
-          <w:lang w:val="en-GB" w:eastAsia="it-IT"/>
-        </w:rPr>
-        <w:t>int</w:t>
-      </w:r>
-      <w:proofErr w:type="spellEnd"/>
-      <w:r>
-        <w:rPr>
-          <w:rFonts w:ascii="Consolas" w:eastAsia="Times New Roman" w:hAnsi="Consolas" w:cs="Times New Roman"/>
-          <w:color w:val="D4D4D4"/>
-          <w:sz w:val="21"/>
-          <w:szCs w:val="21"/>
-          <w:lang w:val="en-GB" w:eastAsia="it-IT"/>
-        </w:rPr>
-        <w:t xml:space="preserve"> </w:t>
-      </w:r>
-      <w:proofErr w:type="spellStart"/>
-      <w:r>
-        <w:rPr>
-          <w:rFonts w:ascii="Consolas" w:eastAsia="Times New Roman" w:hAnsi="Consolas" w:cs="Times New Roman"/>
-          <w:color w:val="9CDCFE"/>
-          <w:sz w:val="21"/>
-          <w:szCs w:val="21"/>
-          <w:lang w:val="en-GB" w:eastAsia="it-IT"/>
-        </w:rPr>
-        <w:t>argc</w:t>
-      </w:r>
-      <w:proofErr w:type="spellEnd"/>
-      <w:r>
-        <w:rPr>
-          <w:rFonts w:ascii="Consolas" w:eastAsia="Times New Roman" w:hAnsi="Consolas" w:cs="Times New Roman"/>
-          <w:color w:val="D4D4D4"/>
-          <w:sz w:val="21"/>
-          <w:szCs w:val="21"/>
-          <w:lang w:val="en-GB" w:eastAsia="it-IT"/>
-        </w:rPr>
-        <w:t xml:space="preserve">, </w:t>
-      </w:r>
-      <w:r>
-        <w:rPr>
-          <w:rFonts w:ascii="Consolas" w:eastAsia="Times New Roman" w:hAnsi="Consolas" w:cs="Times New Roman"/>
-          <w:color w:val="569CD6"/>
-          <w:sz w:val="21"/>
-          <w:szCs w:val="21"/>
-          <w:lang w:val="en-GB" w:eastAsia="it-IT"/>
-        </w:rPr>
-        <w:t>char</w:t>
-      </w:r>
-      <w:r>
-        <w:rPr>
-          <w:rFonts w:ascii="Consolas" w:eastAsia="Times New Roman" w:hAnsi="Consolas" w:cs="Times New Roman"/>
-          <w:color w:val="D4D4D4"/>
-          <w:sz w:val="21"/>
-          <w:szCs w:val="21"/>
-          <w:lang w:val="en-GB" w:eastAsia="it-IT"/>
-        </w:rPr>
-        <w:t xml:space="preserve"> *</w:t>
-      </w:r>
-      <w:proofErr w:type="spellStart"/>
-      <w:r>
-        <w:rPr>
-          <w:rFonts w:ascii="Consolas" w:eastAsia="Times New Roman" w:hAnsi="Consolas" w:cs="Times New Roman"/>
-          <w:color w:val="9CDCFE"/>
-          <w:sz w:val="21"/>
-          <w:szCs w:val="21"/>
-          <w:lang w:val="en-GB" w:eastAsia="it-IT"/>
-        </w:rPr>
-        <w:t>argv</w:t>
-      </w:r>
-      <w:proofErr w:type="spellEnd"/>
-      <w:r>
-        <w:rPr>
-          <w:rFonts w:ascii="Consolas" w:eastAsia="Times New Roman" w:hAnsi="Consolas" w:cs="Times New Roman"/>
-          <w:color w:val="569CD6"/>
-          <w:sz w:val="21"/>
-          <w:szCs w:val="21"/>
-          <w:lang w:val="en-GB" w:eastAsia="it-IT"/>
-        </w:rPr>
-        <w:t>[]</w:t>
-      </w:r>
-      <w:r>
-        <w:rPr>
-          <w:rFonts w:ascii="Consolas" w:eastAsia="Times New Roman" w:hAnsi="Consolas" w:cs="Times New Roman"/>
-          <w:color w:val="D4D4D4"/>
-          <w:sz w:val="21"/>
-          <w:szCs w:val="21"/>
-          <w:lang w:val="en-GB" w:eastAsia="it-IT"/>
-        </w:rPr>
-        <w:t>) {</w:t>
-      </w:r>
-    </w:p>
-    <w:p>
-      <w:pPr>
-        <w:shd w:val="clear" w:color="auto" w:fill="1E1E1E"/>
-        <w:spacing w:after="0" w:line="285" w:lineRule="atLeast"/>
-        <w:rPr>
-          <w:rFonts w:ascii="Consolas" w:eastAsia="Times New Roman" w:hAnsi="Consolas" w:cs="Times New Roman"/>
-          <w:color w:val="D4D4D4"/>
-          <w:sz w:val="21"/>
-          <w:szCs w:val="21"/>
-          <w:lang w:val="en-GB" w:eastAsia="it-IT"/>
-        </w:rPr>
-      </w:pPr>
-      <w:r>
-        <w:rPr>
-          <w:rFonts w:ascii="Consolas" w:eastAsia="Times New Roman" w:hAnsi="Consolas" w:cs="Times New Roman"/>
-          <w:color w:val="D4D4D4"/>
-          <w:sz w:val="21"/>
-          <w:szCs w:val="21"/>
-          <w:lang w:val="en-GB" w:eastAsia="it-IT"/>
-        </w:rPr>
-        <w:t xml:space="preserve">    </w:t>
-      </w:r>
-      <w:proofErr w:type="spellStart"/>
-      <w:r>
-        <w:rPr>
-          <w:rFonts w:ascii="Consolas" w:eastAsia="Times New Roman" w:hAnsi="Consolas" w:cs="Times New Roman"/>
-          <w:color w:val="DCDCAA"/>
-          <w:sz w:val="21"/>
-          <w:szCs w:val="21"/>
-          <w:lang w:val="en-GB" w:eastAsia="it-IT"/>
-        </w:rPr>
-        <w:t>readPwd</w:t>
-      </w:r>
-      <w:proofErr w:type="spellEnd"/>
-      <w:r>
-        <w:rPr>
-          <w:rFonts w:ascii="Consolas" w:eastAsia="Times New Roman" w:hAnsi="Consolas" w:cs="Times New Roman"/>
-          <w:color w:val="D4D4D4"/>
-          <w:sz w:val="21"/>
-          <w:szCs w:val="21"/>
-          <w:lang w:val="en-GB" w:eastAsia="it-IT"/>
-        </w:rPr>
-        <w:t>();</w:t>
-      </w:r>
-      <w:r>
-        <w:rPr>
-          <w:rFonts w:ascii="Consolas" w:eastAsia="Times New Roman" w:hAnsi="Consolas" w:cs="Times New Roman"/>
-          <w:color w:val="6A9955"/>
-          <w:sz w:val="21"/>
-          <w:szCs w:val="21"/>
-          <w:lang w:val="en-GB" w:eastAsia="it-IT"/>
-        </w:rPr>
-        <w:t xml:space="preserve"> // reads stored PWD in buffer1</w:t>
-      </w:r>
-    </w:p>
-    <w:p>
-      <w:pPr>
-        <w:shd w:val="clear" w:color="auto" w:fill="1E1E1E"/>
-        <w:spacing w:after="0" w:line="285" w:lineRule="atLeast"/>
-        <w:rPr>
-          <w:rFonts w:ascii="Consolas" w:eastAsia="Times New Roman" w:hAnsi="Consolas" w:cs="Times New Roman"/>
-          <w:color w:val="D4D4D4"/>
-          <w:sz w:val="21"/>
-          <w:szCs w:val="21"/>
-          <w:lang w:val="en-GB" w:eastAsia="it-IT"/>
-        </w:rPr>
-      </w:pPr>
-      <w:r>
-        <w:rPr>
-          <w:rFonts w:ascii="Consolas" w:eastAsia="Times New Roman" w:hAnsi="Consolas" w:cs="Times New Roman"/>
-          <w:color w:val="D4D4D4"/>
-          <w:sz w:val="21"/>
-          <w:szCs w:val="21"/>
-          <w:lang w:val="en-GB" w:eastAsia="it-IT"/>
-        </w:rPr>
-        <w:t xml:space="preserve">    </w:t>
-      </w:r>
-      <w:r>
-        <w:rPr>
-          <w:rFonts w:ascii="Consolas" w:eastAsia="Times New Roman" w:hAnsi="Consolas" w:cs="Times New Roman"/>
-          <w:color w:val="6A9955"/>
-          <w:sz w:val="21"/>
-          <w:szCs w:val="21"/>
-          <w:lang w:val="en-GB" w:eastAsia="it-IT"/>
-        </w:rPr>
-        <w:t>// Debug:</w:t>
-      </w:r>
-    </w:p>
-    <w:p>
-      <w:pPr>
-        <w:shd w:val="clear" w:color="auto" w:fill="1E1E1E"/>
-        <w:spacing w:after="0" w:line="285" w:lineRule="atLeast"/>
-        <w:rPr>
-          <w:rFonts w:ascii="Consolas" w:eastAsia="Times New Roman" w:hAnsi="Consolas" w:cs="Times New Roman"/>
-          <w:color w:val="D4D4D4"/>
-          <w:sz w:val="21"/>
-          <w:szCs w:val="21"/>
-          <w:lang w:val="en-GB" w:eastAsia="it-IT"/>
-        </w:rPr>
-      </w:pPr>
-      <w:r>
-        <w:rPr>
-          <w:rFonts w:ascii="Consolas" w:eastAsia="Times New Roman" w:hAnsi="Consolas" w:cs="Times New Roman"/>
-          <w:color w:val="D4D4D4"/>
-          <w:sz w:val="21"/>
-          <w:szCs w:val="21"/>
-          <w:lang w:val="en-GB" w:eastAsia="it-IT"/>
-        </w:rPr>
-        <w:t xml:space="preserve">        </w:t>
-      </w:r>
-      <w:r>
-        <w:rPr>
-          <w:rFonts w:ascii="Consolas" w:eastAsia="Times New Roman" w:hAnsi="Consolas" w:cs="Times New Roman"/>
-          <w:color w:val="6A9955"/>
-          <w:sz w:val="21"/>
-          <w:szCs w:val="21"/>
-          <w:lang w:val="en-GB" w:eastAsia="it-IT"/>
-        </w:rPr>
-        <w:t>// Debug: Print the addresses and content of buffers</w:t>
-      </w:r>
-    </w:p>
-    <w:p>
-      <w:pPr>
-        <w:shd w:val="clear" w:color="auto" w:fill="1E1E1E"/>
-        <w:spacing w:after="0" w:line="285" w:lineRule="atLeast"/>
-        <w:rPr>
-          <w:rFonts w:ascii="Consolas" w:eastAsia="Times New Roman" w:hAnsi="Consolas" w:cs="Times New Roman"/>
-          <w:color w:val="D4D4D4"/>
-          <w:sz w:val="21"/>
-          <w:szCs w:val="21"/>
-          <w:lang w:val="en-GB" w:eastAsia="it-IT"/>
-        </w:rPr>
-      </w:pPr>
-      <w:r>
-        <w:rPr>
-          <w:rFonts w:ascii="Consolas" w:eastAsia="Times New Roman" w:hAnsi="Consolas" w:cs="Times New Roman"/>
-          <w:color w:val="D4D4D4"/>
-          <w:sz w:val="21"/>
-          <w:szCs w:val="21"/>
-          <w:lang w:val="en-GB" w:eastAsia="it-IT"/>
-        </w:rPr>
-        <w:t xml:space="preserve">    </w:t>
-      </w:r>
-      <w:proofErr w:type="spellStart"/>
-      <w:r>
-        <w:rPr>
-          <w:rFonts w:ascii="Consolas" w:eastAsia="Times New Roman" w:hAnsi="Consolas" w:cs="Times New Roman"/>
-          <w:color w:val="DCDCAA"/>
-          <w:sz w:val="21"/>
-          <w:szCs w:val="21"/>
-          <w:lang w:val="en-GB" w:eastAsia="it-IT"/>
-        </w:rPr>
-        <w:t>printf</w:t>
-      </w:r>
-      <w:proofErr w:type="spellEnd"/>
-      <w:r>
-        <w:rPr>
-          <w:rFonts w:ascii="Consolas" w:eastAsia="Times New Roman" w:hAnsi="Consolas" w:cs="Times New Roman"/>
-          <w:color w:val="D4D4D4"/>
-          <w:sz w:val="21"/>
-          <w:szCs w:val="21"/>
-          <w:lang w:val="en-GB" w:eastAsia="it-IT"/>
-        </w:rPr>
-        <w:t>(</w:t>
-      </w:r>
-      <w:r>
-        <w:rPr>
-          <w:rFonts w:ascii="Consolas" w:eastAsia="Times New Roman" w:hAnsi="Consolas" w:cs="Times New Roman"/>
-          <w:color w:val="CE9178"/>
-          <w:sz w:val="21"/>
-          <w:szCs w:val="21"/>
-          <w:lang w:val="en-GB" w:eastAsia="it-IT"/>
-        </w:rPr>
-        <w:t xml:space="preserve">"Address of buffer1: </w:t>
-      </w:r>
-      <w:r>
-        <w:rPr>
-          <w:rFonts w:ascii="Consolas" w:eastAsia="Times New Roman" w:hAnsi="Consolas" w:cs="Times New Roman"/>
-          <w:color w:val="9CDCFE"/>
-          <w:sz w:val="21"/>
-          <w:szCs w:val="21"/>
-          <w:lang w:val="en-GB" w:eastAsia="it-IT"/>
-        </w:rPr>
-        <w:t>%p</w:t>
-      </w:r>
-      <w:r>
-        <w:rPr>
-          <w:rFonts w:ascii="Consolas" w:eastAsia="Times New Roman" w:hAnsi="Consolas" w:cs="Times New Roman"/>
-          <w:color w:val="D7BA7D"/>
-          <w:sz w:val="21"/>
-          <w:szCs w:val="21"/>
-          <w:lang w:val="en-GB" w:eastAsia="it-IT"/>
-        </w:rPr>
-        <w:t>\n</w:t>
-      </w:r>
-      <w:r>
-        <w:rPr>
-          <w:rFonts w:ascii="Consolas" w:eastAsia="Times New Roman" w:hAnsi="Consolas" w:cs="Times New Roman"/>
-          <w:color w:val="CE9178"/>
-          <w:sz w:val="21"/>
-          <w:szCs w:val="21"/>
-          <w:lang w:val="en-GB" w:eastAsia="it-IT"/>
-        </w:rPr>
-        <w:t>"</w:t>
-      </w:r>
-      <w:r>
-        <w:rPr>
-          <w:rFonts w:ascii="Consolas" w:eastAsia="Times New Roman" w:hAnsi="Consolas" w:cs="Times New Roman"/>
-          <w:color w:val="D4D4D4"/>
-          <w:sz w:val="21"/>
-          <w:szCs w:val="21"/>
-          <w:lang w:val="en-GB" w:eastAsia="it-IT"/>
-        </w:rPr>
-        <w:t xml:space="preserve">, </w:t>
-      </w:r>
-      <w:r>
-        <w:rPr>
-          <w:rFonts w:ascii="Consolas" w:eastAsia="Times New Roman" w:hAnsi="Consolas" w:cs="Times New Roman"/>
-          <w:color w:val="9CDCFE"/>
-          <w:sz w:val="21"/>
-          <w:szCs w:val="21"/>
-          <w:lang w:val="en-GB" w:eastAsia="it-IT"/>
-        </w:rPr>
-        <w:t>buffer1</w:t>
-      </w:r>
-      <w:r>
-        <w:rPr>
-          <w:rFonts w:ascii="Consolas" w:eastAsia="Times New Roman" w:hAnsi="Consolas" w:cs="Times New Roman"/>
-          <w:color w:val="D4D4D4"/>
-          <w:sz w:val="21"/>
-          <w:szCs w:val="21"/>
-          <w:lang w:val="en-GB" w:eastAsia="it-IT"/>
-        </w:rPr>
-        <w:t>);</w:t>
-      </w:r>
-    </w:p>
-    <w:p>
-      <w:pPr>
-        <w:shd w:val="clear" w:color="auto" w:fill="1E1E1E"/>
-        <w:spacing w:after="0" w:line="285" w:lineRule="atLeast"/>
-        <w:rPr>
-          <w:rFonts w:ascii="Consolas" w:eastAsia="Times New Roman" w:hAnsi="Consolas" w:cs="Times New Roman"/>
-          <w:color w:val="D4D4D4"/>
-          <w:sz w:val="21"/>
-          <w:szCs w:val="21"/>
-          <w:lang w:val="en-GB" w:eastAsia="it-IT"/>
-        </w:rPr>
-      </w:pPr>
-      <w:r>
-        <w:rPr>
-          <w:rFonts w:ascii="Consolas" w:eastAsia="Times New Roman" w:hAnsi="Consolas" w:cs="Times New Roman"/>
-          <w:color w:val="D4D4D4"/>
-          <w:sz w:val="21"/>
-          <w:szCs w:val="21"/>
-          <w:lang w:val="en-GB" w:eastAsia="it-IT"/>
-        </w:rPr>
-        <w:t xml:space="preserve">    </w:t>
-      </w:r>
-      <w:proofErr w:type="spellStart"/>
-      <w:r>
-        <w:rPr>
-          <w:rFonts w:ascii="Consolas" w:eastAsia="Times New Roman" w:hAnsi="Consolas" w:cs="Times New Roman"/>
-          <w:color w:val="DCDCAA"/>
-          <w:sz w:val="21"/>
-          <w:szCs w:val="21"/>
-          <w:lang w:val="en-GB" w:eastAsia="it-IT"/>
-        </w:rPr>
-        <w:t>printf</w:t>
-      </w:r>
-      <w:proofErr w:type="spellEnd"/>
-      <w:r>
-        <w:rPr>
-          <w:rFonts w:ascii="Consolas" w:eastAsia="Times New Roman" w:hAnsi="Consolas" w:cs="Times New Roman"/>
-          <w:color w:val="D4D4D4"/>
-          <w:sz w:val="21"/>
-          <w:szCs w:val="21"/>
-          <w:lang w:val="en-GB" w:eastAsia="it-IT"/>
-        </w:rPr>
-        <w:t>(</w:t>
-      </w:r>
-      <w:r>
-        <w:rPr>
-          <w:rFonts w:ascii="Consolas" w:eastAsia="Times New Roman" w:hAnsi="Consolas" w:cs="Times New Roman"/>
-          <w:color w:val="CE9178"/>
-          <w:sz w:val="21"/>
-          <w:szCs w:val="21"/>
-          <w:lang w:val="en-GB" w:eastAsia="it-IT"/>
-        </w:rPr>
-        <w:t xml:space="preserve">"Address of buffer2: </w:t>
-      </w:r>
-      <w:r>
-        <w:rPr>
-          <w:rFonts w:ascii="Consolas" w:eastAsia="Times New Roman" w:hAnsi="Consolas" w:cs="Times New Roman"/>
-          <w:color w:val="9CDCFE"/>
-          <w:sz w:val="21"/>
-          <w:szCs w:val="21"/>
-          <w:lang w:val="en-GB" w:eastAsia="it-IT"/>
-        </w:rPr>
-        <w:t>%p</w:t>
-      </w:r>
-      <w:r>
-        <w:rPr>
-          <w:rFonts w:ascii="Consolas" w:eastAsia="Times New Roman" w:hAnsi="Consolas" w:cs="Times New Roman"/>
-          <w:color w:val="D7BA7D"/>
-          <w:sz w:val="21"/>
-          <w:szCs w:val="21"/>
-          <w:lang w:val="en-GB" w:eastAsia="it-IT"/>
-        </w:rPr>
-        <w:t>\n</w:t>
-      </w:r>
-      <w:r>
-        <w:rPr>
-          <w:rFonts w:ascii="Consolas" w:eastAsia="Times New Roman" w:hAnsi="Consolas" w:cs="Times New Roman"/>
-          <w:color w:val="CE9178"/>
-          <w:sz w:val="21"/>
-          <w:szCs w:val="21"/>
-          <w:lang w:val="en-GB" w:eastAsia="it-IT"/>
-        </w:rPr>
-        <w:t>"</w:t>
-      </w:r>
-      <w:r>
-        <w:rPr>
-          <w:rFonts w:ascii="Consolas" w:eastAsia="Times New Roman" w:hAnsi="Consolas" w:cs="Times New Roman"/>
-          <w:color w:val="D4D4D4"/>
-          <w:sz w:val="21"/>
-          <w:szCs w:val="21"/>
-          <w:lang w:val="en-GB" w:eastAsia="it-IT"/>
-        </w:rPr>
-        <w:t xml:space="preserve">, </w:t>
-      </w:r>
-      <w:r>
-        <w:rPr>
-          <w:rFonts w:ascii="Consolas" w:eastAsia="Times New Roman" w:hAnsi="Consolas" w:cs="Times New Roman"/>
-          <w:color w:val="9CDCFE"/>
-          <w:sz w:val="21"/>
-          <w:szCs w:val="21"/>
-          <w:lang w:val="en-GB" w:eastAsia="it-IT"/>
-        </w:rPr>
-        <w:t>buffer2</w:t>
-      </w:r>
-      <w:r>
-        <w:rPr>
-          <w:rFonts w:ascii="Consolas" w:eastAsia="Times New Roman" w:hAnsi="Consolas" w:cs="Times New Roman"/>
-          <w:color w:val="D4D4D4"/>
-          <w:sz w:val="21"/>
-          <w:szCs w:val="21"/>
-          <w:lang w:val="en-GB" w:eastAsia="it-IT"/>
-        </w:rPr>
-        <w:t>);</w:t>
-      </w:r>
-    </w:p>
-    <w:p>
-      <w:pPr>
-        <w:shd w:val="clear" w:color="auto" w:fill="1E1E1E"/>
-        <w:spacing w:after="0" w:line="285" w:lineRule="atLeast"/>
-        <w:rPr>
-          <w:rFonts w:ascii="Consolas" w:eastAsia="Times New Roman" w:hAnsi="Consolas" w:cs="Times New Roman"/>
-          <w:color w:val="D4D4D4"/>
-          <w:sz w:val="21"/>
-          <w:szCs w:val="21"/>
-          <w:lang w:val="en-GB" w:eastAsia="it-IT"/>
-        </w:rPr>
-      </w:pPr>
-      <w:r>
-        <w:rPr>
-          <w:rFonts w:ascii="Consolas" w:eastAsia="Times New Roman" w:hAnsi="Consolas" w:cs="Times New Roman"/>
-          <w:color w:val="D4D4D4"/>
-          <w:sz w:val="21"/>
-          <w:szCs w:val="21"/>
-          <w:lang w:val="en-GB" w:eastAsia="it-IT"/>
-        </w:rPr>
-        <w:t xml:space="preserve">    </w:t>
-      </w:r>
-      <w:proofErr w:type="spellStart"/>
-      <w:r>
-        <w:rPr>
-          <w:rFonts w:ascii="Consolas" w:eastAsia="Times New Roman" w:hAnsi="Consolas" w:cs="Times New Roman"/>
-          <w:color w:val="DCDCAA"/>
-          <w:sz w:val="21"/>
-          <w:szCs w:val="21"/>
-          <w:lang w:val="en-GB" w:eastAsia="it-IT"/>
-        </w:rPr>
-        <w:t>printf</w:t>
-      </w:r>
-      <w:proofErr w:type="spellEnd"/>
-      <w:r>
-        <w:rPr>
-          <w:rFonts w:ascii="Consolas" w:eastAsia="Times New Roman" w:hAnsi="Consolas" w:cs="Times New Roman"/>
-          <w:color w:val="D4D4D4"/>
-          <w:sz w:val="21"/>
-          <w:szCs w:val="21"/>
-          <w:lang w:val="en-GB" w:eastAsia="it-IT"/>
-        </w:rPr>
-        <w:t>(</w:t>
-      </w:r>
-      <w:r>
-        <w:rPr>
-          <w:rFonts w:ascii="Consolas" w:eastAsia="Times New Roman" w:hAnsi="Consolas" w:cs="Times New Roman"/>
-          <w:color w:val="CE9178"/>
-          <w:sz w:val="21"/>
-          <w:szCs w:val="21"/>
-          <w:lang w:val="en-GB" w:eastAsia="it-IT"/>
-        </w:rPr>
-        <w:t xml:space="preserve">"Stored password: </w:t>
-      </w:r>
-      <w:r>
-        <w:rPr>
-          <w:rFonts w:ascii="Consolas" w:eastAsia="Times New Roman" w:hAnsi="Consolas" w:cs="Times New Roman"/>
-          <w:color w:val="9CDCFE"/>
-          <w:sz w:val="21"/>
-          <w:szCs w:val="21"/>
-          <w:lang w:val="en-GB" w:eastAsia="it-IT"/>
-        </w:rPr>
-        <w:t>%s</w:t>
-      </w:r>
-      <w:r>
-        <w:rPr>
-          <w:rFonts w:ascii="Consolas" w:eastAsia="Times New Roman" w:hAnsi="Consolas" w:cs="Times New Roman"/>
-          <w:color w:val="D7BA7D"/>
-          <w:sz w:val="21"/>
-          <w:szCs w:val="21"/>
-          <w:lang w:val="en-GB" w:eastAsia="it-IT"/>
-        </w:rPr>
-        <w:t>\n</w:t>
-      </w:r>
-      <w:r>
-        <w:rPr>
-          <w:rFonts w:ascii="Consolas" w:eastAsia="Times New Roman" w:hAnsi="Consolas" w:cs="Times New Roman"/>
-          <w:color w:val="CE9178"/>
-          <w:sz w:val="21"/>
-          <w:szCs w:val="21"/>
-          <w:lang w:val="en-GB" w:eastAsia="it-IT"/>
-        </w:rPr>
-        <w:t>"</w:t>
-      </w:r>
-      <w:r>
-        <w:rPr>
-          <w:rFonts w:ascii="Consolas" w:eastAsia="Times New Roman" w:hAnsi="Consolas" w:cs="Times New Roman"/>
-          <w:color w:val="D4D4D4"/>
-          <w:sz w:val="21"/>
-          <w:szCs w:val="21"/>
-          <w:lang w:val="en-GB" w:eastAsia="it-IT"/>
-        </w:rPr>
-        <w:t xml:space="preserve">, </w:t>
-      </w:r>
-      <w:r>
-        <w:rPr>
-          <w:rFonts w:ascii="Consolas" w:eastAsia="Times New Roman" w:hAnsi="Consolas" w:cs="Times New Roman"/>
-          <w:color w:val="9CDCFE"/>
-          <w:sz w:val="21"/>
-          <w:szCs w:val="21"/>
-          <w:lang w:val="en-GB" w:eastAsia="it-IT"/>
-        </w:rPr>
-        <w:t>buffer1</w:t>
-      </w:r>
-      <w:r>
-        <w:rPr>
-          <w:rFonts w:ascii="Consolas" w:eastAsia="Times New Roman" w:hAnsi="Consolas" w:cs="Times New Roman"/>
-          <w:color w:val="D4D4D4"/>
-          <w:sz w:val="21"/>
-          <w:szCs w:val="21"/>
-          <w:lang w:val="en-GB" w:eastAsia="it-IT"/>
-        </w:rPr>
-        <w:t>);</w:t>
-      </w:r>
-    </w:p>
-    <w:p>
-      <w:pPr>
-        <w:shd w:val="clear" w:color="auto" w:fill="1E1E1E"/>
-        <w:spacing w:after="0" w:line="285" w:lineRule="atLeast"/>
-        <w:rPr>
-          <w:rFonts w:ascii="Consolas" w:eastAsia="Times New Roman" w:hAnsi="Consolas" w:cs="Times New Roman"/>
-          <w:color w:val="D4D4D4"/>
-          <w:sz w:val="21"/>
-          <w:szCs w:val="21"/>
-          <w:lang w:val="en-GB" w:eastAsia="it-IT"/>
-        </w:rPr>
-      </w:pPr>
-    </w:p>
-    <w:p>
-      <w:pPr>
-        <w:shd w:val="clear" w:color="auto" w:fill="1E1E1E"/>
-        <w:spacing w:after="0" w:line="285" w:lineRule="atLeast"/>
-        <w:rPr>
-          <w:rFonts w:ascii="Consolas" w:eastAsia="Times New Roman" w:hAnsi="Consolas" w:cs="Times New Roman"/>
-          <w:color w:val="D4D4D4"/>
-          <w:sz w:val="21"/>
-          <w:szCs w:val="21"/>
-          <w:lang w:val="en-GB" w:eastAsia="it-IT"/>
-        </w:rPr>
-      </w:pPr>
-      <w:r>
-        <w:rPr>
-          <w:rFonts w:ascii="Consolas" w:eastAsia="Times New Roman" w:hAnsi="Consolas" w:cs="Times New Roman"/>
-          <w:color w:val="D4D4D4"/>
-          <w:sz w:val="21"/>
-          <w:szCs w:val="21"/>
-          <w:lang w:val="en-GB" w:eastAsia="it-IT"/>
-        </w:rPr>
-        <w:t xml:space="preserve">    </w:t>
-      </w:r>
-      <w:proofErr w:type="spellStart"/>
-      <w:r>
-        <w:rPr>
-          <w:rFonts w:ascii="Consolas" w:eastAsia="Times New Roman" w:hAnsi="Consolas" w:cs="Times New Roman"/>
-          <w:color w:val="DCDCAA"/>
-          <w:sz w:val="21"/>
-          <w:szCs w:val="21"/>
-          <w:lang w:val="en-GB" w:eastAsia="it-IT"/>
-        </w:rPr>
-        <w:t>askPwd</w:t>
-      </w:r>
-      <w:proofErr w:type="spellEnd"/>
-      <w:r>
-        <w:rPr>
-          <w:rFonts w:ascii="Consolas" w:eastAsia="Times New Roman" w:hAnsi="Consolas" w:cs="Times New Roman"/>
-          <w:color w:val="D4D4D4"/>
-          <w:sz w:val="21"/>
-          <w:szCs w:val="21"/>
-          <w:lang w:val="en-GB" w:eastAsia="it-IT"/>
-        </w:rPr>
-        <w:t>();</w:t>
-      </w:r>
-      <w:r>
-        <w:rPr>
-          <w:rFonts w:ascii="Consolas" w:eastAsia="Times New Roman" w:hAnsi="Consolas" w:cs="Times New Roman"/>
-          <w:color w:val="6A9955"/>
-          <w:sz w:val="21"/>
-          <w:szCs w:val="21"/>
-          <w:lang w:val="en-GB" w:eastAsia="it-IT"/>
-        </w:rPr>
-        <w:t xml:space="preserve"> // reads user PWD in buffer2</w:t>
-      </w:r>
-    </w:p>
-    <w:p>
-      <w:pPr>
-        <w:shd w:val="clear" w:color="auto" w:fill="1E1E1E"/>
-        <w:spacing w:after="0" w:line="285" w:lineRule="atLeast"/>
-        <w:rPr>
-          <w:rFonts w:ascii="Consolas" w:eastAsia="Times New Roman" w:hAnsi="Consolas" w:cs="Times New Roman"/>
-          <w:color w:val="D4D4D4"/>
-          <w:sz w:val="21"/>
-          <w:szCs w:val="21"/>
-          <w:lang w:val="en-GB" w:eastAsia="it-IT"/>
-        </w:rPr>
-      </w:pPr>
-    </w:p>
-    <w:p>
-      <w:pPr>
-        <w:shd w:val="clear" w:color="auto" w:fill="1E1E1E"/>
-        <w:spacing w:after="0" w:line="285" w:lineRule="atLeast"/>
-        <w:rPr>
-          <w:rFonts w:ascii="Consolas" w:eastAsia="Times New Roman" w:hAnsi="Consolas" w:cs="Times New Roman"/>
-          <w:color w:val="D4D4D4"/>
-          <w:sz w:val="21"/>
-          <w:szCs w:val="21"/>
-          <w:lang w:val="en-GB" w:eastAsia="it-IT"/>
-        </w:rPr>
-      </w:pPr>
-      <w:r>
-        <w:rPr>
-          <w:rFonts w:ascii="Consolas" w:eastAsia="Times New Roman" w:hAnsi="Consolas" w:cs="Times New Roman"/>
-          <w:color w:val="D4D4D4"/>
-          <w:sz w:val="21"/>
-          <w:szCs w:val="21"/>
-          <w:lang w:val="en-GB" w:eastAsia="it-IT"/>
-        </w:rPr>
         <w:t xml:space="preserve">    </w:t>
       </w:r>
       <w:r>
@@ -6815,7 +6867,29 @@
         <w:t>./:;&lt;=&gt;?@[\]^_`{|}~</w:t>
       </w:r>
       <w:r>
-        <w:t>).</w:t>
+        <w:t>)</w:t>
+      </w:r>
+      <w:r>
+        <w:t xml:space="preserve"> escludendo lo spazio tramite l’utilizzo di </w:t>
+      </w:r>
+      <w:proofErr w:type="spellStart"/>
+      <w:r>
+        <w:t>string.printable</w:t>
+      </w:r>
+      <w:proofErr w:type="spellEnd"/>
+      <w:r>
+        <w:t xml:space="preserve"> e </w:t>
+      </w:r>
+      <w:proofErr w:type="spellStart"/>
+      <w:r>
+        <w:t>str.strip</w:t>
+      </w:r>
+      <w:proofErr w:type="spellEnd"/>
+      <w:r>
+        <w:t>()</w:t>
+      </w:r>
+      <w:r>
+        <w:t>.</w:t>
       </w:r>
     </w:p>
     <w:p>
@@ -6839,18 +6913,21 @@
       </w:r>
       <w:proofErr w:type="spellEnd"/>
       <w:r>
+        <w:t>,</w:t>
+      </w:r>
+      <w:r>
+        <w:t xml:space="preserve"> </w:t>
+      </w:r>
+      <w:proofErr w:type="spellStart"/>
+      <w:r>
+        <w:t>stdout</w:t>
+      </w:r>
+      <w:proofErr w:type="spellEnd"/>
+      <w:r>
         <w:t xml:space="preserve"> e </w:t>
       </w:r>
       <w:proofErr w:type="spellStart"/>
       <w:r>
-        <w:t>stdout</w:t>
-      </w:r>
-      <w:proofErr w:type="spellEnd"/>
-      <w:r>
-        <w:t xml:space="preserve"> e </w:t>
-      </w:r>
-      <w:proofErr w:type="spellStart"/>
-      <w:r>
         <w:t>stderr</w:t>
       </w:r>
       <w:proofErr w:type="spellEnd"/>
@@ -6895,40 +6972,19 @@
         <w:t>Successivamente è stata creata una va</w:t>
       </w:r>
       <w:r>
-        <w:t xml:space="preserve">riabile contenente tutte le </w:t>
-      </w:r>
-      <w:proofErr w:type="spellStart"/>
-      <w:r>
-        <w:t>asc</w:t>
-      </w:r>
-      <w:r>
-        <w:t>ii_letters</w:t>
-      </w:r>
-      <w:proofErr w:type="spellEnd"/>
-      <w:r>
-        <w:t xml:space="preserve">, </w:t>
-      </w:r>
-      <w:proofErr w:type="spellStart"/>
-      <w:r>
-        <w:t>digits</w:t>
-      </w:r>
-      <w:proofErr w:type="spellEnd"/>
-      <w:r>
-        <w:t xml:space="preserve"> e </w:t>
-      </w:r>
-      <w:proofErr w:type="spellStart"/>
-      <w:r>
-        <w:t>punctation</w:t>
-      </w:r>
-      <w:proofErr w:type="spellEnd"/>
-      <w:r>
-        <w:t xml:space="preserve"> che sono tutte componenti di </w:t>
-      </w:r>
-      <w:proofErr w:type="spellStart"/>
-      <w:r>
-        <w:t>string</w:t>
-      </w:r>
-      <w:proofErr w:type="spellEnd"/>
+        <w:t xml:space="preserve">riabile contenente </w:t>
+      </w:r>
+      <w:r>
+        <w:t xml:space="preserve">tutti i caratteri </w:t>
+      </w:r>
+      <w:proofErr w:type="spellStart"/>
+      <w:r>
+        <w:t>ascii</w:t>
+      </w:r>
+      <w:proofErr w:type="spellEnd"/>
+      <w:r>
+        <w:t xml:space="preserve"> stampabili</w:t>
+      </w:r>
       <w:r>
         <w:t>.</w:t>
       </w:r>
@@ -7018,9 +7074,15 @@
     <w:p>
       <w:pPr>
         <w:pStyle w:val="Titolo3"/>
+        <w:rPr>
+          <w:lang w:val="en-GB"/>
+        </w:rPr>
       </w:pPr>
       <w:bookmarkStart w:id="6" w:name="_Toc181273286"/>
       <w:r>
+        <w:rPr>
+          <w:lang w:val="en-GB"/>
+        </w:rPr>
         <w:t>SCRIPT PYTHON</w:t>
       </w:r>
       <w:bookmarkEnd w:id="6"/>
@@ -7034,7 +7096,7 @@
           <w:color w:val="D4D4D4"/>
           <w:sz w:val="21"/>
           <w:szCs w:val="21"/>
-          <w:lang w:eastAsia="it-IT"/>
+          <w:lang w:val="en-GB" w:eastAsia="it-IT"/>
         </w:rPr>
       </w:pPr>
       <w:r>
@@ -7043,7 +7105,7 @@
           <w:color w:val="C586C0"/>
           <w:sz w:val="21"/>
           <w:szCs w:val="21"/>
-          <w:lang w:eastAsia="it-IT"/>
+          <w:lang w:val="en-GB" w:eastAsia="it-IT"/>
         </w:rPr>
         <w:t>import</w:t>
       </w:r>
@@ -7053,7 +7115,7 @@
           <w:color w:val="D4D4D4"/>
           <w:sz w:val="21"/>
           <w:szCs w:val="21"/>
-          <w:lang w:eastAsia="it-IT"/>
+          <w:lang w:val="en-GB" w:eastAsia="it-IT"/>
         </w:rPr>
         <w:t xml:space="preserve"> </w:t>
       </w:r>
@@ -7064,7 +7126,7 @@
           <w:color w:val="4EC9B0"/>
           <w:sz w:val="21"/>
           <w:szCs w:val="21"/>
-          <w:lang w:eastAsia="it-IT"/>
+          <w:lang w:val="en-GB" w:eastAsia="it-IT"/>
         </w:rPr>
         <w:t>subprocess</w:t>
       </w:r>
@@ -8072,103 +8134,19 @@
           <w:szCs w:val="21"/>
           <w:lang w:val="en-GB" w:eastAsia="it-IT"/>
         </w:rPr>
-        <w:t>.</w:t>
-      </w:r>
-      <w:r>
-        <w:rPr>
-          <w:rFonts w:ascii="Consolas" w:eastAsia="Times New Roman" w:hAnsi="Consolas" w:cs="Times New Roman"/>
-          <w:color w:val="9CDCFE"/>
-          <w:sz w:val="21"/>
-          <w:szCs w:val="21"/>
-          <w:lang w:val="en-GB" w:eastAsia="it-IT"/>
-        </w:rPr>
-        <w:t>ascii_letters</w:t>
-      </w:r>
-      <w:proofErr w:type="spellEnd"/>
-      <w:r>
-        <w:rPr>
-          <w:rFonts w:ascii="Consolas" w:eastAsia="Times New Roman" w:hAnsi="Consolas" w:cs="Times New Roman"/>
-          <w:color w:val="D4D4D4"/>
-          <w:sz w:val="21"/>
-          <w:szCs w:val="21"/>
-          <w:lang w:val="en-GB" w:eastAsia="it-IT"/>
-        </w:rPr>
-        <w:t xml:space="preserve"> + </w:t>
-      </w:r>
-      <w:proofErr w:type="spellStart"/>
-      <w:r>
-        <w:rPr>
-          <w:rFonts w:ascii="Consolas" w:eastAsia="Times New Roman" w:hAnsi="Consolas" w:cs="Times New Roman"/>
-          <w:color w:val="4EC9B0"/>
-          <w:sz w:val="21"/>
-          <w:szCs w:val="21"/>
-          <w:lang w:val="en-GB" w:eastAsia="it-IT"/>
-        </w:rPr>
-        <w:t>string</w:t>
-      </w:r>
-      <w:r>
-        <w:rPr>
-          <w:rFonts w:ascii="Consolas" w:eastAsia="Times New Roman" w:hAnsi="Consolas" w:cs="Times New Roman"/>
-          <w:color w:val="D4D4D4"/>
-          <w:sz w:val="21"/>
-          <w:szCs w:val="21"/>
-          <w:lang w:val="en-GB" w:eastAsia="it-IT"/>
-        </w:rPr>
-        <w:t>.</w:t>
-      </w:r>
-      <w:r>
-        <w:rPr>
-          <w:rFonts w:ascii="Consolas" w:eastAsia="Times New Roman" w:hAnsi="Consolas" w:cs="Times New Roman"/>
-          <w:color w:val="9CDCFE"/>
-          <w:sz w:val="21"/>
-          <w:szCs w:val="21"/>
-          <w:lang w:val="en-GB" w:eastAsia="it-IT"/>
-        </w:rPr>
-        <w:t>digits</w:t>
-      </w:r>
-      <w:proofErr w:type="spellEnd"/>
-      <w:r>
-        <w:rPr>
-          <w:rFonts w:ascii="Consolas" w:eastAsia="Times New Roman" w:hAnsi="Consolas" w:cs="Times New Roman"/>
-          <w:color w:val="D4D4D4"/>
-          <w:sz w:val="21"/>
-          <w:szCs w:val="21"/>
-          <w:lang w:val="en-GB" w:eastAsia="it-IT"/>
-        </w:rPr>
-        <w:t xml:space="preserve"> + </w:t>
-      </w:r>
-      <w:proofErr w:type="spellStart"/>
-      <w:r>
-        <w:rPr>
-          <w:rFonts w:ascii="Consolas" w:eastAsia="Times New Roman" w:hAnsi="Consolas" w:cs="Times New Roman"/>
-          <w:color w:val="4EC9B0"/>
-          <w:sz w:val="21"/>
-          <w:szCs w:val="21"/>
-          <w:lang w:val="en-GB" w:eastAsia="it-IT"/>
-        </w:rPr>
-        <w:t>string</w:t>
-      </w:r>
-      <w:r>
-        <w:rPr>
-          <w:rFonts w:ascii="Consolas" w:eastAsia="Times New Roman" w:hAnsi="Consolas" w:cs="Times New Roman"/>
-          <w:color w:val="D4D4D4"/>
-          <w:sz w:val="21"/>
-          <w:szCs w:val="21"/>
-          <w:lang w:val="en-GB" w:eastAsia="it-IT"/>
-        </w:rPr>
-        <w:t>.</w:t>
-      </w:r>
-      <w:r>
-        <w:rPr>
-          <w:rFonts w:ascii="Consolas" w:eastAsia="Times New Roman" w:hAnsi="Consolas" w:cs="Times New Roman"/>
-          <w:color w:val="9CDCFE"/>
-          <w:sz w:val="21"/>
-          <w:szCs w:val="21"/>
-          <w:lang w:val="en-GB" w:eastAsia="it-IT"/>
-        </w:rPr>
-        <w:t>punctuation</w:t>
-      </w:r>
-      <w:proofErr w:type="spellEnd"/>
+        <w:t>.printable.strip</w:t>
+      </w:r>
+      <w:proofErr w:type="spellEnd"/>
+      <w:r>
+        <w:rPr>
+          <w:rFonts w:ascii="Consolas" w:eastAsia="Times New Roman" w:hAnsi="Consolas" w:cs="Times New Roman"/>
+          <w:color w:val="D4D4D4"/>
+          <w:sz w:val="21"/>
+          <w:szCs w:val="21"/>
+          <w:lang w:val="en-GB" w:eastAsia="it-IT"/>
+        </w:rPr>
+        <w:t>()</w:t>
+      </w:r>
     </w:p>
     <w:p>
       <w:pPr>
@@ -9089,6 +9067,61 @@
     <w:p/>
     <w:p/>
     <w:p/>
+    <w:p/>
+    <w:p/>
+    <w:p/>
+    <w:p>
+      <w:r>
+        <w:lastRenderedPageBreak/>
+        <w:t>Possiamo vedere in questa immagine una parte dell’esecuzione del codice:</w:t>
+      </w:r>
+    </w:p>
+    <w:p>
+      <w:r>
+        <w:rPr>
+          <w:noProof/>
+          <w:lang w:eastAsia="it-IT"/>
+        </w:rPr>
+        <w:drawing>
+          <wp:inline distT="0" distB="0" distL="0" distR="0" wp14:anchorId="5325E2E1" wp14:editId="455CA538">
+            <wp:extent cx="2981741" cy="5077534"/>
+            <wp:effectExtent l="0" t="0" r="9525" b="8890"/>
+            <wp:docPr id="1" name="Immagine 1"/>
+            <wp:cNvGraphicFramePr>
+              <a:graphicFrameLocks xmlns:a="http://schemas.openxmlformats.org/drawingml/2006/main" noChangeAspect="1"/>
+            </wp:cNvGraphicFramePr>
+            <a:graphic xmlns:a="http://schemas.openxmlformats.org/drawingml/2006/main">
+              <a:graphicData uri="http://schemas.openxmlformats.org/drawingml/2006/picture">
+                <pic:pic xmlns:pic="http://schemas.openxmlformats.org/drawingml/2006/picture">
+                  <pic:nvPicPr>
+                    <pic:cNvPr id="0" name=""/>
+                    <pic:cNvPicPr/>
+                  </pic:nvPicPr>
+                  <pic:blipFill>
+                    <a:blip r:embed="rId8"/>
+                    <a:stretch>
+                      <a:fillRect/>
+                    </a:stretch>
+                  </pic:blipFill>
+                  <pic:spPr>
+                    <a:xfrm>
+                      <a:off x="0" y="0"/>
+                      <a:ext cx="2981741" cy="5077534"/>
+                    </a:xfrm>
+                    <a:prstGeom prst="rect">
+                      <a:avLst/>
+                    </a:prstGeom>
+                  </pic:spPr>
+                </pic:pic>
+              </a:graphicData>
+            </a:graphic>
+          </wp:inline>
+        </w:drawing>
+      </w:r>
+    </w:p>
+    <w:p/>
+    <w:p/>
+    <w:p/>
     <w:p>
       <w:pPr>
         <w:pStyle w:val="Titolo2"/>
@@ -9102,7 +9135,7 @@
     <w:p/>
     <w:p/>
     <w:sectPr>
-      <w:headerReference w:type="default" r:id="rId8"/>
+      <w:headerReference w:type="default" r:id="rId9"/>
       <w:pgSz w:w="11906" w:h="16838"/>
       <w:pgMar w:top="1417" w:right="1134" w:bottom="1134" w:left="1134" w:header="708" w:footer="708" w:gutter="0"/>
       <w:cols w:space="708"/>
@@ -10354,7 +10387,7 @@
 </file>
 
 <file path=customXml/itemProps1.xml><?xml version="1.0" encoding="utf-8"?>
-<ds:datastoreItem xmlns:ds="http://schemas.openxmlformats.org/officeDocument/2006/customXml" ds:itemID="{5F4BF2DE-1B9C-4A3F-909C-119CDD4AC0CE}">
+<ds:datastoreItem xmlns:ds="http://schemas.openxmlformats.org/officeDocument/2006/customXml" ds:itemID="{C56745EE-A121-4C39-8375-E08DED13EA4F}">
   <ds:schemaRefs>
     <ds:schemaRef ds:uri="http://schemas.openxmlformats.org/officeDocument/2006/bibliography"/>
   </ds:schemaRefs>
